--- a/TS Jatai Ghanam Project/TS 1.1/TS 1.1 Jatai Tamil Corrections.docx
+++ b/TS Jatai Ghanam Project/TS 1.1/TS 1.1 Jatai Tamil Corrections.docx
@@ -1,7 +1,1363 @@
 
 <file path=word/document.xml><?xml version="1.0" encoding="utf-8"?>
-<w:document xmlns:wpc="http://schemas.microsoft.com/office/word/2010/wordprocessingCanvas" xmlns:cx="http://schemas.microsoft.com/office/drawing/2014/chartex" xmlns:cx1="http://schemas.microsoft.com/office/drawing/2015/9/8/chartex" xmlns:cx2="http://schemas.microsoft.com/office/drawing/2015/10/21/chartex" xmlns:cx3="http://schemas.microsoft.com/office/drawing/2016/5/9/chartex" xmlns:cx4="http://schemas.microsoft.com/office/drawing/2016/5/10/chartex" xmlns:cx5="http://schemas.microsoft.com/office/drawing/2016/5/11/chartex" xmlns:cx6="http://schemas.microsoft.com/office/drawing/2016/5/12/chartex" xmlns:cx7="http://schemas.microsoft.com/office/drawing/2016/5/13/chartex" xmlns:cx8="http://schemas.microsoft.com/office/drawing/2016/5/14/chartex" xmlns:mc="http://schemas.openxmlformats.org/markup-compatibility/2006" xmlns:aink="http://schemas.microsoft.com/office/drawing/2016/ink" xmlns:am3d="http://schemas.microsoft.com/office/drawing/2017/model3d" xmlns:o="urn:schemas-microsoft-com:office:office" xmlns:oel="http://schemas.microsoft.com/office/2019/extlst" xmlns:r="http://schemas.openxmlformats.org/officeDocument/2006/relationships" xmlns:m="http://schemas.openxmlformats.org/officeDocument/2006/math" xmlns:v="urn:schemas-microsoft-com:vml" xmlns:wp14="http://schemas.microsoft.com/office/word/2010/wordprocessingDrawing" xmlns:wp="http://schemas.openxmlformats.org/drawingml/2006/wordprocessingDrawing" xmlns:w10="urn:schemas-microsoft-com:office:word" xmlns:w="http://schemas.openxmlformats.org/wordprocessingml/2006/main" xmlns:w14="http://schemas.microsoft.com/office/word/2010/wordml" xmlns:w15="http://schemas.microsoft.com/office/word/2012/wordml" xmlns:w16cex="http://schemas.microsoft.com/office/word/2018/wordml/cex" xmlns:w16cid="http://schemas.microsoft.com/office/word/2016/wordml/cid" xmlns:w16="http://schemas.microsoft.com/office/word/2018/wordml" xmlns:w16sdtdh="http://schemas.microsoft.com/office/word/2020/wordml/sdtdatahash" xmlns:w16se="http://schemas.microsoft.com/office/word/2015/wordml/symex" xmlns:wpg="http://schemas.microsoft.com/office/word/2010/wordprocessingGroup" xmlns:wpi="http://schemas.microsoft.com/office/word/2010/wordprocessingInk" xmlns:wne="http://schemas.microsoft.com/office/word/2006/wordml" xmlns:wps="http://schemas.microsoft.com/office/word/2010/wordprocessingShape" mc:Ignorable="w14 w15 w16se w16cid w16 w16cex w16sdtdh wp14">
+<w:document xmlns:wpc="http://schemas.microsoft.com/office/word/2010/wordprocessingCanvas" xmlns:cx="http://schemas.microsoft.com/office/drawing/2014/chartex" xmlns:cx1="http://schemas.microsoft.com/office/drawing/2015/9/8/chartex" xmlns:cx2="http://schemas.microsoft.com/office/drawing/2015/10/21/chartex" xmlns:cx3="http://schemas.microsoft.com/office/drawing/2016/5/9/chartex" xmlns:cx4="http://schemas.microsoft.com/office/drawing/2016/5/10/chartex" xmlns:cx5="http://schemas.microsoft.com/office/drawing/2016/5/11/chartex" xmlns:cx6="http://schemas.microsoft.com/office/drawing/2016/5/12/chartex" xmlns:cx7="http://schemas.microsoft.com/office/drawing/2016/5/13/chartex" xmlns:cx8="http://schemas.microsoft.com/office/drawing/2016/5/14/chartex" xmlns:mc="http://schemas.openxmlformats.org/markup-compatibility/2006" xmlns:aink="http://schemas.microsoft.com/office/drawing/2016/ink" xmlns:am3d="http://schemas.microsoft.com/office/drawing/2017/model3d" xmlns:o="urn:schemas-microsoft-com:office:office" xmlns:oel="http://schemas.microsoft.com/office/2019/extlst" xmlns:r="http://schemas.openxmlformats.org/officeDocument/2006/relationships" xmlns:m="http://schemas.openxmlformats.org/officeDocument/2006/math" xmlns:v="urn:schemas-microsoft-com:vml" xmlns:wp14="http://schemas.microsoft.com/office/word/2010/wordprocessingDrawing" xmlns:wp="http://schemas.openxmlformats.org/drawingml/2006/wordprocessingDrawing" xmlns:w10="urn:schemas-microsoft-com:office:word" xmlns:w="http://schemas.openxmlformats.org/wordprocessingml/2006/main" xmlns:w14="http://schemas.microsoft.com/office/word/2010/wordml" xmlns:w15="http://schemas.microsoft.com/office/word/2012/wordml" xmlns:w16cex="http://schemas.microsoft.com/office/word/2018/wordml/cex" xmlns:w16cid="http://schemas.microsoft.com/office/word/2016/wordml/cid" xmlns:w16="http://schemas.microsoft.com/office/word/2018/wordml" xmlns:w16du="http://schemas.microsoft.com/office/word/2023/wordml/word16du" xmlns:w16sdtdh="http://schemas.microsoft.com/office/word/2020/wordml/sdtdatahash" xmlns:w16sdtfl="http://schemas.microsoft.com/office/word/2024/wordml/sdtformatlock" xmlns:w16se="http://schemas.microsoft.com/office/word/2015/wordml/symex" xmlns:wpg="http://schemas.microsoft.com/office/word/2010/wordprocessingGroup" xmlns:wpi="http://schemas.microsoft.com/office/word/2010/wordprocessingInk" xmlns:wne="http://schemas.microsoft.com/office/word/2006/wordml" xmlns:wps="http://schemas.microsoft.com/office/word/2010/wordprocessingShape" mc:Ignorable="w14 w15 w16se w16cid w16 w16cex w16sdtdh w16sdtfl w16du wp14">
   <w:body>
+    <w:p>
+      <w:pPr>
+        <w:spacing w:before="0" w:line="240" w:lineRule="auto"/>
+        <w:jc w:val="center"/>
+        <w:rPr>
+          <w:b/>
+          <w:bCs/>
+          <w:sz w:val="32"/>
+          <w:szCs w:val="32"/>
+          <w:u w:val="single"/>
+        </w:rPr>
+      </w:pPr>
+      <w:r>
+        <w:rPr>
+          <w:b/>
+          <w:bCs/>
+          <w:sz w:val="32"/>
+          <w:szCs w:val="32"/>
+          <w:u w:val="single"/>
+        </w:rPr>
+        <w:t xml:space="preserve">TS </w:t>
+      </w:r>
+      <w:r>
+        <w:rPr>
+          <w:b/>
+          <w:bCs/>
+          <w:sz w:val="32"/>
+          <w:szCs w:val="32"/>
+          <w:u w:val="single"/>
+        </w:rPr>
+        <w:t>Jatai</w:t>
+      </w:r>
+      <w:r>
+        <w:rPr>
+          <w:b/>
+          <w:bCs/>
+          <w:sz w:val="32"/>
+          <w:szCs w:val="32"/>
+          <w:u w:val="single"/>
+        </w:rPr>
+        <w:t xml:space="preserve"> – TS 1.1 </w:t>
+      </w:r>
+      <w:r>
+        <w:rPr>
+          <w:b/>
+          <w:bCs/>
+          <w:sz w:val="32"/>
+          <w:szCs w:val="32"/>
+          <w:u w:val="single"/>
+        </w:rPr>
+        <w:t>Tamil</w:t>
+      </w:r>
+      <w:r>
+        <w:rPr>
+          <w:b/>
+          <w:bCs/>
+          <w:sz w:val="32"/>
+          <w:szCs w:val="32"/>
+          <w:u w:val="single"/>
+        </w:rPr>
+        <w:t xml:space="preserve"> Corrections – Observed till </w:t>
+      </w:r>
+      <w:r>
+        <w:rPr>
+          <w:b/>
+          <w:bCs/>
+          <w:sz w:val="32"/>
+          <w:szCs w:val="32"/>
+          <w:highlight w:val="red"/>
+          <w:u w:val="single"/>
+        </w:rPr>
+        <w:t>????</w:t>
+      </w:r>
+    </w:p>
+    <w:p>
+      <w:pPr>
+        <w:spacing w:before="0" w:line="240" w:lineRule="auto"/>
+        <w:jc w:val="center"/>
+        <w:rPr>
+          <w:b/>
+          <w:bCs/>
+          <w:sz w:val="28"/>
+          <w:szCs w:val="32"/>
+        </w:rPr>
+      </w:pPr>
+      <w:r>
+        <w:rPr>
+          <w:b/>
+          <w:bCs/>
+          <w:sz w:val="28"/>
+          <w:szCs w:val="32"/>
+        </w:rPr>
+        <w:t>(ignore those which are already incorporated in your book’s version and date)</w:t>
+      </w:r>
+    </w:p>
+    <w:tbl>
+      <w:tblPr>
+        <w:tblW w:w="13828" w:type="dxa"/>
+        <w:tblInd w:w="-792" w:type="dxa"/>
+        <w:tblBorders>
+          <w:top w:val="single" w:sz="4" w:space="0" w:color="000000"/>
+          <w:left w:val="single" w:sz="4" w:space="0" w:color="000000"/>
+          <w:bottom w:val="single" w:sz="4" w:space="0" w:color="000000"/>
+          <w:right w:val="single" w:sz="4" w:space="0" w:color="000000"/>
+          <w:insideH w:val="single" w:sz="4" w:space="0" w:color="000000"/>
+          <w:insideV w:val="single" w:sz="4" w:space="0" w:color="000000"/>
+        </w:tblBorders>
+        <w:tblLook w:val="04A0" w:firstRow="1" w:lastRow="0" w:firstColumn="1" w:lastColumn="0" w:noHBand="0" w:noVBand="1"/>
+      </w:tblPr>
+      <w:tblGrid>
+        <w:gridCol w:w="6457"/>
+        <w:gridCol w:w="7371"/>
+      </w:tblGrid>
+      <w:tr>
+        <w:tc>
+          <w:tcPr>
+            <w:tcW w:w="6457" w:type="dxa"/>
+          </w:tcPr>
+          <w:p>
+            <w:pPr>
+              <w:spacing w:before="0" w:line="240" w:lineRule="auto"/>
+              <w:jc w:val="center"/>
+              <w:rPr>
+                <w:b/>
+                <w:sz w:val="32"/>
+                <w:szCs w:val="32"/>
+              </w:rPr>
+            </w:pPr>
+            <w:r>
+              <w:rPr>
+                <w:b/>
+                <w:sz w:val="32"/>
+                <w:szCs w:val="32"/>
+              </w:rPr>
+              <w:t>As Printed</w:t>
+            </w:r>
+          </w:p>
+        </w:tc>
+        <w:tc>
+          <w:tcPr>
+            <w:tcW w:w="7371" w:type="dxa"/>
+          </w:tcPr>
+          <w:p>
+            <w:pPr>
+              <w:spacing w:before="0" w:line="240" w:lineRule="auto"/>
+              <w:ind w:right="-18"/>
+              <w:jc w:val="center"/>
+              <w:rPr>
+                <w:b/>
+                <w:sz w:val="32"/>
+                <w:szCs w:val="32"/>
+              </w:rPr>
+            </w:pPr>
+            <w:r>
+              <w:rPr>
+                <w:b/>
+                <w:sz w:val="32"/>
+                <w:szCs w:val="32"/>
+              </w:rPr>
+              <w:t>To be read as or corrected as</w:t>
+            </w:r>
+          </w:p>
+        </w:tc>
+      </w:tr>
+    </w:tbl>
+    <w:p>
+      <w:pPr>
+        <w:spacing w:before="0" w:line="240" w:lineRule="auto"/>
+        <w:rPr>
+          <w:vanish/>
+          <w:sz w:val="32"/>
+          <w:szCs w:val="32"/>
+        </w:rPr>
+      </w:pPr>
+    </w:p>
+    <w:tbl>
+      <w:tblPr>
+        <w:tblW w:w="13921" w:type="dxa"/>
+        <w:tblInd w:w="-743" w:type="dxa"/>
+        <w:tblBorders>
+          <w:top w:val="single" w:sz="4" w:space="0" w:color="000000"/>
+          <w:left w:val="single" w:sz="4" w:space="0" w:color="000000"/>
+          <w:bottom w:val="single" w:sz="4" w:space="0" w:color="000000"/>
+          <w:right w:val="single" w:sz="4" w:space="0" w:color="000000"/>
+          <w:insideH w:val="single" w:sz="4" w:space="0" w:color="000000"/>
+          <w:insideV w:val="single" w:sz="4" w:space="0" w:color="000000"/>
+        </w:tblBorders>
+        <w:tblLook w:val="04A0" w:firstRow="1" w:lastRow="0" w:firstColumn="1" w:lastColumn="0" w:noHBand="0" w:noVBand="1"/>
+      </w:tblPr>
+      <w:tblGrid>
+        <w:gridCol w:w="6408"/>
+        <w:gridCol w:w="7513"/>
+      </w:tblGrid>
+      <w:tr>
+        <w:trPr>
+          <w:trHeight w:val="2600"/>
+        </w:trPr>
+        <w:tc>
+          <w:tcPr>
+            <w:tcW w:w="6408" w:type="dxa"/>
+          </w:tcPr>
+          <w:p>
+            <w:pPr>
+              <w:autoSpaceDE w:val="0"/>
+              <w:autoSpaceDN w:val="0"/>
+              <w:adjustRightInd w:val="0"/>
+              <w:rPr>
+                <w:rFonts w:ascii="Latha" w:hAnsi="Latha" w:cs="Latha"/>
+                <w:szCs w:val="24"/>
+                <w:lang w:bidi="ta-IN"/>
+              </w:rPr>
+            </w:pPr>
+            <w:r>
+              <w:rPr>
+                <w:rFonts w:cs="Arial Unicode MS"/>
+                <w:b/>
+                <w:bCs/>
+                <w:szCs w:val="24"/>
+                <w:cs/>
+                <w:lang w:bidi="ta-IN"/>
+              </w:rPr>
+              <w:t>45)</w:t>
+            </w:r>
+            <w:r>
+              <w:rPr>
+                <w:rFonts w:ascii="Latha" w:hAnsi="Latha" w:cs="Latha"/>
+                <w:szCs w:val="24"/>
+                <w:lang w:bidi="ta-IN"/>
+              </w:rPr>
+              <w:tab/>
+            </w:r>
+            <w:r>
+              <w:rPr>
+                <w:rFonts w:cs="Arial Unicode MS"/>
+                <w:b/>
+                <w:bCs/>
+                <w:szCs w:val="24"/>
+                <w:cs/>
+                <w:lang w:bidi="ta-IN"/>
+              </w:rPr>
+              <w:t>1.1.9</w:t>
+            </w:r>
+            <w:r>
+              <w:rPr>
+                <w:rFonts w:cs="Arial Unicode MS"/>
+                <w:b/>
+                <w:bCs/>
+                <w:szCs w:val="24"/>
+                <w:lang w:bidi="ta-IN"/>
+              </w:rPr>
+              <w:t>.3(4</w:t>
+            </w:r>
+            <w:r>
+              <w:rPr>
+                <w:rFonts w:cs="Arial Unicode MS"/>
+                <w:b/>
+                <w:bCs/>
+                <w:szCs w:val="24"/>
+                <w:cs/>
+                <w:lang w:bidi="ta-IN"/>
+              </w:rPr>
+              <w:t>2)</w:t>
+            </w:r>
+            <w:r>
+              <w:rPr>
+                <w:rFonts w:ascii="Latha" w:hAnsi="Latha" w:cs="Latha"/>
+                <w:szCs w:val="24"/>
+                <w:lang w:bidi="ta-IN"/>
+              </w:rPr>
+              <w:t xml:space="preserve">-  </w:t>
+            </w:r>
+            <w:r>
+              <w:rPr>
+                <w:rFonts w:ascii="Latha" w:hAnsi="Latha" w:cs="Latha"/>
+                <w:szCs w:val="24"/>
+                <w:cs/>
+                <w:lang w:bidi="ta-IN"/>
+              </w:rPr>
+              <w:t>ச</w:t>
+            </w:r>
+            <w:r>
+              <w:rPr>
+                <w:rFonts w:ascii="BRH Tamil Tab Extra" w:hAnsi="BRH Tamil Tab Extra" w:cs="Latha"/>
+                <w:b/>
+                <w:szCs w:val="24"/>
+                <w:lang w:bidi="ta-IN"/>
+              </w:rPr>
+              <w:t>…</w:t>
+            </w:r>
+            <w:r>
+              <w:rPr>
+                <w:rFonts w:ascii="Latha" w:hAnsi="Latha" w:cs="Latha"/>
+                <w:szCs w:val="24"/>
+                <w:lang w:bidi="ta-IN"/>
+              </w:rPr>
+              <w:t xml:space="preserve"> | </w:t>
+            </w:r>
+            <w:r>
+              <w:rPr>
+                <w:rFonts w:ascii="Latha" w:hAnsi="Latha" w:cs="Latha"/>
+                <w:szCs w:val="24"/>
+                <w:highlight w:val="yellow"/>
+                <w:cs/>
+                <w:lang w:bidi="ta-IN"/>
+              </w:rPr>
+              <w:t>அ</w:t>
+            </w:r>
+            <w:r>
+              <w:rPr>
+                <w:rFonts w:ascii="BRH Tamil Tab Extra" w:hAnsi="BRH Tamil Tab Extra" w:cs="Latha"/>
+                <w:b/>
+                <w:szCs w:val="24"/>
+                <w:highlight w:val="yellow"/>
+                <w:lang w:bidi="ta-IN"/>
+              </w:rPr>
+              <w:t>…</w:t>
+            </w:r>
+            <w:r>
+              <w:rPr>
+                <w:rFonts w:ascii="Latha" w:hAnsi="Latha" w:cs="Latha"/>
+                <w:szCs w:val="24"/>
+                <w:highlight w:val="yellow"/>
+                <w:cs/>
+                <w:lang w:bidi="ta-IN"/>
+              </w:rPr>
+              <w:t>ஸி</w:t>
+            </w:r>
+            <w:r>
+              <w:rPr>
+                <w:rFonts w:ascii="BRH Tamil Tab Extra" w:hAnsi="BRH Tamil Tab Extra" w:cs="Latha"/>
+                <w:b/>
+                <w:szCs w:val="24"/>
+                <w:lang w:bidi="ta-IN"/>
+              </w:rPr>
+              <w:t>…</w:t>
+            </w:r>
+            <w:r>
+              <w:rPr>
+                <w:rFonts w:ascii="Latha" w:hAnsi="Latha" w:cs="Latha"/>
+                <w:szCs w:val="24"/>
+                <w:lang w:bidi="ta-IN"/>
+              </w:rPr>
+              <w:t xml:space="preserve"> |</w:t>
+            </w:r>
+          </w:p>
+          <w:p>
+            <w:pPr>
+              <w:autoSpaceDE w:val="0"/>
+              <w:autoSpaceDN w:val="0"/>
+              <w:adjustRightInd w:val="0"/>
+              <w:rPr>
+                <w:rFonts w:ascii="Latha" w:hAnsi="Latha" w:cs="Latha"/>
+                <w:szCs w:val="24"/>
+                <w:lang w:bidi="ta-IN"/>
+              </w:rPr>
+            </w:pPr>
+            <w:r>
+              <w:rPr>
+                <w:rFonts w:ascii="Latha" w:hAnsi="Latha" w:cs="Latha"/>
+                <w:szCs w:val="24"/>
+                <w:highlight w:val="yellow"/>
+                <w:cs/>
+                <w:lang w:bidi="ta-IN"/>
+              </w:rPr>
+              <w:t>சா</w:t>
+            </w:r>
+            <w:r>
+              <w:rPr>
+                <w:rFonts w:ascii="BRH Tamil Tab Extra" w:hAnsi="BRH Tamil Tab Extra" w:cs="Latha"/>
+                <w:b/>
+                <w:szCs w:val="24"/>
+                <w:highlight w:val="yellow"/>
+                <w:lang w:bidi="ta-IN"/>
+              </w:rPr>
+              <w:t>…</w:t>
+            </w:r>
+            <w:r>
+              <w:rPr>
+                <w:rFonts w:ascii="Latha" w:hAnsi="Latha" w:cs="Latha"/>
+                <w:szCs w:val="24"/>
+                <w:highlight w:val="yellow"/>
+                <w:cs/>
+                <w:lang w:bidi="ta-IN"/>
+              </w:rPr>
+              <w:t>ஸ்ய</w:t>
+            </w:r>
+            <w:r>
+              <w:rPr>
+                <w:rFonts w:ascii="BRH Tamil Tab Extra" w:hAnsi="BRH Tamil Tab Extra" w:cs="Latha"/>
+                <w:b/>
+                <w:szCs w:val="24"/>
+                <w:highlight w:val="yellow"/>
+                <w:lang w:bidi="ta-IN"/>
+              </w:rPr>
+              <w:t>…</w:t>
+            </w:r>
+            <w:r>
+              <w:rPr>
+                <w:rFonts w:ascii="Latha" w:hAnsi="Latha" w:cs="Latha"/>
+                <w:szCs w:val="24"/>
+                <w:highlight w:val="yellow"/>
+                <w:cs/>
+                <w:lang w:bidi="ta-IN"/>
+              </w:rPr>
+              <w:t>ஸி</w:t>
+            </w:r>
+            <w:r>
+              <w:rPr>
+                <w:rFonts w:ascii="BRH Tamil Tab Extra" w:hAnsi="BRH Tamil Tab Extra" w:cs="Latha"/>
+                <w:b/>
+                <w:szCs w:val="24"/>
+                <w:highlight w:val="yellow"/>
+                <w:lang w:bidi="ta-IN"/>
+              </w:rPr>
+              <w:t>…</w:t>
+            </w:r>
+            <w:r>
+              <w:rPr>
+                <w:rFonts w:ascii="Latha" w:hAnsi="Latha" w:cs="Latha"/>
+                <w:szCs w:val="24"/>
+                <w:highlight w:val="yellow"/>
+                <w:lang w:bidi="ta-IN"/>
+              </w:rPr>
+              <w:t xml:space="preserve"> </w:t>
+            </w:r>
+            <w:r>
+              <w:rPr>
+                <w:rFonts w:ascii="Latha" w:hAnsi="Latha" w:cs="Latha"/>
+                <w:szCs w:val="24"/>
+                <w:highlight w:val="yellow"/>
+                <w:cs/>
+                <w:lang w:bidi="ta-IN"/>
+              </w:rPr>
+              <w:t>ச</w:t>
+            </w:r>
+            <w:r>
+              <w:rPr>
+                <w:rFonts w:ascii="BRH Tamil Tab Extra" w:hAnsi="BRH Tamil Tab Extra" w:cs="Latha"/>
+                <w:b/>
+                <w:szCs w:val="24"/>
+                <w:highlight w:val="yellow"/>
+                <w:lang w:bidi="ta-IN"/>
+              </w:rPr>
+              <w:t>…</w:t>
+            </w:r>
+            <w:r>
+              <w:rPr>
+                <w:rFonts w:ascii="Latha" w:hAnsi="Latha" w:cs="Latha"/>
+                <w:szCs w:val="24"/>
+                <w:highlight w:val="yellow"/>
+                <w:lang w:bidi="ta-IN"/>
+              </w:rPr>
+              <w:t xml:space="preserve"> </w:t>
+            </w:r>
+            <w:r>
+              <w:rPr>
+                <w:rFonts w:ascii="Latha" w:hAnsi="Latha" w:cs="Latha"/>
+                <w:szCs w:val="24"/>
+                <w:highlight w:val="yellow"/>
+                <w:cs/>
+                <w:lang w:bidi="ta-IN"/>
+              </w:rPr>
+              <w:t>சா</w:t>
+            </w:r>
+            <w:r>
+              <w:rPr>
+                <w:rFonts w:ascii="BRH Tamil Tab Extra" w:hAnsi="BRH Tamil Tab Extra" w:cs="Latha"/>
+                <w:b/>
+                <w:szCs w:val="24"/>
+                <w:highlight w:val="yellow"/>
+                <w:lang w:bidi="ta-IN"/>
+              </w:rPr>
+              <w:t>…</w:t>
+            </w:r>
+            <w:r>
+              <w:rPr>
+                <w:rFonts w:ascii="Latha" w:hAnsi="Latha" w:cs="Latha"/>
+                <w:szCs w:val="24"/>
+                <w:highlight w:val="yellow"/>
+                <w:cs/>
+                <w:lang w:bidi="ta-IN"/>
+              </w:rPr>
+              <w:t>ஸி</w:t>
+            </w:r>
+            <w:r>
+              <w:rPr>
+                <w:rFonts w:ascii="BRH Tamil Tab Extra" w:hAnsi="BRH Tamil Tab Extra" w:cs="Latha"/>
+                <w:b/>
+                <w:szCs w:val="24"/>
+                <w:highlight w:val="yellow"/>
+                <w:lang w:bidi="ta-IN"/>
+              </w:rPr>
+              <w:t>…</w:t>
+            </w:r>
+            <w:r>
+              <w:rPr>
+                <w:rFonts w:ascii="Latha" w:hAnsi="Latha" w:cs="Latha"/>
+                <w:szCs w:val="24"/>
+                <w:highlight w:val="yellow"/>
+                <w:lang w:bidi="ta-IN"/>
+              </w:rPr>
+              <w:t xml:space="preserve"> |</w:t>
+            </w:r>
+            <w:r>
+              <w:rPr>
+                <w:rFonts w:ascii="Latha" w:hAnsi="Latha" w:cs="Latha"/>
+                <w:szCs w:val="24"/>
+                <w:lang w:bidi="ta-IN"/>
+              </w:rPr>
+              <w:t xml:space="preserve"> </w:t>
+            </w:r>
+          </w:p>
+          <w:p>
+            <w:pPr>
+              <w:autoSpaceDE w:val="0"/>
+              <w:autoSpaceDN w:val="0"/>
+              <w:adjustRightInd w:val="0"/>
+              <w:rPr>
+                <w:rFonts w:ascii="Latha" w:hAnsi="Latha" w:cs="Latha"/>
+                <w:szCs w:val="24"/>
+                <w:lang w:bidi="ta-IN"/>
+              </w:rPr>
+            </w:pPr>
+            <w:r>
+              <w:rPr>
+                <w:rFonts w:cs="Arial Unicode MS"/>
+                <w:b/>
+                <w:bCs/>
+                <w:szCs w:val="24"/>
+                <w:cs/>
+                <w:lang w:bidi="ta-IN"/>
+              </w:rPr>
+              <w:t>46)</w:t>
+            </w:r>
+            <w:r>
+              <w:rPr>
+                <w:rFonts w:ascii="Latha" w:hAnsi="Latha" w:cs="Latha"/>
+                <w:szCs w:val="24"/>
+                <w:lang w:bidi="ta-IN"/>
+              </w:rPr>
+              <w:tab/>
+            </w:r>
+            <w:r>
+              <w:rPr>
+                <w:rFonts w:cs="Arial Unicode MS"/>
+                <w:b/>
+                <w:bCs/>
+                <w:szCs w:val="24"/>
+                <w:cs/>
+                <w:lang w:bidi="ta-IN"/>
+              </w:rPr>
+              <w:t>1.1.9</w:t>
+            </w:r>
+            <w:r>
+              <w:rPr>
+                <w:rFonts w:cs="Arial Unicode MS"/>
+                <w:b/>
+                <w:bCs/>
+                <w:szCs w:val="24"/>
+                <w:lang w:bidi="ta-IN"/>
+              </w:rPr>
+              <w:t>.3(4</w:t>
+            </w:r>
+            <w:r>
+              <w:rPr>
+                <w:rFonts w:cs="Arial Unicode MS"/>
+                <w:b/>
+                <w:bCs/>
+                <w:szCs w:val="24"/>
+                <w:cs/>
+                <w:lang w:bidi="ta-IN"/>
+              </w:rPr>
+              <w:t>3)</w:t>
+            </w:r>
+            <w:r>
+              <w:rPr>
+                <w:rFonts w:ascii="Latha" w:hAnsi="Latha" w:cs="Latha"/>
+                <w:szCs w:val="24"/>
+                <w:lang w:bidi="ta-IN"/>
+              </w:rPr>
+              <w:t xml:space="preserve">-  </w:t>
+            </w:r>
+            <w:r>
+              <w:rPr>
+                <w:rFonts w:ascii="Latha" w:hAnsi="Latha" w:cs="Latha"/>
+                <w:szCs w:val="24"/>
+                <w:highlight w:val="yellow"/>
+                <w:cs/>
+                <w:lang w:bidi="ta-IN"/>
+              </w:rPr>
+              <w:t>அ</w:t>
+            </w:r>
+            <w:r>
+              <w:rPr>
+                <w:rFonts w:ascii="BRH Tamil Tab Extra" w:hAnsi="BRH Tamil Tab Extra" w:cs="Latha"/>
+                <w:b/>
+                <w:szCs w:val="24"/>
+                <w:highlight w:val="yellow"/>
+                <w:lang w:bidi="ta-IN"/>
+              </w:rPr>
+              <w:t>…</w:t>
+            </w:r>
+            <w:r>
+              <w:rPr>
+                <w:rFonts w:ascii="Latha" w:hAnsi="Latha" w:cs="Latha"/>
+                <w:szCs w:val="24"/>
+                <w:highlight w:val="yellow"/>
+                <w:cs/>
+                <w:lang w:bidi="ta-IN"/>
+              </w:rPr>
+              <w:t>ஸி</w:t>
+            </w:r>
+            <w:r>
+              <w:rPr>
+                <w:rFonts w:ascii="BRH Tamil Tab Extra" w:hAnsi="BRH Tamil Tab Extra" w:cs="Latha"/>
+                <w:b/>
+                <w:szCs w:val="24"/>
+                <w:lang w:bidi="ta-IN"/>
+              </w:rPr>
+              <w:t>…</w:t>
+            </w:r>
+            <w:r>
+              <w:rPr>
+                <w:rFonts w:ascii="Latha" w:hAnsi="Latha" w:cs="Latha"/>
+                <w:szCs w:val="24"/>
+                <w:lang w:bidi="ta-IN"/>
+              </w:rPr>
+              <w:t xml:space="preserve"> | </w:t>
+            </w:r>
+            <w:r>
+              <w:rPr>
+                <w:rFonts w:ascii="Latha" w:hAnsi="Latha" w:cs="Latha"/>
+                <w:szCs w:val="24"/>
+                <w:cs/>
+                <w:lang w:bidi="ta-IN"/>
+              </w:rPr>
+              <w:t>வஸ்வீ</w:t>
+            </w:r>
+            <w:r>
+              <w:rPr>
+                <w:rFonts w:ascii="BRH Tamil Tab Extra" w:hAnsi="BRH Tamil Tab Extra" w:cs="Latha"/>
+                <w:b/>
+                <w:szCs w:val="24"/>
+                <w:lang w:bidi="ta-IN"/>
+              </w:rPr>
+              <w:t>‡</w:t>
+            </w:r>
+            <w:r>
+              <w:rPr>
+                <w:rFonts w:ascii="Latha" w:hAnsi="Latha" w:cs="Latha"/>
+                <w:szCs w:val="24"/>
+                <w:lang w:bidi="ta-IN"/>
+              </w:rPr>
+              <w:t xml:space="preserve"> |</w:t>
+            </w:r>
+          </w:p>
+          <w:p>
+            <w:pPr>
+              <w:autoSpaceDE w:val="0"/>
+              <w:autoSpaceDN w:val="0"/>
+              <w:adjustRightInd w:val="0"/>
+              <w:rPr>
+                <w:rFonts w:ascii="BRH Malayalam Extra" w:hAnsi="BRH Malayalam Extra" w:cs="BRH Malayalam Extra"/>
+                <w:sz w:val="28"/>
+                <w:szCs w:val="36"/>
+              </w:rPr>
+            </w:pPr>
+            <w:r>
+              <w:rPr>
+                <w:rFonts w:ascii="Latha" w:hAnsi="Latha" w:cs="Latha"/>
+                <w:szCs w:val="24"/>
+                <w:highlight w:val="yellow"/>
+                <w:cs/>
+                <w:lang w:bidi="ta-IN"/>
+              </w:rPr>
+              <w:t>அ</w:t>
+            </w:r>
+            <w:r>
+              <w:rPr>
+                <w:rFonts w:ascii="BRH Tamil Tab Extra" w:hAnsi="BRH Tamil Tab Extra" w:cs="Latha"/>
+                <w:b/>
+                <w:szCs w:val="24"/>
+                <w:highlight w:val="yellow"/>
+                <w:lang w:bidi="ta-IN"/>
+              </w:rPr>
+              <w:t>…</w:t>
+            </w:r>
+            <w:r>
+              <w:rPr>
+                <w:rFonts w:ascii="Latha" w:hAnsi="Latha" w:cs="Latha"/>
+                <w:szCs w:val="24"/>
+                <w:highlight w:val="yellow"/>
+                <w:cs/>
+                <w:lang w:bidi="ta-IN"/>
+              </w:rPr>
+              <w:t>ஸி</w:t>
+            </w:r>
+            <w:r>
+              <w:rPr>
+                <w:rFonts w:ascii="BRH Tamil Tab Extra" w:hAnsi="BRH Tamil Tab Extra" w:cs="Latha"/>
+                <w:b/>
+                <w:szCs w:val="24"/>
+                <w:highlight w:val="yellow"/>
+                <w:lang w:bidi="ta-IN"/>
+              </w:rPr>
+              <w:t>…</w:t>
+            </w:r>
+            <w:r>
+              <w:rPr>
+                <w:rFonts w:ascii="Latha" w:hAnsi="Latha" w:cs="Latha"/>
+                <w:szCs w:val="24"/>
+                <w:highlight w:val="yellow"/>
+                <w:lang w:bidi="ta-IN"/>
+              </w:rPr>
+              <w:t xml:space="preserve"> </w:t>
+            </w:r>
+            <w:r>
+              <w:rPr>
+                <w:rFonts w:ascii="Latha" w:hAnsi="Latha" w:cs="Latha"/>
+                <w:szCs w:val="24"/>
+                <w:highlight w:val="yellow"/>
+                <w:cs/>
+                <w:lang w:bidi="ta-IN"/>
+              </w:rPr>
+              <w:t>வஸ்வீ</w:t>
+            </w:r>
+            <w:r>
+              <w:rPr>
+                <w:rFonts w:ascii="BRH Tamil Tab Extra" w:hAnsi="BRH Tamil Tab Extra" w:cs="Latha"/>
+                <w:b/>
+                <w:szCs w:val="24"/>
+                <w:highlight w:val="yellow"/>
+                <w:lang w:bidi="ta-IN"/>
+              </w:rPr>
+              <w:t>…</w:t>
+            </w:r>
+            <w:r>
+              <w:rPr>
+                <w:rFonts w:ascii="Latha" w:hAnsi="Latha" w:cs="Latha"/>
+                <w:szCs w:val="24"/>
+                <w:highlight w:val="yellow"/>
+                <w:lang w:bidi="ta-IN"/>
+              </w:rPr>
+              <w:t xml:space="preserve"> </w:t>
+            </w:r>
+            <w:r>
+              <w:rPr>
+                <w:rFonts w:ascii="Latha" w:hAnsi="Latha" w:cs="Latha"/>
+                <w:szCs w:val="24"/>
+                <w:highlight w:val="yellow"/>
+                <w:cs/>
+                <w:lang w:bidi="ta-IN"/>
+              </w:rPr>
+              <w:t>வஸ்வ்ய</w:t>
+            </w:r>
+            <w:r>
+              <w:rPr>
+                <w:rFonts w:ascii="BRH Tamil Tab Extra" w:hAnsi="BRH Tamil Tab Extra" w:cs="Latha"/>
+                <w:b/>
+                <w:szCs w:val="24"/>
+                <w:highlight w:val="yellow"/>
+                <w:lang w:bidi="ta-IN"/>
+              </w:rPr>
+              <w:t>†</w:t>
+            </w:r>
+            <w:r>
+              <w:rPr>
+                <w:rFonts w:ascii="Latha" w:hAnsi="Latha" w:cs="Latha"/>
+                <w:szCs w:val="24"/>
+                <w:highlight w:val="yellow"/>
+                <w:cs/>
+                <w:lang w:bidi="ta-IN"/>
+              </w:rPr>
+              <w:t>ஸ்யஸி</w:t>
+            </w:r>
+            <w:r>
+              <w:rPr>
+                <w:rFonts w:ascii="BRH Tamil Tab Extra" w:hAnsi="BRH Tamil Tab Extra" w:cs="Latha"/>
+                <w:b/>
+                <w:szCs w:val="24"/>
+                <w:highlight w:val="yellow"/>
+                <w:lang w:bidi="ta-IN"/>
+              </w:rPr>
+              <w:t>…</w:t>
+            </w:r>
+            <w:r>
+              <w:rPr>
+                <w:rFonts w:ascii="Latha" w:hAnsi="Latha" w:cs="Latha"/>
+                <w:szCs w:val="24"/>
+                <w:highlight w:val="yellow"/>
+                <w:lang w:bidi="ta-IN"/>
+              </w:rPr>
+              <w:t xml:space="preserve"> </w:t>
+            </w:r>
+            <w:r>
+              <w:rPr>
+                <w:rFonts w:ascii="Latha" w:hAnsi="Latha" w:cs="Latha"/>
+                <w:szCs w:val="24"/>
+                <w:highlight w:val="yellow"/>
+                <w:cs/>
+                <w:lang w:bidi="ta-IN"/>
+              </w:rPr>
+              <w:t>வஸ்வீ</w:t>
+            </w:r>
+            <w:r>
+              <w:rPr>
+                <w:rFonts w:ascii="BRH Tamil Tab Extra" w:hAnsi="BRH Tamil Tab Extra" w:cs="Latha"/>
+                <w:b/>
+                <w:szCs w:val="24"/>
+                <w:highlight w:val="yellow"/>
+                <w:lang w:bidi="ta-IN"/>
+              </w:rPr>
+              <w:t>‡</w:t>
+            </w:r>
+            <w:r>
+              <w:rPr>
+                <w:rFonts w:ascii="Latha" w:hAnsi="Latha" w:cs="Latha"/>
+                <w:szCs w:val="24"/>
+                <w:lang w:bidi="ta-IN"/>
+              </w:rPr>
+              <w:t xml:space="preserve"> | </w:t>
+            </w:r>
+          </w:p>
+        </w:tc>
+        <w:tc>
+          <w:tcPr>
+            <w:tcW w:w="7513" w:type="dxa"/>
+          </w:tcPr>
+          <w:p>
+            <w:pPr>
+              <w:autoSpaceDE w:val="0"/>
+              <w:autoSpaceDN w:val="0"/>
+              <w:adjustRightInd w:val="0"/>
+              <w:rPr>
+                <w:rFonts w:ascii="Latha" w:hAnsi="Latha" w:cs="Latha"/>
+                <w:szCs w:val="24"/>
+                <w:lang w:bidi="ta-IN"/>
+              </w:rPr>
+            </w:pPr>
+            <w:r>
+              <w:rPr>
+                <w:rFonts w:cs="Arial Unicode MS"/>
+                <w:b/>
+                <w:bCs/>
+                <w:szCs w:val="24"/>
+                <w:cs/>
+                <w:lang w:bidi="ta-IN"/>
+              </w:rPr>
+              <w:t>45)</w:t>
+            </w:r>
+            <w:r>
+              <w:rPr>
+                <w:rFonts w:ascii="Latha" w:hAnsi="Latha" w:cs="Latha"/>
+                <w:szCs w:val="24"/>
+                <w:lang w:bidi="ta-IN"/>
+              </w:rPr>
+              <w:tab/>
+            </w:r>
+            <w:r>
+              <w:rPr>
+                <w:rFonts w:cs="Arial Unicode MS"/>
+                <w:b/>
+                <w:bCs/>
+                <w:szCs w:val="24"/>
+                <w:cs/>
+                <w:lang w:bidi="ta-IN"/>
+              </w:rPr>
+              <w:t>1.1.9</w:t>
+            </w:r>
+            <w:r>
+              <w:rPr>
+                <w:rFonts w:cs="Arial Unicode MS"/>
+                <w:b/>
+                <w:bCs/>
+                <w:szCs w:val="24"/>
+                <w:lang w:bidi="ta-IN"/>
+              </w:rPr>
+              <w:t>.3(4</w:t>
+            </w:r>
+            <w:r>
+              <w:rPr>
+                <w:rFonts w:cs="Arial Unicode MS"/>
+                <w:b/>
+                <w:bCs/>
+                <w:szCs w:val="24"/>
+                <w:cs/>
+                <w:lang w:bidi="ta-IN"/>
+              </w:rPr>
+              <w:t>2)</w:t>
+            </w:r>
+            <w:r>
+              <w:rPr>
+                <w:rFonts w:ascii="Latha" w:hAnsi="Latha" w:cs="Latha"/>
+                <w:szCs w:val="24"/>
+                <w:lang w:bidi="ta-IN"/>
+              </w:rPr>
+              <w:t xml:space="preserve">-  </w:t>
+            </w:r>
+            <w:r>
+              <w:rPr>
+                <w:rFonts w:ascii="Latha" w:hAnsi="Latha" w:cs="Latha"/>
+                <w:szCs w:val="24"/>
+                <w:cs/>
+                <w:lang w:bidi="ta-IN"/>
+              </w:rPr>
+              <w:t>ச</w:t>
+            </w:r>
+            <w:r>
+              <w:rPr>
+                <w:rFonts w:ascii="BRH Tamil Tab Extra" w:hAnsi="BRH Tamil Tab Extra" w:cs="Latha"/>
+                <w:b/>
+                <w:szCs w:val="24"/>
+                <w:lang w:bidi="ta-IN"/>
+              </w:rPr>
+              <w:t>…</w:t>
+            </w:r>
+            <w:r>
+              <w:rPr>
+                <w:rFonts w:ascii="Latha" w:hAnsi="Latha" w:cs="Latha"/>
+                <w:szCs w:val="24"/>
+                <w:lang w:bidi="ta-IN"/>
+              </w:rPr>
+              <w:t xml:space="preserve"> | </w:t>
+            </w:r>
+            <w:r>
+              <w:rPr>
+                <w:rFonts w:ascii="Latha" w:hAnsi="Latha" w:cs="Latha"/>
+                <w:szCs w:val="24"/>
+                <w:highlight w:val="green"/>
+                <w:cs/>
+                <w:lang w:bidi="ta-IN"/>
+              </w:rPr>
+              <w:t>அஸி</w:t>
+            </w:r>
+            <w:r>
+              <w:rPr>
+                <w:rFonts w:ascii="BRH Tamil Tab Extra" w:hAnsi="BRH Tamil Tab Extra" w:cs="Latha"/>
+                <w:b/>
+                <w:szCs w:val="24"/>
+                <w:lang w:bidi="ta-IN"/>
+              </w:rPr>
+              <w:t>†</w:t>
+            </w:r>
+            <w:r>
+              <w:rPr>
+                <w:rFonts w:ascii="Latha" w:hAnsi="Latha" w:cs="Latha"/>
+                <w:szCs w:val="24"/>
+                <w:lang w:bidi="ta-IN"/>
+              </w:rPr>
+              <w:t xml:space="preserve"> |</w:t>
+            </w:r>
+          </w:p>
+          <w:p>
+            <w:pPr>
+              <w:autoSpaceDE w:val="0"/>
+              <w:autoSpaceDN w:val="0"/>
+              <w:adjustRightInd w:val="0"/>
+              <w:rPr>
+                <w:rFonts w:ascii="Latha" w:hAnsi="Latha" w:cs="Latha"/>
+                <w:szCs w:val="24"/>
+                <w:lang w:bidi="ta-IN"/>
+              </w:rPr>
+            </w:pPr>
+            <w:r>
+              <w:rPr>
+                <w:rFonts w:ascii="Latha" w:hAnsi="Latha" w:cs="Latha"/>
+                <w:szCs w:val="24"/>
+                <w:highlight w:val="green"/>
+                <w:cs/>
+                <w:lang w:bidi="ta-IN"/>
+              </w:rPr>
+              <w:t>சாஸ்யஸி</w:t>
+            </w:r>
+            <w:r>
+              <w:rPr>
+                <w:rFonts w:ascii="BRH Tamil Tab Extra" w:hAnsi="BRH Tamil Tab Extra" w:cs="Latha"/>
+                <w:b/>
+                <w:szCs w:val="24"/>
+                <w:highlight w:val="green"/>
+                <w:lang w:bidi="ta-IN"/>
+              </w:rPr>
+              <w:t>†</w:t>
+            </w:r>
+            <w:r>
+              <w:rPr>
+                <w:rFonts w:ascii="Latha" w:hAnsi="Latha" w:cs="Latha"/>
+                <w:szCs w:val="24"/>
+                <w:highlight w:val="green"/>
+                <w:lang w:bidi="ta-IN"/>
+              </w:rPr>
+              <w:t xml:space="preserve"> </w:t>
+            </w:r>
+            <w:r>
+              <w:rPr>
+                <w:rFonts w:ascii="Latha" w:hAnsi="Latha" w:cs="Latha"/>
+                <w:szCs w:val="24"/>
+                <w:highlight w:val="green"/>
+                <w:cs/>
+                <w:lang w:bidi="ta-IN"/>
+              </w:rPr>
+              <w:t>ச</w:t>
+            </w:r>
+            <w:r>
+              <w:rPr>
+                <w:rFonts w:ascii="BRH Tamil Tab Extra" w:hAnsi="BRH Tamil Tab Extra" w:cs="Latha"/>
+                <w:b/>
+                <w:szCs w:val="24"/>
+                <w:highlight w:val="green"/>
+                <w:lang w:bidi="ta-IN"/>
+              </w:rPr>
+              <w:t>…</w:t>
+            </w:r>
+            <w:r>
+              <w:rPr>
+                <w:rFonts w:ascii="Latha" w:hAnsi="Latha" w:cs="Latha"/>
+                <w:szCs w:val="24"/>
+                <w:highlight w:val="green"/>
+                <w:lang w:bidi="ta-IN"/>
+              </w:rPr>
+              <w:t xml:space="preserve"> </w:t>
+            </w:r>
+            <w:r>
+              <w:rPr>
+                <w:rFonts w:ascii="Latha" w:hAnsi="Latha" w:cs="Latha"/>
+                <w:szCs w:val="24"/>
+                <w:highlight w:val="green"/>
+                <w:cs/>
+                <w:lang w:bidi="ta-IN"/>
+              </w:rPr>
+              <w:t>சாஸி</w:t>
+            </w:r>
+            <w:r>
+              <w:rPr>
+                <w:rFonts w:ascii="BRH Tamil Tab Extra" w:hAnsi="BRH Tamil Tab Extra" w:cs="Latha"/>
+                <w:b/>
+                <w:szCs w:val="24"/>
+                <w:highlight w:val="green"/>
+                <w:lang w:bidi="ta-IN"/>
+              </w:rPr>
+              <w:t>†</w:t>
+            </w:r>
+            <w:r>
+              <w:rPr>
+                <w:rFonts w:ascii="Latha" w:hAnsi="Latha" w:cs="Latha"/>
+                <w:szCs w:val="24"/>
+                <w:highlight w:val="green"/>
+                <w:lang w:bidi="ta-IN"/>
+              </w:rPr>
+              <w:t xml:space="preserve"> |</w:t>
+            </w:r>
+            <w:r>
+              <w:rPr>
+                <w:rFonts w:ascii="Latha" w:hAnsi="Latha" w:cs="Latha"/>
+                <w:szCs w:val="24"/>
+                <w:lang w:bidi="ta-IN"/>
+              </w:rPr>
+              <w:t xml:space="preserve"> </w:t>
+            </w:r>
+          </w:p>
+          <w:p>
+            <w:pPr>
+              <w:autoSpaceDE w:val="0"/>
+              <w:autoSpaceDN w:val="0"/>
+              <w:adjustRightInd w:val="0"/>
+              <w:rPr>
+                <w:rFonts w:ascii="Latha" w:hAnsi="Latha" w:cs="Latha"/>
+                <w:szCs w:val="24"/>
+                <w:lang w:bidi="ta-IN"/>
+              </w:rPr>
+            </w:pPr>
+            <w:r>
+              <w:rPr>
+                <w:rFonts w:cs="Arial Unicode MS"/>
+                <w:b/>
+                <w:bCs/>
+                <w:szCs w:val="24"/>
+                <w:cs/>
+                <w:lang w:bidi="ta-IN"/>
+              </w:rPr>
+              <w:t>46)</w:t>
+            </w:r>
+            <w:r>
+              <w:rPr>
+                <w:rFonts w:ascii="Latha" w:hAnsi="Latha" w:cs="Latha"/>
+                <w:szCs w:val="24"/>
+                <w:lang w:bidi="ta-IN"/>
+              </w:rPr>
+              <w:tab/>
+            </w:r>
+            <w:r>
+              <w:rPr>
+                <w:rFonts w:cs="Arial Unicode MS"/>
+                <w:b/>
+                <w:bCs/>
+                <w:szCs w:val="24"/>
+                <w:cs/>
+                <w:lang w:bidi="ta-IN"/>
+              </w:rPr>
+              <w:t>1.1.9</w:t>
+            </w:r>
+            <w:r>
+              <w:rPr>
+                <w:rFonts w:cs="Arial Unicode MS"/>
+                <w:b/>
+                <w:bCs/>
+                <w:szCs w:val="24"/>
+                <w:lang w:bidi="ta-IN"/>
+              </w:rPr>
+              <w:t>.3(4</w:t>
+            </w:r>
+            <w:r>
+              <w:rPr>
+                <w:rFonts w:cs="Arial Unicode MS"/>
+                <w:b/>
+                <w:bCs/>
+                <w:szCs w:val="24"/>
+                <w:cs/>
+                <w:lang w:bidi="ta-IN"/>
+              </w:rPr>
+              <w:t>3)</w:t>
+            </w:r>
+            <w:r>
+              <w:rPr>
+                <w:rFonts w:ascii="Latha" w:hAnsi="Latha" w:cs="Latha"/>
+                <w:szCs w:val="24"/>
+                <w:lang w:bidi="ta-IN"/>
+              </w:rPr>
+              <w:t xml:space="preserve">-  </w:t>
+            </w:r>
+            <w:r>
+              <w:rPr>
+                <w:rFonts w:ascii="Latha" w:hAnsi="Latha" w:cs="Latha"/>
+                <w:szCs w:val="24"/>
+                <w:highlight w:val="green"/>
+                <w:cs/>
+                <w:lang w:bidi="ta-IN"/>
+              </w:rPr>
+              <w:t>அஸி</w:t>
+            </w:r>
+            <w:r>
+              <w:rPr>
+                <w:rFonts w:ascii="BRH Tamil Tab Extra" w:hAnsi="BRH Tamil Tab Extra" w:cs="Latha"/>
+                <w:b/>
+                <w:szCs w:val="24"/>
+                <w:lang w:bidi="ta-IN"/>
+              </w:rPr>
+              <w:t>†</w:t>
+            </w:r>
+            <w:r>
+              <w:rPr>
+                <w:rFonts w:ascii="Latha" w:hAnsi="Latha" w:cs="Latha"/>
+                <w:szCs w:val="24"/>
+                <w:lang w:bidi="ta-IN"/>
+              </w:rPr>
+              <w:t xml:space="preserve"> |</w:t>
+            </w:r>
+            <w:r>
+              <w:rPr>
+                <w:rFonts w:ascii="Latha" w:hAnsi="Latha" w:cs="Latha"/>
+                <w:szCs w:val="24"/>
+                <w:lang w:bidi="ta-IN"/>
+              </w:rPr>
+              <w:t xml:space="preserve"> </w:t>
+            </w:r>
+            <w:r>
+              <w:rPr>
+                <w:rFonts w:ascii="Latha" w:hAnsi="Latha" w:cs="Latha"/>
+                <w:szCs w:val="24"/>
+                <w:cs/>
+                <w:lang w:bidi="ta-IN"/>
+              </w:rPr>
+              <w:t>வஸ்வீ</w:t>
+            </w:r>
+            <w:r>
+              <w:rPr>
+                <w:rFonts w:ascii="BRH Tamil Tab Extra" w:hAnsi="BRH Tamil Tab Extra" w:cs="Latha"/>
+                <w:b/>
+                <w:szCs w:val="24"/>
+                <w:lang w:bidi="ta-IN"/>
+              </w:rPr>
+              <w:t>‡</w:t>
+            </w:r>
+            <w:r>
+              <w:rPr>
+                <w:rFonts w:ascii="Latha" w:hAnsi="Latha" w:cs="Latha"/>
+                <w:szCs w:val="24"/>
+                <w:lang w:bidi="ta-IN"/>
+              </w:rPr>
+              <w:t xml:space="preserve"> |</w:t>
+            </w:r>
+          </w:p>
+          <w:p>
+            <w:pPr>
+              <w:autoSpaceDE w:val="0"/>
+              <w:autoSpaceDN w:val="0"/>
+              <w:adjustRightInd w:val="0"/>
+              <w:rPr>
+                <w:rFonts w:ascii="BRH Malayalam Extra" w:hAnsi="BRH Malayalam Extra" w:cs="BRH Malayalam Extra"/>
+                <w:sz w:val="28"/>
+                <w:szCs w:val="36"/>
+              </w:rPr>
+            </w:pPr>
+            <w:r>
+              <w:rPr>
+                <w:rFonts w:ascii="Latha" w:hAnsi="Latha" w:cs="Latha"/>
+                <w:szCs w:val="24"/>
+                <w:highlight w:val="green"/>
+                <w:cs/>
+                <w:lang w:bidi="ta-IN"/>
+              </w:rPr>
+              <w:t>அஸி</w:t>
+            </w:r>
+            <w:r>
+              <w:rPr>
+                <w:rFonts w:ascii="BRH Tamil Tab Extra" w:hAnsi="BRH Tamil Tab Extra" w:cs="Latha"/>
+                <w:b/>
+                <w:szCs w:val="24"/>
+                <w:highlight w:val="green"/>
+                <w:lang w:bidi="ta-IN"/>
+              </w:rPr>
+              <w:t>…</w:t>
+            </w:r>
+            <w:r>
+              <w:rPr>
+                <w:rFonts w:ascii="Latha" w:hAnsi="Latha" w:cs="Latha"/>
+                <w:szCs w:val="24"/>
+                <w:highlight w:val="green"/>
+                <w:lang w:bidi="ta-IN"/>
+              </w:rPr>
+              <w:t xml:space="preserve"> </w:t>
+            </w:r>
+            <w:r>
+              <w:rPr>
+                <w:rFonts w:ascii="Latha" w:hAnsi="Latha" w:cs="Latha"/>
+                <w:szCs w:val="24"/>
+                <w:highlight w:val="green"/>
+                <w:cs/>
+                <w:lang w:bidi="ta-IN"/>
+              </w:rPr>
+              <w:t>வஸ்வீ</w:t>
+            </w:r>
+            <w:r>
+              <w:rPr>
+                <w:rFonts w:ascii="BRH Tamil Tab Extra" w:hAnsi="BRH Tamil Tab Extra" w:cs="Latha"/>
+                <w:b/>
+                <w:szCs w:val="24"/>
+                <w:highlight w:val="green"/>
+                <w:lang w:bidi="ta-IN"/>
+              </w:rPr>
+              <w:t>…</w:t>
+            </w:r>
+            <w:r>
+              <w:rPr>
+                <w:rFonts w:ascii="Latha" w:hAnsi="Latha" w:cs="Latha"/>
+                <w:szCs w:val="24"/>
+                <w:highlight w:val="green"/>
+                <w:lang w:bidi="ta-IN"/>
+              </w:rPr>
+              <w:t xml:space="preserve"> </w:t>
+            </w:r>
+            <w:r>
+              <w:rPr>
+                <w:rFonts w:ascii="Latha" w:hAnsi="Latha" w:cs="Latha"/>
+                <w:szCs w:val="24"/>
+                <w:highlight w:val="green"/>
+                <w:cs/>
+                <w:lang w:bidi="ta-IN"/>
+              </w:rPr>
+              <w:t>வஸ்வ்யஸ்யஸி</w:t>
+            </w:r>
+            <w:r>
+              <w:rPr>
+                <w:rFonts w:ascii="BRH Tamil Tab Extra" w:hAnsi="BRH Tamil Tab Extra" w:cs="Latha"/>
+                <w:b/>
+                <w:szCs w:val="24"/>
+                <w:highlight w:val="green"/>
+                <w:lang w:bidi="ta-IN"/>
+              </w:rPr>
+              <w:t>…</w:t>
+            </w:r>
+            <w:r>
+              <w:rPr>
+                <w:rFonts w:ascii="Latha" w:hAnsi="Latha" w:cs="Latha"/>
+                <w:szCs w:val="24"/>
+                <w:highlight w:val="green"/>
+                <w:lang w:bidi="ta-IN"/>
+              </w:rPr>
+              <w:t xml:space="preserve"> </w:t>
+            </w:r>
+            <w:r>
+              <w:rPr>
+                <w:rFonts w:ascii="Latha" w:hAnsi="Latha" w:cs="Latha"/>
+                <w:szCs w:val="24"/>
+                <w:highlight w:val="green"/>
+                <w:cs/>
+                <w:lang w:bidi="ta-IN"/>
+              </w:rPr>
+              <w:t>வஸ்வீ</w:t>
+            </w:r>
+            <w:r>
+              <w:rPr>
+                <w:rFonts w:ascii="BRH Tamil Tab Extra" w:hAnsi="BRH Tamil Tab Extra" w:cs="Latha"/>
+                <w:b/>
+                <w:szCs w:val="24"/>
+                <w:highlight w:val="green"/>
+                <w:lang w:bidi="ta-IN"/>
+              </w:rPr>
+              <w:t>‡</w:t>
+            </w:r>
+            <w:r>
+              <w:rPr>
+                <w:rFonts w:ascii="Latha" w:hAnsi="Latha" w:cs="Latha"/>
+                <w:szCs w:val="24"/>
+                <w:highlight w:val="green"/>
+                <w:lang w:bidi="ta-IN"/>
+              </w:rPr>
+              <w:t xml:space="preserve"> |</w:t>
+            </w:r>
+            <w:r>
+              <w:rPr>
+                <w:rFonts w:ascii="Latha" w:hAnsi="Latha" w:cs="Latha"/>
+                <w:szCs w:val="24"/>
+                <w:lang w:bidi="ta-IN"/>
+              </w:rPr>
+              <w:t xml:space="preserve"> </w:t>
+            </w:r>
+          </w:p>
+        </w:tc>
+      </w:tr>
+    </w:tbl>
+    <w:p>
+      <w:pPr>
+        <w:spacing w:before="0" w:line="240" w:lineRule="auto"/>
+        <w:jc w:val="center"/>
+        <w:rPr>
+          <w:b/>
+          <w:bCs/>
+          <w:sz w:val="32"/>
+          <w:szCs w:val="32"/>
+          <w:u w:val="single"/>
+        </w:rPr>
+      </w:pPr>
+    </w:p>
+    <w:p>
+      <w:pPr>
+        <w:spacing w:before="0" w:line="240" w:lineRule="auto"/>
+        <w:jc w:val="center"/>
+        <w:rPr>
+          <w:b/>
+          <w:bCs/>
+          <w:sz w:val="32"/>
+          <w:szCs w:val="32"/>
+          <w:u w:val="single"/>
+        </w:rPr>
+      </w:pPr>
+    </w:p>
     <w:p>
       <w:pPr>
         <w:spacing w:before="0" w:line="240" w:lineRule="auto"/>
@@ -227,6 +1583,7 @@
                 <w:szCs w:val="28"/>
                 <w:u w:val="single"/>
               </w:rPr>
+              <w:lastRenderedPageBreak/>
               <w:t>TS 1.1.1.1 – Jatai</w:t>
             </w:r>
           </w:p>
@@ -3820,7 +5177,6 @@
                 <w:cs/>
                 <w:lang w:bidi="ta-IN"/>
               </w:rPr>
-              <w:lastRenderedPageBreak/>
               <w:t>4)</w:t>
             </w:r>
             <w:r>
@@ -4029,6 +5385,7 @@
                 <w:cs/>
                 <w:lang w:bidi="ta-IN"/>
               </w:rPr>
+              <w:lastRenderedPageBreak/>
               <w:t>உத் பு</w:t>
             </w:r>
             <w:r>
@@ -4152,6 +5509,7 @@
                 <w:cs/>
                 <w:lang w:bidi="ta-IN"/>
               </w:rPr>
+              <w:lastRenderedPageBreak/>
               <w:t>4)</w:t>
             </w:r>
             <w:r>
@@ -4360,6 +5718,7 @@
                 <w:cs/>
                 <w:lang w:bidi="ta-IN"/>
               </w:rPr>
+              <w:lastRenderedPageBreak/>
               <w:t>உத் பு</w:t>
             </w:r>
             <w:r>
@@ -4488,6 +5847,7 @@
                 <w:szCs w:val="28"/>
                 <w:u w:val="single"/>
               </w:rPr>
+              <w:lastRenderedPageBreak/>
               <w:t>1.1.8.1 Jatai</w:t>
             </w:r>
           </w:p>
@@ -6891,7 +8251,6 @@
                 <w:cs/>
                 <w:lang w:bidi="ta-IN"/>
               </w:rPr>
-              <w:lastRenderedPageBreak/>
               <w:t>46)</w:t>
             </w:r>
             <w:r>
@@ -7124,6 +8483,7 @@
                 <w:cs/>
                 <w:lang w:bidi="ta-IN"/>
               </w:rPr>
+              <w:lastRenderedPageBreak/>
               <w:t>க</w:t>
             </w:r>
             <w:r>
@@ -8240,7 +9600,6 @@
                 <w:cs/>
                 <w:lang w:bidi="ta-IN"/>
               </w:rPr>
-              <w:lastRenderedPageBreak/>
               <w:t>46)</w:t>
             </w:r>
             <w:r>
@@ -8454,6 +9813,7 @@
                 <w:cs/>
                 <w:lang w:bidi="ta-IN"/>
               </w:rPr>
+              <w:lastRenderedPageBreak/>
               <w:t>க</w:t>
             </w:r>
             <w:r>
@@ -17768,7 +19128,6 @@
           <w:szCs w:val="32"/>
           <w:u w:val="single"/>
         </w:rPr>
-        <w:lastRenderedPageBreak/>
         <w:t xml:space="preserve">TS </w:t>
       </w:r>
       <w:r>
@@ -17900,6 +19259,7 @@
           <w:sz w:val="28"/>
           <w:szCs w:val="32"/>
         </w:rPr>
+        <w:lastRenderedPageBreak/>
         <w:t>(ignore those which are already incorporated in your book’s version and date)</w:t>
       </w:r>
     </w:p>
@@ -18882,7 +20242,7 @@
 </file>
 
 <file path=word/endnotes.xml><?xml version="1.0" encoding="utf-8"?>
-<w:endnotes xmlns:wpc="http://schemas.microsoft.com/office/word/2010/wordprocessingCanvas" xmlns:cx="http://schemas.microsoft.com/office/drawing/2014/chartex" xmlns:cx1="http://schemas.microsoft.com/office/drawing/2015/9/8/chartex" xmlns:cx2="http://schemas.microsoft.com/office/drawing/2015/10/21/chartex" xmlns:cx3="http://schemas.microsoft.com/office/drawing/2016/5/9/chartex" xmlns:cx4="http://schemas.microsoft.com/office/drawing/2016/5/10/chartex" xmlns:cx5="http://schemas.microsoft.com/office/drawing/2016/5/11/chartex" xmlns:cx6="http://schemas.microsoft.com/office/drawing/2016/5/12/chartex" xmlns:cx7="http://schemas.microsoft.com/office/drawing/2016/5/13/chartex" xmlns:cx8="http://schemas.microsoft.com/office/drawing/2016/5/14/chartex" xmlns:mc="http://schemas.openxmlformats.org/markup-compatibility/2006" xmlns:aink="http://schemas.microsoft.com/office/drawing/2016/ink" xmlns:am3d="http://schemas.microsoft.com/office/drawing/2017/model3d" xmlns:o="urn:schemas-microsoft-com:office:office" xmlns:oel="http://schemas.microsoft.com/office/2019/extlst" xmlns:r="http://schemas.openxmlformats.org/officeDocument/2006/relationships" xmlns:m="http://schemas.openxmlformats.org/officeDocument/2006/math" xmlns:v="urn:schemas-microsoft-com:vml" xmlns:wp14="http://schemas.microsoft.com/office/word/2010/wordprocessingDrawing" xmlns:wp="http://schemas.openxmlformats.org/drawingml/2006/wordprocessingDrawing" xmlns:w10="urn:schemas-microsoft-com:office:word" xmlns:w="http://schemas.openxmlformats.org/wordprocessingml/2006/main" xmlns:w14="http://schemas.microsoft.com/office/word/2010/wordml" xmlns:w15="http://schemas.microsoft.com/office/word/2012/wordml" xmlns:w16cex="http://schemas.microsoft.com/office/word/2018/wordml/cex" xmlns:w16cid="http://schemas.microsoft.com/office/word/2016/wordml/cid" xmlns:w16="http://schemas.microsoft.com/office/word/2018/wordml" xmlns:w16sdtdh="http://schemas.microsoft.com/office/word/2020/wordml/sdtdatahash" xmlns:w16se="http://schemas.microsoft.com/office/word/2015/wordml/symex" xmlns:wpg="http://schemas.microsoft.com/office/word/2010/wordprocessingGroup" xmlns:wpi="http://schemas.microsoft.com/office/word/2010/wordprocessingInk" xmlns:wne="http://schemas.microsoft.com/office/word/2006/wordml" xmlns:wps="http://schemas.microsoft.com/office/word/2010/wordprocessingShape" mc:Ignorable="w14 w15 w16se w16cid w16 w16cex w16sdtdh wp14">
+<w:endnotes xmlns:wpc="http://schemas.microsoft.com/office/word/2010/wordprocessingCanvas" xmlns:cx="http://schemas.microsoft.com/office/drawing/2014/chartex" xmlns:cx1="http://schemas.microsoft.com/office/drawing/2015/9/8/chartex" xmlns:cx2="http://schemas.microsoft.com/office/drawing/2015/10/21/chartex" xmlns:cx3="http://schemas.microsoft.com/office/drawing/2016/5/9/chartex" xmlns:cx4="http://schemas.microsoft.com/office/drawing/2016/5/10/chartex" xmlns:cx5="http://schemas.microsoft.com/office/drawing/2016/5/11/chartex" xmlns:cx6="http://schemas.microsoft.com/office/drawing/2016/5/12/chartex" xmlns:cx7="http://schemas.microsoft.com/office/drawing/2016/5/13/chartex" xmlns:cx8="http://schemas.microsoft.com/office/drawing/2016/5/14/chartex" xmlns:mc="http://schemas.openxmlformats.org/markup-compatibility/2006" xmlns:aink="http://schemas.microsoft.com/office/drawing/2016/ink" xmlns:am3d="http://schemas.microsoft.com/office/drawing/2017/model3d" xmlns:o="urn:schemas-microsoft-com:office:office" xmlns:oel="http://schemas.microsoft.com/office/2019/extlst" xmlns:r="http://schemas.openxmlformats.org/officeDocument/2006/relationships" xmlns:m="http://schemas.openxmlformats.org/officeDocument/2006/math" xmlns:v="urn:schemas-microsoft-com:vml" xmlns:wp14="http://schemas.microsoft.com/office/word/2010/wordprocessingDrawing" xmlns:wp="http://schemas.openxmlformats.org/drawingml/2006/wordprocessingDrawing" xmlns:w10="urn:schemas-microsoft-com:office:word" xmlns:w="http://schemas.openxmlformats.org/wordprocessingml/2006/main" xmlns:w14="http://schemas.microsoft.com/office/word/2010/wordml" xmlns:w15="http://schemas.microsoft.com/office/word/2012/wordml" xmlns:w16cex="http://schemas.microsoft.com/office/word/2018/wordml/cex" xmlns:w16cid="http://schemas.microsoft.com/office/word/2016/wordml/cid" xmlns:w16="http://schemas.microsoft.com/office/word/2018/wordml" xmlns:w16du="http://schemas.microsoft.com/office/word/2023/wordml/word16du" xmlns:w16sdtdh="http://schemas.microsoft.com/office/word/2020/wordml/sdtdatahash" xmlns:w16sdtfl="http://schemas.microsoft.com/office/word/2024/wordml/sdtformatlock" xmlns:w16se="http://schemas.microsoft.com/office/word/2015/wordml/symex" xmlns:wpg="http://schemas.microsoft.com/office/word/2010/wordprocessingGroup" xmlns:wpi="http://schemas.microsoft.com/office/word/2010/wordprocessingInk" xmlns:wne="http://schemas.microsoft.com/office/word/2006/wordml" xmlns:wps="http://schemas.microsoft.com/office/word/2010/wordprocessingShape" mc:Ignorable="w14 w15 w16se w16cid w16 w16cex w16sdtdh w16sdtfl w16du wp14">
   <w:endnote w:type="separator" w:id="-1">
     <w:p>
       <w:pPr>
@@ -18907,7 +20267,7 @@
 </file>
 
 <file path=word/footer1.xml><?xml version="1.0" encoding="utf-8"?>
-<w:ftr xmlns:wpc="http://schemas.microsoft.com/office/word/2010/wordprocessingCanvas" xmlns:cx="http://schemas.microsoft.com/office/drawing/2014/chartex" xmlns:cx1="http://schemas.microsoft.com/office/drawing/2015/9/8/chartex" xmlns:cx2="http://schemas.microsoft.com/office/drawing/2015/10/21/chartex" xmlns:cx3="http://schemas.microsoft.com/office/drawing/2016/5/9/chartex" xmlns:cx4="http://schemas.microsoft.com/office/drawing/2016/5/10/chartex" xmlns:cx5="http://schemas.microsoft.com/office/drawing/2016/5/11/chartex" xmlns:cx6="http://schemas.microsoft.com/office/drawing/2016/5/12/chartex" xmlns:cx7="http://schemas.microsoft.com/office/drawing/2016/5/13/chartex" xmlns:cx8="http://schemas.microsoft.com/office/drawing/2016/5/14/chartex" xmlns:mc="http://schemas.openxmlformats.org/markup-compatibility/2006" xmlns:aink="http://schemas.microsoft.com/office/drawing/2016/ink" xmlns:am3d="http://schemas.microsoft.com/office/drawing/2017/model3d" xmlns:o="urn:schemas-microsoft-com:office:office" xmlns:oel="http://schemas.microsoft.com/office/2019/extlst" xmlns:r="http://schemas.openxmlformats.org/officeDocument/2006/relationships" xmlns:m="http://schemas.openxmlformats.org/officeDocument/2006/math" xmlns:v="urn:schemas-microsoft-com:vml" xmlns:wp14="http://schemas.microsoft.com/office/word/2010/wordprocessingDrawing" xmlns:wp="http://schemas.openxmlformats.org/drawingml/2006/wordprocessingDrawing" xmlns:w10="urn:schemas-microsoft-com:office:word" xmlns:w="http://schemas.openxmlformats.org/wordprocessingml/2006/main" xmlns:w14="http://schemas.microsoft.com/office/word/2010/wordml" xmlns:w15="http://schemas.microsoft.com/office/word/2012/wordml" xmlns:w16cex="http://schemas.microsoft.com/office/word/2018/wordml/cex" xmlns:w16cid="http://schemas.microsoft.com/office/word/2016/wordml/cid" xmlns:w16="http://schemas.microsoft.com/office/word/2018/wordml" xmlns:w16sdtdh="http://schemas.microsoft.com/office/word/2020/wordml/sdtdatahash" xmlns:w16se="http://schemas.microsoft.com/office/word/2015/wordml/symex" xmlns:wpg="http://schemas.microsoft.com/office/word/2010/wordprocessingGroup" xmlns:wpi="http://schemas.microsoft.com/office/word/2010/wordprocessingInk" xmlns:wne="http://schemas.microsoft.com/office/word/2006/wordml" xmlns:wps="http://schemas.microsoft.com/office/word/2010/wordprocessingShape" mc:Ignorable="w14 w15 w16se w16cid w16 w16cex w16sdtdh wp14">
+<w:ftr xmlns:wpc="http://schemas.microsoft.com/office/word/2010/wordprocessingCanvas" xmlns:cx="http://schemas.microsoft.com/office/drawing/2014/chartex" xmlns:cx1="http://schemas.microsoft.com/office/drawing/2015/9/8/chartex" xmlns:cx2="http://schemas.microsoft.com/office/drawing/2015/10/21/chartex" xmlns:cx3="http://schemas.microsoft.com/office/drawing/2016/5/9/chartex" xmlns:cx4="http://schemas.microsoft.com/office/drawing/2016/5/10/chartex" xmlns:cx5="http://schemas.microsoft.com/office/drawing/2016/5/11/chartex" xmlns:cx6="http://schemas.microsoft.com/office/drawing/2016/5/12/chartex" xmlns:cx7="http://schemas.microsoft.com/office/drawing/2016/5/13/chartex" xmlns:cx8="http://schemas.microsoft.com/office/drawing/2016/5/14/chartex" xmlns:mc="http://schemas.openxmlformats.org/markup-compatibility/2006" xmlns:aink="http://schemas.microsoft.com/office/drawing/2016/ink" xmlns:am3d="http://schemas.microsoft.com/office/drawing/2017/model3d" xmlns:o="urn:schemas-microsoft-com:office:office" xmlns:oel="http://schemas.microsoft.com/office/2019/extlst" xmlns:r="http://schemas.openxmlformats.org/officeDocument/2006/relationships" xmlns:m="http://schemas.openxmlformats.org/officeDocument/2006/math" xmlns:v="urn:schemas-microsoft-com:vml" xmlns:wp14="http://schemas.microsoft.com/office/word/2010/wordprocessingDrawing" xmlns:wp="http://schemas.openxmlformats.org/drawingml/2006/wordprocessingDrawing" xmlns:w10="urn:schemas-microsoft-com:office:word" xmlns:w="http://schemas.openxmlformats.org/wordprocessingml/2006/main" xmlns:w14="http://schemas.microsoft.com/office/word/2010/wordml" xmlns:w15="http://schemas.microsoft.com/office/word/2012/wordml" xmlns:w16cex="http://schemas.microsoft.com/office/word/2018/wordml/cex" xmlns:w16cid="http://schemas.microsoft.com/office/word/2016/wordml/cid" xmlns:w16="http://schemas.microsoft.com/office/word/2018/wordml" xmlns:w16du="http://schemas.microsoft.com/office/word/2023/wordml/word16du" xmlns:w16sdtdh="http://schemas.microsoft.com/office/word/2020/wordml/sdtdatahash" xmlns:w16sdtfl="http://schemas.microsoft.com/office/word/2024/wordml/sdtformatlock" xmlns:w16se="http://schemas.microsoft.com/office/word/2015/wordml/symex" xmlns:wpg="http://schemas.microsoft.com/office/word/2010/wordprocessingGroup" xmlns:wpi="http://schemas.microsoft.com/office/word/2010/wordprocessingInk" xmlns:wne="http://schemas.microsoft.com/office/word/2006/wordml" xmlns:wps="http://schemas.microsoft.com/office/word/2010/wordprocessingShape" mc:Ignorable="w14 w15 w16se w16cid w16 w16cex w16sdtdh w16sdtfl w16du wp14">
   <w:p>
     <w:pPr>
       <w:pBdr>
@@ -19089,7 +20449,7 @@
 </file>
 
 <file path=word/footer2.xml><?xml version="1.0" encoding="utf-8"?>
-<w:ftr xmlns:wpc="http://schemas.microsoft.com/office/word/2010/wordprocessingCanvas" xmlns:cx="http://schemas.microsoft.com/office/drawing/2014/chartex" xmlns:cx1="http://schemas.microsoft.com/office/drawing/2015/9/8/chartex" xmlns:cx2="http://schemas.microsoft.com/office/drawing/2015/10/21/chartex" xmlns:cx3="http://schemas.microsoft.com/office/drawing/2016/5/9/chartex" xmlns:cx4="http://schemas.microsoft.com/office/drawing/2016/5/10/chartex" xmlns:cx5="http://schemas.microsoft.com/office/drawing/2016/5/11/chartex" xmlns:cx6="http://schemas.microsoft.com/office/drawing/2016/5/12/chartex" xmlns:cx7="http://schemas.microsoft.com/office/drawing/2016/5/13/chartex" xmlns:cx8="http://schemas.microsoft.com/office/drawing/2016/5/14/chartex" xmlns:mc="http://schemas.openxmlformats.org/markup-compatibility/2006" xmlns:aink="http://schemas.microsoft.com/office/drawing/2016/ink" xmlns:am3d="http://schemas.microsoft.com/office/drawing/2017/model3d" xmlns:o="urn:schemas-microsoft-com:office:office" xmlns:oel="http://schemas.microsoft.com/office/2019/extlst" xmlns:r="http://schemas.openxmlformats.org/officeDocument/2006/relationships" xmlns:m="http://schemas.openxmlformats.org/officeDocument/2006/math" xmlns:v="urn:schemas-microsoft-com:vml" xmlns:wp14="http://schemas.microsoft.com/office/word/2010/wordprocessingDrawing" xmlns:wp="http://schemas.openxmlformats.org/drawingml/2006/wordprocessingDrawing" xmlns:w10="urn:schemas-microsoft-com:office:word" xmlns:w="http://schemas.openxmlformats.org/wordprocessingml/2006/main" xmlns:w14="http://schemas.microsoft.com/office/word/2010/wordml" xmlns:w15="http://schemas.microsoft.com/office/word/2012/wordml" xmlns:w16cex="http://schemas.microsoft.com/office/word/2018/wordml/cex" xmlns:w16cid="http://schemas.microsoft.com/office/word/2016/wordml/cid" xmlns:w16="http://schemas.microsoft.com/office/word/2018/wordml" xmlns:w16sdtdh="http://schemas.microsoft.com/office/word/2020/wordml/sdtdatahash" xmlns:w16se="http://schemas.microsoft.com/office/word/2015/wordml/symex" xmlns:wpg="http://schemas.microsoft.com/office/word/2010/wordprocessingGroup" xmlns:wpi="http://schemas.microsoft.com/office/word/2010/wordprocessingInk" xmlns:wne="http://schemas.microsoft.com/office/word/2006/wordml" xmlns:wps="http://schemas.microsoft.com/office/word/2010/wordprocessingShape" mc:Ignorable="w14 w15 w16se w16cid w16 w16cex w16sdtdh wp14">
+<w:ftr xmlns:wpc="http://schemas.microsoft.com/office/word/2010/wordprocessingCanvas" xmlns:cx="http://schemas.microsoft.com/office/drawing/2014/chartex" xmlns:cx1="http://schemas.microsoft.com/office/drawing/2015/9/8/chartex" xmlns:cx2="http://schemas.microsoft.com/office/drawing/2015/10/21/chartex" xmlns:cx3="http://schemas.microsoft.com/office/drawing/2016/5/9/chartex" xmlns:cx4="http://schemas.microsoft.com/office/drawing/2016/5/10/chartex" xmlns:cx5="http://schemas.microsoft.com/office/drawing/2016/5/11/chartex" xmlns:cx6="http://schemas.microsoft.com/office/drawing/2016/5/12/chartex" xmlns:cx7="http://schemas.microsoft.com/office/drawing/2016/5/13/chartex" xmlns:cx8="http://schemas.microsoft.com/office/drawing/2016/5/14/chartex" xmlns:mc="http://schemas.openxmlformats.org/markup-compatibility/2006" xmlns:aink="http://schemas.microsoft.com/office/drawing/2016/ink" xmlns:am3d="http://schemas.microsoft.com/office/drawing/2017/model3d" xmlns:o="urn:schemas-microsoft-com:office:office" xmlns:oel="http://schemas.microsoft.com/office/2019/extlst" xmlns:r="http://schemas.openxmlformats.org/officeDocument/2006/relationships" xmlns:m="http://schemas.openxmlformats.org/officeDocument/2006/math" xmlns:v="urn:schemas-microsoft-com:vml" xmlns:wp14="http://schemas.microsoft.com/office/word/2010/wordprocessingDrawing" xmlns:wp="http://schemas.openxmlformats.org/drawingml/2006/wordprocessingDrawing" xmlns:w10="urn:schemas-microsoft-com:office:word" xmlns:w="http://schemas.openxmlformats.org/wordprocessingml/2006/main" xmlns:w14="http://schemas.microsoft.com/office/word/2010/wordml" xmlns:w15="http://schemas.microsoft.com/office/word/2012/wordml" xmlns:w16cex="http://schemas.microsoft.com/office/word/2018/wordml/cex" xmlns:w16cid="http://schemas.microsoft.com/office/word/2016/wordml/cid" xmlns:w16="http://schemas.microsoft.com/office/word/2018/wordml" xmlns:w16du="http://schemas.microsoft.com/office/word/2023/wordml/word16du" xmlns:w16sdtdh="http://schemas.microsoft.com/office/word/2020/wordml/sdtdatahash" xmlns:w16sdtfl="http://schemas.microsoft.com/office/word/2024/wordml/sdtformatlock" xmlns:w16se="http://schemas.microsoft.com/office/word/2015/wordml/symex" xmlns:wpg="http://schemas.microsoft.com/office/word/2010/wordprocessingGroup" xmlns:wpi="http://schemas.microsoft.com/office/word/2010/wordprocessingInk" xmlns:wne="http://schemas.microsoft.com/office/word/2006/wordml" xmlns:wps="http://schemas.microsoft.com/office/word/2010/wordprocessingShape" mc:Ignorable="w14 w15 w16se w16cid w16 w16cex w16sdtdh w16sdtfl w16du wp14">
   <w:p>
     <w:pPr>
       <w:pBdr>
@@ -19306,7 +20666,7 @@
 </file>
 
 <file path=word/footer3.xml><?xml version="1.0" encoding="utf-8"?>
-<w:ftr xmlns:wpc="http://schemas.microsoft.com/office/word/2010/wordprocessingCanvas" xmlns:cx="http://schemas.microsoft.com/office/drawing/2014/chartex" xmlns:cx1="http://schemas.microsoft.com/office/drawing/2015/9/8/chartex" xmlns:cx2="http://schemas.microsoft.com/office/drawing/2015/10/21/chartex" xmlns:cx3="http://schemas.microsoft.com/office/drawing/2016/5/9/chartex" xmlns:cx4="http://schemas.microsoft.com/office/drawing/2016/5/10/chartex" xmlns:cx5="http://schemas.microsoft.com/office/drawing/2016/5/11/chartex" xmlns:cx6="http://schemas.microsoft.com/office/drawing/2016/5/12/chartex" xmlns:cx7="http://schemas.microsoft.com/office/drawing/2016/5/13/chartex" xmlns:cx8="http://schemas.microsoft.com/office/drawing/2016/5/14/chartex" xmlns:mc="http://schemas.openxmlformats.org/markup-compatibility/2006" xmlns:aink="http://schemas.microsoft.com/office/drawing/2016/ink" xmlns:am3d="http://schemas.microsoft.com/office/drawing/2017/model3d" xmlns:o="urn:schemas-microsoft-com:office:office" xmlns:oel="http://schemas.microsoft.com/office/2019/extlst" xmlns:r="http://schemas.openxmlformats.org/officeDocument/2006/relationships" xmlns:m="http://schemas.openxmlformats.org/officeDocument/2006/math" xmlns:v="urn:schemas-microsoft-com:vml" xmlns:wp14="http://schemas.microsoft.com/office/word/2010/wordprocessingDrawing" xmlns:wp="http://schemas.openxmlformats.org/drawingml/2006/wordprocessingDrawing" xmlns:w10="urn:schemas-microsoft-com:office:word" xmlns:w="http://schemas.openxmlformats.org/wordprocessingml/2006/main" xmlns:w14="http://schemas.microsoft.com/office/word/2010/wordml" xmlns:w15="http://schemas.microsoft.com/office/word/2012/wordml" xmlns:w16cex="http://schemas.microsoft.com/office/word/2018/wordml/cex" xmlns:w16cid="http://schemas.microsoft.com/office/word/2016/wordml/cid" xmlns:w16="http://schemas.microsoft.com/office/word/2018/wordml" xmlns:w16sdtdh="http://schemas.microsoft.com/office/word/2020/wordml/sdtdatahash" xmlns:w16se="http://schemas.microsoft.com/office/word/2015/wordml/symex" xmlns:wpg="http://schemas.microsoft.com/office/word/2010/wordprocessingGroup" xmlns:wpi="http://schemas.microsoft.com/office/word/2010/wordprocessingInk" xmlns:wne="http://schemas.microsoft.com/office/word/2006/wordml" xmlns:wps="http://schemas.microsoft.com/office/word/2010/wordprocessingShape" mc:Ignorable="w14 w15 w16se w16cid w16 w16cex w16sdtdh wp14">
+<w:ftr xmlns:wpc="http://schemas.microsoft.com/office/word/2010/wordprocessingCanvas" xmlns:cx="http://schemas.microsoft.com/office/drawing/2014/chartex" xmlns:cx1="http://schemas.microsoft.com/office/drawing/2015/9/8/chartex" xmlns:cx2="http://schemas.microsoft.com/office/drawing/2015/10/21/chartex" xmlns:cx3="http://schemas.microsoft.com/office/drawing/2016/5/9/chartex" xmlns:cx4="http://schemas.microsoft.com/office/drawing/2016/5/10/chartex" xmlns:cx5="http://schemas.microsoft.com/office/drawing/2016/5/11/chartex" xmlns:cx6="http://schemas.microsoft.com/office/drawing/2016/5/12/chartex" xmlns:cx7="http://schemas.microsoft.com/office/drawing/2016/5/13/chartex" xmlns:cx8="http://schemas.microsoft.com/office/drawing/2016/5/14/chartex" xmlns:mc="http://schemas.openxmlformats.org/markup-compatibility/2006" xmlns:aink="http://schemas.microsoft.com/office/drawing/2016/ink" xmlns:am3d="http://schemas.microsoft.com/office/drawing/2017/model3d" xmlns:o="urn:schemas-microsoft-com:office:office" xmlns:oel="http://schemas.microsoft.com/office/2019/extlst" xmlns:r="http://schemas.openxmlformats.org/officeDocument/2006/relationships" xmlns:m="http://schemas.openxmlformats.org/officeDocument/2006/math" xmlns:v="urn:schemas-microsoft-com:vml" xmlns:wp14="http://schemas.microsoft.com/office/word/2010/wordprocessingDrawing" xmlns:wp="http://schemas.openxmlformats.org/drawingml/2006/wordprocessingDrawing" xmlns:w10="urn:schemas-microsoft-com:office:word" xmlns:w="http://schemas.openxmlformats.org/wordprocessingml/2006/main" xmlns:w14="http://schemas.microsoft.com/office/word/2010/wordml" xmlns:w15="http://schemas.microsoft.com/office/word/2012/wordml" xmlns:w16cex="http://schemas.microsoft.com/office/word/2018/wordml/cex" xmlns:w16cid="http://schemas.microsoft.com/office/word/2016/wordml/cid" xmlns:w16="http://schemas.microsoft.com/office/word/2018/wordml" xmlns:w16du="http://schemas.microsoft.com/office/word/2023/wordml/word16du" xmlns:w16sdtdh="http://schemas.microsoft.com/office/word/2020/wordml/sdtdatahash" xmlns:w16sdtfl="http://schemas.microsoft.com/office/word/2024/wordml/sdtformatlock" xmlns:w16se="http://schemas.microsoft.com/office/word/2015/wordml/symex" xmlns:wpg="http://schemas.microsoft.com/office/word/2010/wordprocessingGroup" xmlns:wpi="http://schemas.microsoft.com/office/word/2010/wordprocessingInk" xmlns:wne="http://schemas.microsoft.com/office/word/2006/wordml" xmlns:wps="http://schemas.microsoft.com/office/word/2010/wordprocessingShape" mc:Ignorable="w14 w15 w16se w16cid w16 w16cex w16sdtdh w16sdtfl w16du wp14">
   <w:p>
     <w:pPr>
       <w:pStyle w:val="Footer"/>
@@ -19316,7 +20676,7 @@
 </file>
 
 <file path=word/footnotes.xml><?xml version="1.0" encoding="utf-8"?>
-<w:footnotes xmlns:wpc="http://schemas.microsoft.com/office/word/2010/wordprocessingCanvas" xmlns:cx="http://schemas.microsoft.com/office/drawing/2014/chartex" xmlns:cx1="http://schemas.microsoft.com/office/drawing/2015/9/8/chartex" xmlns:cx2="http://schemas.microsoft.com/office/drawing/2015/10/21/chartex" xmlns:cx3="http://schemas.microsoft.com/office/drawing/2016/5/9/chartex" xmlns:cx4="http://schemas.microsoft.com/office/drawing/2016/5/10/chartex" xmlns:cx5="http://schemas.microsoft.com/office/drawing/2016/5/11/chartex" xmlns:cx6="http://schemas.microsoft.com/office/drawing/2016/5/12/chartex" xmlns:cx7="http://schemas.microsoft.com/office/drawing/2016/5/13/chartex" xmlns:cx8="http://schemas.microsoft.com/office/drawing/2016/5/14/chartex" xmlns:mc="http://schemas.openxmlformats.org/markup-compatibility/2006" xmlns:aink="http://schemas.microsoft.com/office/drawing/2016/ink" xmlns:am3d="http://schemas.microsoft.com/office/drawing/2017/model3d" xmlns:o="urn:schemas-microsoft-com:office:office" xmlns:oel="http://schemas.microsoft.com/office/2019/extlst" xmlns:r="http://schemas.openxmlformats.org/officeDocument/2006/relationships" xmlns:m="http://schemas.openxmlformats.org/officeDocument/2006/math" xmlns:v="urn:schemas-microsoft-com:vml" xmlns:wp14="http://schemas.microsoft.com/office/word/2010/wordprocessingDrawing" xmlns:wp="http://schemas.openxmlformats.org/drawingml/2006/wordprocessingDrawing" xmlns:w10="urn:schemas-microsoft-com:office:word" xmlns:w="http://schemas.openxmlformats.org/wordprocessingml/2006/main" xmlns:w14="http://schemas.microsoft.com/office/word/2010/wordml" xmlns:w15="http://schemas.microsoft.com/office/word/2012/wordml" xmlns:w16cex="http://schemas.microsoft.com/office/word/2018/wordml/cex" xmlns:w16cid="http://schemas.microsoft.com/office/word/2016/wordml/cid" xmlns:w16="http://schemas.microsoft.com/office/word/2018/wordml" xmlns:w16sdtdh="http://schemas.microsoft.com/office/word/2020/wordml/sdtdatahash" xmlns:w16se="http://schemas.microsoft.com/office/word/2015/wordml/symex" xmlns:wpg="http://schemas.microsoft.com/office/word/2010/wordprocessingGroup" xmlns:wpi="http://schemas.microsoft.com/office/word/2010/wordprocessingInk" xmlns:wne="http://schemas.microsoft.com/office/word/2006/wordml" xmlns:wps="http://schemas.microsoft.com/office/word/2010/wordprocessingShape" mc:Ignorable="w14 w15 w16se w16cid w16 w16cex w16sdtdh wp14">
+<w:footnotes xmlns:wpc="http://schemas.microsoft.com/office/word/2010/wordprocessingCanvas" xmlns:cx="http://schemas.microsoft.com/office/drawing/2014/chartex" xmlns:cx1="http://schemas.microsoft.com/office/drawing/2015/9/8/chartex" xmlns:cx2="http://schemas.microsoft.com/office/drawing/2015/10/21/chartex" xmlns:cx3="http://schemas.microsoft.com/office/drawing/2016/5/9/chartex" xmlns:cx4="http://schemas.microsoft.com/office/drawing/2016/5/10/chartex" xmlns:cx5="http://schemas.microsoft.com/office/drawing/2016/5/11/chartex" xmlns:cx6="http://schemas.microsoft.com/office/drawing/2016/5/12/chartex" xmlns:cx7="http://schemas.microsoft.com/office/drawing/2016/5/13/chartex" xmlns:cx8="http://schemas.microsoft.com/office/drawing/2016/5/14/chartex" xmlns:mc="http://schemas.openxmlformats.org/markup-compatibility/2006" xmlns:aink="http://schemas.microsoft.com/office/drawing/2016/ink" xmlns:am3d="http://schemas.microsoft.com/office/drawing/2017/model3d" xmlns:o="urn:schemas-microsoft-com:office:office" xmlns:oel="http://schemas.microsoft.com/office/2019/extlst" xmlns:r="http://schemas.openxmlformats.org/officeDocument/2006/relationships" xmlns:m="http://schemas.openxmlformats.org/officeDocument/2006/math" xmlns:v="urn:schemas-microsoft-com:vml" xmlns:wp14="http://schemas.microsoft.com/office/word/2010/wordprocessingDrawing" xmlns:wp="http://schemas.openxmlformats.org/drawingml/2006/wordprocessingDrawing" xmlns:w10="urn:schemas-microsoft-com:office:word" xmlns:w="http://schemas.openxmlformats.org/wordprocessingml/2006/main" xmlns:w14="http://schemas.microsoft.com/office/word/2010/wordml" xmlns:w15="http://schemas.microsoft.com/office/word/2012/wordml" xmlns:w16cex="http://schemas.microsoft.com/office/word/2018/wordml/cex" xmlns:w16cid="http://schemas.microsoft.com/office/word/2016/wordml/cid" xmlns:w16="http://schemas.microsoft.com/office/word/2018/wordml" xmlns:w16du="http://schemas.microsoft.com/office/word/2023/wordml/word16du" xmlns:w16sdtdh="http://schemas.microsoft.com/office/word/2020/wordml/sdtdatahash" xmlns:w16sdtfl="http://schemas.microsoft.com/office/word/2024/wordml/sdtformatlock" xmlns:w16se="http://schemas.microsoft.com/office/word/2015/wordml/symex" xmlns:wpg="http://schemas.microsoft.com/office/word/2010/wordprocessingGroup" xmlns:wpi="http://schemas.microsoft.com/office/word/2010/wordprocessingInk" xmlns:wne="http://schemas.microsoft.com/office/word/2006/wordml" xmlns:wps="http://schemas.microsoft.com/office/word/2010/wordprocessingShape" mc:Ignorable="w14 w15 w16se w16cid w16 w16cex w16sdtdh w16sdtfl w16du wp14">
   <w:footnote w:type="separator" w:id="-1">
     <w:p>
       <w:pPr>
@@ -19341,7 +20701,7 @@
 </file>
 
 <file path=word/header1.xml><?xml version="1.0" encoding="utf-8"?>
-<w:hdr xmlns:wpc="http://schemas.microsoft.com/office/word/2010/wordprocessingCanvas" xmlns:cx="http://schemas.microsoft.com/office/drawing/2014/chartex" xmlns:cx1="http://schemas.microsoft.com/office/drawing/2015/9/8/chartex" xmlns:cx2="http://schemas.microsoft.com/office/drawing/2015/10/21/chartex" xmlns:cx3="http://schemas.microsoft.com/office/drawing/2016/5/9/chartex" xmlns:cx4="http://schemas.microsoft.com/office/drawing/2016/5/10/chartex" xmlns:cx5="http://schemas.microsoft.com/office/drawing/2016/5/11/chartex" xmlns:cx6="http://schemas.microsoft.com/office/drawing/2016/5/12/chartex" xmlns:cx7="http://schemas.microsoft.com/office/drawing/2016/5/13/chartex" xmlns:cx8="http://schemas.microsoft.com/office/drawing/2016/5/14/chartex" xmlns:mc="http://schemas.openxmlformats.org/markup-compatibility/2006" xmlns:aink="http://schemas.microsoft.com/office/drawing/2016/ink" xmlns:am3d="http://schemas.microsoft.com/office/drawing/2017/model3d" xmlns:o="urn:schemas-microsoft-com:office:office" xmlns:oel="http://schemas.microsoft.com/office/2019/extlst" xmlns:r="http://schemas.openxmlformats.org/officeDocument/2006/relationships" xmlns:m="http://schemas.openxmlformats.org/officeDocument/2006/math" xmlns:v="urn:schemas-microsoft-com:vml" xmlns:wp14="http://schemas.microsoft.com/office/word/2010/wordprocessingDrawing" xmlns:wp="http://schemas.openxmlformats.org/drawingml/2006/wordprocessingDrawing" xmlns:w10="urn:schemas-microsoft-com:office:word" xmlns:w="http://schemas.openxmlformats.org/wordprocessingml/2006/main" xmlns:w14="http://schemas.microsoft.com/office/word/2010/wordml" xmlns:w15="http://schemas.microsoft.com/office/word/2012/wordml" xmlns:w16cex="http://schemas.microsoft.com/office/word/2018/wordml/cex" xmlns:w16cid="http://schemas.microsoft.com/office/word/2016/wordml/cid" xmlns:w16="http://schemas.microsoft.com/office/word/2018/wordml" xmlns:w16sdtdh="http://schemas.microsoft.com/office/word/2020/wordml/sdtdatahash" xmlns:w16se="http://schemas.microsoft.com/office/word/2015/wordml/symex" xmlns:wpg="http://schemas.microsoft.com/office/word/2010/wordprocessingGroup" xmlns:wpi="http://schemas.microsoft.com/office/word/2010/wordprocessingInk" xmlns:wne="http://schemas.microsoft.com/office/word/2006/wordml" xmlns:wps="http://schemas.microsoft.com/office/word/2010/wordprocessingShape" mc:Ignorable="w14 w15 w16se w16cid w16 w16cex w16sdtdh wp14">
+<w:hdr xmlns:wpc="http://schemas.microsoft.com/office/word/2010/wordprocessingCanvas" xmlns:cx="http://schemas.microsoft.com/office/drawing/2014/chartex" xmlns:cx1="http://schemas.microsoft.com/office/drawing/2015/9/8/chartex" xmlns:cx2="http://schemas.microsoft.com/office/drawing/2015/10/21/chartex" xmlns:cx3="http://schemas.microsoft.com/office/drawing/2016/5/9/chartex" xmlns:cx4="http://schemas.microsoft.com/office/drawing/2016/5/10/chartex" xmlns:cx5="http://schemas.microsoft.com/office/drawing/2016/5/11/chartex" xmlns:cx6="http://schemas.microsoft.com/office/drawing/2016/5/12/chartex" xmlns:cx7="http://schemas.microsoft.com/office/drawing/2016/5/13/chartex" xmlns:cx8="http://schemas.microsoft.com/office/drawing/2016/5/14/chartex" xmlns:mc="http://schemas.openxmlformats.org/markup-compatibility/2006" xmlns:aink="http://schemas.microsoft.com/office/drawing/2016/ink" xmlns:am3d="http://schemas.microsoft.com/office/drawing/2017/model3d" xmlns:o="urn:schemas-microsoft-com:office:office" xmlns:oel="http://schemas.microsoft.com/office/2019/extlst" xmlns:r="http://schemas.openxmlformats.org/officeDocument/2006/relationships" xmlns:m="http://schemas.openxmlformats.org/officeDocument/2006/math" xmlns:v="urn:schemas-microsoft-com:vml" xmlns:wp14="http://schemas.microsoft.com/office/word/2010/wordprocessingDrawing" xmlns:wp="http://schemas.openxmlformats.org/drawingml/2006/wordprocessingDrawing" xmlns:w10="urn:schemas-microsoft-com:office:word" xmlns:w="http://schemas.openxmlformats.org/wordprocessingml/2006/main" xmlns:w14="http://schemas.microsoft.com/office/word/2010/wordml" xmlns:w15="http://schemas.microsoft.com/office/word/2012/wordml" xmlns:w16cex="http://schemas.microsoft.com/office/word/2018/wordml/cex" xmlns:w16cid="http://schemas.microsoft.com/office/word/2016/wordml/cid" xmlns:w16="http://schemas.microsoft.com/office/word/2018/wordml" xmlns:w16du="http://schemas.microsoft.com/office/word/2023/wordml/word16du" xmlns:w16sdtdh="http://schemas.microsoft.com/office/word/2020/wordml/sdtdatahash" xmlns:w16sdtfl="http://schemas.microsoft.com/office/word/2024/wordml/sdtformatlock" xmlns:w16se="http://schemas.microsoft.com/office/word/2015/wordml/symex" xmlns:wpg="http://schemas.microsoft.com/office/word/2010/wordprocessingGroup" xmlns:wpi="http://schemas.microsoft.com/office/word/2010/wordprocessingInk" xmlns:wne="http://schemas.microsoft.com/office/word/2006/wordml" xmlns:wps="http://schemas.microsoft.com/office/word/2010/wordprocessingShape" mc:Ignorable="w14 w15 w16se w16cid w16 w16cex w16sdtdh w16sdtfl w16du wp14">
   <w:p>
     <w:pPr>
       <w:pStyle w:val="Header"/>
@@ -19362,7 +20722,7 @@
 </file>
 
 <file path=word/header2.xml><?xml version="1.0" encoding="utf-8"?>
-<w:hdr xmlns:wpc="http://schemas.microsoft.com/office/word/2010/wordprocessingCanvas" xmlns:cx="http://schemas.microsoft.com/office/drawing/2014/chartex" xmlns:cx1="http://schemas.microsoft.com/office/drawing/2015/9/8/chartex" xmlns:cx2="http://schemas.microsoft.com/office/drawing/2015/10/21/chartex" xmlns:cx3="http://schemas.microsoft.com/office/drawing/2016/5/9/chartex" xmlns:cx4="http://schemas.microsoft.com/office/drawing/2016/5/10/chartex" xmlns:cx5="http://schemas.microsoft.com/office/drawing/2016/5/11/chartex" xmlns:cx6="http://schemas.microsoft.com/office/drawing/2016/5/12/chartex" xmlns:cx7="http://schemas.microsoft.com/office/drawing/2016/5/13/chartex" xmlns:cx8="http://schemas.microsoft.com/office/drawing/2016/5/14/chartex" xmlns:mc="http://schemas.openxmlformats.org/markup-compatibility/2006" xmlns:aink="http://schemas.microsoft.com/office/drawing/2016/ink" xmlns:am3d="http://schemas.microsoft.com/office/drawing/2017/model3d" xmlns:o="urn:schemas-microsoft-com:office:office" xmlns:oel="http://schemas.microsoft.com/office/2019/extlst" xmlns:r="http://schemas.openxmlformats.org/officeDocument/2006/relationships" xmlns:m="http://schemas.openxmlformats.org/officeDocument/2006/math" xmlns:v="urn:schemas-microsoft-com:vml" xmlns:wp14="http://schemas.microsoft.com/office/word/2010/wordprocessingDrawing" xmlns:wp="http://schemas.openxmlformats.org/drawingml/2006/wordprocessingDrawing" xmlns:w10="urn:schemas-microsoft-com:office:word" xmlns:w="http://schemas.openxmlformats.org/wordprocessingml/2006/main" xmlns:w14="http://schemas.microsoft.com/office/word/2010/wordml" xmlns:w15="http://schemas.microsoft.com/office/word/2012/wordml" xmlns:w16cex="http://schemas.microsoft.com/office/word/2018/wordml/cex" xmlns:w16cid="http://schemas.microsoft.com/office/word/2016/wordml/cid" xmlns:w16="http://schemas.microsoft.com/office/word/2018/wordml" xmlns:w16sdtdh="http://schemas.microsoft.com/office/word/2020/wordml/sdtdatahash" xmlns:w16se="http://schemas.microsoft.com/office/word/2015/wordml/symex" xmlns:wpg="http://schemas.microsoft.com/office/word/2010/wordprocessingGroup" xmlns:wpi="http://schemas.microsoft.com/office/word/2010/wordprocessingInk" xmlns:wne="http://schemas.microsoft.com/office/word/2006/wordml" xmlns:wps="http://schemas.microsoft.com/office/word/2010/wordprocessingShape" mc:Ignorable="w14 w15 w16se w16cid w16 w16cex w16sdtdh wp14">
+<w:hdr xmlns:wpc="http://schemas.microsoft.com/office/word/2010/wordprocessingCanvas" xmlns:cx="http://schemas.microsoft.com/office/drawing/2014/chartex" xmlns:cx1="http://schemas.microsoft.com/office/drawing/2015/9/8/chartex" xmlns:cx2="http://schemas.microsoft.com/office/drawing/2015/10/21/chartex" xmlns:cx3="http://schemas.microsoft.com/office/drawing/2016/5/9/chartex" xmlns:cx4="http://schemas.microsoft.com/office/drawing/2016/5/10/chartex" xmlns:cx5="http://schemas.microsoft.com/office/drawing/2016/5/11/chartex" xmlns:cx6="http://schemas.microsoft.com/office/drawing/2016/5/12/chartex" xmlns:cx7="http://schemas.microsoft.com/office/drawing/2016/5/13/chartex" xmlns:cx8="http://schemas.microsoft.com/office/drawing/2016/5/14/chartex" xmlns:mc="http://schemas.openxmlformats.org/markup-compatibility/2006" xmlns:aink="http://schemas.microsoft.com/office/drawing/2016/ink" xmlns:am3d="http://schemas.microsoft.com/office/drawing/2017/model3d" xmlns:o="urn:schemas-microsoft-com:office:office" xmlns:oel="http://schemas.microsoft.com/office/2019/extlst" xmlns:r="http://schemas.openxmlformats.org/officeDocument/2006/relationships" xmlns:m="http://schemas.openxmlformats.org/officeDocument/2006/math" xmlns:v="urn:schemas-microsoft-com:vml" xmlns:wp14="http://schemas.microsoft.com/office/word/2010/wordprocessingDrawing" xmlns:wp="http://schemas.openxmlformats.org/drawingml/2006/wordprocessingDrawing" xmlns:w10="urn:schemas-microsoft-com:office:word" xmlns:w="http://schemas.openxmlformats.org/wordprocessingml/2006/main" xmlns:w14="http://schemas.microsoft.com/office/word/2010/wordml" xmlns:w15="http://schemas.microsoft.com/office/word/2012/wordml" xmlns:w16cex="http://schemas.microsoft.com/office/word/2018/wordml/cex" xmlns:w16cid="http://schemas.microsoft.com/office/word/2016/wordml/cid" xmlns:w16="http://schemas.microsoft.com/office/word/2018/wordml" xmlns:w16du="http://schemas.microsoft.com/office/word/2023/wordml/word16du" xmlns:w16sdtdh="http://schemas.microsoft.com/office/word/2020/wordml/sdtdatahash" xmlns:w16sdtfl="http://schemas.microsoft.com/office/word/2024/wordml/sdtformatlock" xmlns:w16se="http://schemas.microsoft.com/office/word/2015/wordml/symex" xmlns:wpg="http://schemas.microsoft.com/office/word/2010/wordprocessingGroup" xmlns:wpi="http://schemas.microsoft.com/office/word/2010/wordprocessingInk" xmlns:wne="http://schemas.microsoft.com/office/word/2006/wordml" xmlns:wps="http://schemas.microsoft.com/office/word/2010/wordprocessingShape" mc:Ignorable="w14 w15 w16se w16cid w16 w16cex w16sdtdh w16sdtfl w16du wp14">
   <w:p>
     <w:pPr>
       <w:pStyle w:val="Header"/>
@@ -19375,7 +20735,7 @@
 </file>
 
 <file path=word/header3.xml><?xml version="1.0" encoding="utf-8"?>
-<w:hdr xmlns:wpc="http://schemas.microsoft.com/office/word/2010/wordprocessingCanvas" xmlns:cx="http://schemas.microsoft.com/office/drawing/2014/chartex" xmlns:cx1="http://schemas.microsoft.com/office/drawing/2015/9/8/chartex" xmlns:cx2="http://schemas.microsoft.com/office/drawing/2015/10/21/chartex" xmlns:cx3="http://schemas.microsoft.com/office/drawing/2016/5/9/chartex" xmlns:cx4="http://schemas.microsoft.com/office/drawing/2016/5/10/chartex" xmlns:cx5="http://schemas.microsoft.com/office/drawing/2016/5/11/chartex" xmlns:cx6="http://schemas.microsoft.com/office/drawing/2016/5/12/chartex" xmlns:cx7="http://schemas.microsoft.com/office/drawing/2016/5/13/chartex" xmlns:cx8="http://schemas.microsoft.com/office/drawing/2016/5/14/chartex" xmlns:mc="http://schemas.openxmlformats.org/markup-compatibility/2006" xmlns:aink="http://schemas.microsoft.com/office/drawing/2016/ink" xmlns:am3d="http://schemas.microsoft.com/office/drawing/2017/model3d" xmlns:o="urn:schemas-microsoft-com:office:office" xmlns:oel="http://schemas.microsoft.com/office/2019/extlst" xmlns:r="http://schemas.openxmlformats.org/officeDocument/2006/relationships" xmlns:m="http://schemas.openxmlformats.org/officeDocument/2006/math" xmlns:v="urn:schemas-microsoft-com:vml" xmlns:wp14="http://schemas.microsoft.com/office/word/2010/wordprocessingDrawing" xmlns:wp="http://schemas.openxmlformats.org/drawingml/2006/wordprocessingDrawing" xmlns:w10="urn:schemas-microsoft-com:office:word" xmlns:w="http://schemas.openxmlformats.org/wordprocessingml/2006/main" xmlns:w14="http://schemas.microsoft.com/office/word/2010/wordml" xmlns:w15="http://schemas.microsoft.com/office/word/2012/wordml" xmlns:w16cex="http://schemas.microsoft.com/office/word/2018/wordml/cex" xmlns:w16cid="http://schemas.microsoft.com/office/word/2016/wordml/cid" xmlns:w16="http://schemas.microsoft.com/office/word/2018/wordml" xmlns:w16sdtdh="http://schemas.microsoft.com/office/word/2020/wordml/sdtdatahash" xmlns:w16se="http://schemas.microsoft.com/office/word/2015/wordml/symex" xmlns:wpg="http://schemas.microsoft.com/office/word/2010/wordprocessingGroup" xmlns:wpi="http://schemas.microsoft.com/office/word/2010/wordprocessingInk" xmlns:wne="http://schemas.microsoft.com/office/word/2006/wordml" xmlns:wps="http://schemas.microsoft.com/office/word/2010/wordprocessingShape" mc:Ignorable="w14 w15 w16se w16cid w16 w16cex w16sdtdh wp14">
+<w:hdr xmlns:wpc="http://schemas.microsoft.com/office/word/2010/wordprocessingCanvas" xmlns:cx="http://schemas.microsoft.com/office/drawing/2014/chartex" xmlns:cx1="http://schemas.microsoft.com/office/drawing/2015/9/8/chartex" xmlns:cx2="http://schemas.microsoft.com/office/drawing/2015/10/21/chartex" xmlns:cx3="http://schemas.microsoft.com/office/drawing/2016/5/9/chartex" xmlns:cx4="http://schemas.microsoft.com/office/drawing/2016/5/10/chartex" xmlns:cx5="http://schemas.microsoft.com/office/drawing/2016/5/11/chartex" xmlns:cx6="http://schemas.microsoft.com/office/drawing/2016/5/12/chartex" xmlns:cx7="http://schemas.microsoft.com/office/drawing/2016/5/13/chartex" xmlns:cx8="http://schemas.microsoft.com/office/drawing/2016/5/14/chartex" xmlns:mc="http://schemas.openxmlformats.org/markup-compatibility/2006" xmlns:aink="http://schemas.microsoft.com/office/drawing/2016/ink" xmlns:am3d="http://schemas.microsoft.com/office/drawing/2017/model3d" xmlns:o="urn:schemas-microsoft-com:office:office" xmlns:oel="http://schemas.microsoft.com/office/2019/extlst" xmlns:r="http://schemas.openxmlformats.org/officeDocument/2006/relationships" xmlns:m="http://schemas.openxmlformats.org/officeDocument/2006/math" xmlns:v="urn:schemas-microsoft-com:vml" xmlns:wp14="http://schemas.microsoft.com/office/word/2010/wordprocessingDrawing" xmlns:wp="http://schemas.openxmlformats.org/drawingml/2006/wordprocessingDrawing" xmlns:w10="urn:schemas-microsoft-com:office:word" xmlns:w="http://schemas.openxmlformats.org/wordprocessingml/2006/main" xmlns:w14="http://schemas.microsoft.com/office/word/2010/wordml" xmlns:w15="http://schemas.microsoft.com/office/word/2012/wordml" xmlns:w16cex="http://schemas.microsoft.com/office/word/2018/wordml/cex" xmlns:w16cid="http://schemas.microsoft.com/office/word/2016/wordml/cid" xmlns:w16="http://schemas.microsoft.com/office/word/2018/wordml" xmlns:w16du="http://schemas.microsoft.com/office/word/2023/wordml/word16du" xmlns:w16sdtdh="http://schemas.microsoft.com/office/word/2020/wordml/sdtdatahash" xmlns:w16sdtfl="http://schemas.microsoft.com/office/word/2024/wordml/sdtformatlock" xmlns:w16se="http://schemas.microsoft.com/office/word/2015/wordml/symex" xmlns:wpg="http://schemas.microsoft.com/office/word/2010/wordprocessingGroup" xmlns:wpi="http://schemas.microsoft.com/office/word/2010/wordprocessingInk" xmlns:wne="http://schemas.microsoft.com/office/word/2006/wordml" xmlns:wps="http://schemas.microsoft.com/office/word/2010/wordprocessingShape" mc:Ignorable="w14 w15 w16se w16cid w16 w16cex w16sdtdh w16sdtfl w16du wp14">
   <w:p>
     <w:pPr>
       <w:pStyle w:val="Header"/>
@@ -19385,7 +20745,7 @@
 </file>
 
 <file path=word/styles.xml><?xml version="1.0" encoding="utf-8"?>
-<w:styles xmlns:mc="http://schemas.openxmlformats.org/markup-compatibility/2006" xmlns:r="http://schemas.openxmlformats.org/officeDocument/2006/relationships" xmlns:w="http://schemas.openxmlformats.org/wordprocessingml/2006/main" xmlns:w14="http://schemas.microsoft.com/office/word/2010/wordml" xmlns:w15="http://schemas.microsoft.com/office/word/2012/wordml" xmlns:w16cex="http://schemas.microsoft.com/office/word/2018/wordml/cex" xmlns:w16cid="http://schemas.microsoft.com/office/word/2016/wordml/cid" xmlns:w16="http://schemas.microsoft.com/office/word/2018/wordml" xmlns:w16sdtdh="http://schemas.microsoft.com/office/word/2020/wordml/sdtdatahash" xmlns:w16se="http://schemas.microsoft.com/office/word/2015/wordml/symex" mc:Ignorable="w14 w15 w16se w16cid w16 w16cex w16sdtdh">
+<w:styles xmlns:mc="http://schemas.openxmlformats.org/markup-compatibility/2006" xmlns:r="http://schemas.openxmlformats.org/officeDocument/2006/relationships" xmlns:w="http://schemas.openxmlformats.org/wordprocessingml/2006/main" xmlns:w14="http://schemas.microsoft.com/office/word/2010/wordml" xmlns:w15="http://schemas.microsoft.com/office/word/2012/wordml" xmlns:w16cex="http://schemas.microsoft.com/office/word/2018/wordml/cex" xmlns:w16cid="http://schemas.microsoft.com/office/word/2016/wordml/cid" xmlns:w16="http://schemas.microsoft.com/office/word/2018/wordml" xmlns:w16du="http://schemas.microsoft.com/office/word/2023/wordml/word16du" xmlns:w16sdtdh="http://schemas.microsoft.com/office/word/2020/wordml/sdtdatahash" xmlns:w16sdtfl="http://schemas.microsoft.com/office/word/2024/wordml/sdtformatlock" xmlns:w16se="http://schemas.microsoft.com/office/word/2015/wordml/symex" mc:Ignorable="w14 w15 w16se w16cid w16 w16cex w16sdtdh w16sdtfl w16du">
   <w:docDefaults>
     <w:rPrDefault>
       <w:rPr>

--- a/TS Jatai Ghanam Project/TS 1.1/TS 1.1 Jatai Tamil Corrections.docx
+++ b/TS Jatai Ghanam Project/TS 1.1/TS 1.1 Jatai Tamil Corrections.docx
@@ -70,10 +70,9 @@
           <w:bCs/>
           <w:sz w:val="32"/>
           <w:szCs w:val="32"/>
-          <w:highlight w:val="red"/>
           <w:u w:val="single"/>
         </w:rPr>
-        <w:t>????</w:t>
+        <w:t>30th June 2026</w:t>
       </w:r>
     </w:p>
     <w:p>
@@ -197,6 +196,535 @@
       </w:tblGrid>
       <w:tr>
         <w:trPr>
+          <w:trHeight w:val="1182"/>
+        </w:trPr>
+        <w:tc>
+          <w:tcPr>
+            <w:tcW w:w="6408" w:type="dxa"/>
+          </w:tcPr>
+          <w:p>
+            <w:pPr>
+              <w:widowControl w:val="0"/>
+              <w:autoSpaceDE w:val="0"/>
+              <w:autoSpaceDN w:val="0"/>
+              <w:adjustRightInd w:val="0"/>
+              <w:spacing w:line="240" w:lineRule="auto"/>
+              <w:rPr>
+                <w:rFonts w:ascii="BRH Devanagari Extra" w:hAnsi="BRH Devanagari Extra" w:cs="BRH Devanagari Extra"/>
+                <w:color w:val="000000"/>
+                <w:sz w:val="32"/>
+                <w:szCs w:val="40"/>
+              </w:rPr>
+            </w:pPr>
+            <w:r>
+              <w:rPr>
+                <w:rFonts w:cs="BRH Devanagari Extra"/>
+                <w:color w:val="000000"/>
+                <w:szCs w:val="40"/>
+              </w:rPr>
+              <w:t>57</w:t>
+            </w:r>
+            <w:r>
+              <w:rPr>
+                <w:rFonts w:ascii="BRH Devanagari Extra" w:hAnsi="BRH Devanagari Extra" w:cs="BRH Devanagari Extra"/>
+                <w:color w:val="000000"/>
+                <w:sz w:val="32"/>
+                <w:szCs w:val="40"/>
+              </w:rPr>
+              <w:t>)</w:t>
+            </w:r>
+            <w:r>
+              <w:rPr>
+                <w:rFonts w:ascii="BRH Devanagari Extra" w:hAnsi="BRH Devanagari Extra" w:cs="BRH Devanagari Extra"/>
+                <w:color w:val="000000"/>
+                <w:sz w:val="32"/>
+                <w:szCs w:val="40"/>
+              </w:rPr>
+              <w:tab/>
+            </w:r>
+            <w:r>
+              <w:rPr>
+                <w:rFonts w:cs="BRH Devanagari Extra"/>
+                <w:color w:val="000000"/>
+                <w:szCs w:val="40"/>
+              </w:rPr>
+              <w:t>1</w:t>
+            </w:r>
+            <w:r>
+              <w:rPr>
+                <w:rFonts w:ascii="BRH Devanagari Extra" w:hAnsi="BRH Devanagari Extra" w:cs="BRH Devanagari Extra"/>
+                <w:color w:val="000000"/>
+                <w:sz w:val="32"/>
+                <w:szCs w:val="40"/>
+              </w:rPr>
+              <w:t>.</w:t>
+            </w:r>
+            <w:r>
+              <w:rPr>
+                <w:rFonts w:cs="BRH Devanagari Extra"/>
+                <w:color w:val="000000"/>
+                <w:szCs w:val="40"/>
+              </w:rPr>
+              <w:t>1</w:t>
+            </w:r>
+            <w:r>
+              <w:rPr>
+                <w:rFonts w:ascii="BRH Devanagari Extra" w:hAnsi="BRH Devanagari Extra" w:cs="BRH Devanagari Extra"/>
+                <w:color w:val="000000"/>
+                <w:sz w:val="32"/>
+                <w:szCs w:val="40"/>
+              </w:rPr>
+              <w:t>.</w:t>
+            </w:r>
+            <w:r>
+              <w:rPr>
+                <w:rFonts w:cs="BRH Devanagari Extra"/>
+                <w:color w:val="000000"/>
+                <w:szCs w:val="40"/>
+              </w:rPr>
+              <w:t>6</w:t>
+            </w:r>
+            <w:r>
+              <w:rPr>
+                <w:rFonts w:ascii="BRH Devanagari Extra" w:hAnsi="BRH Devanagari Extra" w:cs="BRH Devanagari Extra"/>
+                <w:color w:val="000000"/>
+                <w:sz w:val="32"/>
+                <w:szCs w:val="40"/>
+              </w:rPr>
+              <w:t>.</w:t>
+            </w:r>
+            <w:r>
+              <w:rPr>
+                <w:rFonts w:cs="BRH Devanagari Extra"/>
+                <w:color w:val="000000"/>
+                <w:szCs w:val="40"/>
+              </w:rPr>
+              <w:t>1</w:t>
+            </w:r>
+            <w:r>
+              <w:rPr>
+                <w:rFonts w:ascii="BRH Devanagari Extra" w:hAnsi="BRH Devanagari Extra" w:cs="BRH Devanagari Extra"/>
+                <w:color w:val="000000"/>
+                <w:sz w:val="32"/>
+                <w:szCs w:val="40"/>
+              </w:rPr>
+              <w:t>(</w:t>
+            </w:r>
+            <w:r>
+              <w:rPr>
+                <w:rFonts w:cs="BRH Devanagari Extra"/>
+                <w:color w:val="000000"/>
+                <w:szCs w:val="40"/>
+              </w:rPr>
+              <w:t>51</w:t>
+            </w:r>
+            <w:r>
+              <w:rPr>
+                <w:rFonts w:ascii="BRH Devanagari Extra" w:hAnsi="BRH Devanagari Extra" w:cs="BRH Devanagari Extra"/>
+                <w:color w:val="000000"/>
+                <w:sz w:val="32"/>
+                <w:szCs w:val="40"/>
+              </w:rPr>
+              <w:t>)- A</w:t>
+            </w:r>
+            <w:r>
+              <w:rPr>
+                <w:rFonts w:ascii="BRH Malayalam Extra" w:hAnsi="BRH Malayalam Extra" w:cs="BRH Devanagari Extra"/>
+                <w:color w:val="000000"/>
+                <w:szCs w:val="40"/>
+              </w:rPr>
+              <w:t>–</w:t>
+            </w:r>
+            <w:r>
+              <w:rPr>
+                <w:rFonts w:ascii="BRH Devanagari Extra" w:hAnsi="BRH Devanagari Extra" w:cs="BRH Devanagari Extra"/>
+                <w:color w:val="000000"/>
+                <w:sz w:val="32"/>
+                <w:szCs w:val="40"/>
+              </w:rPr>
+              <w:t>mÉÉ</w:t>
+            </w:r>
+            <w:r>
+              <w:rPr>
+                <w:rFonts w:ascii="BRH Malayalam Extra" w:hAnsi="BRH Malayalam Extra" w:cs="BRH Devanagari Extra"/>
+                <w:color w:val="000000"/>
+                <w:szCs w:val="40"/>
+              </w:rPr>
+              <w:t>–</w:t>
+            </w:r>
+            <w:r>
+              <w:rPr>
+                <w:rFonts w:ascii="BRH Devanagari Extra" w:hAnsi="BRH Devanagari Extra" w:cs="BRH Devanagari Extra"/>
+                <w:color w:val="000000"/>
+                <w:sz w:val="32"/>
+                <w:szCs w:val="40"/>
+              </w:rPr>
+              <w:t>lÉÉrÉþ |</w:t>
+            </w:r>
+          </w:p>
+          <w:p>
+            <w:pPr>
+              <w:widowControl w:val="0"/>
+              <w:autoSpaceDE w:val="0"/>
+              <w:autoSpaceDN w:val="0"/>
+              <w:adjustRightInd w:val="0"/>
+              <w:rPr>
+                <w:rFonts w:cs="BRH Malayalam Extra"/>
+                <w:color w:val="000000"/>
+                <w:szCs w:val="40"/>
+              </w:rPr>
+            </w:pPr>
+            <w:r>
+              <w:rPr>
+                <w:rFonts w:ascii="BRH Devanagari Extra" w:hAnsi="BRH Devanagari Extra" w:cs="BRH Devanagari Extra"/>
+                <w:color w:val="000000"/>
+                <w:sz w:val="32"/>
+                <w:szCs w:val="40"/>
+              </w:rPr>
+              <w:t>A</w:t>
+            </w:r>
+            <w:r>
+              <w:rPr>
+                <w:rFonts w:ascii="BRH Malayalam Extra" w:hAnsi="BRH Malayalam Extra" w:cs="BRH Devanagari Extra"/>
+                <w:color w:val="000000"/>
+                <w:szCs w:val="40"/>
+              </w:rPr>
+              <w:t>–</w:t>
+            </w:r>
+            <w:r>
+              <w:rPr>
+                <w:rFonts w:ascii="BRH Devanagari Extra" w:hAnsi="BRH Devanagari Extra" w:cs="BRH Devanagari Extra"/>
+                <w:color w:val="000000"/>
+                <w:sz w:val="32"/>
+                <w:szCs w:val="40"/>
+              </w:rPr>
+              <w:t>mÉÉ</w:t>
+            </w:r>
+            <w:r>
+              <w:rPr>
+                <w:rFonts w:ascii="BRH Malayalam Extra" w:hAnsi="BRH Malayalam Extra" w:cs="BRH Devanagari Extra"/>
+                <w:color w:val="000000"/>
+                <w:szCs w:val="40"/>
+              </w:rPr>
+              <w:t>–</w:t>
+            </w:r>
+            <w:r>
+              <w:rPr>
+                <w:rFonts w:ascii="BRH Devanagari Extra" w:hAnsi="BRH Devanagari Extra" w:cs="BRH Devanagari Extra"/>
+                <w:color w:val="000000"/>
+                <w:sz w:val="32"/>
+                <w:szCs w:val="40"/>
+              </w:rPr>
+              <w:t>lÉÉ</w:t>
+            </w:r>
+            <w:r>
+              <w:rPr>
+                <w:rFonts w:ascii="BRH Devanagari Extra" w:hAnsi="BRH Devanagari Extra" w:cs="BRH Devanagari Extra"/>
+                <w:color w:val="000000"/>
+                <w:sz w:val="32"/>
+                <w:szCs w:val="40"/>
+                <w:highlight w:val="yellow"/>
+              </w:rPr>
+              <w:t>irÉåþ</w:t>
+            </w:r>
+            <w:r>
+              <w:rPr>
+                <w:rFonts w:ascii="BRH Devanagari Extra" w:hAnsi="BRH Devanagari Extra" w:cs="BRH Devanagari Extra"/>
+                <w:color w:val="000000"/>
+                <w:sz w:val="32"/>
+                <w:szCs w:val="40"/>
+              </w:rPr>
+              <w:t>mÉ - A</w:t>
+            </w:r>
+            <w:r>
+              <w:rPr>
+                <w:rFonts w:ascii="BRH Malayalam Extra" w:hAnsi="BRH Malayalam Extra" w:cs="BRH Devanagari Extra"/>
+                <w:color w:val="000000"/>
+                <w:szCs w:val="40"/>
+              </w:rPr>
+              <w:t>–</w:t>
+            </w:r>
+            <w:r>
+              <w:rPr>
+                <w:rFonts w:ascii="BRH Devanagari Extra" w:hAnsi="BRH Devanagari Extra" w:cs="BRH Devanagari Extra"/>
+                <w:color w:val="000000"/>
+                <w:sz w:val="32"/>
+                <w:szCs w:val="40"/>
+              </w:rPr>
+              <w:t xml:space="preserve">lÉÉrÉþ | </w:t>
+            </w:r>
+          </w:p>
+        </w:tc>
+        <w:tc>
+          <w:tcPr>
+            <w:tcW w:w="7513" w:type="dxa"/>
+          </w:tcPr>
+          <w:p>
+            <w:pPr>
+              <w:widowControl w:val="0"/>
+              <w:autoSpaceDE w:val="0"/>
+              <w:autoSpaceDN w:val="0"/>
+              <w:adjustRightInd w:val="0"/>
+              <w:spacing w:line="240" w:lineRule="auto"/>
+              <w:rPr>
+                <w:rFonts w:ascii="BRH Devanagari Extra" w:hAnsi="BRH Devanagari Extra" w:cs="BRH Devanagari Extra"/>
+                <w:color w:val="000000"/>
+                <w:sz w:val="32"/>
+                <w:szCs w:val="40"/>
+              </w:rPr>
+            </w:pPr>
+            <w:r>
+              <w:rPr>
+                <w:rFonts w:cs="BRH Devanagari Extra"/>
+                <w:color w:val="000000"/>
+                <w:szCs w:val="40"/>
+              </w:rPr>
+              <w:t>57</w:t>
+            </w:r>
+            <w:r>
+              <w:rPr>
+                <w:rFonts w:ascii="BRH Devanagari Extra" w:hAnsi="BRH Devanagari Extra" w:cs="BRH Devanagari Extra"/>
+                <w:color w:val="000000"/>
+                <w:sz w:val="32"/>
+                <w:szCs w:val="40"/>
+              </w:rPr>
+              <w:t>)</w:t>
+            </w:r>
+            <w:r>
+              <w:rPr>
+                <w:rFonts w:ascii="BRH Devanagari Extra" w:hAnsi="BRH Devanagari Extra" w:cs="BRH Devanagari Extra"/>
+                <w:color w:val="000000"/>
+                <w:sz w:val="32"/>
+                <w:szCs w:val="40"/>
+              </w:rPr>
+              <w:tab/>
+            </w:r>
+            <w:r>
+              <w:rPr>
+                <w:rFonts w:cs="BRH Devanagari Extra"/>
+                <w:color w:val="000000"/>
+                <w:szCs w:val="40"/>
+              </w:rPr>
+              <w:t>1</w:t>
+            </w:r>
+            <w:r>
+              <w:rPr>
+                <w:rFonts w:ascii="BRH Devanagari Extra" w:hAnsi="BRH Devanagari Extra" w:cs="BRH Devanagari Extra"/>
+                <w:color w:val="000000"/>
+                <w:sz w:val="32"/>
+                <w:szCs w:val="40"/>
+              </w:rPr>
+              <w:t>.</w:t>
+            </w:r>
+            <w:r>
+              <w:rPr>
+                <w:rFonts w:cs="BRH Devanagari Extra"/>
+                <w:color w:val="000000"/>
+                <w:szCs w:val="40"/>
+              </w:rPr>
+              <w:t>1</w:t>
+            </w:r>
+            <w:r>
+              <w:rPr>
+                <w:rFonts w:ascii="BRH Devanagari Extra" w:hAnsi="BRH Devanagari Extra" w:cs="BRH Devanagari Extra"/>
+                <w:color w:val="000000"/>
+                <w:sz w:val="32"/>
+                <w:szCs w:val="40"/>
+              </w:rPr>
+              <w:t>.</w:t>
+            </w:r>
+            <w:r>
+              <w:rPr>
+                <w:rFonts w:cs="BRH Devanagari Extra"/>
+                <w:color w:val="000000"/>
+                <w:szCs w:val="40"/>
+              </w:rPr>
+              <w:t>6</w:t>
+            </w:r>
+            <w:r>
+              <w:rPr>
+                <w:rFonts w:ascii="BRH Devanagari Extra" w:hAnsi="BRH Devanagari Extra" w:cs="BRH Devanagari Extra"/>
+                <w:color w:val="000000"/>
+                <w:sz w:val="32"/>
+                <w:szCs w:val="40"/>
+              </w:rPr>
+              <w:t>.</w:t>
+            </w:r>
+            <w:r>
+              <w:rPr>
+                <w:rFonts w:cs="BRH Devanagari Extra"/>
+                <w:color w:val="000000"/>
+                <w:szCs w:val="40"/>
+              </w:rPr>
+              <w:t>1</w:t>
+            </w:r>
+            <w:r>
+              <w:rPr>
+                <w:rFonts w:ascii="BRH Devanagari Extra" w:hAnsi="BRH Devanagari Extra" w:cs="BRH Devanagari Extra"/>
+                <w:color w:val="000000"/>
+                <w:sz w:val="32"/>
+                <w:szCs w:val="40"/>
+              </w:rPr>
+              <w:t>(</w:t>
+            </w:r>
+            <w:r>
+              <w:rPr>
+                <w:rFonts w:cs="BRH Devanagari Extra"/>
+                <w:color w:val="000000"/>
+                <w:szCs w:val="40"/>
+              </w:rPr>
+              <w:t>51</w:t>
+            </w:r>
+            <w:r>
+              <w:rPr>
+                <w:rFonts w:ascii="BRH Devanagari Extra" w:hAnsi="BRH Devanagari Extra" w:cs="BRH Devanagari Extra"/>
+                <w:color w:val="000000"/>
+                <w:sz w:val="32"/>
+                <w:szCs w:val="40"/>
+              </w:rPr>
+              <w:t>)- A</w:t>
+            </w:r>
+            <w:r>
+              <w:rPr>
+                <w:rFonts w:ascii="BRH Malayalam Extra" w:hAnsi="BRH Malayalam Extra" w:cs="BRH Devanagari Extra"/>
+                <w:color w:val="000000"/>
+                <w:szCs w:val="40"/>
+              </w:rPr>
+              <w:t>–</w:t>
+            </w:r>
+            <w:r>
+              <w:rPr>
+                <w:rFonts w:ascii="BRH Devanagari Extra" w:hAnsi="BRH Devanagari Extra" w:cs="BRH Devanagari Extra"/>
+                <w:color w:val="000000"/>
+                <w:sz w:val="32"/>
+                <w:szCs w:val="40"/>
+              </w:rPr>
+              <w:t>mÉÉ</w:t>
+            </w:r>
+            <w:r>
+              <w:rPr>
+                <w:rFonts w:ascii="BRH Malayalam Extra" w:hAnsi="BRH Malayalam Extra" w:cs="BRH Devanagari Extra"/>
+                <w:color w:val="000000"/>
+                <w:szCs w:val="40"/>
+              </w:rPr>
+              <w:t>–</w:t>
+            </w:r>
+            <w:r>
+              <w:rPr>
+                <w:rFonts w:ascii="BRH Devanagari Extra" w:hAnsi="BRH Devanagari Extra" w:cs="BRH Devanagari Extra"/>
+                <w:color w:val="000000"/>
+                <w:sz w:val="32"/>
+                <w:szCs w:val="40"/>
+              </w:rPr>
+              <w:t>lÉÉrÉþ |</w:t>
+            </w:r>
+          </w:p>
+          <w:p>
+            <w:pPr>
+              <w:widowControl w:val="0"/>
+              <w:autoSpaceDE w:val="0"/>
+              <w:autoSpaceDN w:val="0"/>
+              <w:adjustRightInd w:val="0"/>
+              <w:rPr>
+                <w:rFonts w:cs="BRH Malayalam Extra"/>
+                <w:color w:val="000000"/>
+                <w:szCs w:val="40"/>
+              </w:rPr>
+            </w:pPr>
+            <w:r>
+              <w:rPr>
+                <w:rFonts w:ascii="BRH Devanagari Extra" w:hAnsi="BRH Devanagari Extra" w:cs="BRH Devanagari Extra"/>
+                <w:color w:val="000000"/>
+                <w:sz w:val="32"/>
+                <w:szCs w:val="40"/>
+              </w:rPr>
+              <w:t>A</w:t>
+            </w:r>
+            <w:r>
+              <w:rPr>
+                <w:rFonts w:ascii="BRH Malayalam Extra" w:hAnsi="BRH Malayalam Extra" w:cs="BRH Devanagari Extra"/>
+                <w:color w:val="000000"/>
+                <w:szCs w:val="40"/>
+              </w:rPr>
+              <w:t>–</w:t>
+            </w:r>
+            <w:r>
+              <w:rPr>
+                <w:rFonts w:ascii="BRH Devanagari Extra" w:hAnsi="BRH Devanagari Extra" w:cs="BRH Devanagari Extra"/>
+                <w:color w:val="000000"/>
+                <w:sz w:val="32"/>
+                <w:szCs w:val="40"/>
+              </w:rPr>
+              <w:t>mÉÉ</w:t>
+            </w:r>
+            <w:r>
+              <w:rPr>
+                <w:rFonts w:ascii="BRH Malayalam Extra" w:hAnsi="BRH Malayalam Extra" w:cs="BRH Devanagari Extra"/>
+                <w:color w:val="000000"/>
+                <w:szCs w:val="40"/>
+              </w:rPr>
+              <w:t>–</w:t>
+            </w:r>
+            <w:r>
+              <w:rPr>
+                <w:rFonts w:ascii="BRH Devanagari Extra" w:hAnsi="BRH Devanagari Extra" w:cs="BRH Devanagari Extra"/>
+                <w:color w:val="000000"/>
+                <w:sz w:val="32"/>
+                <w:szCs w:val="40"/>
+              </w:rPr>
+              <w:t>lÉÉ</w:t>
+            </w:r>
+            <w:r>
+              <w:rPr>
+                <w:rFonts w:ascii="BRH Devanagari Extra" w:hAnsi="BRH Devanagari Extra" w:cs="BRH Devanagari Extra"/>
+                <w:color w:val="000000"/>
+                <w:sz w:val="32"/>
+                <w:szCs w:val="40"/>
+                <w:highlight w:val="green"/>
+              </w:rPr>
+              <w:t>rÉåirÉ</w:t>
+            </w:r>
+            <w:r>
+              <w:rPr>
+                <w:rFonts w:ascii="BRH Devanagari Extra" w:hAnsi="BRH Devanagari Extra" w:cs="BRH Devanagari Extra"/>
+                <w:color w:val="000000"/>
+                <w:sz w:val="32"/>
+                <w:szCs w:val="40"/>
+                <w:highlight w:val="yellow"/>
+              </w:rPr>
+              <w:t>þ</w:t>
+            </w:r>
+            <w:r>
+              <w:rPr>
+                <w:rFonts w:ascii="BRH Devanagari Extra" w:hAnsi="BRH Devanagari Extra" w:cs="BRH Devanagari Extra"/>
+                <w:color w:val="000000"/>
+                <w:sz w:val="32"/>
+                <w:szCs w:val="40"/>
+              </w:rPr>
+              <w:t>mÉ - A</w:t>
+            </w:r>
+            <w:r>
+              <w:rPr>
+                <w:rFonts w:ascii="BRH Malayalam Extra" w:hAnsi="BRH Malayalam Extra" w:cs="BRH Devanagari Extra"/>
+                <w:color w:val="000000"/>
+                <w:szCs w:val="40"/>
+              </w:rPr>
+              <w:t>–</w:t>
+            </w:r>
+            <w:r>
+              <w:rPr>
+                <w:rFonts w:ascii="BRH Devanagari Extra" w:hAnsi="BRH Devanagari Extra" w:cs="BRH Devanagari Extra"/>
+                <w:color w:val="000000"/>
+                <w:sz w:val="32"/>
+                <w:szCs w:val="40"/>
+              </w:rPr>
+              <w:t xml:space="preserve">lÉÉrÉþ | </w:t>
+            </w:r>
+          </w:p>
+        </w:tc>
+      </w:tr>
+      <w:tr>
+        <w:trPr>
           <w:trHeight w:val="2600"/>
         </w:trPr>
         <w:tc>
@@ -1328,6 +1856,1915 @@
               </w:rPr>
               <w:t xml:space="preserve"> </w:t>
             </w:r>
+          </w:p>
+        </w:tc>
+      </w:tr>
+      <w:tr>
+        <w:trPr>
+          <w:trHeight w:val="2248"/>
+        </w:trPr>
+        <w:tc>
+          <w:tcPr>
+            <w:tcW w:w="6408" w:type="dxa"/>
+          </w:tcPr>
+          <w:p>
+            <w:pPr>
+              <w:widowControl w:val="0"/>
+              <w:autoSpaceDE w:val="0"/>
+              <w:autoSpaceDN w:val="0"/>
+              <w:adjustRightInd w:val="0"/>
+              <w:rPr>
+                <w:rFonts w:ascii="BRH Devanagari Extra" w:hAnsi="BRH Devanagari Extra" w:cs="BRH Devanagari Extra"/>
+                <w:color w:val="000000"/>
+                <w:sz w:val="32"/>
+                <w:szCs w:val="40"/>
+              </w:rPr>
+            </w:pPr>
+            <w:r>
+              <w:rPr>
+                <w:rFonts w:cs="BRH Devanagari Extra"/>
+                <w:color w:val="000000"/>
+                <w:szCs w:val="40"/>
+              </w:rPr>
+              <w:t>36</w:t>
+            </w:r>
+            <w:r>
+              <w:rPr>
+                <w:rFonts w:ascii="BRH Devanagari Extra" w:hAnsi="BRH Devanagari Extra" w:cs="BRH Devanagari Extra"/>
+                <w:color w:val="000000"/>
+                <w:sz w:val="32"/>
+                <w:szCs w:val="40"/>
+              </w:rPr>
+              <w:t>)</w:t>
+            </w:r>
+            <w:r>
+              <w:rPr>
+                <w:rFonts w:ascii="BRH Devanagari Extra" w:hAnsi="BRH Devanagari Extra" w:cs="BRH Devanagari Extra"/>
+                <w:color w:val="000000"/>
+                <w:sz w:val="32"/>
+                <w:szCs w:val="40"/>
+              </w:rPr>
+              <w:tab/>
+            </w:r>
+            <w:r>
+              <w:rPr>
+                <w:rFonts w:cs="BRH Devanagari Extra"/>
+                <w:color w:val="000000"/>
+                <w:szCs w:val="40"/>
+              </w:rPr>
+              <w:t>1</w:t>
+            </w:r>
+            <w:r>
+              <w:rPr>
+                <w:rFonts w:ascii="BRH Devanagari Extra" w:hAnsi="BRH Devanagari Extra" w:cs="BRH Devanagari Extra"/>
+                <w:color w:val="000000"/>
+                <w:sz w:val="32"/>
+                <w:szCs w:val="40"/>
+              </w:rPr>
+              <w:t>.</w:t>
+            </w:r>
+            <w:r>
+              <w:rPr>
+                <w:rFonts w:cs="BRH Devanagari Extra"/>
+                <w:color w:val="000000"/>
+                <w:szCs w:val="40"/>
+              </w:rPr>
+              <w:t>1</w:t>
+            </w:r>
+            <w:r>
+              <w:rPr>
+                <w:rFonts w:ascii="BRH Devanagari Extra" w:hAnsi="BRH Devanagari Extra" w:cs="BRH Devanagari Extra"/>
+                <w:color w:val="000000"/>
+                <w:sz w:val="32"/>
+                <w:szCs w:val="40"/>
+              </w:rPr>
+              <w:t>.</w:t>
+            </w:r>
+            <w:r>
+              <w:rPr>
+                <w:rFonts w:cs="BRH Devanagari Extra"/>
+                <w:color w:val="000000"/>
+                <w:szCs w:val="40"/>
+              </w:rPr>
+              <w:t>14</w:t>
+            </w:r>
+            <w:r>
+              <w:rPr>
+                <w:rFonts w:ascii="BRH Devanagari Extra" w:hAnsi="BRH Devanagari Extra" w:cs="BRH Devanagari Extra"/>
+                <w:color w:val="000000"/>
+                <w:sz w:val="32"/>
+                <w:szCs w:val="40"/>
+              </w:rPr>
+              <w:t>.</w:t>
+            </w:r>
+            <w:r>
+              <w:rPr>
+                <w:rFonts w:cs="BRH Devanagari Extra"/>
+                <w:color w:val="000000"/>
+                <w:szCs w:val="40"/>
+              </w:rPr>
+              <w:t>2</w:t>
+            </w:r>
+            <w:r>
+              <w:rPr>
+                <w:rFonts w:ascii="BRH Devanagari Extra" w:hAnsi="BRH Devanagari Extra" w:cs="BRH Devanagari Extra"/>
+                <w:color w:val="000000"/>
+                <w:sz w:val="32"/>
+                <w:szCs w:val="40"/>
+              </w:rPr>
+              <w:t>(</w:t>
+            </w:r>
+            <w:r>
+              <w:rPr>
+                <w:rFonts w:cs="BRH Devanagari Extra"/>
+                <w:color w:val="000000"/>
+                <w:szCs w:val="40"/>
+              </w:rPr>
+              <w:t>33</w:t>
+            </w:r>
+            <w:r>
+              <w:rPr>
+                <w:rFonts w:ascii="BRH Devanagari Extra" w:hAnsi="BRH Devanagari Extra" w:cs="BRH Devanagari Extra"/>
+                <w:color w:val="000000"/>
+                <w:sz w:val="32"/>
+                <w:szCs w:val="40"/>
+              </w:rPr>
+              <w:t>)- zÉÑ</w:t>
+            </w:r>
+            <w:r>
+              <w:rPr>
+                <w:rFonts w:ascii="BRH Malayalam Extra" w:hAnsi="BRH Malayalam Extra" w:cs="BRH Devanagari Extra"/>
+                <w:color w:val="000000"/>
+                <w:szCs w:val="40"/>
+              </w:rPr>
+              <w:t>–</w:t>
+            </w:r>
+            <w:r>
+              <w:rPr>
+                <w:rFonts w:ascii="BRH Devanagari Extra" w:hAnsi="BRH Devanagari Extra" w:cs="BRH Devanagari Extra"/>
+                <w:color w:val="000000"/>
+                <w:sz w:val="32"/>
+                <w:szCs w:val="40"/>
+              </w:rPr>
+              <w:t>ÂkÉþÈ | cÉ</w:t>
+            </w:r>
+            <w:r>
+              <w:rPr>
+                <w:rFonts w:ascii="BRH Malayalam Extra" w:hAnsi="BRH Malayalam Extra" w:cs="BRH Devanagari Extra"/>
+                <w:color w:val="000000"/>
+                <w:szCs w:val="40"/>
+              </w:rPr>
+              <w:t>–</w:t>
+            </w:r>
+            <w:r>
+              <w:rPr>
+                <w:rFonts w:ascii="BRH Devanagari Extra" w:hAnsi="BRH Devanagari Extra" w:cs="BRH Devanagari Extra"/>
+                <w:color w:val="000000"/>
+                <w:sz w:val="32"/>
+                <w:szCs w:val="40"/>
+                <w:highlight w:val="yellow"/>
+              </w:rPr>
+              <w:t>lSìÉÿ</w:t>
+            </w:r>
+            <w:r>
+              <w:rPr>
+                <w:rFonts w:ascii="BRH Devanagari Extra" w:hAnsi="BRH Devanagari Extra" w:cs="BRH Devanagari Extra"/>
+                <w:color w:val="000000"/>
+                <w:sz w:val="32"/>
+                <w:szCs w:val="40"/>
+              </w:rPr>
+              <w:t>aÉëÉÈ |</w:t>
+            </w:r>
+          </w:p>
+          <w:p>
+            <w:pPr>
+              <w:widowControl w:val="0"/>
+              <w:autoSpaceDE w:val="0"/>
+              <w:autoSpaceDN w:val="0"/>
+              <w:adjustRightInd w:val="0"/>
+              <w:rPr>
+                <w:rFonts w:ascii="BRH Devanagari Extra" w:hAnsi="BRH Devanagari Extra" w:cs="BRH Devanagari Extra"/>
+                <w:color w:val="000000"/>
+                <w:sz w:val="32"/>
+                <w:szCs w:val="40"/>
+              </w:rPr>
+            </w:pPr>
+            <w:r>
+              <w:rPr>
+                <w:rFonts w:ascii="BRH Devanagari Extra" w:hAnsi="BRH Devanagari Extra" w:cs="BRH Devanagari Extra"/>
+                <w:color w:val="000000"/>
+                <w:sz w:val="32"/>
+                <w:szCs w:val="40"/>
+              </w:rPr>
+              <w:t>zÉÑ</w:t>
+            </w:r>
+            <w:r>
+              <w:rPr>
+                <w:rFonts w:ascii="BRH Malayalam Extra" w:hAnsi="BRH Malayalam Extra" w:cs="BRH Devanagari Extra"/>
+                <w:color w:val="000000"/>
+                <w:szCs w:val="40"/>
+              </w:rPr>
+              <w:t>–</w:t>
+            </w:r>
+            <w:r>
+              <w:rPr>
+                <w:rFonts w:ascii="BRH Devanagari Extra" w:hAnsi="BRH Devanagari Extra" w:cs="BRH Devanagari Extra"/>
+                <w:color w:val="000000"/>
+                <w:sz w:val="32"/>
+                <w:szCs w:val="40"/>
+              </w:rPr>
+              <w:t>ÂkÉþ ¶É</w:t>
+            </w:r>
+            <w:r>
+              <w:rPr>
+                <w:rFonts w:ascii="BRH Malayalam Extra" w:hAnsi="BRH Malayalam Extra" w:cs="BRH Devanagari Extra"/>
+                <w:color w:val="000000"/>
+                <w:szCs w:val="40"/>
+              </w:rPr>
+              <w:t>–</w:t>
+            </w:r>
+            <w:r>
+              <w:rPr>
+                <w:rFonts w:ascii="BRH Devanagari Extra" w:hAnsi="BRH Devanagari Extra" w:cs="BRH Devanagari Extra"/>
+                <w:color w:val="000000"/>
+                <w:sz w:val="32"/>
+                <w:szCs w:val="40"/>
+                <w:highlight w:val="yellow"/>
+              </w:rPr>
+              <w:t>lSìÉÿaÉëÉ</w:t>
+            </w:r>
+            <w:r>
+              <w:rPr>
+                <w:rFonts w:ascii="BRH Devanagari Extra" w:hAnsi="BRH Devanagari Extra" w:cs="BRH Devanagari Extra"/>
+                <w:color w:val="000000"/>
+                <w:sz w:val="32"/>
+                <w:szCs w:val="40"/>
+              </w:rPr>
+              <w:t xml:space="preserve"> ¶É</w:t>
+            </w:r>
+            <w:r>
+              <w:rPr>
+                <w:rFonts w:ascii="BRH Malayalam Extra" w:hAnsi="BRH Malayalam Extra" w:cs="BRH Devanagari Extra"/>
+                <w:color w:val="000000"/>
+                <w:szCs w:val="40"/>
+              </w:rPr>
+              <w:t>–</w:t>
+            </w:r>
+            <w:r>
+              <w:rPr>
+                <w:rFonts w:ascii="BRH Devanagari Extra" w:hAnsi="BRH Devanagari Extra" w:cs="BRH Devanagari Extra"/>
+                <w:color w:val="000000"/>
+                <w:sz w:val="32"/>
+                <w:szCs w:val="40"/>
+                <w:highlight w:val="yellow"/>
+              </w:rPr>
+              <w:t>lSìÉÿaÉëÉÈ</w:t>
+            </w:r>
+            <w:r>
+              <w:rPr>
+                <w:rFonts w:ascii="BRH Devanagari Extra" w:hAnsi="BRH Devanagari Extra" w:cs="BRH Devanagari Extra"/>
+                <w:color w:val="000000"/>
+                <w:sz w:val="32"/>
+                <w:szCs w:val="40"/>
+              </w:rPr>
+              <w:t xml:space="preserve"> zÉÑ</w:t>
+            </w:r>
+            <w:r>
+              <w:rPr>
+                <w:rFonts w:ascii="BRH Malayalam Extra" w:hAnsi="BRH Malayalam Extra" w:cs="BRH Devanagari Extra"/>
+                <w:color w:val="000000"/>
+                <w:szCs w:val="40"/>
+              </w:rPr>
+              <w:t>–</w:t>
+            </w:r>
+            <w:r>
+              <w:rPr>
+                <w:rFonts w:ascii="BRH Devanagari Extra" w:hAnsi="BRH Devanagari Extra" w:cs="BRH Devanagari Extra"/>
+                <w:color w:val="000000"/>
+                <w:sz w:val="32"/>
+                <w:szCs w:val="40"/>
+              </w:rPr>
+              <w:t>ÂkÉþÈ zÉÑ</w:t>
+            </w:r>
+            <w:r>
+              <w:rPr>
+                <w:rFonts w:ascii="BRH Malayalam Extra" w:hAnsi="BRH Malayalam Extra" w:cs="BRH Devanagari Extra"/>
+                <w:color w:val="000000"/>
+                <w:szCs w:val="40"/>
+              </w:rPr>
+              <w:t>–</w:t>
+            </w:r>
+            <w:r>
+              <w:rPr>
+                <w:rFonts w:ascii="BRH Devanagari Extra" w:hAnsi="BRH Devanagari Extra" w:cs="BRH Devanagari Extra"/>
+                <w:color w:val="000000"/>
+                <w:sz w:val="32"/>
+                <w:szCs w:val="40"/>
+              </w:rPr>
+              <w:t>ÂkÉþ ¶É</w:t>
+            </w:r>
+            <w:r>
+              <w:rPr>
+                <w:rFonts w:ascii="BRH Malayalam Extra" w:hAnsi="BRH Malayalam Extra" w:cs="BRH Devanagari Extra"/>
+                <w:color w:val="000000"/>
+                <w:szCs w:val="40"/>
+              </w:rPr>
+              <w:t>–</w:t>
+            </w:r>
+            <w:r>
+              <w:rPr>
+                <w:rFonts w:ascii="BRH Devanagari Extra" w:hAnsi="BRH Devanagari Extra" w:cs="BRH Devanagari Extra"/>
+                <w:color w:val="000000"/>
+                <w:sz w:val="32"/>
+                <w:szCs w:val="40"/>
+                <w:highlight w:val="yellow"/>
+              </w:rPr>
+              <w:t>lSìÉÿaÉëÉÈ</w:t>
+            </w:r>
+            <w:r>
+              <w:rPr>
+                <w:rFonts w:ascii="BRH Devanagari Extra" w:hAnsi="BRH Devanagari Extra" w:cs="BRH Devanagari Extra"/>
+                <w:color w:val="000000"/>
+                <w:sz w:val="32"/>
+                <w:szCs w:val="40"/>
+              </w:rPr>
+              <w:t xml:space="preserve"> | </w:t>
+            </w:r>
+          </w:p>
+          <w:p>
+            <w:pPr>
+              <w:widowControl w:val="0"/>
+              <w:autoSpaceDE w:val="0"/>
+              <w:autoSpaceDN w:val="0"/>
+              <w:adjustRightInd w:val="0"/>
+              <w:rPr>
+                <w:rFonts w:ascii="BRH Devanagari Extra" w:hAnsi="BRH Devanagari Extra" w:cs="BRH Devanagari Extra"/>
+                <w:color w:val="000000"/>
+                <w:sz w:val="32"/>
+                <w:szCs w:val="40"/>
+              </w:rPr>
+            </w:pPr>
+            <w:r>
+              <w:rPr>
+                <w:rFonts w:cs="BRH Devanagari Extra"/>
+                <w:color w:val="000000"/>
+                <w:szCs w:val="40"/>
+              </w:rPr>
+              <w:t>37</w:t>
+            </w:r>
+            <w:r>
+              <w:rPr>
+                <w:rFonts w:ascii="BRH Devanagari Extra" w:hAnsi="BRH Devanagari Extra" w:cs="BRH Devanagari Extra"/>
+                <w:color w:val="000000"/>
+                <w:sz w:val="32"/>
+                <w:szCs w:val="40"/>
+              </w:rPr>
+              <w:t>)</w:t>
+            </w:r>
+            <w:r>
+              <w:rPr>
+                <w:rFonts w:ascii="BRH Devanagari Extra" w:hAnsi="BRH Devanagari Extra" w:cs="BRH Devanagari Extra"/>
+                <w:color w:val="000000"/>
+                <w:sz w:val="32"/>
+                <w:szCs w:val="40"/>
+              </w:rPr>
+              <w:tab/>
+            </w:r>
+            <w:r>
+              <w:rPr>
+                <w:rFonts w:cs="BRH Devanagari Extra"/>
+                <w:color w:val="000000"/>
+                <w:szCs w:val="40"/>
+              </w:rPr>
+              <w:t>1</w:t>
+            </w:r>
+            <w:r>
+              <w:rPr>
+                <w:rFonts w:ascii="BRH Devanagari Extra" w:hAnsi="BRH Devanagari Extra" w:cs="BRH Devanagari Extra"/>
+                <w:color w:val="000000"/>
+                <w:sz w:val="32"/>
+                <w:szCs w:val="40"/>
+              </w:rPr>
+              <w:t>.</w:t>
+            </w:r>
+            <w:r>
+              <w:rPr>
+                <w:rFonts w:cs="BRH Devanagari Extra"/>
+                <w:color w:val="000000"/>
+                <w:szCs w:val="40"/>
+              </w:rPr>
+              <w:t>1</w:t>
+            </w:r>
+            <w:r>
+              <w:rPr>
+                <w:rFonts w:ascii="BRH Devanagari Extra" w:hAnsi="BRH Devanagari Extra" w:cs="BRH Devanagari Extra"/>
+                <w:color w:val="000000"/>
+                <w:sz w:val="32"/>
+                <w:szCs w:val="40"/>
+              </w:rPr>
+              <w:t>.</w:t>
+            </w:r>
+            <w:r>
+              <w:rPr>
+                <w:rFonts w:cs="BRH Devanagari Extra"/>
+                <w:color w:val="000000"/>
+                <w:szCs w:val="40"/>
+              </w:rPr>
+              <w:t>14</w:t>
+            </w:r>
+            <w:r>
+              <w:rPr>
+                <w:rFonts w:ascii="BRH Devanagari Extra" w:hAnsi="BRH Devanagari Extra" w:cs="BRH Devanagari Extra"/>
+                <w:color w:val="000000"/>
+                <w:sz w:val="32"/>
+                <w:szCs w:val="40"/>
+              </w:rPr>
+              <w:t>.</w:t>
+            </w:r>
+            <w:r>
+              <w:rPr>
+                <w:rFonts w:cs="BRH Devanagari Extra"/>
+                <w:color w:val="000000"/>
+                <w:szCs w:val="40"/>
+              </w:rPr>
+              <w:t>2</w:t>
+            </w:r>
+            <w:r>
+              <w:rPr>
+                <w:rFonts w:ascii="BRH Devanagari Extra" w:hAnsi="BRH Devanagari Extra" w:cs="BRH Devanagari Extra"/>
+                <w:color w:val="000000"/>
+                <w:sz w:val="32"/>
+                <w:szCs w:val="40"/>
+              </w:rPr>
+              <w:t>(</w:t>
+            </w:r>
+            <w:r>
+              <w:rPr>
+                <w:rFonts w:cs="BRH Devanagari Extra"/>
+                <w:color w:val="000000"/>
+                <w:szCs w:val="40"/>
+              </w:rPr>
+              <w:t>34</w:t>
+            </w:r>
+            <w:r>
+              <w:rPr>
+                <w:rFonts w:ascii="BRH Devanagari Extra" w:hAnsi="BRH Devanagari Extra" w:cs="BRH Devanagari Extra"/>
+                <w:color w:val="000000"/>
+                <w:sz w:val="32"/>
+                <w:szCs w:val="40"/>
+              </w:rPr>
+              <w:t>)- cÉ</w:t>
+            </w:r>
+            <w:r>
+              <w:rPr>
+                <w:rFonts w:ascii="BRH Malayalam Extra" w:hAnsi="BRH Malayalam Extra" w:cs="BRH Devanagari Extra"/>
+                <w:color w:val="000000"/>
+                <w:szCs w:val="40"/>
+                <w:highlight w:val="yellow"/>
+              </w:rPr>
+              <w:t>–</w:t>
+            </w:r>
+            <w:r>
+              <w:rPr>
+                <w:rFonts w:ascii="BRH Devanagari Extra" w:hAnsi="BRH Devanagari Extra" w:cs="BRH Devanagari Extra"/>
+                <w:color w:val="000000"/>
+                <w:sz w:val="32"/>
+                <w:szCs w:val="40"/>
+                <w:highlight w:val="yellow"/>
+              </w:rPr>
+              <w:t>lSì</w:t>
+            </w:r>
+            <w:r>
+              <w:rPr>
+                <w:rFonts w:ascii="BRH Devanagari Extra" w:hAnsi="BRH Devanagari Extra" w:cs="BRH Devanagari Extra"/>
+                <w:color w:val="000000"/>
+                <w:sz w:val="32"/>
+                <w:szCs w:val="40"/>
+              </w:rPr>
+              <w:t>ÉÿaÉëÉÈ | ÍkÉrÉþÎlkÉrÉqÉç |</w:t>
+            </w:r>
+          </w:p>
+          <w:p>
+            <w:pPr>
+              <w:widowControl w:val="0"/>
+              <w:autoSpaceDE w:val="0"/>
+              <w:autoSpaceDN w:val="0"/>
+              <w:adjustRightInd w:val="0"/>
+              <w:rPr>
+                <w:rFonts w:ascii="BRH Devanagari Extra" w:hAnsi="BRH Devanagari Extra" w:cs="BRH Devanagari Extra"/>
+                <w:color w:val="000000"/>
+                <w:sz w:val="32"/>
+                <w:szCs w:val="40"/>
+              </w:rPr>
+            </w:pPr>
+            <w:r>
+              <w:rPr>
+                <w:rFonts w:ascii="BRH Devanagari Extra" w:hAnsi="BRH Devanagari Extra" w:cs="BRH Devanagari Extra"/>
+                <w:color w:val="000000"/>
+                <w:sz w:val="32"/>
+                <w:szCs w:val="40"/>
+              </w:rPr>
+              <w:t>cÉ</w:t>
+            </w:r>
+            <w:r>
+              <w:rPr>
+                <w:rFonts w:ascii="BRH Malayalam Extra" w:hAnsi="BRH Malayalam Extra" w:cs="BRH Devanagari Extra"/>
+                <w:color w:val="000000"/>
+                <w:szCs w:val="40"/>
+              </w:rPr>
+              <w:t>–</w:t>
+            </w:r>
+            <w:r>
+              <w:rPr>
+                <w:rFonts w:ascii="BRH Devanagari Extra" w:hAnsi="BRH Devanagari Extra" w:cs="BRH Devanagari Extra"/>
+                <w:color w:val="000000"/>
+                <w:sz w:val="32"/>
+                <w:szCs w:val="40"/>
+                <w:highlight w:val="yellow"/>
+              </w:rPr>
+              <w:t>lSìÉ</w:t>
+            </w:r>
+            <w:r>
+              <w:rPr>
+                <w:rFonts w:ascii="BRH Devanagari Extra" w:hAnsi="BRH Devanagari Extra" w:cs="BRH Devanagari Extra"/>
+                <w:color w:val="000000"/>
+                <w:sz w:val="32"/>
+                <w:szCs w:val="40"/>
+              </w:rPr>
+              <w:t>ÿaÉëÉ</w:t>
+            </w:r>
+            <w:r>
+              <w:rPr>
+                <w:rFonts w:ascii="BRH Malayalam Extra" w:hAnsi="BRH Malayalam Extra" w:cs="BRH Devanagari Extra"/>
+                <w:color w:val="000000"/>
+                <w:szCs w:val="40"/>
+              </w:rPr>
+              <w:t>–</w:t>
+            </w:r>
+            <w:r>
+              <w:rPr>
+                <w:rFonts w:ascii="BRH Devanagari Extra" w:hAnsi="BRH Devanagari Extra" w:cs="BRH Devanagari Extra"/>
+                <w:color w:val="000000"/>
+                <w:sz w:val="32"/>
+                <w:szCs w:val="40"/>
+              </w:rPr>
+              <w:t xml:space="preserve"> ÍkÉrÉþÎlkÉrÉ</w:t>
+            </w:r>
+            <w:r>
+              <w:rPr>
+                <w:rFonts w:ascii="BRH Malayalam Extra" w:hAnsi="BRH Malayalam Extra" w:cs="BRH Devanagari Extra"/>
+                <w:color w:val="000000"/>
+                <w:szCs w:val="40"/>
+              </w:rPr>
+              <w:t>–</w:t>
+            </w:r>
+            <w:r>
+              <w:rPr>
+                <w:rFonts w:ascii="BRH Devanagari Extra" w:hAnsi="BRH Devanagari Extra" w:cs="BRH Devanagari Extra"/>
+                <w:color w:val="000000"/>
+                <w:sz w:val="32"/>
+                <w:szCs w:val="40"/>
+              </w:rPr>
+              <w:t>qÉç ÍkÉrÉþÎlkÉrÉqÉç cÉ</w:t>
+            </w:r>
+            <w:r>
+              <w:rPr>
+                <w:rFonts w:ascii="BRH Malayalam Extra" w:hAnsi="BRH Malayalam Extra" w:cs="BRH Devanagari Extra"/>
+                <w:color w:val="000000"/>
+                <w:szCs w:val="40"/>
+              </w:rPr>
+              <w:t>–</w:t>
+            </w:r>
+            <w:r>
+              <w:rPr>
+                <w:rFonts w:ascii="BRH Devanagari Extra" w:hAnsi="BRH Devanagari Extra" w:cs="BRH Devanagari Extra"/>
+                <w:color w:val="000000"/>
+                <w:sz w:val="32"/>
+                <w:szCs w:val="40"/>
+                <w:highlight w:val="yellow"/>
+              </w:rPr>
+              <w:t>lSìÉÿaÉëÉ</w:t>
+            </w:r>
+            <w:r>
+              <w:rPr>
+                <w:rFonts w:ascii="BRH Devanagari Extra" w:hAnsi="BRH Devanagari Extra" w:cs="BRH Devanagari Extra"/>
+                <w:color w:val="000000"/>
+                <w:sz w:val="32"/>
+                <w:szCs w:val="40"/>
+              </w:rPr>
+              <w:t xml:space="preserve"> ¶É</w:t>
+            </w:r>
+            <w:r>
+              <w:rPr>
+                <w:rFonts w:ascii="BRH Malayalam Extra" w:hAnsi="BRH Malayalam Extra" w:cs="BRH Devanagari Extra"/>
+                <w:color w:val="000000"/>
+                <w:szCs w:val="40"/>
+              </w:rPr>
+              <w:t>–</w:t>
+            </w:r>
+            <w:r>
+              <w:rPr>
+                <w:rFonts w:ascii="BRH Devanagari Extra" w:hAnsi="BRH Devanagari Extra" w:cs="BRH Devanagari Extra"/>
+                <w:color w:val="000000"/>
+                <w:sz w:val="32"/>
+                <w:szCs w:val="40"/>
+              </w:rPr>
+              <w:t>l</w:t>
+            </w:r>
+            <w:r>
+              <w:rPr>
+                <w:rFonts w:ascii="BRH Devanagari Extra" w:hAnsi="BRH Devanagari Extra" w:cs="BRH Devanagari Extra"/>
+                <w:color w:val="000000"/>
+                <w:sz w:val="32"/>
+                <w:szCs w:val="40"/>
+                <w:highlight w:val="yellow"/>
+              </w:rPr>
+              <w:t>SìÉÿ</w:t>
+            </w:r>
+            <w:r>
+              <w:rPr>
+                <w:rFonts w:ascii="BRH Devanagari Extra" w:hAnsi="BRH Devanagari Extra" w:cs="BRH Devanagari Extra"/>
+                <w:color w:val="000000"/>
+                <w:sz w:val="32"/>
+                <w:szCs w:val="40"/>
+              </w:rPr>
+              <w:t>aÉëÉ</w:t>
+            </w:r>
+            <w:r>
+              <w:rPr>
+                <w:rFonts w:ascii="BRH Malayalam Extra" w:hAnsi="BRH Malayalam Extra" w:cs="BRH Devanagari Extra"/>
+                <w:color w:val="000000"/>
+                <w:szCs w:val="40"/>
+              </w:rPr>
+              <w:t>–</w:t>
+            </w:r>
+            <w:r>
+              <w:rPr>
+                <w:rFonts w:ascii="BRH Devanagari Extra" w:hAnsi="BRH Devanagari Extra" w:cs="BRH Devanagari Extra"/>
+                <w:color w:val="000000"/>
+                <w:sz w:val="32"/>
+                <w:szCs w:val="40"/>
+              </w:rPr>
+              <w:t xml:space="preserve"> </w:t>
+            </w:r>
+            <w:r>
+              <w:rPr>
+                <w:rFonts w:ascii="BRH Devanagari Extra" w:hAnsi="BRH Devanagari Extra" w:cs="BRH Devanagari Extra"/>
+                <w:color w:val="000000"/>
+                <w:sz w:val="32"/>
+                <w:szCs w:val="40"/>
+              </w:rPr>
+              <w:lastRenderedPageBreak/>
+              <w:t xml:space="preserve">ÍkÉrÉþÎlkÉrÉqÉç | </w:t>
+            </w:r>
+          </w:p>
+          <w:p>
+            <w:pPr>
+              <w:widowControl w:val="0"/>
+              <w:autoSpaceDE w:val="0"/>
+              <w:autoSpaceDN w:val="0"/>
+              <w:adjustRightInd w:val="0"/>
+              <w:rPr>
+                <w:rFonts w:ascii="BRH Devanagari Extra" w:hAnsi="BRH Devanagari Extra" w:cs="BRH Devanagari Extra"/>
+                <w:color w:val="000000"/>
+                <w:sz w:val="32"/>
+                <w:szCs w:val="40"/>
+              </w:rPr>
+            </w:pPr>
+            <w:r>
+              <w:rPr>
+                <w:rFonts w:cs="BRH Devanagari Extra"/>
+                <w:color w:val="000000"/>
+                <w:szCs w:val="40"/>
+              </w:rPr>
+              <w:t>38</w:t>
+            </w:r>
+            <w:r>
+              <w:rPr>
+                <w:rFonts w:ascii="BRH Devanagari Extra" w:hAnsi="BRH Devanagari Extra" w:cs="BRH Devanagari Extra"/>
+                <w:color w:val="000000"/>
+                <w:sz w:val="32"/>
+                <w:szCs w:val="40"/>
+              </w:rPr>
+              <w:t>)</w:t>
+            </w:r>
+            <w:r>
+              <w:rPr>
+                <w:rFonts w:ascii="BRH Devanagari Extra" w:hAnsi="BRH Devanagari Extra" w:cs="BRH Devanagari Extra"/>
+                <w:color w:val="000000"/>
+                <w:sz w:val="32"/>
+                <w:szCs w:val="40"/>
+              </w:rPr>
+              <w:tab/>
+            </w:r>
+            <w:r>
+              <w:rPr>
+                <w:rFonts w:cs="BRH Devanagari Extra"/>
+                <w:color w:val="000000"/>
+                <w:szCs w:val="40"/>
+              </w:rPr>
+              <w:t>1</w:t>
+            </w:r>
+            <w:r>
+              <w:rPr>
+                <w:rFonts w:ascii="BRH Devanagari Extra" w:hAnsi="BRH Devanagari Extra" w:cs="BRH Devanagari Extra"/>
+                <w:color w:val="000000"/>
+                <w:sz w:val="32"/>
+                <w:szCs w:val="40"/>
+              </w:rPr>
+              <w:t>.</w:t>
+            </w:r>
+            <w:r>
+              <w:rPr>
+                <w:rFonts w:cs="BRH Devanagari Extra"/>
+                <w:color w:val="000000"/>
+                <w:szCs w:val="40"/>
+              </w:rPr>
+              <w:t>1</w:t>
+            </w:r>
+            <w:r>
+              <w:rPr>
+                <w:rFonts w:ascii="BRH Devanagari Extra" w:hAnsi="BRH Devanagari Extra" w:cs="BRH Devanagari Extra"/>
+                <w:color w:val="000000"/>
+                <w:sz w:val="32"/>
+                <w:szCs w:val="40"/>
+              </w:rPr>
+              <w:t>.</w:t>
+            </w:r>
+            <w:r>
+              <w:rPr>
+                <w:rFonts w:cs="BRH Devanagari Extra"/>
+                <w:color w:val="000000"/>
+                <w:szCs w:val="40"/>
+              </w:rPr>
+              <w:t>14</w:t>
+            </w:r>
+            <w:r>
+              <w:rPr>
+                <w:rFonts w:ascii="BRH Devanagari Extra" w:hAnsi="BRH Devanagari Extra" w:cs="BRH Devanagari Extra"/>
+                <w:color w:val="000000"/>
+                <w:sz w:val="32"/>
+                <w:szCs w:val="40"/>
+              </w:rPr>
+              <w:t>.</w:t>
+            </w:r>
+            <w:r>
+              <w:rPr>
+                <w:rFonts w:cs="BRH Devanagari Extra"/>
+                <w:color w:val="000000"/>
+                <w:szCs w:val="40"/>
+              </w:rPr>
+              <w:t>2</w:t>
+            </w:r>
+            <w:r>
+              <w:rPr>
+                <w:rFonts w:ascii="BRH Devanagari Extra" w:hAnsi="BRH Devanagari Extra" w:cs="BRH Devanagari Extra"/>
+                <w:color w:val="000000"/>
+                <w:sz w:val="32"/>
+                <w:szCs w:val="40"/>
+              </w:rPr>
+              <w:t>(</w:t>
+            </w:r>
+            <w:r>
+              <w:rPr>
+                <w:rFonts w:cs="BRH Devanagari Extra"/>
+                <w:color w:val="000000"/>
+                <w:szCs w:val="40"/>
+              </w:rPr>
+              <w:t>34</w:t>
+            </w:r>
+            <w:r>
+              <w:rPr>
+                <w:rFonts w:ascii="BRH Devanagari Extra" w:hAnsi="BRH Devanagari Extra" w:cs="BRH Devanagari Extra"/>
+                <w:color w:val="000000"/>
+                <w:sz w:val="32"/>
+                <w:szCs w:val="40"/>
+              </w:rPr>
+              <w:t>)- cÉ</w:t>
+            </w:r>
+            <w:r>
+              <w:rPr>
+                <w:rFonts w:ascii="BRH Malayalam Extra" w:hAnsi="BRH Malayalam Extra" w:cs="BRH Devanagari Extra"/>
+                <w:color w:val="000000"/>
+                <w:szCs w:val="40"/>
+              </w:rPr>
+              <w:t>–</w:t>
+            </w:r>
+            <w:r>
+              <w:rPr>
+                <w:rFonts w:ascii="BRH Devanagari Extra" w:hAnsi="BRH Devanagari Extra" w:cs="BRH Devanagari Extra"/>
+                <w:color w:val="000000"/>
+                <w:sz w:val="32"/>
+                <w:szCs w:val="40"/>
+                <w:highlight w:val="yellow"/>
+              </w:rPr>
+              <w:t>lSìÉ</w:t>
+            </w:r>
+            <w:r>
+              <w:rPr>
+                <w:rFonts w:ascii="BRH Devanagari Extra" w:hAnsi="BRH Devanagari Extra" w:cs="BRH Devanagari Extra"/>
+                <w:color w:val="000000"/>
+                <w:sz w:val="32"/>
+                <w:szCs w:val="40"/>
+              </w:rPr>
+              <w:t>ÿaÉëÉÈ |</w:t>
+            </w:r>
+          </w:p>
+          <w:p>
+            <w:pPr>
+              <w:widowControl w:val="0"/>
+              <w:autoSpaceDE w:val="0"/>
+              <w:autoSpaceDN w:val="0"/>
+              <w:adjustRightInd w:val="0"/>
+              <w:rPr>
+                <w:rFonts w:cs="BRH Malayalam Extra"/>
+                <w:color w:val="000000"/>
+                <w:szCs w:val="40"/>
+              </w:rPr>
+            </w:pPr>
+            <w:r>
+              <w:rPr>
+                <w:rFonts w:ascii="BRH Devanagari Extra" w:hAnsi="BRH Devanagari Extra" w:cs="BRH Devanagari Extra"/>
+                <w:color w:val="000000"/>
+                <w:sz w:val="32"/>
+                <w:szCs w:val="40"/>
+              </w:rPr>
+              <w:t>cÉ</w:t>
+            </w:r>
+            <w:r>
+              <w:rPr>
+                <w:rFonts w:ascii="BRH Malayalam Extra" w:hAnsi="BRH Malayalam Extra" w:cs="BRH Devanagari Extra"/>
+                <w:color w:val="000000"/>
+                <w:szCs w:val="40"/>
+              </w:rPr>
+              <w:t>–</w:t>
+            </w:r>
+            <w:r>
+              <w:rPr>
+                <w:rFonts w:ascii="BRH Devanagari Extra" w:hAnsi="BRH Devanagari Extra" w:cs="BRH Devanagari Extra"/>
+                <w:color w:val="000000"/>
+                <w:sz w:val="32"/>
+                <w:szCs w:val="40"/>
+              </w:rPr>
+              <w:t>lSìÉaÉëÉ</w:t>
+            </w:r>
+            <w:r>
+              <w:rPr>
+                <w:rFonts w:ascii="BRH Malayalam Extra" w:hAnsi="BRH Malayalam Extra" w:cs="BRH Devanagari Extra"/>
+                <w:color w:val="000000"/>
+                <w:szCs w:val="40"/>
+              </w:rPr>
+              <w:t>–</w:t>
+            </w:r>
+            <w:r>
+              <w:rPr>
+                <w:rFonts w:ascii="BRH Devanagari Extra" w:hAnsi="BRH Devanagari Extra" w:cs="BRH Devanagari Extra"/>
+                <w:color w:val="000000"/>
+                <w:sz w:val="32"/>
+                <w:szCs w:val="40"/>
+              </w:rPr>
+              <w:t xml:space="preserve"> CÌiÉþ cÉ</w:t>
+            </w:r>
+            <w:r>
+              <w:rPr>
+                <w:rFonts w:ascii="BRH Malayalam Extra" w:hAnsi="BRH Malayalam Extra" w:cs="BRH Devanagari Extra"/>
+                <w:color w:val="000000"/>
+                <w:szCs w:val="40"/>
+              </w:rPr>
+              <w:t>–</w:t>
+            </w:r>
+            <w:r>
+              <w:rPr>
+                <w:rFonts w:ascii="BRH Devanagari Extra" w:hAnsi="BRH Devanagari Extra" w:cs="BRH Devanagari Extra"/>
+                <w:color w:val="000000"/>
+                <w:sz w:val="32"/>
+                <w:szCs w:val="40"/>
+              </w:rPr>
+              <w:t>lSì - A</w:t>
+            </w:r>
+            <w:r>
+              <w:rPr>
+                <w:rFonts w:ascii="BRH Malayalam Extra" w:hAnsi="BRH Malayalam Extra" w:cs="BRH Devanagari Extra"/>
+                <w:color w:val="000000"/>
+                <w:szCs w:val="40"/>
+              </w:rPr>
+              <w:t>–</w:t>
+            </w:r>
+            <w:r>
+              <w:rPr>
+                <w:rFonts w:ascii="BRH Devanagari Extra" w:hAnsi="BRH Devanagari Extra" w:cs="BRH Devanagari Extra"/>
+                <w:color w:val="000000"/>
+                <w:sz w:val="32"/>
+                <w:szCs w:val="40"/>
+              </w:rPr>
+              <w:t>aÉëÉ</w:t>
+            </w:r>
+            <w:r>
+              <w:rPr>
+                <w:rFonts w:ascii="BRH Malayalam Extra" w:hAnsi="BRH Malayalam Extra" w:cs="BRH Devanagari Extra"/>
+                <w:color w:val="000000"/>
+                <w:szCs w:val="40"/>
+              </w:rPr>
+              <w:t>–</w:t>
+            </w:r>
+            <w:r>
+              <w:rPr>
+                <w:rFonts w:ascii="BRH Devanagari Extra" w:hAnsi="BRH Devanagari Extra" w:cs="BRH Devanagari Extra"/>
+                <w:color w:val="000000"/>
+                <w:sz w:val="32"/>
+                <w:szCs w:val="40"/>
+              </w:rPr>
+              <w:t xml:space="preserve">È | </w:t>
+            </w:r>
+          </w:p>
+        </w:tc>
+        <w:tc>
+          <w:tcPr>
+            <w:tcW w:w="7513" w:type="dxa"/>
+          </w:tcPr>
+          <w:p>
+            <w:pPr>
+              <w:widowControl w:val="0"/>
+              <w:autoSpaceDE w:val="0"/>
+              <w:autoSpaceDN w:val="0"/>
+              <w:adjustRightInd w:val="0"/>
+              <w:rPr>
+                <w:rFonts w:ascii="BRH Devanagari Extra" w:hAnsi="BRH Devanagari Extra" w:cs="BRH Devanagari Extra"/>
+                <w:color w:val="000000"/>
+                <w:sz w:val="32"/>
+                <w:szCs w:val="40"/>
+              </w:rPr>
+            </w:pPr>
+            <w:r>
+              <w:rPr>
+                <w:rFonts w:cs="BRH Devanagari Extra"/>
+                <w:color w:val="000000"/>
+                <w:szCs w:val="40"/>
+              </w:rPr>
+              <w:lastRenderedPageBreak/>
+              <w:t>36</w:t>
+            </w:r>
+            <w:r>
+              <w:rPr>
+                <w:rFonts w:ascii="BRH Devanagari Extra" w:hAnsi="BRH Devanagari Extra" w:cs="BRH Devanagari Extra"/>
+                <w:color w:val="000000"/>
+                <w:sz w:val="32"/>
+                <w:szCs w:val="40"/>
+              </w:rPr>
+              <w:t>)</w:t>
+            </w:r>
+            <w:r>
+              <w:rPr>
+                <w:rFonts w:ascii="BRH Devanagari Extra" w:hAnsi="BRH Devanagari Extra" w:cs="BRH Devanagari Extra"/>
+                <w:color w:val="000000"/>
+                <w:sz w:val="32"/>
+                <w:szCs w:val="40"/>
+              </w:rPr>
+              <w:tab/>
+            </w:r>
+            <w:r>
+              <w:rPr>
+                <w:rFonts w:cs="BRH Devanagari Extra"/>
+                <w:color w:val="000000"/>
+                <w:szCs w:val="40"/>
+              </w:rPr>
+              <w:t>1</w:t>
+            </w:r>
+            <w:r>
+              <w:rPr>
+                <w:rFonts w:ascii="BRH Devanagari Extra" w:hAnsi="BRH Devanagari Extra" w:cs="BRH Devanagari Extra"/>
+                <w:color w:val="000000"/>
+                <w:sz w:val="32"/>
+                <w:szCs w:val="40"/>
+              </w:rPr>
+              <w:t>.</w:t>
+            </w:r>
+            <w:r>
+              <w:rPr>
+                <w:rFonts w:cs="BRH Devanagari Extra"/>
+                <w:color w:val="000000"/>
+                <w:szCs w:val="40"/>
+              </w:rPr>
+              <w:t>1</w:t>
+            </w:r>
+            <w:r>
+              <w:rPr>
+                <w:rFonts w:ascii="BRH Devanagari Extra" w:hAnsi="BRH Devanagari Extra" w:cs="BRH Devanagari Extra"/>
+                <w:color w:val="000000"/>
+                <w:sz w:val="32"/>
+                <w:szCs w:val="40"/>
+              </w:rPr>
+              <w:t>.</w:t>
+            </w:r>
+            <w:r>
+              <w:rPr>
+                <w:rFonts w:cs="BRH Devanagari Extra"/>
+                <w:color w:val="000000"/>
+                <w:szCs w:val="40"/>
+              </w:rPr>
+              <w:t>14</w:t>
+            </w:r>
+            <w:r>
+              <w:rPr>
+                <w:rFonts w:ascii="BRH Devanagari Extra" w:hAnsi="BRH Devanagari Extra" w:cs="BRH Devanagari Extra"/>
+                <w:color w:val="000000"/>
+                <w:sz w:val="32"/>
+                <w:szCs w:val="40"/>
+              </w:rPr>
+              <w:t>.</w:t>
+            </w:r>
+            <w:r>
+              <w:rPr>
+                <w:rFonts w:cs="BRH Devanagari Extra"/>
+                <w:color w:val="000000"/>
+                <w:szCs w:val="40"/>
+              </w:rPr>
+              <w:t>2</w:t>
+            </w:r>
+            <w:r>
+              <w:rPr>
+                <w:rFonts w:ascii="BRH Devanagari Extra" w:hAnsi="BRH Devanagari Extra" w:cs="BRH Devanagari Extra"/>
+                <w:color w:val="000000"/>
+                <w:sz w:val="32"/>
+                <w:szCs w:val="40"/>
+              </w:rPr>
+              <w:t>(</w:t>
+            </w:r>
+            <w:r>
+              <w:rPr>
+                <w:rFonts w:cs="BRH Devanagari Extra"/>
+                <w:color w:val="000000"/>
+                <w:szCs w:val="40"/>
+              </w:rPr>
+              <w:t>33</w:t>
+            </w:r>
+            <w:r>
+              <w:rPr>
+                <w:rFonts w:ascii="BRH Devanagari Extra" w:hAnsi="BRH Devanagari Extra" w:cs="BRH Devanagari Extra"/>
+                <w:color w:val="000000"/>
+                <w:sz w:val="32"/>
+                <w:szCs w:val="40"/>
+              </w:rPr>
+              <w:t>)- zÉÑ</w:t>
+            </w:r>
+            <w:r>
+              <w:rPr>
+                <w:rFonts w:ascii="BRH Malayalam Extra" w:hAnsi="BRH Malayalam Extra" w:cs="BRH Devanagari Extra"/>
+                <w:color w:val="000000"/>
+                <w:szCs w:val="40"/>
+              </w:rPr>
+              <w:t>–</w:t>
+            </w:r>
+            <w:r>
+              <w:rPr>
+                <w:rFonts w:ascii="BRH Devanagari Extra" w:hAnsi="BRH Devanagari Extra" w:cs="BRH Devanagari Extra"/>
+                <w:color w:val="000000"/>
+                <w:sz w:val="32"/>
+                <w:szCs w:val="40"/>
+              </w:rPr>
+              <w:t>ÂkÉþÈ | cÉ</w:t>
+            </w:r>
+            <w:r>
+              <w:rPr>
+                <w:rFonts w:ascii="BRH Malayalam Extra" w:hAnsi="BRH Malayalam Extra" w:cs="BRH Devanagari Extra"/>
+                <w:color w:val="000000"/>
+                <w:szCs w:val="40"/>
+              </w:rPr>
+              <w:t>–</w:t>
+            </w:r>
+            <w:r>
+              <w:rPr>
+                <w:rFonts w:ascii="BRH Devanagari Extra" w:hAnsi="BRH Devanagari Extra" w:cs="BRH Devanagari Extra"/>
+                <w:color w:val="000000"/>
+                <w:sz w:val="32"/>
+                <w:szCs w:val="40"/>
+                <w:highlight w:val="green"/>
+              </w:rPr>
+              <w:t>lSìÉaÉëÉ</w:t>
+            </w:r>
+            <w:r>
+              <w:rPr>
+                <w:rFonts w:ascii="BRH Devanagari Extra" w:hAnsi="BRH Devanagari Extra" w:cs="BRH Devanagari Extra"/>
+                <w:color w:val="000000"/>
+                <w:sz w:val="32"/>
+                <w:szCs w:val="40"/>
+                <w:highlight w:val="yellow"/>
+              </w:rPr>
+              <w:t>ÿ</w:t>
+            </w:r>
+            <w:r>
+              <w:rPr>
+                <w:rFonts w:ascii="BRH Devanagari Extra" w:hAnsi="BRH Devanagari Extra" w:cs="BRH Devanagari Extra"/>
+                <w:color w:val="000000"/>
+                <w:sz w:val="32"/>
+                <w:szCs w:val="40"/>
+              </w:rPr>
+              <w:t>È |</w:t>
+            </w:r>
+          </w:p>
+          <w:p>
+            <w:pPr>
+              <w:widowControl w:val="0"/>
+              <w:autoSpaceDE w:val="0"/>
+              <w:autoSpaceDN w:val="0"/>
+              <w:adjustRightInd w:val="0"/>
+              <w:rPr>
+                <w:rFonts w:ascii="BRH Devanagari Extra" w:hAnsi="BRH Devanagari Extra" w:cs="BRH Devanagari Extra"/>
+                <w:color w:val="000000"/>
+                <w:sz w:val="32"/>
+                <w:szCs w:val="40"/>
+              </w:rPr>
+            </w:pPr>
+            <w:r>
+              <w:rPr>
+                <w:rFonts w:ascii="BRH Devanagari Extra" w:hAnsi="BRH Devanagari Extra" w:cs="BRH Devanagari Extra"/>
+                <w:color w:val="000000"/>
+                <w:sz w:val="32"/>
+                <w:szCs w:val="40"/>
+              </w:rPr>
+              <w:t>zÉÑ</w:t>
+            </w:r>
+            <w:r>
+              <w:rPr>
+                <w:rFonts w:ascii="BRH Malayalam Extra" w:hAnsi="BRH Malayalam Extra" w:cs="BRH Devanagari Extra"/>
+                <w:color w:val="000000"/>
+                <w:szCs w:val="40"/>
+              </w:rPr>
+              <w:t>–</w:t>
+            </w:r>
+            <w:r>
+              <w:rPr>
+                <w:rFonts w:ascii="BRH Devanagari Extra" w:hAnsi="BRH Devanagari Extra" w:cs="BRH Devanagari Extra"/>
+                <w:color w:val="000000"/>
+                <w:sz w:val="32"/>
+                <w:szCs w:val="40"/>
+              </w:rPr>
+              <w:t>ÂkÉþ ¶É</w:t>
+            </w:r>
+            <w:r>
+              <w:rPr>
+                <w:rFonts w:ascii="BRH Malayalam Extra" w:hAnsi="BRH Malayalam Extra" w:cs="BRH Devanagari Extra"/>
+                <w:color w:val="000000"/>
+                <w:szCs w:val="40"/>
+              </w:rPr>
+              <w:t>–</w:t>
+            </w:r>
+            <w:r>
+              <w:rPr>
+                <w:rFonts w:ascii="BRH Devanagari Extra" w:hAnsi="BRH Devanagari Extra" w:cs="BRH Devanagari Extra"/>
+                <w:color w:val="000000"/>
+                <w:sz w:val="32"/>
+                <w:szCs w:val="40"/>
+                <w:highlight w:val="green"/>
+              </w:rPr>
+              <w:t>lSìÉaÉëÉÿ</w:t>
+            </w:r>
+            <w:r>
+              <w:rPr>
+                <w:rFonts w:ascii="BRH Devanagari Extra" w:hAnsi="BRH Devanagari Extra" w:cs="BRH Devanagari Extra"/>
+                <w:color w:val="000000"/>
+                <w:sz w:val="32"/>
+                <w:szCs w:val="40"/>
+              </w:rPr>
+              <w:t xml:space="preserve"> ¶É</w:t>
+            </w:r>
+            <w:r>
+              <w:rPr>
+                <w:rFonts w:ascii="BRH Malayalam Extra" w:hAnsi="BRH Malayalam Extra" w:cs="BRH Devanagari Extra"/>
+                <w:color w:val="000000"/>
+                <w:szCs w:val="40"/>
+                <w:highlight w:val="green"/>
+              </w:rPr>
+              <w:t>–</w:t>
+            </w:r>
+            <w:r>
+              <w:rPr>
+                <w:rFonts w:ascii="BRH Devanagari Extra" w:hAnsi="BRH Devanagari Extra" w:cs="BRH Devanagari Extra"/>
+                <w:color w:val="000000"/>
+                <w:sz w:val="32"/>
+                <w:szCs w:val="40"/>
+                <w:highlight w:val="green"/>
+              </w:rPr>
+              <w:t>lSìÉaÉëÉÿÈ</w:t>
+            </w:r>
+            <w:r>
+              <w:rPr>
+                <w:rFonts w:ascii="BRH Devanagari Extra" w:hAnsi="BRH Devanagari Extra" w:cs="BRH Devanagari Extra"/>
+                <w:color w:val="000000"/>
+                <w:sz w:val="32"/>
+                <w:szCs w:val="40"/>
+              </w:rPr>
+              <w:t xml:space="preserve"> zÉÑ</w:t>
+            </w:r>
+            <w:r>
+              <w:rPr>
+                <w:rFonts w:ascii="BRH Malayalam Extra" w:hAnsi="BRH Malayalam Extra" w:cs="BRH Devanagari Extra"/>
+                <w:color w:val="000000"/>
+                <w:szCs w:val="40"/>
+              </w:rPr>
+              <w:t>–</w:t>
+            </w:r>
+            <w:r>
+              <w:rPr>
+                <w:rFonts w:ascii="BRH Devanagari Extra" w:hAnsi="BRH Devanagari Extra" w:cs="BRH Devanagari Extra"/>
+                <w:color w:val="000000"/>
+                <w:sz w:val="32"/>
+                <w:szCs w:val="40"/>
+              </w:rPr>
+              <w:t>ÂkÉþÈ zÉÑ</w:t>
+            </w:r>
+            <w:r>
+              <w:rPr>
+                <w:rFonts w:ascii="BRH Malayalam Extra" w:hAnsi="BRH Malayalam Extra" w:cs="BRH Devanagari Extra"/>
+                <w:color w:val="000000"/>
+                <w:szCs w:val="40"/>
+              </w:rPr>
+              <w:t>–</w:t>
+            </w:r>
+            <w:r>
+              <w:rPr>
+                <w:rFonts w:ascii="BRH Devanagari Extra" w:hAnsi="BRH Devanagari Extra" w:cs="BRH Devanagari Extra"/>
+                <w:color w:val="000000"/>
+                <w:sz w:val="32"/>
+                <w:szCs w:val="40"/>
+              </w:rPr>
+              <w:t>ÂkÉþ ¶É</w:t>
+            </w:r>
+            <w:r>
+              <w:rPr>
+                <w:rFonts w:ascii="BRH Malayalam Extra" w:hAnsi="BRH Malayalam Extra" w:cs="BRH Devanagari Extra"/>
+                <w:color w:val="000000"/>
+                <w:szCs w:val="40"/>
+                <w:highlight w:val="green"/>
+              </w:rPr>
+              <w:t>–</w:t>
+            </w:r>
+            <w:r>
+              <w:rPr>
+                <w:rFonts w:ascii="BRH Devanagari Extra" w:hAnsi="BRH Devanagari Extra" w:cs="BRH Devanagari Extra"/>
+                <w:color w:val="000000"/>
+                <w:sz w:val="32"/>
+                <w:szCs w:val="40"/>
+                <w:highlight w:val="green"/>
+              </w:rPr>
+              <w:t>lSìÉaÉëÉÿÈ</w:t>
+            </w:r>
+            <w:r>
+              <w:rPr>
+                <w:rFonts w:ascii="BRH Devanagari Extra" w:hAnsi="BRH Devanagari Extra" w:cs="BRH Devanagari Extra"/>
+                <w:color w:val="000000"/>
+                <w:sz w:val="32"/>
+                <w:szCs w:val="40"/>
+              </w:rPr>
+              <w:t xml:space="preserve"> | </w:t>
+            </w:r>
+          </w:p>
+          <w:p>
+            <w:pPr>
+              <w:widowControl w:val="0"/>
+              <w:autoSpaceDE w:val="0"/>
+              <w:autoSpaceDN w:val="0"/>
+              <w:adjustRightInd w:val="0"/>
+              <w:rPr>
+                <w:rFonts w:ascii="BRH Devanagari Extra" w:hAnsi="BRH Devanagari Extra" w:cs="BRH Devanagari Extra"/>
+                <w:color w:val="000000"/>
+                <w:sz w:val="32"/>
+                <w:szCs w:val="40"/>
+              </w:rPr>
+            </w:pPr>
+            <w:r>
+              <w:rPr>
+                <w:rFonts w:cs="BRH Devanagari Extra"/>
+                <w:color w:val="000000"/>
+                <w:szCs w:val="40"/>
+              </w:rPr>
+              <w:t>37</w:t>
+            </w:r>
+            <w:r>
+              <w:rPr>
+                <w:rFonts w:ascii="BRH Devanagari Extra" w:hAnsi="BRH Devanagari Extra" w:cs="BRH Devanagari Extra"/>
+                <w:color w:val="000000"/>
+                <w:sz w:val="32"/>
+                <w:szCs w:val="40"/>
+              </w:rPr>
+              <w:t>)</w:t>
+            </w:r>
+            <w:r>
+              <w:rPr>
+                <w:rFonts w:ascii="BRH Devanagari Extra" w:hAnsi="BRH Devanagari Extra" w:cs="BRH Devanagari Extra"/>
+                <w:color w:val="000000"/>
+                <w:sz w:val="32"/>
+                <w:szCs w:val="40"/>
+              </w:rPr>
+              <w:tab/>
+            </w:r>
+            <w:r>
+              <w:rPr>
+                <w:rFonts w:cs="BRH Devanagari Extra"/>
+                <w:color w:val="000000"/>
+                <w:szCs w:val="40"/>
+              </w:rPr>
+              <w:t>1</w:t>
+            </w:r>
+            <w:r>
+              <w:rPr>
+                <w:rFonts w:ascii="BRH Devanagari Extra" w:hAnsi="BRH Devanagari Extra" w:cs="BRH Devanagari Extra"/>
+                <w:color w:val="000000"/>
+                <w:sz w:val="32"/>
+                <w:szCs w:val="40"/>
+              </w:rPr>
+              <w:t>.</w:t>
+            </w:r>
+            <w:r>
+              <w:rPr>
+                <w:rFonts w:cs="BRH Devanagari Extra"/>
+                <w:color w:val="000000"/>
+                <w:szCs w:val="40"/>
+              </w:rPr>
+              <w:t>1</w:t>
+            </w:r>
+            <w:r>
+              <w:rPr>
+                <w:rFonts w:ascii="BRH Devanagari Extra" w:hAnsi="BRH Devanagari Extra" w:cs="BRH Devanagari Extra"/>
+                <w:color w:val="000000"/>
+                <w:sz w:val="32"/>
+                <w:szCs w:val="40"/>
+              </w:rPr>
+              <w:t>.</w:t>
+            </w:r>
+            <w:r>
+              <w:rPr>
+                <w:rFonts w:cs="BRH Devanagari Extra"/>
+                <w:color w:val="000000"/>
+                <w:szCs w:val="40"/>
+              </w:rPr>
+              <w:t>14</w:t>
+            </w:r>
+            <w:r>
+              <w:rPr>
+                <w:rFonts w:ascii="BRH Devanagari Extra" w:hAnsi="BRH Devanagari Extra" w:cs="BRH Devanagari Extra"/>
+                <w:color w:val="000000"/>
+                <w:sz w:val="32"/>
+                <w:szCs w:val="40"/>
+              </w:rPr>
+              <w:t>.</w:t>
+            </w:r>
+            <w:r>
+              <w:rPr>
+                <w:rFonts w:cs="BRH Devanagari Extra"/>
+                <w:color w:val="000000"/>
+                <w:szCs w:val="40"/>
+              </w:rPr>
+              <w:t>2</w:t>
+            </w:r>
+            <w:r>
+              <w:rPr>
+                <w:rFonts w:ascii="BRH Devanagari Extra" w:hAnsi="BRH Devanagari Extra" w:cs="BRH Devanagari Extra"/>
+                <w:color w:val="000000"/>
+                <w:sz w:val="32"/>
+                <w:szCs w:val="40"/>
+              </w:rPr>
+              <w:t>(</w:t>
+            </w:r>
+            <w:r>
+              <w:rPr>
+                <w:rFonts w:cs="BRH Devanagari Extra"/>
+                <w:color w:val="000000"/>
+                <w:szCs w:val="40"/>
+              </w:rPr>
+              <w:t>34</w:t>
+            </w:r>
+            <w:r>
+              <w:rPr>
+                <w:rFonts w:ascii="BRH Devanagari Extra" w:hAnsi="BRH Devanagari Extra" w:cs="BRH Devanagari Extra"/>
+                <w:color w:val="000000"/>
+                <w:sz w:val="32"/>
+                <w:szCs w:val="40"/>
+              </w:rPr>
+              <w:t>)- cÉ</w:t>
+            </w:r>
+            <w:r>
+              <w:rPr>
+                <w:rFonts w:ascii="BRH Malayalam Extra" w:hAnsi="BRH Malayalam Extra" w:cs="BRH Devanagari Extra"/>
+                <w:color w:val="000000"/>
+                <w:szCs w:val="40"/>
+                <w:highlight w:val="yellow"/>
+              </w:rPr>
+              <w:t>–</w:t>
+            </w:r>
+            <w:r>
+              <w:rPr>
+                <w:rFonts w:ascii="BRH Devanagari Extra" w:hAnsi="BRH Devanagari Extra" w:cs="BRH Devanagari Extra"/>
+                <w:color w:val="000000"/>
+                <w:sz w:val="32"/>
+                <w:szCs w:val="40"/>
+                <w:highlight w:val="green"/>
+              </w:rPr>
+              <w:t>lSìÉaÉë</w:t>
+            </w:r>
+            <w:r>
+              <w:rPr>
+                <w:rFonts w:ascii="BRH Devanagari Extra" w:hAnsi="BRH Devanagari Extra" w:cs="BRH Devanagari Extra"/>
+                <w:color w:val="000000"/>
+                <w:sz w:val="32"/>
+                <w:szCs w:val="40"/>
+              </w:rPr>
+              <w:t>ÉÿÈ | ÍkÉrÉþÎlkÉrÉqÉç |</w:t>
+            </w:r>
+          </w:p>
+          <w:p>
+            <w:pPr>
+              <w:widowControl w:val="0"/>
+              <w:autoSpaceDE w:val="0"/>
+              <w:autoSpaceDN w:val="0"/>
+              <w:adjustRightInd w:val="0"/>
+              <w:rPr>
+                <w:rFonts w:ascii="BRH Devanagari Extra" w:hAnsi="BRH Devanagari Extra" w:cs="BRH Devanagari Extra"/>
+                <w:color w:val="000000"/>
+                <w:sz w:val="32"/>
+                <w:szCs w:val="40"/>
+              </w:rPr>
+            </w:pPr>
+            <w:r>
+              <w:rPr>
+                <w:rFonts w:ascii="BRH Devanagari Extra" w:hAnsi="BRH Devanagari Extra" w:cs="BRH Devanagari Extra"/>
+                <w:color w:val="000000"/>
+                <w:sz w:val="32"/>
+                <w:szCs w:val="40"/>
+              </w:rPr>
+              <w:t>cÉ</w:t>
+            </w:r>
+            <w:r>
+              <w:rPr>
+                <w:rFonts w:ascii="BRH Malayalam Extra" w:hAnsi="BRH Malayalam Extra" w:cs="BRH Devanagari Extra"/>
+                <w:color w:val="000000"/>
+                <w:szCs w:val="40"/>
+              </w:rPr>
+              <w:t>–</w:t>
+            </w:r>
+            <w:r>
+              <w:rPr>
+                <w:rFonts w:ascii="BRH Devanagari Extra" w:hAnsi="BRH Devanagari Extra" w:cs="BRH Devanagari Extra"/>
+                <w:color w:val="000000"/>
+                <w:sz w:val="32"/>
+                <w:szCs w:val="40"/>
+                <w:highlight w:val="green"/>
+              </w:rPr>
+              <w:t>lSìÉ</w:t>
+            </w:r>
+            <w:r>
+              <w:rPr>
+                <w:rFonts w:ascii="BRH Devanagari Extra" w:hAnsi="BRH Devanagari Extra" w:cs="BRH Devanagari Extra"/>
+                <w:color w:val="000000"/>
+                <w:sz w:val="32"/>
+                <w:szCs w:val="40"/>
+              </w:rPr>
+              <w:t>aÉëÉ</w:t>
+            </w:r>
+            <w:r>
+              <w:rPr>
+                <w:rFonts w:ascii="BRH Malayalam Extra" w:hAnsi="BRH Malayalam Extra" w:cs="BRH Devanagari Extra"/>
+                <w:color w:val="000000"/>
+                <w:szCs w:val="40"/>
+              </w:rPr>
+              <w:t>–</w:t>
+            </w:r>
+            <w:r>
+              <w:rPr>
+                <w:rFonts w:ascii="BRH Devanagari Extra" w:hAnsi="BRH Devanagari Extra" w:cs="BRH Devanagari Extra"/>
+                <w:color w:val="000000"/>
+                <w:sz w:val="32"/>
+                <w:szCs w:val="40"/>
+              </w:rPr>
+              <w:t xml:space="preserve"> ÍkÉrÉþÎlkÉrÉ</w:t>
+            </w:r>
+            <w:r>
+              <w:rPr>
+                <w:rFonts w:ascii="BRH Malayalam Extra" w:hAnsi="BRH Malayalam Extra" w:cs="BRH Devanagari Extra"/>
+                <w:color w:val="000000"/>
+                <w:szCs w:val="40"/>
+              </w:rPr>
+              <w:t>–</w:t>
+            </w:r>
+            <w:r>
+              <w:rPr>
+                <w:rFonts w:ascii="BRH Devanagari Extra" w:hAnsi="BRH Devanagari Extra" w:cs="BRH Devanagari Extra"/>
+                <w:color w:val="000000"/>
+                <w:sz w:val="32"/>
+                <w:szCs w:val="40"/>
+              </w:rPr>
+              <w:t>qÉç ÍkÉrÉþÎlkÉrÉqÉç cÉ</w:t>
+            </w:r>
+            <w:r>
+              <w:rPr>
+                <w:rFonts w:ascii="BRH Malayalam Extra" w:hAnsi="BRH Malayalam Extra" w:cs="BRH Devanagari Extra"/>
+                <w:color w:val="000000"/>
+                <w:szCs w:val="40"/>
+                <w:highlight w:val="green"/>
+              </w:rPr>
+              <w:t>–</w:t>
+            </w:r>
+            <w:r>
+              <w:rPr>
+                <w:rFonts w:ascii="BRH Devanagari Extra" w:hAnsi="BRH Devanagari Extra" w:cs="BRH Devanagari Extra"/>
+                <w:color w:val="000000"/>
+                <w:sz w:val="32"/>
+                <w:szCs w:val="40"/>
+                <w:highlight w:val="green"/>
+              </w:rPr>
+              <w:t>lSìÉaÉëÉ</w:t>
+            </w:r>
+            <w:r>
+              <w:rPr>
+                <w:rFonts w:ascii="BRH Devanagari Extra" w:hAnsi="BRH Devanagari Extra" w:cs="BRH Devanagari Extra"/>
+                <w:color w:val="000000"/>
+                <w:sz w:val="32"/>
+                <w:szCs w:val="40"/>
+                <w:highlight w:val="yellow"/>
+              </w:rPr>
+              <w:t>ÿ</w:t>
+            </w:r>
+            <w:r>
+              <w:rPr>
+                <w:rFonts w:ascii="BRH Devanagari Extra" w:hAnsi="BRH Devanagari Extra" w:cs="BRH Devanagari Extra"/>
+                <w:color w:val="000000"/>
+                <w:sz w:val="32"/>
+                <w:szCs w:val="40"/>
+              </w:rPr>
+              <w:t xml:space="preserve"> ¶É</w:t>
+            </w:r>
+            <w:r>
+              <w:rPr>
+                <w:rFonts w:ascii="BRH Malayalam Extra" w:hAnsi="BRH Malayalam Extra" w:cs="BRH Devanagari Extra"/>
+                <w:color w:val="000000"/>
+                <w:szCs w:val="40"/>
+              </w:rPr>
+              <w:t>–</w:t>
+            </w:r>
+            <w:r>
+              <w:rPr>
+                <w:rFonts w:ascii="BRH Devanagari Extra" w:hAnsi="BRH Devanagari Extra" w:cs="BRH Devanagari Extra"/>
+                <w:color w:val="000000"/>
+                <w:sz w:val="32"/>
+                <w:szCs w:val="40"/>
+                <w:highlight w:val="green"/>
+              </w:rPr>
+              <w:t>lSìÉ</w:t>
+            </w:r>
+            <w:r>
+              <w:rPr>
+                <w:rFonts w:ascii="BRH Devanagari Extra" w:hAnsi="BRH Devanagari Extra" w:cs="BRH Devanagari Extra"/>
+                <w:color w:val="000000"/>
+                <w:sz w:val="32"/>
+                <w:szCs w:val="40"/>
+              </w:rPr>
+              <w:t>aÉëÉ</w:t>
+            </w:r>
+            <w:r>
+              <w:rPr>
+                <w:rFonts w:ascii="BRH Malayalam Extra" w:hAnsi="BRH Malayalam Extra" w:cs="BRH Devanagari Extra"/>
+                <w:color w:val="000000"/>
+                <w:szCs w:val="40"/>
+              </w:rPr>
+              <w:t>–</w:t>
+            </w:r>
+            <w:r>
+              <w:rPr>
+                <w:rFonts w:ascii="BRH Devanagari Extra" w:hAnsi="BRH Devanagari Extra" w:cs="BRH Devanagari Extra"/>
+                <w:color w:val="000000"/>
+                <w:sz w:val="32"/>
+                <w:szCs w:val="40"/>
+              </w:rPr>
+              <w:t xml:space="preserve"> </w:t>
+            </w:r>
+          </w:p>
+          <w:p>
+            <w:pPr>
+              <w:widowControl w:val="0"/>
+              <w:autoSpaceDE w:val="0"/>
+              <w:autoSpaceDN w:val="0"/>
+              <w:adjustRightInd w:val="0"/>
+              <w:rPr>
+                <w:rFonts w:ascii="BRH Devanagari Extra" w:hAnsi="BRH Devanagari Extra" w:cs="BRH Devanagari Extra"/>
+                <w:color w:val="000000"/>
+                <w:sz w:val="32"/>
+                <w:szCs w:val="40"/>
+              </w:rPr>
+            </w:pPr>
+            <w:r>
+              <w:rPr>
+                <w:rFonts w:ascii="BRH Devanagari Extra" w:hAnsi="BRH Devanagari Extra" w:cs="BRH Devanagari Extra"/>
+                <w:color w:val="000000"/>
+                <w:sz w:val="32"/>
+                <w:szCs w:val="40"/>
+              </w:rPr>
+              <w:lastRenderedPageBreak/>
+              <w:t xml:space="preserve">ÍkÉrÉþÎlkÉrÉqÉç | </w:t>
+            </w:r>
+          </w:p>
+          <w:p>
+            <w:pPr>
+              <w:widowControl w:val="0"/>
+              <w:autoSpaceDE w:val="0"/>
+              <w:autoSpaceDN w:val="0"/>
+              <w:adjustRightInd w:val="0"/>
+              <w:rPr>
+                <w:rFonts w:ascii="BRH Devanagari Extra" w:hAnsi="BRH Devanagari Extra" w:cs="BRH Devanagari Extra"/>
+                <w:color w:val="000000"/>
+                <w:sz w:val="32"/>
+                <w:szCs w:val="40"/>
+              </w:rPr>
+            </w:pPr>
+            <w:r>
+              <w:rPr>
+                <w:rFonts w:cs="BRH Devanagari Extra"/>
+                <w:color w:val="000000"/>
+                <w:szCs w:val="40"/>
+              </w:rPr>
+              <w:t>38</w:t>
+            </w:r>
+            <w:r>
+              <w:rPr>
+                <w:rFonts w:ascii="BRH Devanagari Extra" w:hAnsi="BRH Devanagari Extra" w:cs="BRH Devanagari Extra"/>
+                <w:color w:val="000000"/>
+                <w:sz w:val="32"/>
+                <w:szCs w:val="40"/>
+              </w:rPr>
+              <w:t>)</w:t>
+            </w:r>
+            <w:r>
+              <w:rPr>
+                <w:rFonts w:ascii="BRH Devanagari Extra" w:hAnsi="BRH Devanagari Extra" w:cs="BRH Devanagari Extra"/>
+                <w:color w:val="000000"/>
+                <w:sz w:val="32"/>
+                <w:szCs w:val="40"/>
+              </w:rPr>
+              <w:tab/>
+            </w:r>
+            <w:r>
+              <w:rPr>
+                <w:rFonts w:cs="BRH Devanagari Extra"/>
+                <w:color w:val="000000"/>
+                <w:szCs w:val="40"/>
+              </w:rPr>
+              <w:t>1</w:t>
+            </w:r>
+            <w:r>
+              <w:rPr>
+                <w:rFonts w:ascii="BRH Devanagari Extra" w:hAnsi="BRH Devanagari Extra" w:cs="BRH Devanagari Extra"/>
+                <w:color w:val="000000"/>
+                <w:sz w:val="32"/>
+                <w:szCs w:val="40"/>
+              </w:rPr>
+              <w:t>.</w:t>
+            </w:r>
+            <w:r>
+              <w:rPr>
+                <w:rFonts w:cs="BRH Devanagari Extra"/>
+                <w:color w:val="000000"/>
+                <w:szCs w:val="40"/>
+              </w:rPr>
+              <w:t>1</w:t>
+            </w:r>
+            <w:r>
+              <w:rPr>
+                <w:rFonts w:ascii="BRH Devanagari Extra" w:hAnsi="BRH Devanagari Extra" w:cs="BRH Devanagari Extra"/>
+                <w:color w:val="000000"/>
+                <w:sz w:val="32"/>
+                <w:szCs w:val="40"/>
+              </w:rPr>
+              <w:t>.</w:t>
+            </w:r>
+            <w:r>
+              <w:rPr>
+                <w:rFonts w:cs="BRH Devanagari Extra"/>
+                <w:color w:val="000000"/>
+                <w:szCs w:val="40"/>
+              </w:rPr>
+              <w:t>14</w:t>
+            </w:r>
+            <w:r>
+              <w:rPr>
+                <w:rFonts w:ascii="BRH Devanagari Extra" w:hAnsi="BRH Devanagari Extra" w:cs="BRH Devanagari Extra"/>
+                <w:color w:val="000000"/>
+                <w:sz w:val="32"/>
+                <w:szCs w:val="40"/>
+              </w:rPr>
+              <w:t>.</w:t>
+            </w:r>
+            <w:r>
+              <w:rPr>
+                <w:rFonts w:cs="BRH Devanagari Extra"/>
+                <w:color w:val="000000"/>
+                <w:szCs w:val="40"/>
+              </w:rPr>
+              <w:t>2</w:t>
+            </w:r>
+            <w:r>
+              <w:rPr>
+                <w:rFonts w:ascii="BRH Devanagari Extra" w:hAnsi="BRH Devanagari Extra" w:cs="BRH Devanagari Extra"/>
+                <w:color w:val="000000"/>
+                <w:sz w:val="32"/>
+                <w:szCs w:val="40"/>
+              </w:rPr>
+              <w:t>(</w:t>
+            </w:r>
+            <w:r>
+              <w:rPr>
+                <w:rFonts w:cs="BRH Devanagari Extra"/>
+                <w:color w:val="000000"/>
+                <w:szCs w:val="40"/>
+              </w:rPr>
+              <w:t>34</w:t>
+            </w:r>
+            <w:r>
+              <w:rPr>
+                <w:rFonts w:ascii="BRH Devanagari Extra" w:hAnsi="BRH Devanagari Extra" w:cs="BRH Devanagari Extra"/>
+                <w:color w:val="000000"/>
+                <w:sz w:val="32"/>
+                <w:szCs w:val="40"/>
+              </w:rPr>
+              <w:t>)- cÉ</w:t>
+            </w:r>
+            <w:r>
+              <w:rPr>
+                <w:rFonts w:ascii="BRH Malayalam Extra" w:hAnsi="BRH Malayalam Extra" w:cs="BRH Devanagari Extra"/>
+                <w:color w:val="000000"/>
+                <w:szCs w:val="40"/>
+              </w:rPr>
+              <w:t>–</w:t>
+            </w:r>
+            <w:r>
+              <w:rPr>
+                <w:rFonts w:ascii="BRH Devanagari Extra" w:hAnsi="BRH Devanagari Extra" w:cs="BRH Devanagari Extra"/>
+                <w:color w:val="000000"/>
+                <w:sz w:val="32"/>
+                <w:szCs w:val="40"/>
+                <w:highlight w:val="green"/>
+              </w:rPr>
+              <w:t>lSìÉaÉëÉÿÈ</w:t>
+            </w:r>
+            <w:r>
+              <w:rPr>
+                <w:rFonts w:ascii="BRH Devanagari Extra" w:hAnsi="BRH Devanagari Extra" w:cs="BRH Devanagari Extra"/>
+                <w:color w:val="000000"/>
+                <w:sz w:val="32"/>
+                <w:szCs w:val="40"/>
+              </w:rPr>
+              <w:t xml:space="preserve"> |</w:t>
+            </w:r>
+          </w:p>
+          <w:p>
+            <w:pPr>
+              <w:widowControl w:val="0"/>
+              <w:autoSpaceDE w:val="0"/>
+              <w:autoSpaceDN w:val="0"/>
+              <w:adjustRightInd w:val="0"/>
+              <w:rPr>
+                <w:rFonts w:cs="BRH Malayalam Extra"/>
+                <w:color w:val="000000"/>
+                <w:szCs w:val="40"/>
+              </w:rPr>
+            </w:pPr>
+            <w:r>
+              <w:rPr>
+                <w:rFonts w:ascii="BRH Devanagari Extra" w:hAnsi="BRH Devanagari Extra" w:cs="BRH Devanagari Extra"/>
+                <w:color w:val="000000"/>
+                <w:sz w:val="32"/>
+                <w:szCs w:val="40"/>
+              </w:rPr>
+              <w:t>cÉ</w:t>
+            </w:r>
+            <w:r>
+              <w:rPr>
+                <w:rFonts w:ascii="BRH Malayalam Extra" w:hAnsi="BRH Malayalam Extra" w:cs="BRH Devanagari Extra"/>
+                <w:color w:val="000000"/>
+                <w:szCs w:val="40"/>
+              </w:rPr>
+              <w:t>–</w:t>
+            </w:r>
+            <w:r>
+              <w:rPr>
+                <w:rFonts w:ascii="BRH Devanagari Extra" w:hAnsi="BRH Devanagari Extra" w:cs="BRH Devanagari Extra"/>
+                <w:color w:val="000000"/>
+                <w:sz w:val="32"/>
+                <w:szCs w:val="40"/>
+              </w:rPr>
+              <w:t>lSìÉaÉëÉ</w:t>
+            </w:r>
+            <w:r>
+              <w:rPr>
+                <w:rFonts w:ascii="BRH Malayalam Extra" w:hAnsi="BRH Malayalam Extra" w:cs="BRH Devanagari Extra"/>
+                <w:color w:val="000000"/>
+                <w:szCs w:val="40"/>
+              </w:rPr>
+              <w:t>–</w:t>
+            </w:r>
+            <w:r>
+              <w:rPr>
+                <w:rFonts w:ascii="BRH Devanagari Extra" w:hAnsi="BRH Devanagari Extra" w:cs="BRH Devanagari Extra"/>
+                <w:color w:val="000000"/>
+                <w:sz w:val="32"/>
+                <w:szCs w:val="40"/>
+              </w:rPr>
+              <w:t xml:space="preserve"> CÌiÉþ cÉ</w:t>
+            </w:r>
+            <w:r>
+              <w:rPr>
+                <w:rFonts w:ascii="BRH Malayalam Extra" w:hAnsi="BRH Malayalam Extra" w:cs="BRH Devanagari Extra"/>
+                <w:color w:val="000000"/>
+                <w:szCs w:val="40"/>
+              </w:rPr>
+              <w:t>–</w:t>
+            </w:r>
+            <w:r>
+              <w:rPr>
+                <w:rFonts w:ascii="BRH Devanagari Extra" w:hAnsi="BRH Devanagari Extra" w:cs="BRH Devanagari Extra"/>
+                <w:color w:val="000000"/>
+                <w:sz w:val="32"/>
+                <w:szCs w:val="40"/>
+              </w:rPr>
+              <w:t>lSì - A</w:t>
+            </w:r>
+            <w:r>
+              <w:rPr>
+                <w:rFonts w:ascii="BRH Malayalam Extra" w:hAnsi="BRH Malayalam Extra" w:cs="BRH Devanagari Extra"/>
+                <w:color w:val="000000"/>
+                <w:szCs w:val="40"/>
+              </w:rPr>
+              <w:t>–</w:t>
+            </w:r>
+            <w:r>
+              <w:rPr>
+                <w:rFonts w:ascii="BRH Devanagari Extra" w:hAnsi="BRH Devanagari Extra" w:cs="BRH Devanagari Extra"/>
+                <w:color w:val="000000"/>
+                <w:sz w:val="32"/>
+                <w:szCs w:val="40"/>
+              </w:rPr>
+              <w:t>aÉëÉ</w:t>
+            </w:r>
+            <w:r>
+              <w:rPr>
+                <w:rFonts w:ascii="BRH Malayalam Extra" w:hAnsi="BRH Malayalam Extra" w:cs="BRH Devanagari Extra"/>
+                <w:color w:val="000000"/>
+                <w:szCs w:val="40"/>
+              </w:rPr>
+              <w:t>–</w:t>
+            </w:r>
+            <w:r>
+              <w:rPr>
+                <w:rFonts w:ascii="BRH Devanagari Extra" w:hAnsi="BRH Devanagari Extra" w:cs="BRH Devanagari Extra"/>
+                <w:color w:val="000000"/>
+                <w:sz w:val="32"/>
+                <w:szCs w:val="40"/>
+              </w:rPr>
+              <w:t>È |</w:t>
+            </w:r>
+          </w:p>
+        </w:tc>
+      </w:tr>
+      <w:tr>
+        <w:trPr>
+          <w:trHeight w:val="2600"/>
+        </w:trPr>
+        <w:tc>
+          <w:tcPr>
+            <w:tcW w:w="6408" w:type="dxa"/>
+          </w:tcPr>
+          <w:p>
+            <w:pPr>
+              <w:autoSpaceDE w:val="0"/>
+              <w:autoSpaceDN w:val="0"/>
+              <w:adjustRightInd w:val="0"/>
+              <w:rPr>
+                <w:rFonts w:cs="Arial Unicode MS"/>
+                <w:b/>
+                <w:bCs/>
+                <w:szCs w:val="24"/>
+                <w:cs/>
+                <w:lang w:bidi="ta-IN"/>
+              </w:rPr>
+            </w:pPr>
+          </w:p>
+        </w:tc>
+        <w:tc>
+          <w:tcPr>
+            <w:tcW w:w="7513" w:type="dxa"/>
+          </w:tcPr>
+          <w:p>
+            <w:pPr>
+              <w:autoSpaceDE w:val="0"/>
+              <w:autoSpaceDN w:val="0"/>
+              <w:adjustRightInd w:val="0"/>
+              <w:rPr>
+                <w:rFonts w:cs="Arial Unicode MS"/>
+                <w:b/>
+                <w:bCs/>
+                <w:szCs w:val="24"/>
+                <w:cs/>
+                <w:lang w:bidi="ta-IN"/>
+              </w:rPr>
+            </w:pPr>
           </w:p>
         </w:tc>
       </w:tr>
@@ -5385,7 +7822,6 @@
                 <w:cs/>
                 <w:lang w:bidi="ta-IN"/>
               </w:rPr>
-              <w:lastRenderedPageBreak/>
               <w:t>உத் பு</w:t>
             </w:r>
             <w:r>
@@ -5509,7 +7945,6 @@
                 <w:cs/>
                 <w:lang w:bidi="ta-IN"/>
               </w:rPr>
-              <w:lastRenderedPageBreak/>
               <w:t>4)</w:t>
             </w:r>
             <w:r>
@@ -5718,7 +8153,6 @@
                 <w:cs/>
                 <w:lang w:bidi="ta-IN"/>
               </w:rPr>
-              <w:lastRenderedPageBreak/>
               <w:t>உத் பு</w:t>
             </w:r>
             <w:r>
@@ -8483,7 +10917,6 @@
                 <w:cs/>
                 <w:lang w:bidi="ta-IN"/>
               </w:rPr>
-              <w:lastRenderedPageBreak/>
               <w:t>க</w:t>
             </w:r>
             <w:r>
@@ -8797,6 +11230,7 @@
                 <w:sz w:val="32"/>
                 <w:szCs w:val="40"/>
               </w:rPr>
+              <w:lastRenderedPageBreak/>
               <w:t xml:space="preserve"> </w:t>
             </w:r>
           </w:p>
@@ -9813,7 +12247,6 @@
                 <w:cs/>
                 <w:lang w:bidi="ta-IN"/>
               </w:rPr>
-              <w:lastRenderedPageBreak/>
               <w:t>க</w:t>
             </w:r>
             <w:r>
@@ -14723,7 +17156,6 @@
                 <w:cs/>
                 <w:lang w:bidi="ta-IN"/>
               </w:rPr>
-              <w:lastRenderedPageBreak/>
               <w:t>29)</w:t>
             </w:r>
             <w:r>
@@ -15322,6 +17754,7 @@
                 <w:cs/>
                 <w:lang w:bidi="ta-IN"/>
               </w:rPr>
+              <w:lastRenderedPageBreak/>
               <w:t>2)</w:t>
             </w:r>
             <w:r>
@@ -19259,7 +21692,6 @@
           <w:sz w:val="28"/>
           <w:szCs w:val="32"/>
         </w:rPr>
-        <w:lastRenderedPageBreak/>
         <w:t>(ignore those which are already incorporated in your book’s version and date)</w:t>
       </w:r>
     </w:p>
@@ -19437,6 +21869,7 @@
                 <w:sz w:val="28"/>
                 <w:szCs w:val="28"/>
               </w:rPr>
+              <w:lastRenderedPageBreak/>
               <w:t>TS 1.</w:t>
             </w:r>
             <w:r>

--- a/TS Jatai Ghanam Project/TS 1.1/TS 1.1 Jatai Tamil Corrections.docx
+++ b/TS Jatai Ghanam Project/TS 1.1/TS 1.1 Jatai Tamil Corrections.docx
@@ -3723,51 +3723,6 @@
           </w:p>
         </w:tc>
       </w:tr>
-      <w:tr>
-        <w:trPr>
-          <w:trHeight w:val="2600"/>
-        </w:trPr>
-        <w:tc>
-          <w:tcPr>
-            <w:tcW w:w="6408" w:type="dxa"/>
-          </w:tcPr>
-          <w:p>
-            <w:pPr>
-              <w:autoSpaceDE w:val="0"/>
-              <w:autoSpaceDN w:val="0"/>
-              <w:adjustRightInd w:val="0"/>
-              <w:rPr>
-                <w:rFonts w:cs="Arial Unicode MS"/>
-                <w:b/>
-                <w:bCs/>
-                <w:szCs w:val="24"/>
-                <w:cs/>
-                <w:lang w:bidi="ta-IN"/>
-              </w:rPr>
-            </w:pPr>
-          </w:p>
-        </w:tc>
-        <w:tc>
-          <w:tcPr>
-            <w:tcW w:w="7513" w:type="dxa"/>
-          </w:tcPr>
-          <w:p>
-            <w:pPr>
-              <w:autoSpaceDE w:val="0"/>
-              <w:autoSpaceDN w:val="0"/>
-              <w:adjustRightInd w:val="0"/>
-              <w:rPr>
-                <w:rFonts w:cs="Arial Unicode MS"/>
-                <w:b/>
-                <w:bCs/>
-                <w:szCs w:val="24"/>
-                <w:cs/>
-                <w:lang w:bidi="ta-IN"/>
-              </w:rPr>
-            </w:pPr>
-          </w:p>
-        </w:tc>
-      </w:tr>
     </w:tbl>
     <w:p>
       <w:pPr>
@@ -3781,6 +3736,17 @@
           <w:u w:val="single"/>
         </w:rPr>
       </w:pPr>
+      <w:r>
+        <w:rPr>
+          <w:b/>
+          <w:bCs/>
+          <w:sz w:val="32"/>
+          <w:szCs w:val="32"/>
+          <w:u w:val="single"/>
+        </w:rPr>
+        <w:lastRenderedPageBreak/>
+        <w:t>============</w:t>
+      </w:r>
     </w:p>
     <w:p>
       <w:pPr>
@@ -4020,7 +3986,6 @@
                 <w:szCs w:val="28"/>
                 <w:u w:val="single"/>
               </w:rPr>
-              <w:lastRenderedPageBreak/>
               <w:t>TS 1.1.1.1 – Jatai</w:t>
             </w:r>
           </w:p>
@@ -5709,6 +5674,7 @@
                 <w:cs/>
                 <w:lang w:bidi="ta-IN"/>
               </w:rPr>
+              <w:lastRenderedPageBreak/>
               <w:t>61)</w:t>
             </w:r>
             <w:r>
@@ -8281,7 +8247,6 @@
                 <w:szCs w:val="28"/>
                 <w:u w:val="single"/>
               </w:rPr>
-              <w:lastRenderedPageBreak/>
               <w:t>1.1.8.1 Jatai</w:t>
             </w:r>
           </w:p>
@@ -9296,6 +9261,7 @@
                 <w:cs/>
                 <w:lang w:bidi="ta-IN"/>
               </w:rPr>
+              <w:lastRenderedPageBreak/>
               <w:t>47)</w:t>
             </w:r>
             <w:r>
@@ -11230,7 +11196,6 @@
                 <w:sz w:val="32"/>
                 <w:szCs w:val="40"/>
               </w:rPr>
-              <w:lastRenderedPageBreak/>
               <w:t xml:space="preserve"> </w:t>
             </w:r>
           </w:p>
@@ -11265,7 +11230,6 @@
                 <w:cs/>
                 <w:lang w:bidi="ta-IN"/>
               </w:rPr>
-              <w:lastRenderedPageBreak/>
               <w:t>45)</w:t>
             </w:r>
             <w:r>
@@ -12590,7 +12554,6 @@
                 <w:cs/>
                 <w:lang w:bidi="ta-IN"/>
               </w:rPr>
-              <w:lastRenderedPageBreak/>
               <w:t>27)</w:t>
             </w:r>
             <w:r>
@@ -13300,6 +13263,7 @@
                 <w:cs/>
                 <w:lang w:bidi="ta-IN"/>
               </w:rPr>
+              <w:lastRenderedPageBreak/>
               <w:t>28)</w:t>
             </w:r>
             <w:r>
@@ -14406,6 +14370,7 @@
                 <w:cs/>
                 <w:lang w:bidi="ta-IN"/>
               </w:rPr>
+              <w:lastRenderedPageBreak/>
               <w:t>27)</w:t>
             </w:r>
             <w:r>
@@ -15127,6 +15092,7 @@
                 <w:cs/>
                 <w:lang w:bidi="ta-IN"/>
               </w:rPr>
+              <w:lastRenderedPageBreak/>
               <w:t>28)</w:t>
             </w:r>
             <w:r>
@@ -16201,6 +16167,7 @@
                 <w:cs/>
                 <w:lang w:bidi="ta-IN"/>
               </w:rPr>
+              <w:lastRenderedPageBreak/>
               <w:t>31)</w:t>
             </w:r>
             <w:r>
@@ -17754,7 +17721,6 @@
                 <w:cs/>
                 <w:lang w:bidi="ta-IN"/>
               </w:rPr>
-              <w:lastRenderedPageBreak/>
               <w:t>2)</w:t>
             </w:r>
             <w:r>
@@ -18618,6 +18584,7 @@
                 <w:cs/>
                 <w:lang w:bidi="ta-IN"/>
               </w:rPr>
+              <w:lastRenderedPageBreak/>
               <w:t>இ</w:t>
             </w:r>
             <w:r>
@@ -19611,6 +19578,7 @@
                 <w:cs/>
                 <w:lang w:bidi="ta-IN"/>
               </w:rPr>
+              <w:lastRenderedPageBreak/>
               <w:t>2)</w:t>
             </w:r>
             <w:r>
@@ -20539,6 +20507,7 @@
                 <w:cs/>
                 <w:lang w:bidi="ta-IN"/>
               </w:rPr>
+              <w:lastRenderedPageBreak/>
               <w:t>இ</w:t>
             </w:r>
             <w:r>
@@ -21501,11 +21470,7 @@
           <w:u w:val="single"/>
         </w:rPr>
       </w:pPr>
-    </w:p>
-    <w:p>
-      <w:pPr>
-        <w:spacing w:before="0" w:line="240" w:lineRule="auto"/>
-        <w:jc w:val="center"/>
+      <w:r>
         <w:rPr>
           <w:b/>
           <w:bCs/>
@@ -21513,7 +21478,9 @@
           <w:szCs w:val="32"/>
           <w:u w:val="single"/>
         </w:rPr>
-      </w:pPr>
+        <w:lastRenderedPageBreak/>
+        <w:t>============</w:t>
+      </w:r>
     </w:p>
     <w:p>
       <w:pPr>
@@ -21869,7 +21836,6 @@
                 <w:sz w:val="28"/>
                 <w:szCs w:val="28"/>
               </w:rPr>
-              <w:lastRenderedPageBreak/>
               <w:t>TS 1.</w:t>
             </w:r>
             <w:r>
@@ -22260,6 +22226,71 @@
           <w:u w:val="single"/>
         </w:rPr>
       </w:pPr>
+    </w:p>
+    <w:p>
+      <w:pPr>
+        <w:spacing w:before="0" w:line="240" w:lineRule="auto"/>
+        <w:jc w:val="center"/>
+        <w:rPr>
+          <w:b/>
+          <w:bCs/>
+          <w:sz w:val="32"/>
+          <w:szCs w:val="32"/>
+          <w:u w:val="single"/>
+        </w:rPr>
+      </w:pPr>
+    </w:p>
+    <w:p>
+      <w:pPr>
+        <w:spacing w:before="0" w:line="240" w:lineRule="auto"/>
+        <w:jc w:val="center"/>
+        <w:rPr>
+          <w:b/>
+          <w:bCs/>
+          <w:sz w:val="32"/>
+          <w:szCs w:val="32"/>
+          <w:u w:val="single"/>
+        </w:rPr>
+      </w:pPr>
+    </w:p>
+    <w:p>
+      <w:pPr>
+        <w:spacing w:before="0" w:line="240" w:lineRule="auto"/>
+        <w:jc w:val="center"/>
+        <w:rPr>
+          <w:b/>
+          <w:bCs/>
+          <w:sz w:val="32"/>
+          <w:szCs w:val="32"/>
+          <w:u w:val="single"/>
+        </w:rPr>
+      </w:pPr>
+    </w:p>
+    <w:p>
+      <w:pPr>
+        <w:spacing w:before="0" w:line="240" w:lineRule="auto"/>
+        <w:jc w:val="center"/>
+        <w:rPr>
+          <w:b/>
+          <w:bCs/>
+          <w:sz w:val="32"/>
+          <w:szCs w:val="32"/>
+          <w:u w:val="single"/>
+        </w:rPr>
+      </w:pPr>
+    </w:p>
+    <w:p>
+      <w:pPr>
+        <w:spacing w:before="0" w:line="240" w:lineRule="auto"/>
+        <w:jc w:val="center"/>
+        <w:rPr>
+          <w:b/>
+          <w:bCs/>
+          <w:sz w:val="32"/>
+          <w:szCs w:val="32"/>
+          <w:u w:val="single"/>
+        </w:rPr>
+      </w:pPr>
       <w:r>
         <w:rPr>
           <w:b/>
@@ -22268,6 +22299,7 @@
           <w:szCs w:val="32"/>
           <w:u w:val="single"/>
         </w:rPr>
+        <w:lastRenderedPageBreak/>
         <w:t xml:space="preserve">TS </w:t>
       </w:r>
       <w:r>
@@ -22645,6 +22677,29 @@
         </w:tc>
       </w:tr>
     </w:tbl>
+    <w:p>
+      <w:pPr>
+        <w:spacing w:before="0" w:line="240" w:lineRule="auto"/>
+        <w:jc w:val="center"/>
+        <w:rPr>
+          <w:b/>
+          <w:bCs/>
+          <w:sz w:val="32"/>
+          <w:szCs w:val="32"/>
+          <w:u w:val="single"/>
+        </w:rPr>
+      </w:pPr>
+      <w:r>
+        <w:rPr>
+          <w:b/>
+          <w:bCs/>
+          <w:sz w:val="32"/>
+          <w:szCs w:val="32"/>
+          <w:u w:val="single"/>
+        </w:rPr>
+        <w:t>============</w:t>
+      </w:r>
+    </w:p>
     <w:p>
       <w:pPr>
         <w:spacing w:before="0" w:line="240" w:lineRule="auto"/>

--- a/TS Jatai Ghanam Project/TS 1.1/TS 1.1 Jatai Tamil Corrections.docx
+++ b/TS Jatai Ghanam Project/TS 1.1/TS 1.1 Jatai Tamil Corrections.docx
@@ -204,162 +204,165 @@
           </w:tcPr>
           <w:p>
             <w:pPr>
-              <w:widowControl w:val="0"/>
               <w:autoSpaceDE w:val="0"/>
               <w:autoSpaceDN w:val="0"/>
               <w:adjustRightInd w:val="0"/>
-              <w:spacing w:line="240" w:lineRule="auto"/>
-              <w:rPr>
-                <w:rFonts w:ascii="BRH Devanagari Extra" w:hAnsi="BRH Devanagari Extra" w:cs="BRH Devanagari Extra"/>
-                <w:color w:val="000000"/>
-                <w:sz w:val="32"/>
-                <w:szCs w:val="40"/>
+              <w:rPr>
+                <w:rFonts w:ascii="Latha" w:hAnsi="Latha" w:cs="Latha"/>
+                <w:szCs w:val="24"/>
+                <w:lang w:bidi="ta-IN"/>
               </w:rPr>
             </w:pPr>
             <w:r>
               <w:rPr>
-                <w:rFonts w:cs="BRH Devanagari Extra"/>
-                <w:color w:val="000000"/>
-                <w:szCs w:val="40"/>
+                <w:rFonts w:ascii="Arial Unicode MS" w:hAnsi="Arial Unicode MS" w:cs="Latha"/>
+                <w:b/>
+                <w:bCs/>
+                <w:szCs w:val="24"/>
+                <w:cs/>
+                <w:lang w:bidi="ta-IN"/>
               </w:rPr>
               <w:t>57</w:t>
             </w:r>
             <w:r>
               <w:rPr>
-                <w:rFonts w:ascii="BRH Devanagari Extra" w:hAnsi="BRH Devanagari Extra" w:cs="BRH Devanagari Extra"/>
-                <w:color w:val="000000"/>
-                <w:sz w:val="32"/>
-                <w:szCs w:val="40"/>
+                <w:rFonts w:ascii="Latha" w:hAnsi="Latha" w:cs="Latha"/>
+                <w:szCs w:val="24"/>
+                <w:lang w:bidi="ta-IN"/>
               </w:rPr>
               <w:t>)</w:t>
             </w:r>
             <w:r>
               <w:rPr>
-                <w:rFonts w:ascii="BRH Devanagari Extra" w:hAnsi="BRH Devanagari Extra" w:cs="BRH Devanagari Extra"/>
-                <w:color w:val="000000"/>
-                <w:sz w:val="32"/>
-                <w:szCs w:val="40"/>
+                <w:rFonts w:ascii="Latha" w:hAnsi="Latha" w:cs="Latha"/>
+                <w:szCs w:val="24"/>
+                <w:lang w:bidi="ta-IN"/>
               </w:rPr>
               <w:tab/>
             </w:r>
             <w:r>
               <w:rPr>
-                <w:rFonts w:cs="BRH Devanagari Extra"/>
-                <w:color w:val="000000"/>
-                <w:szCs w:val="40"/>
+                <w:rFonts w:ascii="Arial Unicode MS" w:hAnsi="Arial Unicode MS" w:cs="Latha"/>
+                <w:b/>
+                <w:bCs/>
+                <w:szCs w:val="24"/>
+                <w:cs/>
+                <w:lang w:bidi="ta-IN"/>
+              </w:rPr>
+              <w:t>1.1.6</w:t>
+            </w:r>
+            <w:r>
+              <w:rPr>
+                <w:rFonts w:ascii="Latha" w:hAnsi="Latha" w:cs="Latha"/>
+                <w:b/>
+                <w:bCs/>
+                <w:szCs w:val="24"/>
+                <w:lang w:bidi="ta-IN"/>
+              </w:rPr>
+              <w:t>.</w:t>
+            </w:r>
+            <w:r>
+              <w:rPr>
+                <w:rFonts w:ascii="Arial Unicode MS" w:hAnsi="Arial Unicode MS" w:cs="Latha"/>
+                <w:b/>
+                <w:bCs/>
+                <w:szCs w:val="24"/>
+                <w:cs/>
+                <w:lang w:bidi="ta-IN"/>
               </w:rPr>
               <w:t>1</w:t>
             </w:r>
             <w:r>
               <w:rPr>
-                <w:rFonts w:ascii="BRH Devanagari Extra" w:hAnsi="BRH Devanagari Extra" w:cs="BRH Devanagari Extra"/>
-                <w:color w:val="000000"/>
-                <w:sz w:val="32"/>
-                <w:szCs w:val="40"/>
-              </w:rPr>
-              <w:t>.</w:t>
-            </w:r>
-            <w:r>
-              <w:rPr>
-                <w:rFonts w:cs="BRH Devanagari Extra"/>
-                <w:color w:val="000000"/>
-                <w:szCs w:val="40"/>
-              </w:rPr>
-              <w:t>1</w:t>
-            </w:r>
-            <w:r>
-              <w:rPr>
-                <w:rFonts w:ascii="BRH Devanagari Extra" w:hAnsi="BRH Devanagari Extra" w:cs="BRH Devanagari Extra"/>
-                <w:color w:val="000000"/>
-                <w:sz w:val="32"/>
-                <w:szCs w:val="40"/>
-              </w:rPr>
-              <w:t>.</w:t>
-            </w:r>
-            <w:r>
-              <w:rPr>
-                <w:rFonts w:cs="BRH Devanagari Extra"/>
-                <w:color w:val="000000"/>
-                <w:szCs w:val="40"/>
-              </w:rPr>
-              <w:t>6</w:t>
-            </w:r>
-            <w:r>
-              <w:rPr>
-                <w:rFonts w:ascii="BRH Devanagari Extra" w:hAnsi="BRH Devanagari Extra" w:cs="BRH Devanagari Extra"/>
-                <w:color w:val="000000"/>
-                <w:sz w:val="32"/>
-                <w:szCs w:val="40"/>
-              </w:rPr>
-              <w:t>.</w:t>
-            </w:r>
-            <w:r>
-              <w:rPr>
-                <w:rFonts w:cs="BRH Devanagari Extra"/>
-                <w:color w:val="000000"/>
-                <w:szCs w:val="40"/>
-              </w:rPr>
-              <w:t>1</w:t>
-            </w:r>
-            <w:r>
-              <w:rPr>
-                <w:rFonts w:ascii="BRH Devanagari Extra" w:hAnsi="BRH Devanagari Extra" w:cs="BRH Devanagari Extra"/>
-                <w:color w:val="000000"/>
-                <w:sz w:val="32"/>
-                <w:szCs w:val="40"/>
+                <w:rFonts w:ascii="Latha" w:hAnsi="Latha" w:cs="Latha"/>
+                <w:szCs w:val="24"/>
+                <w:lang w:bidi="ta-IN"/>
               </w:rPr>
               <w:t>(</w:t>
             </w:r>
             <w:r>
               <w:rPr>
-                <w:rFonts w:cs="BRH Devanagari Extra"/>
-                <w:color w:val="000000"/>
-                <w:szCs w:val="40"/>
+                <w:rFonts w:ascii="Arial Unicode MS" w:hAnsi="Arial Unicode MS" w:cs="Latha"/>
+                <w:b/>
+                <w:bCs/>
+                <w:szCs w:val="24"/>
+                <w:cs/>
+                <w:lang w:bidi="ta-IN"/>
               </w:rPr>
               <w:t>51</w:t>
             </w:r>
             <w:r>
               <w:rPr>
-                <w:rFonts w:ascii="BRH Devanagari Extra" w:hAnsi="BRH Devanagari Extra" w:cs="BRH Devanagari Extra"/>
-                <w:color w:val="000000"/>
-                <w:sz w:val="32"/>
-                <w:szCs w:val="40"/>
-              </w:rPr>
-              <w:t>)- A</w:t>
-            </w:r>
-            <w:r>
-              <w:rPr>
-                <w:rFonts w:ascii="BRH Malayalam Extra" w:hAnsi="BRH Malayalam Extra" w:cs="BRH Devanagari Extra"/>
-                <w:color w:val="000000"/>
-                <w:szCs w:val="40"/>
-              </w:rPr>
-              <w:t>–</w:t>
-            </w:r>
-            <w:r>
-              <w:rPr>
-                <w:rFonts w:ascii="BRH Devanagari Extra" w:hAnsi="BRH Devanagari Extra" w:cs="BRH Devanagari Extra"/>
-                <w:color w:val="000000"/>
-                <w:sz w:val="32"/>
-                <w:szCs w:val="40"/>
-              </w:rPr>
-              <w:t>mÉÉ</w:t>
-            </w:r>
-            <w:r>
-              <w:rPr>
-                <w:rFonts w:ascii="BRH Malayalam Extra" w:hAnsi="BRH Malayalam Extra" w:cs="BRH Devanagari Extra"/>
-                <w:color w:val="000000"/>
-                <w:szCs w:val="40"/>
-              </w:rPr>
-              <w:t>–</w:t>
-            </w:r>
-            <w:r>
-              <w:rPr>
-                <w:rFonts w:ascii="BRH Devanagari Extra" w:hAnsi="BRH Devanagari Extra" w:cs="BRH Devanagari Extra"/>
-                <w:color w:val="000000"/>
-                <w:sz w:val="32"/>
-                <w:szCs w:val="40"/>
-              </w:rPr>
-              <w:t>lÉÉrÉþ |</w:t>
+                <w:rFonts w:ascii="Latha" w:hAnsi="Latha" w:cs="Latha"/>
+                <w:szCs w:val="24"/>
+                <w:lang w:bidi="ta-IN"/>
+              </w:rPr>
+              <w:t xml:space="preserve">)- </w:t>
+            </w:r>
+            <w:r>
+              <w:rPr>
+                <w:rFonts w:ascii="Latha" w:hAnsi="Latha" w:cs="Latha"/>
+                <w:szCs w:val="24"/>
+                <w:cs/>
+                <w:lang w:bidi="ta-IN"/>
+              </w:rPr>
+              <w:t>அ</w:t>
+            </w:r>
+            <w:r>
+              <w:rPr>
+                <w:rFonts w:ascii="BRH Tamil Tab Extra" w:hAnsi="BRH Tamil Tab Extra" w:cs="Latha"/>
+                <w:b/>
+                <w:bCs/>
+                <w:szCs w:val="24"/>
+                <w:lang w:bidi="ta-IN"/>
+              </w:rPr>
+              <w:t>…</w:t>
+            </w:r>
+            <w:r>
+              <w:rPr>
+                <w:rFonts w:ascii="Latha" w:hAnsi="Latha" w:cs="Latha"/>
+                <w:szCs w:val="24"/>
+                <w:cs/>
+                <w:lang w:bidi="ta-IN"/>
+              </w:rPr>
+              <w:t>பா</w:t>
+            </w:r>
+            <w:r>
+              <w:rPr>
+                <w:rFonts w:ascii="BRH Tamil Tab Extra" w:hAnsi="BRH Tamil Tab Extra" w:cs="Latha"/>
+                <w:b/>
+                <w:bCs/>
+                <w:szCs w:val="24"/>
+                <w:lang w:bidi="ta-IN"/>
+              </w:rPr>
+              <w:t>…</w:t>
+            </w:r>
+            <w:r>
+              <w:rPr>
+                <w:rFonts w:ascii="Latha" w:hAnsi="Latha" w:cs="Latha"/>
+                <w:szCs w:val="24"/>
+                <w:cs/>
+                <w:lang w:bidi="ta-IN"/>
+              </w:rPr>
+              <w:t>னாய</w:t>
+            </w:r>
+            <w:r>
+              <w:rPr>
+                <w:rFonts w:ascii="BRH Tamil Tab Extra" w:hAnsi="BRH Tamil Tab Extra" w:cs="Latha"/>
+                <w:b/>
+                <w:bCs/>
+                <w:szCs w:val="24"/>
+                <w:lang w:bidi="ta-IN"/>
+              </w:rPr>
+              <w:t>†</w:t>
+            </w:r>
+            <w:r>
+              <w:rPr>
+                <w:rFonts w:ascii="Latha" w:hAnsi="Latha" w:cs="Latha"/>
+                <w:szCs w:val="24"/>
+                <w:lang w:bidi="ta-IN"/>
+              </w:rPr>
+              <w:t xml:space="preserve"> |</w:t>
             </w:r>
           </w:p>
           <w:p>
@@ -376,82 +379,133 @@
             </w:pPr>
             <w:r>
               <w:rPr>
-                <w:rFonts w:ascii="BRH Devanagari Extra" w:hAnsi="BRH Devanagari Extra" w:cs="BRH Devanagari Extra"/>
-                <w:color w:val="000000"/>
-                <w:sz w:val="32"/>
-                <w:szCs w:val="40"/>
-              </w:rPr>
-              <w:t>A</w:t>
-            </w:r>
-            <w:r>
-              <w:rPr>
-                <w:rFonts w:ascii="BRH Malayalam Extra" w:hAnsi="BRH Malayalam Extra" w:cs="BRH Devanagari Extra"/>
-                <w:color w:val="000000"/>
-                <w:szCs w:val="40"/>
-              </w:rPr>
-              <w:t>–</w:t>
-            </w:r>
-            <w:r>
-              <w:rPr>
-                <w:rFonts w:ascii="BRH Devanagari Extra" w:hAnsi="BRH Devanagari Extra" w:cs="BRH Devanagari Extra"/>
-                <w:color w:val="000000"/>
-                <w:sz w:val="32"/>
-                <w:szCs w:val="40"/>
-              </w:rPr>
-              <w:t>mÉÉ</w:t>
-            </w:r>
-            <w:r>
-              <w:rPr>
-                <w:rFonts w:ascii="BRH Malayalam Extra" w:hAnsi="BRH Malayalam Extra" w:cs="BRH Devanagari Extra"/>
-                <w:color w:val="000000"/>
-                <w:szCs w:val="40"/>
-              </w:rPr>
-              <w:t>–</w:t>
-            </w:r>
-            <w:r>
-              <w:rPr>
-                <w:rFonts w:ascii="BRH Devanagari Extra" w:hAnsi="BRH Devanagari Extra" w:cs="BRH Devanagari Extra"/>
-                <w:color w:val="000000"/>
-                <w:sz w:val="32"/>
-                <w:szCs w:val="40"/>
-              </w:rPr>
-              <w:t>lÉÉ</w:t>
-            </w:r>
-            <w:r>
-              <w:rPr>
-                <w:rFonts w:ascii="BRH Devanagari Extra" w:hAnsi="BRH Devanagari Extra" w:cs="BRH Devanagari Extra"/>
-                <w:color w:val="000000"/>
-                <w:sz w:val="32"/>
-                <w:szCs w:val="40"/>
+                <w:rFonts w:ascii="Latha" w:hAnsi="Latha" w:cs="Latha"/>
+                <w:szCs w:val="24"/>
+                <w:cs/>
+                <w:lang w:bidi="ta-IN"/>
+              </w:rPr>
+              <w:t>அ</w:t>
+            </w:r>
+            <w:r>
+              <w:rPr>
+                <w:rFonts w:ascii="BRH Tamil Tab Extra" w:hAnsi="BRH Tamil Tab Extra" w:cs="Latha"/>
+                <w:b/>
+                <w:bCs/>
+                <w:szCs w:val="24"/>
+                <w:lang w:bidi="ta-IN"/>
+              </w:rPr>
+              <w:t>…</w:t>
+            </w:r>
+            <w:r>
+              <w:rPr>
+                <w:rFonts w:ascii="Latha" w:hAnsi="Latha" w:cs="Latha"/>
+                <w:szCs w:val="24"/>
+                <w:cs/>
+                <w:lang w:bidi="ta-IN"/>
+              </w:rPr>
+              <w:t>பா</w:t>
+            </w:r>
+            <w:r>
+              <w:rPr>
+                <w:rFonts w:ascii="BRH Tamil Tab Extra" w:hAnsi="BRH Tamil Tab Extra" w:cs="Latha"/>
+                <w:b/>
+                <w:bCs/>
+                <w:szCs w:val="24"/>
+                <w:lang w:bidi="ta-IN"/>
+              </w:rPr>
+              <w:t>…</w:t>
+            </w:r>
+            <w:r>
+              <w:rPr>
+                <w:rFonts w:ascii="Latha" w:hAnsi="Latha" w:cs="Latha"/>
+                <w:szCs w:val="24"/>
+                <w:cs/>
+                <w:lang w:bidi="ta-IN"/>
+              </w:rPr>
+              <w:t>னா</w:t>
+            </w:r>
+            <w:r>
+              <w:rPr>
+                <w:rFonts w:ascii="Latha" w:hAnsi="Latha" w:cs="Latha"/>
+                <w:szCs w:val="24"/>
                 <w:highlight w:val="yellow"/>
-              </w:rPr>
-              <w:t>irÉåþ</w:t>
-            </w:r>
-            <w:r>
-              <w:rPr>
-                <w:rFonts w:ascii="BRH Devanagari Extra" w:hAnsi="BRH Devanagari Extra" w:cs="BRH Devanagari Extra"/>
-                <w:color w:val="000000"/>
-                <w:sz w:val="32"/>
-                <w:szCs w:val="40"/>
-              </w:rPr>
-              <w:t>mÉ - A</w:t>
-            </w:r>
-            <w:r>
-              <w:rPr>
-                <w:rFonts w:ascii="BRH Malayalam Extra" w:hAnsi="BRH Malayalam Extra" w:cs="BRH Devanagari Extra"/>
-                <w:color w:val="000000"/>
-                <w:szCs w:val="40"/>
-              </w:rPr>
-              <w:t>–</w:t>
-            </w:r>
-            <w:r>
-              <w:rPr>
-                <w:rFonts w:ascii="BRH Devanagari Extra" w:hAnsi="BRH Devanagari Extra" w:cs="BRH Devanagari Extra"/>
-                <w:color w:val="000000"/>
-                <w:sz w:val="32"/>
-                <w:szCs w:val="40"/>
-              </w:rPr>
-              <w:t xml:space="preserve">lÉÉrÉþ | </w:t>
+                <w:cs/>
+                <w:lang w:bidi="ta-IN"/>
+              </w:rPr>
+              <w:t>த்யே</w:t>
+            </w:r>
+            <w:r>
+              <w:rPr>
+                <w:rFonts w:ascii="BRH Tamil Tab Extra" w:hAnsi="BRH Tamil Tab Extra" w:cs="Latha"/>
+                <w:b/>
+                <w:bCs/>
+                <w:szCs w:val="24"/>
+                <w:lang w:bidi="ta-IN"/>
+              </w:rPr>
+              <w:t>†</w:t>
+            </w:r>
+            <w:r>
+              <w:rPr>
+                <w:rFonts w:ascii="Latha" w:hAnsi="Latha" w:cs="Latha"/>
+                <w:szCs w:val="24"/>
+                <w:cs/>
+                <w:lang w:bidi="ta-IN"/>
+              </w:rPr>
+              <w:t xml:space="preserve">ப </w:t>
+            </w:r>
+            <w:r>
+              <w:rPr>
+                <w:rFonts w:ascii="Latha" w:hAnsi="Latha" w:cs="Latha"/>
+                <w:szCs w:val="24"/>
+                <w:lang w:bidi="ta-IN"/>
+              </w:rPr>
+              <w:t xml:space="preserve">- </w:t>
+            </w:r>
+            <w:r>
+              <w:rPr>
+                <w:rFonts w:ascii="Latha" w:hAnsi="Latha" w:cs="Latha"/>
+                <w:szCs w:val="24"/>
+                <w:cs/>
+                <w:lang w:bidi="ta-IN"/>
+              </w:rPr>
+              <w:t>அ</w:t>
+            </w:r>
+            <w:r>
+              <w:rPr>
+                <w:rFonts w:ascii="BRH Tamil Tab Extra" w:hAnsi="BRH Tamil Tab Extra" w:cs="Latha"/>
+                <w:b/>
+                <w:bCs/>
+                <w:szCs w:val="24"/>
+                <w:lang w:bidi="ta-IN"/>
+              </w:rPr>
+              <w:t>…</w:t>
+            </w:r>
+            <w:r>
+              <w:rPr>
+                <w:rFonts w:ascii="Latha" w:hAnsi="Latha" w:cs="Latha"/>
+                <w:szCs w:val="24"/>
+                <w:cs/>
+                <w:lang w:bidi="ta-IN"/>
+              </w:rPr>
+              <w:t>னாய</w:t>
+            </w:r>
+            <w:r>
+              <w:rPr>
+                <w:rFonts w:ascii="BRH Tamil Tab Extra" w:hAnsi="BRH Tamil Tab Extra" w:cs="Latha"/>
+                <w:b/>
+                <w:bCs/>
+                <w:szCs w:val="24"/>
+                <w:lang w:bidi="ta-IN"/>
+              </w:rPr>
+              <w:t>†</w:t>
+            </w:r>
+            <w:r>
+              <w:rPr>
+                <w:rFonts w:ascii="Latha" w:hAnsi="Latha" w:cs="Latha"/>
+                <w:szCs w:val="24"/>
+                <w:lang w:bidi="ta-IN"/>
+              </w:rPr>
+              <w:t xml:space="preserve"> | </w:t>
             </w:r>
           </w:p>
         </w:tc>
@@ -461,162 +515,173 @@
           </w:tcPr>
           <w:p>
             <w:pPr>
-              <w:widowControl w:val="0"/>
               <w:autoSpaceDE w:val="0"/>
               <w:autoSpaceDN w:val="0"/>
               <w:adjustRightInd w:val="0"/>
-              <w:spacing w:line="240" w:lineRule="auto"/>
-              <w:rPr>
-                <w:rFonts w:ascii="BRH Devanagari Extra" w:hAnsi="BRH Devanagari Extra" w:cs="BRH Devanagari Extra"/>
-                <w:color w:val="000000"/>
-                <w:sz w:val="32"/>
-                <w:szCs w:val="40"/>
+              <w:rPr>
+                <w:rFonts w:ascii="Latha" w:hAnsi="Latha" w:cs="Latha"/>
+                <w:szCs w:val="24"/>
+                <w:lang w:bidi="ta-IN"/>
               </w:rPr>
             </w:pPr>
             <w:r>
               <w:rPr>
-                <w:rFonts w:cs="BRH Devanagari Extra"/>
-                <w:color w:val="000000"/>
-                <w:szCs w:val="40"/>
+                <w:rFonts w:ascii="Arial Unicode MS" w:hAnsi="Arial Unicode MS" w:cs="Latha"/>
+                <w:b/>
+                <w:bCs/>
+                <w:szCs w:val="24"/>
+                <w:cs/>
+                <w:lang w:bidi="ta-IN"/>
               </w:rPr>
               <w:t>57</w:t>
             </w:r>
             <w:r>
               <w:rPr>
-                <w:rFonts w:ascii="BRH Devanagari Extra" w:hAnsi="BRH Devanagari Extra" w:cs="BRH Devanagari Extra"/>
-                <w:color w:val="000000"/>
-                <w:sz w:val="32"/>
-                <w:szCs w:val="40"/>
+                <w:rFonts w:ascii="Latha" w:hAnsi="Latha" w:cs="Latha"/>
+                <w:szCs w:val="24"/>
+                <w:lang w:bidi="ta-IN"/>
               </w:rPr>
               <w:t>)</w:t>
             </w:r>
             <w:r>
               <w:rPr>
-                <w:rFonts w:ascii="BRH Devanagari Extra" w:hAnsi="BRH Devanagari Extra" w:cs="BRH Devanagari Extra"/>
-                <w:color w:val="000000"/>
-                <w:sz w:val="32"/>
-                <w:szCs w:val="40"/>
+                <w:rFonts w:ascii="Latha" w:hAnsi="Latha" w:cs="Latha"/>
+                <w:szCs w:val="24"/>
+                <w:lang w:bidi="ta-IN"/>
               </w:rPr>
               <w:tab/>
             </w:r>
             <w:r>
               <w:rPr>
-                <w:rFonts w:cs="BRH Devanagari Extra"/>
-                <w:color w:val="000000"/>
-                <w:szCs w:val="40"/>
+                <w:rFonts w:ascii="Arial Unicode MS" w:hAnsi="Arial Unicode MS" w:cs="Latha"/>
+                <w:b/>
+                <w:bCs/>
+                <w:szCs w:val="24"/>
+                <w:cs/>
+                <w:lang w:bidi="ta-IN"/>
+              </w:rPr>
+              <w:t>1.1.6</w:t>
+            </w:r>
+            <w:r>
+              <w:rPr>
+                <w:rFonts w:ascii="Latha" w:hAnsi="Latha" w:cs="Latha"/>
+                <w:b/>
+                <w:bCs/>
+                <w:szCs w:val="24"/>
+                <w:lang w:bidi="ta-IN"/>
+              </w:rPr>
+              <w:t>.</w:t>
+            </w:r>
+            <w:r>
+              <w:rPr>
+                <w:rFonts w:ascii="Arial Unicode MS" w:hAnsi="Arial Unicode MS" w:cs="Latha"/>
+                <w:b/>
+                <w:bCs/>
+                <w:szCs w:val="24"/>
+                <w:cs/>
+                <w:lang w:bidi="ta-IN"/>
               </w:rPr>
               <w:t>1</w:t>
             </w:r>
             <w:r>
               <w:rPr>
-                <w:rFonts w:ascii="BRH Devanagari Extra" w:hAnsi="BRH Devanagari Extra" w:cs="BRH Devanagari Extra"/>
-                <w:color w:val="000000"/>
-                <w:sz w:val="32"/>
-                <w:szCs w:val="40"/>
-              </w:rPr>
-              <w:t>.</w:t>
-            </w:r>
-            <w:r>
-              <w:rPr>
-                <w:rFonts w:cs="BRH Devanagari Extra"/>
-                <w:color w:val="000000"/>
-                <w:szCs w:val="40"/>
-              </w:rPr>
-              <w:t>1</w:t>
-            </w:r>
-            <w:r>
-              <w:rPr>
-                <w:rFonts w:ascii="BRH Devanagari Extra" w:hAnsi="BRH Devanagari Extra" w:cs="BRH Devanagari Extra"/>
-                <w:color w:val="000000"/>
-                <w:sz w:val="32"/>
-                <w:szCs w:val="40"/>
-              </w:rPr>
-              <w:t>.</w:t>
-            </w:r>
-            <w:r>
-              <w:rPr>
-                <w:rFonts w:cs="BRH Devanagari Extra"/>
-                <w:color w:val="000000"/>
-                <w:szCs w:val="40"/>
-              </w:rPr>
-              <w:t>6</w:t>
-            </w:r>
-            <w:r>
-              <w:rPr>
-                <w:rFonts w:ascii="BRH Devanagari Extra" w:hAnsi="BRH Devanagari Extra" w:cs="BRH Devanagari Extra"/>
-                <w:color w:val="000000"/>
-                <w:sz w:val="32"/>
-                <w:szCs w:val="40"/>
-              </w:rPr>
-              <w:t>.</w:t>
-            </w:r>
-            <w:r>
-              <w:rPr>
-                <w:rFonts w:cs="BRH Devanagari Extra"/>
-                <w:color w:val="000000"/>
-                <w:szCs w:val="40"/>
-              </w:rPr>
-              <w:t>1</w:t>
-            </w:r>
-            <w:r>
-              <w:rPr>
-                <w:rFonts w:ascii="BRH Devanagari Extra" w:hAnsi="BRH Devanagari Extra" w:cs="BRH Devanagari Extra"/>
-                <w:color w:val="000000"/>
-                <w:sz w:val="32"/>
-                <w:szCs w:val="40"/>
+                <w:rFonts w:ascii="Latha" w:hAnsi="Latha" w:cs="Latha"/>
+                <w:szCs w:val="24"/>
+                <w:lang w:bidi="ta-IN"/>
               </w:rPr>
               <w:t>(</w:t>
             </w:r>
             <w:r>
               <w:rPr>
-                <w:rFonts w:cs="BRH Devanagari Extra"/>
-                <w:color w:val="000000"/>
-                <w:szCs w:val="40"/>
+                <w:rFonts w:ascii="Arial Unicode MS" w:hAnsi="Arial Unicode MS" w:cs="Latha"/>
+                <w:b/>
+                <w:bCs/>
+                <w:szCs w:val="24"/>
+                <w:cs/>
+                <w:lang w:bidi="ta-IN"/>
               </w:rPr>
               <w:t>51</w:t>
             </w:r>
             <w:r>
               <w:rPr>
-                <w:rFonts w:ascii="BRH Devanagari Extra" w:hAnsi="BRH Devanagari Extra" w:cs="BRH Devanagari Extra"/>
-                <w:color w:val="000000"/>
-                <w:sz w:val="32"/>
-                <w:szCs w:val="40"/>
-              </w:rPr>
-              <w:t>)- A</w:t>
-            </w:r>
-            <w:r>
-              <w:rPr>
-                <w:rFonts w:ascii="BRH Malayalam Extra" w:hAnsi="BRH Malayalam Extra" w:cs="BRH Devanagari Extra"/>
-                <w:color w:val="000000"/>
-                <w:szCs w:val="40"/>
-              </w:rPr>
-              <w:t>–</w:t>
-            </w:r>
-            <w:r>
-              <w:rPr>
-                <w:rFonts w:ascii="BRH Devanagari Extra" w:hAnsi="BRH Devanagari Extra" w:cs="BRH Devanagari Extra"/>
-                <w:color w:val="000000"/>
-                <w:sz w:val="32"/>
-                <w:szCs w:val="40"/>
-              </w:rPr>
-              <w:t>mÉÉ</w:t>
-            </w:r>
-            <w:r>
-              <w:rPr>
-                <w:rFonts w:ascii="BRH Malayalam Extra" w:hAnsi="BRH Malayalam Extra" w:cs="BRH Devanagari Extra"/>
-                <w:color w:val="000000"/>
-                <w:szCs w:val="40"/>
-              </w:rPr>
-              <w:t>–</w:t>
-            </w:r>
-            <w:r>
-              <w:rPr>
-                <w:rFonts w:ascii="BRH Devanagari Extra" w:hAnsi="BRH Devanagari Extra" w:cs="BRH Devanagari Extra"/>
-                <w:color w:val="000000"/>
-                <w:sz w:val="32"/>
-                <w:szCs w:val="40"/>
-              </w:rPr>
-              <w:t>lÉÉrÉþ |</w:t>
+                <w:rFonts w:ascii="Latha" w:hAnsi="Latha" w:cs="Latha"/>
+                <w:szCs w:val="24"/>
+                <w:lang w:bidi="ta-IN"/>
+              </w:rPr>
+              <w:t xml:space="preserve">)- </w:t>
+            </w:r>
+            <w:r>
+              <w:rPr>
+                <w:rFonts w:ascii="Latha" w:hAnsi="Latha" w:cs="Latha"/>
+                <w:szCs w:val="24"/>
+                <w:cs/>
+                <w:lang w:bidi="ta-IN"/>
+              </w:rPr>
+              <w:t>அ</w:t>
+            </w:r>
+            <w:r>
+              <w:rPr>
+                <w:rFonts w:ascii="BRH Tamil Tab Extra" w:hAnsi="BRH Tamil Tab Extra" w:cs="Latha"/>
+                <w:b/>
+                <w:bCs/>
+                <w:szCs w:val="24"/>
+                <w:lang w:bidi="ta-IN"/>
+              </w:rPr>
+              <w:t>…</w:t>
+            </w:r>
+            <w:r>
+              <w:rPr>
+                <w:rFonts w:ascii="Latha" w:hAnsi="Latha" w:cs="Latha"/>
+                <w:szCs w:val="24"/>
+                <w:cs/>
+                <w:lang w:bidi="ta-IN"/>
+              </w:rPr>
+              <w:t>பா</w:t>
+            </w:r>
+            <w:r>
+              <w:rPr>
+                <w:rFonts w:ascii="BRH Tamil Tab Extra" w:hAnsi="BRH Tamil Tab Extra" w:cs="Latha"/>
+                <w:b/>
+                <w:bCs/>
+                <w:szCs w:val="24"/>
+                <w:lang w:bidi="ta-IN"/>
+              </w:rPr>
+              <w:t>…</w:t>
+            </w:r>
+            <w:r>
+              <w:rPr>
+                <w:rFonts w:ascii="Latha" w:hAnsi="Latha" w:cs="Latha"/>
+                <w:szCs w:val="24"/>
+                <w:cs/>
+                <w:lang w:bidi="ta-IN"/>
+              </w:rPr>
+              <w:t>னாய</w:t>
+            </w:r>
+            <w:r>
+              <w:rPr>
+                <w:rFonts w:ascii="BRH Tamil Tab Extra" w:hAnsi="BRH Tamil Tab Extra" w:cs="Latha"/>
+                <w:b/>
+                <w:bCs/>
+                <w:szCs w:val="24"/>
+                <w:lang w:bidi="ta-IN"/>
+              </w:rPr>
+              <w:t>†</w:t>
+            </w:r>
+            <w:r>
+              <w:rPr>
+                <w:rFonts w:ascii="Latha" w:hAnsi="Latha" w:cs="Latha"/>
+                <w:szCs w:val="24"/>
+                <w:lang w:bidi="ta-IN"/>
+              </w:rPr>
+              <w:t xml:space="preserve"> |</w:t>
+            </w:r>
+            <w:r>
+              <w:rPr>
+                <w:rFonts w:ascii="Latha" w:hAnsi="Latha" w:cs="Latha"/>
+                <w:szCs w:val="24"/>
+                <w:lang w:bidi="ta-IN"/>
+              </w:rPr>
+              <w:t xml:space="preserve"> </w:t>
             </w:r>
           </w:p>
           <w:p>
@@ -633,92 +698,154 @@
             </w:pPr>
             <w:r>
               <w:rPr>
-                <w:rFonts w:ascii="BRH Devanagari Extra" w:hAnsi="BRH Devanagari Extra" w:cs="BRH Devanagari Extra"/>
-                <w:color w:val="000000"/>
-                <w:sz w:val="32"/>
-                <w:szCs w:val="40"/>
-              </w:rPr>
-              <w:t>A</w:t>
-            </w:r>
-            <w:r>
-              <w:rPr>
-                <w:rFonts w:ascii="BRH Malayalam Extra" w:hAnsi="BRH Malayalam Extra" w:cs="BRH Devanagari Extra"/>
-                <w:color w:val="000000"/>
-                <w:szCs w:val="40"/>
-              </w:rPr>
-              <w:t>–</w:t>
-            </w:r>
-            <w:r>
-              <w:rPr>
-                <w:rFonts w:ascii="BRH Devanagari Extra" w:hAnsi="BRH Devanagari Extra" w:cs="BRH Devanagari Extra"/>
-                <w:color w:val="000000"/>
-                <w:sz w:val="32"/>
-                <w:szCs w:val="40"/>
-              </w:rPr>
-              <w:t>mÉÉ</w:t>
-            </w:r>
-            <w:r>
-              <w:rPr>
-                <w:rFonts w:ascii="BRH Malayalam Extra" w:hAnsi="BRH Malayalam Extra" w:cs="BRH Devanagari Extra"/>
-                <w:color w:val="000000"/>
-                <w:szCs w:val="40"/>
-              </w:rPr>
-              <w:t>–</w:t>
-            </w:r>
-            <w:r>
-              <w:rPr>
-                <w:rFonts w:ascii="BRH Devanagari Extra" w:hAnsi="BRH Devanagari Extra" w:cs="BRH Devanagari Extra"/>
-                <w:color w:val="000000"/>
-                <w:sz w:val="32"/>
-                <w:szCs w:val="40"/>
-              </w:rPr>
-              <w:t>lÉÉ</w:t>
-            </w:r>
-            <w:r>
-              <w:rPr>
-                <w:rFonts w:ascii="BRH Devanagari Extra" w:hAnsi="BRH Devanagari Extra" w:cs="BRH Devanagari Extra"/>
-                <w:color w:val="000000"/>
-                <w:sz w:val="32"/>
-                <w:szCs w:val="40"/>
+                <w:rFonts w:ascii="Latha" w:hAnsi="Latha" w:cs="Latha"/>
+                <w:szCs w:val="24"/>
+                <w:cs/>
+                <w:lang w:bidi="ta-IN"/>
+              </w:rPr>
+              <w:t>அ</w:t>
+            </w:r>
+            <w:r>
+              <w:rPr>
+                <w:rFonts w:ascii="BRH Tamil Tab Extra" w:hAnsi="BRH Tamil Tab Extra" w:cs="Latha"/>
+                <w:b/>
+                <w:bCs/>
+                <w:szCs w:val="24"/>
+                <w:lang w:bidi="ta-IN"/>
+              </w:rPr>
+              <w:t>…</w:t>
+            </w:r>
+            <w:r>
+              <w:rPr>
+                <w:rFonts w:ascii="Latha" w:hAnsi="Latha" w:cs="Latha"/>
+                <w:szCs w:val="24"/>
+                <w:cs/>
+                <w:lang w:bidi="ta-IN"/>
+              </w:rPr>
+              <w:t>பா</w:t>
+            </w:r>
+            <w:r>
+              <w:rPr>
+                <w:rFonts w:ascii="BRH Tamil Tab Extra" w:hAnsi="BRH Tamil Tab Extra" w:cs="Latha"/>
+                <w:b/>
+                <w:bCs/>
+                <w:szCs w:val="24"/>
+                <w:lang w:bidi="ta-IN"/>
+              </w:rPr>
+              <w:t>…</w:t>
+            </w:r>
+            <w:r>
+              <w:rPr>
+                <w:rFonts w:ascii="Latha" w:hAnsi="Latha" w:cs="Latha"/>
+                <w:szCs w:val="24"/>
+                <w:cs/>
+                <w:lang w:bidi="ta-IN"/>
+              </w:rPr>
+              <w:t>னா</w:t>
+            </w:r>
+            <w:r>
+              <w:rPr>
+                <w:rFonts w:ascii="Latha" w:hAnsi="Latha" w:cs="Latha" w:hint="cs"/>
+                <w:szCs w:val="24"/>
                 <w:highlight w:val="green"/>
-              </w:rPr>
-              <w:t>rÉåirÉ</w:t>
-            </w:r>
-            <w:r>
-              <w:rPr>
-                <w:rFonts w:ascii="BRH Devanagari Extra" w:hAnsi="BRH Devanagari Extra" w:cs="BRH Devanagari Extra"/>
-                <w:color w:val="000000"/>
-                <w:sz w:val="32"/>
-                <w:szCs w:val="40"/>
-                <w:highlight w:val="yellow"/>
-              </w:rPr>
-              <w:t>þ</w:t>
-            </w:r>
-            <w:r>
-              <w:rPr>
-                <w:rFonts w:ascii="BRH Devanagari Extra" w:hAnsi="BRH Devanagari Extra" w:cs="BRH Devanagari Extra"/>
-                <w:color w:val="000000"/>
-                <w:sz w:val="32"/>
-                <w:szCs w:val="40"/>
-              </w:rPr>
-              <w:t>mÉ - A</w:t>
-            </w:r>
-            <w:r>
-              <w:rPr>
-                <w:rFonts w:ascii="BRH Malayalam Extra" w:hAnsi="BRH Malayalam Extra" w:cs="BRH Devanagari Extra"/>
-                <w:color w:val="000000"/>
-                <w:szCs w:val="40"/>
-              </w:rPr>
-              <w:t>–</w:t>
-            </w:r>
-            <w:r>
-              <w:rPr>
-                <w:rFonts w:ascii="BRH Devanagari Extra" w:hAnsi="BRH Devanagari Extra" w:cs="BRH Devanagari Extra"/>
-                <w:color w:val="000000"/>
-                <w:sz w:val="32"/>
-                <w:szCs w:val="40"/>
-              </w:rPr>
-              <w:t xml:space="preserve">lÉÉrÉþ | </w:t>
+                <w:cs/>
+                <w:lang w:bidi="ta-IN"/>
+              </w:rPr>
+              <w:t>யே</w:t>
+            </w:r>
+            <w:r>
+              <w:rPr>
+                <w:rFonts w:ascii="Latha" w:hAnsi="Latha" w:cs="Latha"/>
+                <w:szCs w:val="24"/>
+                <w:highlight w:val="green"/>
+                <w:cs/>
+                <w:lang w:bidi="ta-IN"/>
+              </w:rPr>
+              <w:t>த்ய</w:t>
+            </w:r>
+            <w:r>
+              <w:rPr>
+                <w:rFonts w:ascii="BRH Tamil Tab Extra" w:hAnsi="BRH Tamil Tab Extra" w:cs="Latha"/>
+                <w:b/>
+                <w:bCs/>
+                <w:szCs w:val="24"/>
+                <w:highlight w:val="green"/>
+                <w:lang w:bidi="ta-IN"/>
+              </w:rPr>
+              <w:t>†</w:t>
+            </w:r>
+            <w:r>
+              <w:rPr>
+                <w:rFonts w:ascii="Latha" w:hAnsi="Latha" w:cs="Latha"/>
+                <w:szCs w:val="24"/>
+                <w:highlight w:val="green"/>
+                <w:cs/>
+                <w:lang w:bidi="ta-IN"/>
+              </w:rPr>
+              <w:t>ப</w:t>
+            </w:r>
+            <w:r>
+              <w:rPr>
+                <w:rFonts w:ascii="Latha" w:hAnsi="Latha" w:cs="Latha"/>
+                <w:szCs w:val="24"/>
+                <w:cs/>
+                <w:lang w:bidi="ta-IN"/>
+              </w:rPr>
+              <w:t xml:space="preserve"> </w:t>
+            </w:r>
+            <w:r>
+              <w:rPr>
+                <w:rFonts w:ascii="Latha" w:hAnsi="Latha" w:cs="Latha"/>
+                <w:szCs w:val="24"/>
+                <w:lang w:bidi="ta-IN"/>
+              </w:rPr>
+              <w:t xml:space="preserve">- </w:t>
+            </w:r>
+            <w:r>
+              <w:rPr>
+                <w:rFonts w:ascii="Latha" w:hAnsi="Latha" w:cs="Latha"/>
+                <w:szCs w:val="24"/>
+                <w:cs/>
+                <w:lang w:bidi="ta-IN"/>
+              </w:rPr>
+              <w:t>அ</w:t>
+            </w:r>
+            <w:r>
+              <w:rPr>
+                <w:rFonts w:ascii="BRH Tamil Tab Extra" w:hAnsi="BRH Tamil Tab Extra" w:cs="Latha"/>
+                <w:b/>
+                <w:bCs/>
+                <w:szCs w:val="24"/>
+                <w:lang w:bidi="ta-IN"/>
+              </w:rPr>
+              <w:t>…</w:t>
+            </w:r>
+            <w:r>
+              <w:rPr>
+                <w:rFonts w:ascii="Latha" w:hAnsi="Latha" w:cs="Latha"/>
+                <w:szCs w:val="24"/>
+                <w:cs/>
+                <w:lang w:bidi="ta-IN"/>
+              </w:rPr>
+              <w:t>னாய</w:t>
+            </w:r>
+            <w:r>
+              <w:rPr>
+                <w:rFonts w:ascii="BRH Tamil Tab Extra" w:hAnsi="BRH Tamil Tab Extra" w:cs="Latha"/>
+                <w:b/>
+                <w:bCs/>
+                <w:szCs w:val="24"/>
+                <w:lang w:bidi="ta-IN"/>
+              </w:rPr>
+              <w:t>†</w:t>
+            </w:r>
+            <w:r>
+              <w:rPr>
+                <w:rFonts w:ascii="Latha" w:hAnsi="Latha" w:cs="Latha"/>
+                <w:szCs w:val="24"/>
+                <w:lang w:bidi="ta-IN"/>
+              </w:rPr>
+              <w:t xml:space="preserve"> | </w:t>
             </w:r>
           </w:p>
         </w:tc>
@@ -1861,7 +1988,7 @@
       </w:tr>
       <w:tr>
         <w:trPr>
-          <w:trHeight w:val="2248"/>
+          <w:trHeight w:val="1651"/>
         </w:trPr>
         <w:tc>
           <w:tcPr>
@@ -1869,171 +1996,1820 @@
           </w:tcPr>
           <w:p>
             <w:pPr>
-              <w:widowControl w:val="0"/>
               <w:autoSpaceDE w:val="0"/>
               <w:autoSpaceDN w:val="0"/>
               <w:adjustRightInd w:val="0"/>
               <w:rPr>
-                <w:rFonts w:ascii="BRH Devanagari Extra" w:hAnsi="BRH Devanagari Extra" w:cs="BRH Devanagari Extra"/>
-                <w:color w:val="000000"/>
-                <w:sz w:val="32"/>
-                <w:szCs w:val="40"/>
+                <w:rFonts w:ascii="Latha" w:hAnsi="Latha" w:cs="Latha"/>
+                <w:szCs w:val="24"/>
+                <w:lang w:bidi="ta-IN"/>
               </w:rPr>
             </w:pPr>
             <w:r>
               <w:rPr>
-                <w:rFonts w:cs="BRH Devanagari Extra"/>
-                <w:color w:val="000000"/>
-                <w:szCs w:val="40"/>
-              </w:rPr>
-              <w:t>36</w:t>
-            </w:r>
-            <w:r>
-              <w:rPr>
-                <w:rFonts w:ascii="BRH Devanagari Extra" w:hAnsi="BRH Devanagari Extra" w:cs="BRH Devanagari Extra"/>
-                <w:color w:val="000000"/>
-                <w:sz w:val="32"/>
-                <w:szCs w:val="40"/>
-              </w:rPr>
-              <w:t>)</w:t>
-            </w:r>
-            <w:r>
-              <w:rPr>
-                <w:rFonts w:ascii="BRH Devanagari Extra" w:hAnsi="BRH Devanagari Extra" w:cs="BRH Devanagari Extra"/>
-                <w:color w:val="000000"/>
-                <w:sz w:val="32"/>
-                <w:szCs w:val="40"/>
+                <w:rFonts w:cs="Arial Unicode MS"/>
+                <w:b/>
+                <w:bCs/>
+                <w:szCs w:val="24"/>
+                <w:cs/>
+                <w:lang w:bidi="ta-IN"/>
+              </w:rPr>
+              <w:t>36)</w:t>
+            </w:r>
+            <w:r>
+              <w:rPr>
+                <w:rFonts w:ascii="Latha" w:hAnsi="Latha" w:cs="Latha"/>
+                <w:szCs w:val="24"/>
+                <w:lang w:bidi="ta-IN"/>
               </w:rPr>
               <w:tab/>
             </w:r>
             <w:r>
               <w:rPr>
-                <w:rFonts w:cs="BRH Devanagari Extra"/>
-                <w:color w:val="000000"/>
-                <w:szCs w:val="40"/>
-              </w:rPr>
-              <w:t>1</w:t>
-            </w:r>
-            <w:r>
-              <w:rPr>
-                <w:rFonts w:ascii="BRH Devanagari Extra" w:hAnsi="BRH Devanagari Extra" w:cs="BRH Devanagari Extra"/>
-                <w:color w:val="000000"/>
-                <w:sz w:val="32"/>
-                <w:szCs w:val="40"/>
-              </w:rPr>
-              <w:t>.</w:t>
-            </w:r>
-            <w:r>
-              <w:rPr>
-                <w:rFonts w:cs="BRH Devanagari Extra"/>
-                <w:color w:val="000000"/>
-                <w:szCs w:val="40"/>
-              </w:rPr>
-              <w:t>1</w:t>
-            </w:r>
-            <w:r>
-              <w:rPr>
-                <w:rFonts w:ascii="BRH Devanagari Extra" w:hAnsi="BRH Devanagari Extra" w:cs="BRH Devanagari Extra"/>
-                <w:color w:val="000000"/>
-                <w:sz w:val="32"/>
-                <w:szCs w:val="40"/>
-              </w:rPr>
-              <w:t>.</w:t>
-            </w:r>
-            <w:r>
-              <w:rPr>
-                <w:rFonts w:cs="BRH Devanagari Extra"/>
-                <w:color w:val="000000"/>
-                <w:szCs w:val="40"/>
-              </w:rPr>
-              <w:t>14</w:t>
-            </w:r>
-            <w:r>
-              <w:rPr>
-                <w:rFonts w:ascii="BRH Devanagari Extra" w:hAnsi="BRH Devanagari Extra" w:cs="BRH Devanagari Extra"/>
-                <w:color w:val="000000"/>
-                <w:sz w:val="32"/>
-                <w:szCs w:val="40"/>
-              </w:rPr>
-              <w:t>.</w:t>
-            </w:r>
-            <w:r>
-              <w:rPr>
-                <w:rFonts w:cs="BRH Devanagari Extra"/>
-                <w:color w:val="000000"/>
-                <w:szCs w:val="40"/>
-              </w:rPr>
-              <w:t>2</w:t>
-            </w:r>
-            <w:r>
-              <w:rPr>
-                <w:rFonts w:ascii="BRH Devanagari Extra" w:hAnsi="BRH Devanagari Extra" w:cs="BRH Devanagari Extra"/>
-                <w:color w:val="000000"/>
-                <w:sz w:val="32"/>
-                <w:szCs w:val="40"/>
-              </w:rPr>
-              <w:t>(</w:t>
-            </w:r>
-            <w:r>
-              <w:rPr>
-                <w:rFonts w:cs="BRH Devanagari Extra"/>
-                <w:color w:val="000000"/>
-                <w:szCs w:val="40"/>
-              </w:rPr>
-              <w:t>33</w:t>
-            </w:r>
-            <w:r>
-              <w:rPr>
-                <w:rFonts w:ascii="BRH Devanagari Extra" w:hAnsi="BRH Devanagari Extra" w:cs="BRH Devanagari Extra"/>
-                <w:color w:val="000000"/>
-                <w:sz w:val="32"/>
-                <w:szCs w:val="40"/>
-              </w:rPr>
-              <w:t>)- zÉÑ</w:t>
-            </w:r>
-            <w:r>
-              <w:rPr>
-                <w:rFonts w:ascii="BRH Malayalam Extra" w:hAnsi="BRH Malayalam Extra" w:cs="BRH Devanagari Extra"/>
-                <w:color w:val="000000"/>
-                <w:szCs w:val="40"/>
-              </w:rPr>
-              <w:t>–</w:t>
-            </w:r>
-            <w:r>
-              <w:rPr>
-                <w:rFonts w:ascii="BRH Devanagari Extra" w:hAnsi="BRH Devanagari Extra" w:cs="BRH Devanagari Extra"/>
-                <w:color w:val="000000"/>
-                <w:sz w:val="32"/>
-                <w:szCs w:val="40"/>
-              </w:rPr>
-              <w:t>ÂkÉþÈ | cÉ</w:t>
-            </w:r>
-            <w:r>
-              <w:rPr>
-                <w:rFonts w:ascii="BRH Malayalam Extra" w:hAnsi="BRH Malayalam Extra" w:cs="BRH Devanagari Extra"/>
-                <w:color w:val="000000"/>
-                <w:szCs w:val="40"/>
-              </w:rPr>
-              <w:t>–</w:t>
-            </w:r>
-            <w:r>
-              <w:rPr>
-                <w:rFonts w:ascii="BRH Devanagari Extra" w:hAnsi="BRH Devanagari Extra" w:cs="BRH Devanagari Extra"/>
-                <w:color w:val="000000"/>
-                <w:sz w:val="32"/>
-                <w:szCs w:val="40"/>
+                <w:rFonts w:cs="Arial Unicode MS"/>
+                <w:b/>
+                <w:bCs/>
+                <w:szCs w:val="24"/>
+                <w:cs/>
+                <w:lang w:bidi="ta-IN"/>
+              </w:rPr>
+              <w:t>1.1.14.</w:t>
+            </w:r>
+            <w:r>
+              <w:rPr>
+                <w:rFonts w:cs="Arial Unicode MS"/>
+                <w:b/>
+                <w:bCs/>
+                <w:szCs w:val="24"/>
+                <w:lang w:bidi="ta-IN"/>
+              </w:rPr>
+              <w:t>2(3</w:t>
+            </w:r>
+            <w:r>
+              <w:rPr>
+                <w:rFonts w:cs="Arial Unicode MS"/>
+                <w:b/>
+                <w:bCs/>
+                <w:szCs w:val="24"/>
+                <w:cs/>
+                <w:lang w:bidi="ta-IN"/>
+              </w:rPr>
+              <w:t>3)</w:t>
+            </w:r>
+            <w:r>
+              <w:rPr>
+                <w:rFonts w:ascii="Latha" w:hAnsi="Latha" w:cs="Latha"/>
+                <w:szCs w:val="24"/>
+                <w:lang w:bidi="ta-IN"/>
+              </w:rPr>
+              <w:t xml:space="preserve">-  </w:t>
+            </w:r>
+            <w:r>
+              <w:rPr>
+                <w:rFonts w:ascii="Latha" w:hAnsi="Latha" w:cs="Latha"/>
+                <w:szCs w:val="24"/>
+                <w:cs/>
+                <w:lang w:bidi="ta-IN"/>
+              </w:rPr>
+              <w:t>ஶு</w:t>
+            </w:r>
+            <w:r>
+              <w:rPr>
+                <w:rFonts w:ascii="BRH Tamil Tab Extra" w:hAnsi="BRH Tamil Tab Extra" w:cs="Latha"/>
+                <w:b/>
+                <w:szCs w:val="24"/>
+                <w:lang w:bidi="ta-IN"/>
+              </w:rPr>
+              <w:t>…</w:t>
+            </w:r>
+            <w:r>
+              <w:rPr>
+                <w:rFonts w:ascii="Latha" w:hAnsi="Latha" w:cs="Latha"/>
+                <w:szCs w:val="24"/>
+                <w:cs/>
+                <w:lang w:bidi="ta-IN"/>
+              </w:rPr>
+              <w:t>ருத</w:t>
+            </w:r>
+            <w:r>
+              <w:rPr>
+                <w:rFonts w:ascii="BRH Tamil Tab Extra" w:hAnsi="BRH Tamil Tab Extra" w:cs="Latha"/>
+                <w:b/>
+                <w:szCs w:val="24"/>
+                <w:lang w:bidi="ta-IN"/>
+              </w:rPr>
+              <w:t>†</w:t>
+            </w:r>
+            <w:r>
+              <w:rPr>
+                <w:rFonts w:ascii="Latha" w:hAnsi="Latha" w:cs="Latha"/>
+                <w:b/>
+                <w:bCs/>
+                <w:position w:val="-12"/>
+                <w:szCs w:val="24"/>
+                <w:cs/>
+                <w:lang w:bidi="ta-IN"/>
+              </w:rPr>
+              <w:t>4</w:t>
+            </w:r>
+            <w:r>
+              <w:rPr>
+                <w:rFonts w:ascii="Latha" w:hAnsi="Latha" w:cs="Latha"/>
+                <w:b/>
+                <w:bCs/>
+                <w:szCs w:val="24"/>
+                <w:cs/>
+                <w:lang w:bidi="ta-IN"/>
+              </w:rPr>
+              <w:t>:</w:t>
+            </w:r>
+            <w:r>
+              <w:rPr>
+                <w:rFonts w:ascii="Latha" w:hAnsi="Latha" w:cs="Latha"/>
+                <w:szCs w:val="24"/>
+                <w:cs/>
+                <w:lang w:bidi="ta-IN"/>
+              </w:rPr>
+              <w:t xml:space="preserve"> </w:t>
+            </w:r>
+            <w:r>
+              <w:rPr>
+                <w:rFonts w:ascii="Latha" w:hAnsi="Latha" w:cs="Latha"/>
+                <w:szCs w:val="24"/>
+                <w:lang w:bidi="ta-IN"/>
+              </w:rPr>
+              <w:t xml:space="preserve">| </w:t>
+            </w:r>
+            <w:r>
+              <w:rPr>
+                <w:rFonts w:ascii="Latha" w:hAnsi="Latha" w:cs="Latha"/>
+                <w:szCs w:val="24"/>
+                <w:cs/>
+                <w:lang w:bidi="ta-IN"/>
+              </w:rPr>
+              <w:t>ச</w:t>
+            </w:r>
+            <w:r>
+              <w:rPr>
+                <w:rFonts w:ascii="BRH Tamil Tab Extra" w:hAnsi="BRH Tamil Tab Extra" w:cs="Latha"/>
+                <w:b/>
+                <w:szCs w:val="24"/>
+                <w:lang w:bidi="ta-IN"/>
+              </w:rPr>
+              <w:t>…</w:t>
+            </w:r>
+            <w:r>
+              <w:rPr>
+                <w:rFonts w:ascii="Latha" w:hAnsi="Latha" w:cs="Latha"/>
+                <w:szCs w:val="24"/>
+                <w:cs/>
+                <w:lang w:bidi="ta-IN"/>
+              </w:rPr>
+              <w:t>ந்</w:t>
+            </w:r>
+            <w:r>
+              <w:rPr>
+                <w:rFonts w:ascii="Latha" w:hAnsi="Latha" w:cs="Latha"/>
+                <w:szCs w:val="24"/>
                 <w:highlight w:val="yellow"/>
-              </w:rPr>
-              <w:t>lSìÉÿ</w:t>
-            </w:r>
-            <w:r>
-              <w:rPr>
-                <w:rFonts w:ascii="BRH Devanagari Extra" w:hAnsi="BRH Devanagari Extra" w:cs="BRH Devanagari Extra"/>
-                <w:color w:val="000000"/>
-                <w:sz w:val="32"/>
-                <w:szCs w:val="40"/>
-              </w:rPr>
-              <w:t>aÉëÉÈ |</w:t>
+                <w:cs/>
+                <w:lang w:bidi="ta-IN"/>
+              </w:rPr>
+              <w:t>த்</w:t>
+            </w:r>
+            <w:r>
+              <w:rPr>
+                <w:rFonts w:ascii="Latha" w:hAnsi="Latha" w:cs="Latha"/>
+                <w:b/>
+                <w:bCs/>
+                <w:position w:val="-12"/>
+                <w:szCs w:val="24"/>
+                <w:highlight w:val="yellow"/>
+                <w:cs/>
+                <w:lang w:bidi="ta-IN"/>
+              </w:rPr>
+              <w:t>3</w:t>
+            </w:r>
+            <w:r>
+              <w:rPr>
+                <w:rFonts w:ascii="Latha" w:hAnsi="Latha" w:cs="Latha"/>
+                <w:szCs w:val="24"/>
+                <w:highlight w:val="yellow"/>
+                <w:cs/>
+                <w:lang w:bidi="ta-IN"/>
+              </w:rPr>
+              <w:t>ரா</w:t>
+            </w:r>
+            <w:r>
+              <w:rPr>
+                <w:rFonts w:ascii="BRH Tamil Tab Extra" w:hAnsi="BRH Tamil Tab Extra" w:cs="Latha"/>
+                <w:b/>
+                <w:szCs w:val="24"/>
+                <w:lang w:bidi="ta-IN"/>
+              </w:rPr>
+              <w:t>‡</w:t>
+            </w:r>
+            <w:r>
+              <w:rPr>
+                <w:rFonts w:ascii="Latha" w:hAnsi="Latha" w:cs="Latha"/>
+                <w:szCs w:val="24"/>
+                <w:cs/>
+                <w:lang w:bidi="ta-IN"/>
+              </w:rPr>
+              <w:t>க்</w:t>
+            </w:r>
+            <w:r>
+              <w:rPr>
+                <w:rFonts w:ascii="Latha" w:hAnsi="Latha" w:cs="Latha"/>
+                <w:b/>
+                <w:bCs/>
+                <w:position w:val="-12"/>
+                <w:szCs w:val="24"/>
+                <w:cs/>
+                <w:lang w:bidi="ta-IN"/>
+              </w:rPr>
+              <w:t>3</w:t>
+            </w:r>
+            <w:r>
+              <w:rPr>
+                <w:rFonts w:ascii="Latha" w:hAnsi="Latha" w:cs="Latha"/>
+                <w:szCs w:val="24"/>
+                <w:cs/>
+                <w:lang w:bidi="ta-IN"/>
+              </w:rPr>
+              <w:t>ரா</w:t>
+            </w:r>
+            <w:r>
+              <w:rPr>
+                <w:rFonts w:ascii="Latha" w:hAnsi="Latha" w:cs="Latha"/>
+                <w:b/>
+                <w:bCs/>
+                <w:szCs w:val="24"/>
+                <w:cs/>
+                <w:lang w:bidi="ta-IN"/>
+              </w:rPr>
+              <w:t>:</w:t>
+            </w:r>
+            <w:r>
+              <w:rPr>
+                <w:rFonts w:ascii="Latha" w:hAnsi="Latha" w:cs="Latha"/>
+                <w:szCs w:val="24"/>
+                <w:cs/>
+                <w:lang w:bidi="ta-IN"/>
+              </w:rPr>
+              <w:t xml:space="preserve"> </w:t>
+            </w:r>
+            <w:r>
+              <w:rPr>
+                <w:rFonts w:ascii="Latha" w:hAnsi="Latha" w:cs="Latha"/>
+                <w:szCs w:val="24"/>
+                <w:lang w:bidi="ta-IN"/>
+              </w:rPr>
+              <w:t>|</w:t>
+            </w:r>
+          </w:p>
+          <w:p>
+            <w:pPr>
+              <w:autoSpaceDE w:val="0"/>
+              <w:autoSpaceDN w:val="0"/>
+              <w:adjustRightInd w:val="0"/>
+              <w:rPr>
+                <w:rFonts w:ascii="Latha" w:hAnsi="Latha" w:cs="Latha"/>
+                <w:szCs w:val="24"/>
+                <w:lang w:bidi="ta-IN"/>
+              </w:rPr>
+            </w:pPr>
+            <w:r>
+              <w:rPr>
+                <w:rFonts w:ascii="Latha" w:hAnsi="Latha" w:cs="Latha"/>
+                <w:szCs w:val="24"/>
+                <w:cs/>
+                <w:lang w:bidi="ta-IN"/>
+              </w:rPr>
+              <w:t>ஶு</w:t>
+            </w:r>
+            <w:r>
+              <w:rPr>
+                <w:rFonts w:ascii="BRH Tamil Tab Extra" w:hAnsi="BRH Tamil Tab Extra" w:cs="Latha"/>
+                <w:b/>
+                <w:szCs w:val="24"/>
+                <w:lang w:bidi="ta-IN"/>
+              </w:rPr>
+              <w:t>…</w:t>
+            </w:r>
+            <w:r>
+              <w:rPr>
+                <w:rFonts w:ascii="Latha" w:hAnsi="Latha" w:cs="Latha"/>
+                <w:szCs w:val="24"/>
+                <w:cs/>
+                <w:lang w:bidi="ta-IN"/>
+              </w:rPr>
+              <w:t>ருத</w:t>
+            </w:r>
+            <w:r>
+              <w:rPr>
+                <w:rFonts w:ascii="BRH Tamil Tab Extra" w:hAnsi="BRH Tamil Tab Extra" w:cs="Latha"/>
+                <w:b/>
+                <w:szCs w:val="24"/>
+                <w:lang w:bidi="ta-IN"/>
+              </w:rPr>
+              <w:t>†</w:t>
+            </w:r>
+            <w:r>
+              <w:rPr>
+                <w:rFonts w:ascii="Latha" w:hAnsi="Latha" w:cs="Latha"/>
+                <w:b/>
+                <w:bCs/>
+                <w:position w:val="-12"/>
+                <w:szCs w:val="24"/>
+                <w:cs/>
+                <w:lang w:bidi="ta-IN"/>
+              </w:rPr>
+              <w:t>4</w:t>
+            </w:r>
+            <w:r>
+              <w:rPr>
+                <w:rFonts w:ascii="Latha" w:hAnsi="Latha" w:cs="Latha"/>
+                <w:szCs w:val="24"/>
+                <w:cs/>
+                <w:lang w:bidi="ta-IN"/>
+              </w:rPr>
+              <w:t>ஶ்ச</w:t>
+            </w:r>
+            <w:r>
+              <w:rPr>
+                <w:rFonts w:ascii="BRH Tamil Tab Extra" w:hAnsi="BRH Tamil Tab Extra" w:cs="Latha"/>
+                <w:b/>
+                <w:szCs w:val="24"/>
+                <w:lang w:bidi="ta-IN"/>
+              </w:rPr>
+              <w:t>…</w:t>
+            </w:r>
+            <w:r>
+              <w:rPr>
+                <w:rFonts w:ascii="Latha" w:hAnsi="Latha" w:cs="Latha"/>
+                <w:szCs w:val="24"/>
+                <w:cs/>
+                <w:lang w:bidi="ta-IN"/>
+              </w:rPr>
+              <w:t>ந்</w:t>
+            </w:r>
+            <w:r>
+              <w:rPr>
+                <w:rFonts w:ascii="Latha" w:hAnsi="Latha" w:cs="Latha"/>
+                <w:szCs w:val="24"/>
+                <w:highlight w:val="yellow"/>
+                <w:cs/>
+                <w:lang w:bidi="ta-IN"/>
+              </w:rPr>
+              <w:t>த்</w:t>
+            </w:r>
+            <w:r>
+              <w:rPr>
+                <w:rFonts w:ascii="Latha" w:hAnsi="Latha" w:cs="Latha"/>
+                <w:b/>
+                <w:bCs/>
+                <w:position w:val="-12"/>
+                <w:szCs w:val="24"/>
+                <w:highlight w:val="yellow"/>
+                <w:cs/>
+                <w:lang w:bidi="ta-IN"/>
+              </w:rPr>
+              <w:t>3</w:t>
+            </w:r>
+            <w:r>
+              <w:rPr>
+                <w:rFonts w:ascii="Latha" w:hAnsi="Latha" w:cs="Latha"/>
+                <w:szCs w:val="24"/>
+                <w:highlight w:val="yellow"/>
+                <w:cs/>
+                <w:lang w:bidi="ta-IN"/>
+              </w:rPr>
+              <w:t>ரா</w:t>
+            </w:r>
+            <w:r>
+              <w:rPr>
+                <w:rFonts w:ascii="BRH Tamil Tab Extra" w:hAnsi="BRH Tamil Tab Extra" w:cs="Latha"/>
+                <w:b/>
+                <w:szCs w:val="24"/>
+                <w:highlight w:val="yellow"/>
+                <w:lang w:bidi="ta-IN"/>
+              </w:rPr>
+              <w:t>‡</w:t>
+            </w:r>
+            <w:r>
+              <w:rPr>
+                <w:rFonts w:ascii="Latha" w:hAnsi="Latha" w:cs="Latha"/>
+                <w:szCs w:val="24"/>
+                <w:highlight w:val="yellow"/>
+                <w:cs/>
+                <w:lang w:bidi="ta-IN"/>
+              </w:rPr>
+              <w:t>க்</w:t>
+            </w:r>
+            <w:r>
+              <w:rPr>
+                <w:rFonts w:ascii="Latha" w:hAnsi="Latha" w:cs="Latha"/>
+                <w:b/>
+                <w:bCs/>
+                <w:position w:val="-12"/>
+                <w:szCs w:val="24"/>
+                <w:highlight w:val="yellow"/>
+                <w:cs/>
+                <w:lang w:bidi="ta-IN"/>
+              </w:rPr>
+              <w:t>3</w:t>
+            </w:r>
+            <w:r>
+              <w:rPr>
+                <w:rFonts w:ascii="Latha" w:hAnsi="Latha" w:cs="Latha"/>
+                <w:szCs w:val="24"/>
+                <w:highlight w:val="yellow"/>
+                <w:cs/>
+                <w:lang w:bidi="ta-IN"/>
+              </w:rPr>
+              <w:t>ரா</w:t>
+            </w:r>
+            <w:r>
+              <w:rPr>
+                <w:rFonts w:ascii="Latha" w:hAnsi="Latha" w:cs="Latha"/>
+                <w:szCs w:val="24"/>
+                <w:cs/>
+                <w:lang w:bidi="ta-IN"/>
+              </w:rPr>
+              <w:t>ஶ்ச</w:t>
+            </w:r>
+            <w:r>
+              <w:rPr>
+                <w:rFonts w:ascii="BRH Tamil Tab Extra" w:hAnsi="BRH Tamil Tab Extra" w:cs="Latha"/>
+                <w:b/>
+                <w:szCs w:val="24"/>
+                <w:lang w:bidi="ta-IN"/>
+              </w:rPr>
+              <w:t>…</w:t>
+            </w:r>
+            <w:r>
+              <w:rPr>
+                <w:rFonts w:ascii="Latha" w:hAnsi="Latha" w:cs="Latha"/>
+                <w:szCs w:val="24"/>
+                <w:cs/>
+                <w:lang w:bidi="ta-IN"/>
+              </w:rPr>
+              <w:t>ந்</w:t>
+            </w:r>
+            <w:r>
+              <w:rPr>
+                <w:rFonts w:ascii="Latha" w:hAnsi="Latha" w:cs="Latha"/>
+                <w:szCs w:val="24"/>
+                <w:highlight w:val="yellow"/>
+                <w:cs/>
+                <w:lang w:bidi="ta-IN"/>
+              </w:rPr>
+              <w:t>த்</w:t>
+            </w:r>
+            <w:r>
+              <w:rPr>
+                <w:rFonts w:ascii="Latha" w:hAnsi="Latha" w:cs="Latha"/>
+                <w:b/>
+                <w:bCs/>
+                <w:position w:val="-12"/>
+                <w:szCs w:val="24"/>
+                <w:highlight w:val="yellow"/>
+                <w:cs/>
+                <w:lang w:bidi="ta-IN"/>
+              </w:rPr>
+              <w:t>3</w:t>
+            </w:r>
+            <w:r>
+              <w:rPr>
+                <w:rFonts w:ascii="Latha" w:hAnsi="Latha" w:cs="Latha"/>
+                <w:szCs w:val="24"/>
+                <w:highlight w:val="yellow"/>
+                <w:cs/>
+                <w:lang w:bidi="ta-IN"/>
+              </w:rPr>
+              <w:t>ரா</w:t>
+            </w:r>
+            <w:r>
+              <w:rPr>
+                <w:rFonts w:ascii="BRH Tamil Tab Extra" w:hAnsi="BRH Tamil Tab Extra" w:cs="Latha"/>
+                <w:b/>
+                <w:szCs w:val="24"/>
+                <w:highlight w:val="yellow"/>
+                <w:lang w:bidi="ta-IN"/>
+              </w:rPr>
+              <w:t>‡</w:t>
+            </w:r>
+            <w:r>
+              <w:rPr>
+                <w:rFonts w:ascii="Latha" w:hAnsi="Latha" w:cs="Latha"/>
+                <w:szCs w:val="24"/>
+                <w:highlight w:val="yellow"/>
+                <w:cs/>
+                <w:lang w:bidi="ta-IN"/>
+              </w:rPr>
+              <w:t>க்</w:t>
+            </w:r>
+            <w:r>
+              <w:rPr>
+                <w:rFonts w:ascii="Latha" w:hAnsi="Latha" w:cs="Latha"/>
+                <w:b/>
+                <w:bCs/>
+                <w:position w:val="-12"/>
+                <w:szCs w:val="24"/>
+                <w:highlight w:val="yellow"/>
+                <w:cs/>
+                <w:lang w:bidi="ta-IN"/>
+              </w:rPr>
+              <w:t>3</w:t>
+            </w:r>
+            <w:r>
+              <w:rPr>
+                <w:rFonts w:ascii="Latha" w:hAnsi="Latha" w:cs="Latha"/>
+                <w:szCs w:val="24"/>
+                <w:highlight w:val="yellow"/>
+                <w:cs/>
+                <w:lang w:bidi="ta-IN"/>
+              </w:rPr>
+              <w:t>ரா</w:t>
+            </w:r>
+            <w:r>
+              <w:rPr>
+                <w:rFonts w:ascii="Latha" w:hAnsi="Latha" w:cs="Latha"/>
+                <w:b/>
+                <w:bCs/>
+                <w:szCs w:val="24"/>
+                <w:cs/>
+                <w:lang w:bidi="ta-IN"/>
+              </w:rPr>
+              <w:t>:</w:t>
+            </w:r>
+            <w:r>
+              <w:rPr>
+                <w:rFonts w:ascii="Latha" w:hAnsi="Latha" w:cs="Latha"/>
+                <w:szCs w:val="24"/>
+                <w:cs/>
+                <w:lang w:bidi="ta-IN"/>
+              </w:rPr>
+              <w:t xml:space="preserve"> ஶு</w:t>
+            </w:r>
+            <w:r>
+              <w:rPr>
+                <w:rFonts w:ascii="BRH Tamil Tab Extra" w:hAnsi="BRH Tamil Tab Extra" w:cs="Latha"/>
+                <w:b/>
+                <w:szCs w:val="24"/>
+                <w:lang w:bidi="ta-IN"/>
+              </w:rPr>
+              <w:t>…</w:t>
+            </w:r>
+            <w:r>
+              <w:rPr>
+                <w:rFonts w:ascii="Latha" w:hAnsi="Latha" w:cs="Latha"/>
+                <w:szCs w:val="24"/>
+                <w:cs/>
+                <w:lang w:bidi="ta-IN"/>
+              </w:rPr>
+              <w:t>ருத</w:t>
+            </w:r>
+            <w:r>
+              <w:rPr>
+                <w:rFonts w:ascii="BRH Tamil Tab Extra" w:hAnsi="BRH Tamil Tab Extra" w:cs="Latha"/>
+                <w:b/>
+                <w:szCs w:val="24"/>
+                <w:lang w:bidi="ta-IN"/>
+              </w:rPr>
+              <w:t>†</w:t>
+            </w:r>
+            <w:r>
+              <w:rPr>
+                <w:rFonts w:ascii="Latha" w:hAnsi="Latha" w:cs="Latha"/>
+                <w:b/>
+                <w:bCs/>
+                <w:position w:val="-12"/>
+                <w:szCs w:val="24"/>
+                <w:cs/>
+                <w:lang w:bidi="ta-IN"/>
+              </w:rPr>
+              <w:t>4</w:t>
+            </w:r>
+            <w:r>
+              <w:rPr>
+                <w:rFonts w:ascii="Latha" w:hAnsi="Latha" w:cs="Latha"/>
+                <w:b/>
+                <w:bCs/>
+                <w:szCs w:val="24"/>
+                <w:cs/>
+                <w:lang w:bidi="ta-IN"/>
+              </w:rPr>
+              <w:t>:</w:t>
+            </w:r>
+            <w:r>
+              <w:rPr>
+                <w:rFonts w:ascii="Latha" w:hAnsi="Latha" w:cs="Latha"/>
+                <w:szCs w:val="24"/>
+                <w:cs/>
+                <w:lang w:bidi="ta-IN"/>
+              </w:rPr>
+              <w:t xml:space="preserve"> ஶு</w:t>
+            </w:r>
+            <w:r>
+              <w:rPr>
+                <w:rFonts w:ascii="BRH Tamil Tab Extra" w:hAnsi="BRH Tamil Tab Extra" w:cs="Latha"/>
+                <w:b/>
+                <w:szCs w:val="24"/>
+                <w:lang w:bidi="ta-IN"/>
+              </w:rPr>
+              <w:t>…</w:t>
+            </w:r>
+            <w:r>
+              <w:rPr>
+                <w:rFonts w:ascii="Latha" w:hAnsi="Latha" w:cs="Latha"/>
+                <w:szCs w:val="24"/>
+                <w:cs/>
+                <w:lang w:bidi="ta-IN"/>
+              </w:rPr>
+              <w:t>ருத</w:t>
+            </w:r>
+            <w:r>
+              <w:rPr>
+                <w:rFonts w:ascii="BRH Tamil Tab Extra" w:hAnsi="BRH Tamil Tab Extra" w:cs="Latha"/>
+                <w:b/>
+                <w:szCs w:val="24"/>
+                <w:lang w:bidi="ta-IN"/>
+              </w:rPr>
+              <w:t>†</w:t>
+            </w:r>
+            <w:r>
+              <w:rPr>
+                <w:rFonts w:ascii="Latha" w:hAnsi="Latha" w:cs="Latha"/>
+                <w:b/>
+                <w:bCs/>
+                <w:position w:val="-12"/>
+                <w:szCs w:val="24"/>
+                <w:cs/>
+                <w:lang w:bidi="ta-IN"/>
+              </w:rPr>
+              <w:t>4</w:t>
+            </w:r>
+            <w:r>
+              <w:rPr>
+                <w:rFonts w:ascii="Latha" w:hAnsi="Latha" w:cs="Latha"/>
+                <w:szCs w:val="24"/>
+                <w:cs/>
+                <w:lang w:bidi="ta-IN"/>
+              </w:rPr>
+              <w:t>ஶ்ச</w:t>
+            </w:r>
+            <w:r>
+              <w:rPr>
+                <w:rFonts w:ascii="BRH Tamil Tab Extra" w:hAnsi="BRH Tamil Tab Extra" w:cs="Latha"/>
+                <w:b/>
+                <w:szCs w:val="24"/>
+                <w:lang w:bidi="ta-IN"/>
+              </w:rPr>
+              <w:t>…</w:t>
+            </w:r>
+            <w:r>
+              <w:rPr>
+                <w:rFonts w:ascii="Latha" w:hAnsi="Latha" w:cs="Latha"/>
+                <w:szCs w:val="24"/>
+                <w:cs/>
+                <w:lang w:bidi="ta-IN"/>
+              </w:rPr>
+              <w:t>ந்</w:t>
+            </w:r>
+            <w:r>
+              <w:rPr>
+                <w:rFonts w:ascii="Latha" w:hAnsi="Latha" w:cs="Latha"/>
+                <w:szCs w:val="24"/>
+                <w:highlight w:val="yellow"/>
+                <w:cs/>
+                <w:lang w:bidi="ta-IN"/>
+              </w:rPr>
+              <w:t>த்</w:t>
+            </w:r>
+            <w:r>
+              <w:rPr>
+                <w:rFonts w:ascii="Latha" w:hAnsi="Latha" w:cs="Latha"/>
+                <w:b/>
+                <w:bCs/>
+                <w:position w:val="-12"/>
+                <w:szCs w:val="24"/>
+                <w:highlight w:val="yellow"/>
+                <w:cs/>
+                <w:lang w:bidi="ta-IN"/>
+              </w:rPr>
+              <w:t>3</w:t>
+            </w:r>
+            <w:r>
+              <w:rPr>
+                <w:rFonts w:ascii="Latha" w:hAnsi="Latha" w:cs="Latha"/>
+                <w:szCs w:val="24"/>
+                <w:highlight w:val="yellow"/>
+                <w:cs/>
+                <w:lang w:bidi="ta-IN"/>
+              </w:rPr>
+              <w:t>ரா</w:t>
+            </w:r>
+            <w:r>
+              <w:rPr>
+                <w:rFonts w:ascii="BRH Tamil Tab Extra" w:hAnsi="BRH Tamil Tab Extra" w:cs="Latha"/>
+                <w:b/>
+                <w:szCs w:val="24"/>
+                <w:highlight w:val="yellow"/>
+                <w:lang w:bidi="ta-IN"/>
+              </w:rPr>
+              <w:t>‡</w:t>
+            </w:r>
+            <w:r>
+              <w:rPr>
+                <w:rFonts w:ascii="Latha" w:hAnsi="Latha" w:cs="Latha"/>
+                <w:szCs w:val="24"/>
+                <w:highlight w:val="yellow"/>
+                <w:cs/>
+                <w:lang w:bidi="ta-IN"/>
+              </w:rPr>
+              <w:t>க்</w:t>
+            </w:r>
+            <w:r>
+              <w:rPr>
+                <w:rFonts w:ascii="Latha" w:hAnsi="Latha" w:cs="Latha"/>
+                <w:b/>
+                <w:bCs/>
+                <w:position w:val="-12"/>
+                <w:szCs w:val="24"/>
+                <w:highlight w:val="yellow"/>
+                <w:cs/>
+                <w:lang w:bidi="ta-IN"/>
+              </w:rPr>
+              <w:t>3</w:t>
+            </w:r>
+            <w:r>
+              <w:rPr>
+                <w:rFonts w:ascii="Latha" w:hAnsi="Latha" w:cs="Latha"/>
+                <w:szCs w:val="24"/>
+                <w:highlight w:val="yellow"/>
+                <w:cs/>
+                <w:lang w:bidi="ta-IN"/>
+              </w:rPr>
+              <w:t>ரா</w:t>
+            </w:r>
+            <w:r>
+              <w:rPr>
+                <w:rFonts w:ascii="Latha" w:hAnsi="Latha" w:cs="Latha"/>
+                <w:b/>
+                <w:bCs/>
+                <w:szCs w:val="24"/>
+                <w:cs/>
+                <w:lang w:bidi="ta-IN"/>
+              </w:rPr>
+              <w:t>:</w:t>
+            </w:r>
+            <w:r>
+              <w:rPr>
+                <w:rFonts w:ascii="Latha" w:hAnsi="Latha" w:cs="Latha"/>
+                <w:szCs w:val="24"/>
+                <w:cs/>
+                <w:lang w:bidi="ta-IN"/>
+              </w:rPr>
+              <w:t xml:space="preserve"> </w:t>
+            </w:r>
+            <w:r>
+              <w:rPr>
+                <w:rFonts w:ascii="Latha" w:hAnsi="Latha" w:cs="Latha"/>
+                <w:szCs w:val="24"/>
+                <w:lang w:bidi="ta-IN"/>
+              </w:rPr>
+              <w:t xml:space="preserve">| </w:t>
+            </w:r>
+          </w:p>
+          <w:p>
+            <w:pPr>
+              <w:autoSpaceDE w:val="0"/>
+              <w:autoSpaceDN w:val="0"/>
+              <w:adjustRightInd w:val="0"/>
+              <w:rPr>
+                <w:rFonts w:ascii="Latha" w:hAnsi="Latha" w:cs="Latha"/>
+                <w:szCs w:val="24"/>
+                <w:lang w:bidi="ta-IN"/>
+              </w:rPr>
+            </w:pPr>
+            <w:r>
+              <w:rPr>
+                <w:rFonts w:cs="Arial Unicode MS"/>
+                <w:b/>
+                <w:bCs/>
+                <w:szCs w:val="24"/>
+                <w:cs/>
+                <w:lang w:bidi="ta-IN"/>
+              </w:rPr>
+              <w:t>37)1.1.14.</w:t>
+            </w:r>
+            <w:r>
+              <w:rPr>
+                <w:rFonts w:cs="Arial Unicode MS"/>
+                <w:b/>
+                <w:bCs/>
+                <w:szCs w:val="24"/>
+                <w:lang w:bidi="ta-IN"/>
+              </w:rPr>
+              <w:t>2(3</w:t>
+            </w:r>
+            <w:r>
+              <w:rPr>
+                <w:rFonts w:cs="Arial Unicode MS"/>
+                <w:b/>
+                <w:bCs/>
+                <w:szCs w:val="24"/>
+                <w:cs/>
+                <w:lang w:bidi="ta-IN"/>
+              </w:rPr>
+              <w:t>4)</w:t>
+            </w:r>
+            <w:r>
+              <w:rPr>
+                <w:rFonts w:ascii="Latha" w:hAnsi="Latha" w:cs="Latha"/>
+                <w:szCs w:val="24"/>
+                <w:lang w:bidi="ta-IN"/>
+              </w:rPr>
+              <w:t xml:space="preserve">-  </w:t>
+            </w:r>
+            <w:r>
+              <w:rPr>
+                <w:rFonts w:ascii="Latha" w:hAnsi="Latha" w:cs="Latha"/>
+                <w:szCs w:val="24"/>
+                <w:cs/>
+                <w:lang w:bidi="ta-IN"/>
+              </w:rPr>
+              <w:t>ச</w:t>
+            </w:r>
+            <w:r>
+              <w:rPr>
+                <w:rFonts w:ascii="BRH Tamil Tab Extra" w:hAnsi="BRH Tamil Tab Extra" w:cs="Latha"/>
+                <w:b/>
+                <w:szCs w:val="24"/>
+                <w:lang w:bidi="ta-IN"/>
+              </w:rPr>
+              <w:t>…</w:t>
+            </w:r>
+            <w:r>
+              <w:rPr>
+                <w:rFonts w:ascii="Latha" w:hAnsi="Latha" w:cs="Latha"/>
+                <w:szCs w:val="24"/>
+                <w:cs/>
+                <w:lang w:bidi="ta-IN"/>
+              </w:rPr>
+              <w:t>ந்</w:t>
+            </w:r>
+            <w:r>
+              <w:rPr>
+                <w:rFonts w:ascii="Latha" w:hAnsi="Latha" w:cs="Latha"/>
+                <w:szCs w:val="24"/>
+                <w:highlight w:val="yellow"/>
+                <w:cs/>
+                <w:lang w:bidi="ta-IN"/>
+              </w:rPr>
+              <w:t>த்</w:t>
+            </w:r>
+            <w:r>
+              <w:rPr>
+                <w:rFonts w:ascii="Latha" w:hAnsi="Latha" w:cs="Latha"/>
+                <w:b/>
+                <w:bCs/>
+                <w:position w:val="-12"/>
+                <w:szCs w:val="24"/>
+                <w:highlight w:val="yellow"/>
+                <w:cs/>
+                <w:lang w:bidi="ta-IN"/>
+              </w:rPr>
+              <w:t>3</w:t>
+            </w:r>
+            <w:r>
+              <w:rPr>
+                <w:rFonts w:ascii="Latha" w:hAnsi="Latha" w:cs="Latha"/>
+                <w:szCs w:val="24"/>
+                <w:highlight w:val="yellow"/>
+                <w:cs/>
+                <w:lang w:bidi="ta-IN"/>
+              </w:rPr>
+              <w:t>ரா</w:t>
+            </w:r>
+            <w:r>
+              <w:rPr>
+                <w:rFonts w:ascii="BRH Tamil Tab Extra" w:hAnsi="BRH Tamil Tab Extra" w:cs="Latha"/>
+                <w:b/>
+                <w:szCs w:val="24"/>
+                <w:highlight w:val="yellow"/>
+                <w:lang w:bidi="ta-IN"/>
+              </w:rPr>
+              <w:t>‡</w:t>
+            </w:r>
+            <w:r>
+              <w:rPr>
+                <w:rFonts w:ascii="Latha" w:hAnsi="Latha" w:cs="Latha"/>
+                <w:szCs w:val="24"/>
+                <w:highlight w:val="yellow"/>
+                <w:cs/>
+                <w:lang w:bidi="ta-IN"/>
+              </w:rPr>
+              <w:t>க்</w:t>
+            </w:r>
+            <w:r>
+              <w:rPr>
+                <w:rFonts w:ascii="Latha" w:hAnsi="Latha" w:cs="Latha"/>
+                <w:b/>
+                <w:bCs/>
+                <w:position w:val="-12"/>
+                <w:szCs w:val="24"/>
+                <w:highlight w:val="yellow"/>
+                <w:cs/>
+                <w:lang w:bidi="ta-IN"/>
+              </w:rPr>
+              <w:t>3</w:t>
+            </w:r>
+            <w:r>
+              <w:rPr>
+                <w:rFonts w:ascii="Latha" w:hAnsi="Latha" w:cs="Latha"/>
+                <w:szCs w:val="24"/>
+                <w:highlight w:val="yellow"/>
+                <w:cs/>
+                <w:lang w:bidi="ta-IN"/>
+              </w:rPr>
+              <w:t>ரா</w:t>
+            </w:r>
+            <w:r>
+              <w:rPr>
+                <w:rFonts w:ascii="Latha" w:hAnsi="Latha" w:cs="Latha"/>
+                <w:b/>
+                <w:bCs/>
+                <w:szCs w:val="24"/>
+                <w:cs/>
+                <w:lang w:bidi="ta-IN"/>
+              </w:rPr>
+              <w:t>:</w:t>
+            </w:r>
+            <w:r>
+              <w:rPr>
+                <w:rFonts w:ascii="Latha" w:hAnsi="Latha" w:cs="Latha"/>
+                <w:szCs w:val="24"/>
+                <w:cs/>
+                <w:lang w:bidi="ta-IN"/>
+              </w:rPr>
+              <w:t xml:space="preserve"> </w:t>
+            </w:r>
+            <w:r>
+              <w:rPr>
+                <w:rFonts w:ascii="Latha" w:hAnsi="Latha" w:cs="Latha"/>
+                <w:szCs w:val="24"/>
+                <w:lang w:bidi="ta-IN"/>
+              </w:rPr>
+              <w:t xml:space="preserve">| </w:t>
+            </w:r>
+            <w:r>
+              <w:rPr>
+                <w:rFonts w:ascii="Latha" w:hAnsi="Latha" w:cs="Latha"/>
+                <w:szCs w:val="24"/>
+                <w:cs/>
+                <w:lang w:bidi="ta-IN"/>
+              </w:rPr>
+              <w:t>தி</w:t>
+            </w:r>
+            <w:r>
+              <w:rPr>
+                <w:rFonts w:ascii="Latha" w:hAnsi="Latha" w:cs="Latha"/>
+                <w:b/>
+                <w:bCs/>
+                <w:position w:val="-12"/>
+                <w:szCs w:val="24"/>
+                <w:cs/>
+                <w:lang w:bidi="ta-IN"/>
+              </w:rPr>
+              <w:t>4</w:t>
+            </w:r>
+            <w:r>
+              <w:rPr>
+                <w:rFonts w:ascii="Latha" w:hAnsi="Latha" w:cs="Latha"/>
+                <w:szCs w:val="24"/>
+                <w:cs/>
+                <w:lang w:bidi="ta-IN"/>
+              </w:rPr>
+              <w:t>ய</w:t>
+            </w:r>
+            <w:r>
+              <w:rPr>
+                <w:rFonts w:ascii="BRH Tamil Tab Extra" w:hAnsi="BRH Tamil Tab Extra" w:cs="Latha"/>
+                <w:b/>
+                <w:szCs w:val="24"/>
+                <w:lang w:bidi="ta-IN"/>
+              </w:rPr>
+              <w:t>†</w:t>
+            </w:r>
+            <w:r>
+              <w:rPr>
+                <w:rFonts w:ascii="Latha" w:hAnsi="Latha" w:cs="Latha"/>
+                <w:szCs w:val="24"/>
+                <w:cs/>
+                <w:lang w:bidi="ta-IN"/>
+              </w:rPr>
+              <w:t>ந்தி</w:t>
+            </w:r>
+            <w:r>
+              <w:rPr>
+                <w:rFonts w:ascii="Latha" w:hAnsi="Latha" w:cs="Latha"/>
+                <w:b/>
+                <w:bCs/>
+                <w:position w:val="-12"/>
+                <w:szCs w:val="24"/>
+                <w:cs/>
+                <w:lang w:bidi="ta-IN"/>
+              </w:rPr>
+              <w:t>4</w:t>
+            </w:r>
+            <w:r>
+              <w:rPr>
+                <w:rFonts w:ascii="Latha" w:hAnsi="Latha" w:cs="Latha"/>
+                <w:szCs w:val="24"/>
+                <w:cs/>
+                <w:lang w:bidi="ta-IN"/>
+              </w:rPr>
+              <w:t xml:space="preserve">யம் </w:t>
+            </w:r>
+            <w:r>
+              <w:rPr>
+                <w:rFonts w:ascii="Latha" w:hAnsi="Latha" w:cs="Latha"/>
+                <w:szCs w:val="24"/>
+                <w:lang w:bidi="ta-IN"/>
+              </w:rPr>
+              <w:t>|</w:t>
+            </w:r>
+          </w:p>
+          <w:p>
+            <w:pPr>
+              <w:autoSpaceDE w:val="0"/>
+              <w:autoSpaceDN w:val="0"/>
+              <w:adjustRightInd w:val="0"/>
+              <w:rPr>
+                <w:rFonts w:ascii="Latha" w:hAnsi="Latha" w:cs="Latha"/>
+                <w:szCs w:val="24"/>
+                <w:lang w:bidi="ta-IN"/>
+              </w:rPr>
+            </w:pPr>
+            <w:r>
+              <w:rPr>
+                <w:rFonts w:ascii="Latha" w:hAnsi="Latha" w:cs="Latha"/>
+                <w:szCs w:val="24"/>
+                <w:cs/>
+                <w:lang w:bidi="ta-IN"/>
+              </w:rPr>
+              <w:t>ச</w:t>
+            </w:r>
+            <w:r>
+              <w:rPr>
+                <w:rFonts w:ascii="BRH Tamil Tab Extra" w:hAnsi="BRH Tamil Tab Extra" w:cs="Latha"/>
+                <w:b/>
+                <w:szCs w:val="24"/>
+                <w:lang w:bidi="ta-IN"/>
+              </w:rPr>
+              <w:t>…</w:t>
+            </w:r>
+            <w:r>
+              <w:rPr>
+                <w:rFonts w:ascii="Latha" w:hAnsi="Latha" w:cs="Latha"/>
+                <w:szCs w:val="24"/>
+                <w:cs/>
+                <w:lang w:bidi="ta-IN"/>
+              </w:rPr>
+              <w:t>ந்</w:t>
+            </w:r>
+            <w:r>
+              <w:rPr>
+                <w:rFonts w:ascii="Latha" w:hAnsi="Latha" w:cs="Latha"/>
+                <w:szCs w:val="24"/>
+                <w:highlight w:val="yellow"/>
+                <w:cs/>
+                <w:lang w:bidi="ta-IN"/>
+              </w:rPr>
+              <w:t>த்</w:t>
+            </w:r>
+            <w:r>
+              <w:rPr>
+                <w:rFonts w:ascii="Latha" w:hAnsi="Latha" w:cs="Latha"/>
+                <w:b/>
+                <w:bCs/>
+                <w:position w:val="-12"/>
+                <w:szCs w:val="24"/>
+                <w:highlight w:val="yellow"/>
+                <w:cs/>
+                <w:lang w:bidi="ta-IN"/>
+              </w:rPr>
+              <w:t>3</w:t>
+            </w:r>
+            <w:r>
+              <w:rPr>
+                <w:rFonts w:ascii="Latha" w:hAnsi="Latha" w:cs="Latha"/>
+                <w:szCs w:val="24"/>
+                <w:highlight w:val="yellow"/>
+                <w:cs/>
+                <w:lang w:bidi="ta-IN"/>
+              </w:rPr>
+              <w:t>ரா</w:t>
+            </w:r>
+            <w:r>
+              <w:rPr>
+                <w:rFonts w:ascii="BRH Tamil Tab Extra" w:hAnsi="BRH Tamil Tab Extra" w:cs="Latha"/>
+                <w:b/>
+                <w:szCs w:val="24"/>
+                <w:highlight w:val="yellow"/>
+                <w:lang w:bidi="ta-IN"/>
+              </w:rPr>
+              <w:t>‡</w:t>
+            </w:r>
+            <w:r>
+              <w:rPr>
+                <w:rFonts w:ascii="Latha" w:hAnsi="Latha" w:cs="Latha"/>
+                <w:szCs w:val="24"/>
+                <w:highlight w:val="yellow"/>
+                <w:cs/>
+                <w:lang w:bidi="ta-IN"/>
+              </w:rPr>
+              <w:t>க்</w:t>
+            </w:r>
+            <w:r>
+              <w:rPr>
+                <w:rFonts w:ascii="Latha" w:hAnsi="Latha" w:cs="Latha"/>
+                <w:b/>
+                <w:bCs/>
+                <w:position w:val="-12"/>
+                <w:szCs w:val="24"/>
+                <w:cs/>
+                <w:lang w:bidi="ta-IN"/>
+              </w:rPr>
+              <w:t>3</w:t>
+            </w:r>
+            <w:r>
+              <w:rPr>
+                <w:rFonts w:ascii="Latha" w:hAnsi="Latha" w:cs="Latha"/>
+                <w:szCs w:val="24"/>
+                <w:cs/>
+                <w:lang w:bidi="ta-IN"/>
+              </w:rPr>
+              <w:t>ரா</w:t>
+            </w:r>
+            <w:r>
+              <w:rPr>
+                <w:rFonts w:ascii="BRH Tamil Tab Extra" w:hAnsi="BRH Tamil Tab Extra" w:cs="Latha"/>
+                <w:b/>
+                <w:szCs w:val="24"/>
+                <w:lang w:bidi="ta-IN"/>
+              </w:rPr>
+              <w:t>…</w:t>
+            </w:r>
+            <w:r>
+              <w:rPr>
+                <w:rFonts w:ascii="Latha" w:hAnsi="Latha" w:cs="Latha"/>
+                <w:szCs w:val="24"/>
+                <w:lang w:bidi="ta-IN"/>
+              </w:rPr>
+              <w:t xml:space="preserve"> </w:t>
+            </w:r>
+            <w:r>
+              <w:rPr>
+                <w:rFonts w:ascii="Latha" w:hAnsi="Latha" w:cs="Latha"/>
+                <w:szCs w:val="24"/>
+                <w:cs/>
+                <w:lang w:bidi="ta-IN"/>
+              </w:rPr>
+              <w:t>தி</w:t>
+            </w:r>
+            <w:r>
+              <w:rPr>
+                <w:rFonts w:ascii="Latha" w:hAnsi="Latha" w:cs="Latha"/>
+                <w:b/>
+                <w:bCs/>
+                <w:position w:val="-12"/>
+                <w:szCs w:val="24"/>
+                <w:cs/>
+                <w:lang w:bidi="ta-IN"/>
+              </w:rPr>
+              <w:t>4</w:t>
+            </w:r>
+            <w:r>
+              <w:rPr>
+                <w:rFonts w:ascii="Latha" w:hAnsi="Latha" w:cs="Latha"/>
+                <w:szCs w:val="24"/>
+                <w:cs/>
+                <w:lang w:bidi="ta-IN"/>
+              </w:rPr>
+              <w:t>ய</w:t>
+            </w:r>
+            <w:r>
+              <w:rPr>
+                <w:rFonts w:ascii="BRH Tamil Tab Extra" w:hAnsi="BRH Tamil Tab Extra" w:cs="Latha"/>
+                <w:b/>
+                <w:szCs w:val="24"/>
+                <w:lang w:bidi="ta-IN"/>
+              </w:rPr>
+              <w:t>†</w:t>
+            </w:r>
+            <w:r>
+              <w:rPr>
+                <w:rFonts w:ascii="Latha" w:hAnsi="Latha" w:cs="Latha"/>
+                <w:szCs w:val="24"/>
+                <w:cs/>
+                <w:lang w:bidi="ta-IN"/>
+              </w:rPr>
+              <w:t>ந்தி</w:t>
+            </w:r>
+            <w:r>
+              <w:rPr>
+                <w:rFonts w:ascii="Latha" w:hAnsi="Latha" w:cs="Latha"/>
+                <w:b/>
+                <w:bCs/>
+                <w:position w:val="-12"/>
+                <w:szCs w:val="24"/>
+                <w:cs/>
+                <w:lang w:bidi="ta-IN"/>
+              </w:rPr>
+              <w:t>4</w:t>
+            </w:r>
+            <w:r>
+              <w:rPr>
+                <w:rFonts w:ascii="Latha" w:hAnsi="Latha" w:cs="Latha"/>
+                <w:szCs w:val="24"/>
+                <w:cs/>
+                <w:lang w:bidi="ta-IN"/>
+              </w:rPr>
+              <w:t>ய</w:t>
+            </w:r>
+            <w:r>
+              <w:rPr>
+                <w:rFonts w:ascii="BRH Tamil Tab Extra" w:hAnsi="BRH Tamil Tab Extra" w:cs="Latha"/>
+                <w:b/>
+                <w:szCs w:val="24"/>
+                <w:lang w:bidi="ta-IN"/>
+              </w:rPr>
+              <w:t>…</w:t>
+            </w:r>
+            <w:r>
+              <w:rPr>
+                <w:rFonts w:ascii="Latha" w:hAnsi="Latha" w:cs="Latha"/>
+                <w:szCs w:val="24"/>
+                <w:cs/>
+                <w:lang w:bidi="ta-IN"/>
+              </w:rPr>
+              <w:t>ம் தி</w:t>
+            </w:r>
+            <w:r>
+              <w:rPr>
+                <w:rFonts w:ascii="Latha" w:hAnsi="Latha" w:cs="Latha"/>
+                <w:b/>
+                <w:bCs/>
+                <w:position w:val="-12"/>
+                <w:szCs w:val="24"/>
+                <w:cs/>
+                <w:lang w:bidi="ta-IN"/>
+              </w:rPr>
+              <w:t>4</w:t>
+            </w:r>
+            <w:r>
+              <w:rPr>
+                <w:rFonts w:ascii="Latha" w:hAnsi="Latha" w:cs="Latha"/>
+                <w:szCs w:val="24"/>
+                <w:cs/>
+                <w:lang w:bidi="ta-IN"/>
+              </w:rPr>
+              <w:t>ய</w:t>
+            </w:r>
+            <w:r>
+              <w:rPr>
+                <w:rFonts w:ascii="BRH Tamil Tab Extra" w:hAnsi="BRH Tamil Tab Extra" w:cs="Latha"/>
+                <w:b/>
+                <w:szCs w:val="24"/>
+                <w:lang w:bidi="ta-IN"/>
+              </w:rPr>
+              <w:t>†</w:t>
+            </w:r>
+            <w:r>
+              <w:rPr>
+                <w:rFonts w:ascii="Latha" w:hAnsi="Latha" w:cs="Latha"/>
+                <w:szCs w:val="24"/>
+                <w:cs/>
+                <w:lang w:bidi="ta-IN"/>
+              </w:rPr>
+              <w:t>ந்தி</w:t>
+            </w:r>
+            <w:r>
+              <w:rPr>
+                <w:rFonts w:ascii="Latha" w:hAnsi="Latha" w:cs="Latha"/>
+                <w:b/>
+                <w:bCs/>
+                <w:position w:val="-12"/>
+                <w:szCs w:val="24"/>
+                <w:cs/>
+                <w:lang w:bidi="ta-IN"/>
+              </w:rPr>
+              <w:t>4</w:t>
+            </w:r>
+            <w:r>
+              <w:rPr>
+                <w:rFonts w:ascii="Latha" w:hAnsi="Latha" w:cs="Latha"/>
+                <w:szCs w:val="24"/>
+                <w:cs/>
+                <w:lang w:bidi="ta-IN"/>
+              </w:rPr>
+              <w:t>யம் ச</w:t>
+            </w:r>
+            <w:r>
+              <w:rPr>
+                <w:rFonts w:ascii="BRH Tamil Tab Extra" w:hAnsi="BRH Tamil Tab Extra" w:cs="Latha"/>
+                <w:b/>
+                <w:szCs w:val="24"/>
+                <w:lang w:bidi="ta-IN"/>
+              </w:rPr>
+              <w:t>…</w:t>
+            </w:r>
+            <w:r>
+              <w:rPr>
+                <w:rFonts w:ascii="Latha" w:hAnsi="Latha" w:cs="Latha"/>
+                <w:szCs w:val="24"/>
+                <w:cs/>
+                <w:lang w:bidi="ta-IN"/>
+              </w:rPr>
+              <w:t>ந்</w:t>
+            </w:r>
+            <w:r>
+              <w:rPr>
+                <w:rFonts w:ascii="Latha" w:hAnsi="Latha" w:cs="Latha"/>
+                <w:szCs w:val="24"/>
+                <w:highlight w:val="yellow"/>
+                <w:cs/>
+                <w:lang w:bidi="ta-IN"/>
+              </w:rPr>
+              <w:t>த்</w:t>
+            </w:r>
+            <w:r>
+              <w:rPr>
+                <w:rFonts w:ascii="Latha" w:hAnsi="Latha" w:cs="Latha"/>
+                <w:b/>
+                <w:bCs/>
+                <w:position w:val="-12"/>
+                <w:szCs w:val="24"/>
+                <w:highlight w:val="yellow"/>
+                <w:cs/>
+                <w:lang w:bidi="ta-IN"/>
+              </w:rPr>
+              <w:t>3</w:t>
+            </w:r>
+            <w:r>
+              <w:rPr>
+                <w:rFonts w:ascii="Latha" w:hAnsi="Latha" w:cs="Latha"/>
+                <w:szCs w:val="24"/>
+                <w:highlight w:val="yellow"/>
+                <w:cs/>
+                <w:lang w:bidi="ta-IN"/>
+              </w:rPr>
+              <w:t>ரா</w:t>
+            </w:r>
+            <w:r>
+              <w:rPr>
+                <w:rFonts w:ascii="BRH Tamil Tab Extra" w:hAnsi="BRH Tamil Tab Extra" w:cs="Latha"/>
+                <w:b/>
+                <w:szCs w:val="24"/>
+                <w:highlight w:val="yellow"/>
+                <w:lang w:bidi="ta-IN"/>
+              </w:rPr>
+              <w:t>‡</w:t>
+            </w:r>
+            <w:r>
+              <w:rPr>
+                <w:rFonts w:ascii="Latha" w:hAnsi="Latha" w:cs="Latha"/>
+                <w:szCs w:val="24"/>
+                <w:highlight w:val="yellow"/>
+                <w:cs/>
+                <w:lang w:bidi="ta-IN"/>
+              </w:rPr>
+              <w:t>க்</w:t>
+            </w:r>
+            <w:r>
+              <w:rPr>
+                <w:rFonts w:ascii="Latha" w:hAnsi="Latha" w:cs="Latha"/>
+                <w:b/>
+                <w:bCs/>
+                <w:position w:val="-12"/>
+                <w:szCs w:val="24"/>
+                <w:highlight w:val="yellow"/>
+                <w:cs/>
+                <w:lang w:bidi="ta-IN"/>
+              </w:rPr>
+              <w:t>3</w:t>
+            </w:r>
+            <w:r>
+              <w:rPr>
+                <w:rFonts w:ascii="Latha" w:hAnsi="Latha" w:cs="Latha"/>
+                <w:szCs w:val="24"/>
+                <w:highlight w:val="yellow"/>
+                <w:cs/>
+                <w:lang w:bidi="ta-IN"/>
+              </w:rPr>
+              <w:t>ரா</w:t>
+            </w:r>
+            <w:r>
+              <w:rPr>
+                <w:rFonts w:ascii="Latha" w:hAnsi="Latha" w:cs="Latha"/>
+                <w:szCs w:val="24"/>
+                <w:cs/>
+                <w:lang w:bidi="ta-IN"/>
+              </w:rPr>
+              <w:t>ஶ்ச</w:t>
+            </w:r>
+            <w:r>
+              <w:rPr>
+                <w:rFonts w:ascii="BRH Tamil Tab Extra" w:hAnsi="BRH Tamil Tab Extra" w:cs="Latha"/>
+                <w:b/>
+                <w:szCs w:val="24"/>
+                <w:lang w:bidi="ta-IN"/>
+              </w:rPr>
+              <w:t>…</w:t>
+            </w:r>
+            <w:r>
+              <w:rPr>
+                <w:rFonts w:ascii="Latha" w:hAnsi="Latha" w:cs="Latha"/>
+                <w:szCs w:val="24"/>
+                <w:cs/>
+                <w:lang w:bidi="ta-IN"/>
+              </w:rPr>
+              <w:t>ந்</w:t>
+            </w:r>
+            <w:r>
+              <w:rPr>
+                <w:rFonts w:ascii="Latha" w:hAnsi="Latha" w:cs="Latha"/>
+                <w:szCs w:val="24"/>
+                <w:highlight w:val="yellow"/>
+                <w:cs/>
+                <w:lang w:bidi="ta-IN"/>
+              </w:rPr>
+              <w:t>த்</w:t>
+            </w:r>
+            <w:r>
+              <w:rPr>
+                <w:rFonts w:ascii="Latha" w:hAnsi="Latha" w:cs="Latha"/>
+                <w:b/>
+                <w:bCs/>
+                <w:position w:val="-12"/>
+                <w:szCs w:val="24"/>
+                <w:highlight w:val="yellow"/>
+                <w:cs/>
+                <w:lang w:bidi="ta-IN"/>
+              </w:rPr>
+              <w:t>3</w:t>
+            </w:r>
+            <w:r>
+              <w:rPr>
+                <w:rFonts w:ascii="Latha" w:hAnsi="Latha" w:cs="Latha"/>
+                <w:szCs w:val="24"/>
+                <w:highlight w:val="yellow"/>
+                <w:cs/>
+                <w:lang w:bidi="ta-IN"/>
+              </w:rPr>
+              <w:t>ரா</w:t>
+            </w:r>
+            <w:r>
+              <w:rPr>
+                <w:rFonts w:ascii="BRH Tamil Tab Extra" w:hAnsi="BRH Tamil Tab Extra" w:cs="Latha"/>
+                <w:b/>
+                <w:szCs w:val="24"/>
+                <w:highlight w:val="yellow"/>
+                <w:lang w:bidi="ta-IN"/>
+              </w:rPr>
+              <w:t>‡</w:t>
+            </w:r>
+            <w:r>
+              <w:rPr>
+                <w:rFonts w:ascii="Latha" w:hAnsi="Latha" w:cs="Latha"/>
+                <w:szCs w:val="24"/>
+                <w:highlight w:val="yellow"/>
+                <w:cs/>
+                <w:lang w:bidi="ta-IN"/>
+              </w:rPr>
+              <w:t>க்</w:t>
+            </w:r>
+            <w:r>
+              <w:rPr>
+                <w:rFonts w:ascii="Latha" w:hAnsi="Latha" w:cs="Latha"/>
+                <w:b/>
+                <w:bCs/>
+                <w:position w:val="-12"/>
+                <w:szCs w:val="24"/>
+                <w:highlight w:val="yellow"/>
+                <w:cs/>
+                <w:lang w:bidi="ta-IN"/>
+              </w:rPr>
+              <w:t>3</w:t>
+            </w:r>
+            <w:r>
+              <w:rPr>
+                <w:rFonts w:ascii="Latha" w:hAnsi="Latha" w:cs="Latha"/>
+                <w:szCs w:val="24"/>
+                <w:highlight w:val="yellow"/>
+                <w:cs/>
+                <w:lang w:bidi="ta-IN"/>
+              </w:rPr>
+              <w:t>ரா</w:t>
+            </w:r>
+            <w:r>
+              <w:rPr>
+                <w:rFonts w:ascii="BRH Tamil Tab Extra" w:hAnsi="BRH Tamil Tab Extra" w:cs="Latha"/>
+                <w:b/>
+                <w:szCs w:val="24"/>
+                <w:lang w:bidi="ta-IN"/>
+              </w:rPr>
+              <w:t>…</w:t>
+            </w:r>
+            <w:r>
+              <w:rPr>
+                <w:rFonts w:ascii="Latha" w:hAnsi="Latha" w:cs="Latha"/>
+                <w:szCs w:val="24"/>
+                <w:lang w:bidi="ta-IN"/>
+              </w:rPr>
+              <w:t xml:space="preserve"> </w:t>
+            </w:r>
+            <w:r>
+              <w:rPr>
+                <w:rFonts w:ascii="Latha" w:hAnsi="Latha" w:cs="Latha"/>
+                <w:szCs w:val="24"/>
+                <w:cs/>
+                <w:lang w:bidi="ta-IN"/>
+              </w:rPr>
+              <w:t>தி</w:t>
+            </w:r>
+            <w:r>
+              <w:rPr>
+                <w:rFonts w:ascii="Latha" w:hAnsi="Latha" w:cs="Latha"/>
+                <w:b/>
+                <w:bCs/>
+                <w:position w:val="-12"/>
+                <w:szCs w:val="24"/>
+                <w:cs/>
+                <w:lang w:bidi="ta-IN"/>
+              </w:rPr>
+              <w:t>4</w:t>
+            </w:r>
+            <w:r>
+              <w:rPr>
+                <w:rFonts w:ascii="Latha" w:hAnsi="Latha" w:cs="Latha"/>
+                <w:szCs w:val="24"/>
+                <w:cs/>
+                <w:lang w:bidi="ta-IN"/>
+              </w:rPr>
+              <w:t>ய</w:t>
+            </w:r>
+            <w:r>
+              <w:rPr>
+                <w:rFonts w:ascii="BRH Tamil Tab Extra" w:hAnsi="BRH Tamil Tab Extra" w:cs="Latha"/>
+                <w:b/>
+                <w:szCs w:val="24"/>
+                <w:lang w:bidi="ta-IN"/>
+              </w:rPr>
+              <w:t>†</w:t>
+            </w:r>
+            <w:r>
+              <w:rPr>
+                <w:rFonts w:ascii="Latha" w:hAnsi="Latha" w:cs="Latha"/>
+                <w:szCs w:val="24"/>
+                <w:cs/>
+                <w:lang w:bidi="ta-IN"/>
+              </w:rPr>
+              <w:t>ந்தி</w:t>
+            </w:r>
+            <w:r>
+              <w:rPr>
+                <w:rFonts w:ascii="Latha" w:hAnsi="Latha" w:cs="Latha"/>
+                <w:b/>
+                <w:bCs/>
+                <w:position w:val="-12"/>
+                <w:szCs w:val="24"/>
+                <w:cs/>
+                <w:lang w:bidi="ta-IN"/>
+              </w:rPr>
+              <w:t>4</w:t>
+            </w:r>
+            <w:r>
+              <w:rPr>
+                <w:rFonts w:ascii="Latha" w:hAnsi="Latha" w:cs="Latha"/>
+                <w:szCs w:val="24"/>
+                <w:cs/>
+                <w:lang w:bidi="ta-IN"/>
+              </w:rPr>
+              <w:t xml:space="preserve">யம் </w:t>
+            </w:r>
+            <w:r>
+              <w:rPr>
+                <w:rFonts w:ascii="Latha" w:hAnsi="Latha" w:cs="Latha"/>
+                <w:szCs w:val="24"/>
+                <w:lang w:bidi="ta-IN"/>
+              </w:rPr>
+              <w:t xml:space="preserve">| </w:t>
+            </w:r>
+          </w:p>
+          <w:p>
+            <w:pPr>
+              <w:autoSpaceDE w:val="0"/>
+              <w:autoSpaceDN w:val="0"/>
+              <w:adjustRightInd w:val="0"/>
+              <w:rPr>
+                <w:rFonts w:ascii="Latha" w:hAnsi="Latha" w:cs="Latha"/>
+                <w:szCs w:val="24"/>
+                <w:lang w:bidi="ta-IN"/>
+              </w:rPr>
+            </w:pPr>
+            <w:r>
+              <w:rPr>
+                <w:rFonts w:cs="Arial Unicode MS"/>
+                <w:b/>
+                <w:bCs/>
+                <w:szCs w:val="24"/>
+                <w:cs/>
+                <w:lang w:bidi="ta-IN"/>
+              </w:rPr>
+              <w:lastRenderedPageBreak/>
+              <w:t>38)</w:t>
+            </w:r>
+            <w:r>
+              <w:rPr>
+                <w:rFonts w:cs="Arial Unicode MS"/>
+                <w:b/>
+                <w:bCs/>
+                <w:szCs w:val="24"/>
+                <w:lang w:bidi="ta-IN"/>
+              </w:rPr>
+              <w:t xml:space="preserve"> </w:t>
+            </w:r>
+            <w:r>
+              <w:rPr>
+                <w:rFonts w:cs="Arial Unicode MS"/>
+                <w:b/>
+                <w:bCs/>
+                <w:szCs w:val="24"/>
+                <w:cs/>
+                <w:lang w:bidi="ta-IN"/>
+              </w:rPr>
+              <w:t>1.1.14.</w:t>
+            </w:r>
+            <w:r>
+              <w:rPr>
+                <w:rFonts w:cs="Arial Unicode MS"/>
+                <w:b/>
+                <w:bCs/>
+                <w:szCs w:val="24"/>
+                <w:lang w:bidi="ta-IN"/>
+              </w:rPr>
+              <w:t>2(3</w:t>
+            </w:r>
+            <w:r>
+              <w:rPr>
+                <w:rFonts w:cs="Arial Unicode MS"/>
+                <w:b/>
+                <w:bCs/>
+                <w:szCs w:val="24"/>
+                <w:cs/>
+                <w:lang w:bidi="ta-IN"/>
+              </w:rPr>
+              <w:t>4)</w:t>
+            </w:r>
+            <w:r>
+              <w:rPr>
+                <w:rFonts w:ascii="Latha" w:hAnsi="Latha" w:cs="Latha"/>
+                <w:szCs w:val="24"/>
+                <w:lang w:bidi="ta-IN"/>
+              </w:rPr>
+              <w:t xml:space="preserve">-  </w:t>
+            </w:r>
+            <w:r>
+              <w:rPr>
+                <w:rFonts w:ascii="Latha" w:hAnsi="Latha" w:cs="Latha"/>
+                <w:szCs w:val="24"/>
+                <w:cs/>
+                <w:lang w:bidi="ta-IN"/>
+              </w:rPr>
+              <w:t>ச</w:t>
+            </w:r>
+            <w:r>
+              <w:rPr>
+                <w:rFonts w:ascii="BRH Tamil Tab Extra" w:hAnsi="BRH Tamil Tab Extra" w:cs="Latha"/>
+                <w:b/>
+                <w:szCs w:val="24"/>
+                <w:lang w:bidi="ta-IN"/>
+              </w:rPr>
+              <w:t>…</w:t>
+            </w:r>
+            <w:r>
+              <w:rPr>
+                <w:rFonts w:ascii="Latha" w:hAnsi="Latha" w:cs="Latha"/>
+                <w:szCs w:val="24"/>
+                <w:cs/>
+                <w:lang w:bidi="ta-IN"/>
+              </w:rPr>
+              <w:t>ந்</w:t>
+            </w:r>
+            <w:r>
+              <w:rPr>
+                <w:rFonts w:ascii="Latha" w:hAnsi="Latha" w:cs="Latha"/>
+                <w:szCs w:val="24"/>
+                <w:highlight w:val="yellow"/>
+                <w:cs/>
+                <w:lang w:bidi="ta-IN"/>
+              </w:rPr>
+              <w:t>த்</w:t>
+            </w:r>
+            <w:r>
+              <w:rPr>
+                <w:rFonts w:ascii="Latha" w:hAnsi="Latha" w:cs="Latha"/>
+                <w:b/>
+                <w:bCs/>
+                <w:position w:val="-12"/>
+                <w:szCs w:val="24"/>
+                <w:highlight w:val="yellow"/>
+                <w:cs/>
+                <w:lang w:bidi="ta-IN"/>
+              </w:rPr>
+              <w:t>3</w:t>
+            </w:r>
+            <w:r>
+              <w:rPr>
+                <w:rFonts w:ascii="Latha" w:hAnsi="Latha" w:cs="Latha"/>
+                <w:szCs w:val="24"/>
+                <w:highlight w:val="yellow"/>
+                <w:cs/>
+                <w:lang w:bidi="ta-IN"/>
+              </w:rPr>
+              <w:t>ரா</w:t>
+            </w:r>
+            <w:r>
+              <w:rPr>
+                <w:rFonts w:ascii="BRH Tamil Tab Extra" w:hAnsi="BRH Tamil Tab Extra" w:cs="Latha"/>
+                <w:b/>
+                <w:szCs w:val="24"/>
+                <w:lang w:bidi="ta-IN"/>
+              </w:rPr>
+              <w:t>‡</w:t>
+            </w:r>
+            <w:r>
+              <w:rPr>
+                <w:rFonts w:ascii="Latha" w:hAnsi="Latha" w:cs="Latha"/>
+                <w:szCs w:val="24"/>
+                <w:cs/>
+                <w:lang w:bidi="ta-IN"/>
+              </w:rPr>
+              <w:t>க்</w:t>
+            </w:r>
+            <w:r>
+              <w:rPr>
+                <w:rFonts w:ascii="Latha" w:hAnsi="Latha" w:cs="Latha"/>
+                <w:b/>
+                <w:bCs/>
+                <w:position w:val="-12"/>
+                <w:szCs w:val="24"/>
+                <w:cs/>
+                <w:lang w:bidi="ta-IN"/>
+              </w:rPr>
+              <w:t>3</w:t>
+            </w:r>
+            <w:r>
+              <w:rPr>
+                <w:rFonts w:ascii="Latha" w:hAnsi="Latha" w:cs="Latha"/>
+                <w:szCs w:val="24"/>
+                <w:cs/>
+                <w:lang w:bidi="ta-IN"/>
+              </w:rPr>
+              <w:t>ரா</w:t>
+            </w:r>
+            <w:r>
+              <w:rPr>
+                <w:rFonts w:ascii="Latha" w:hAnsi="Latha" w:cs="Latha"/>
+                <w:b/>
+                <w:bCs/>
+                <w:szCs w:val="24"/>
+                <w:cs/>
+                <w:lang w:bidi="ta-IN"/>
+              </w:rPr>
+              <w:t>:</w:t>
+            </w:r>
+            <w:r>
+              <w:rPr>
+                <w:rFonts w:ascii="Latha" w:hAnsi="Latha" w:cs="Latha"/>
+                <w:szCs w:val="24"/>
+                <w:cs/>
+                <w:lang w:bidi="ta-IN"/>
+              </w:rPr>
+              <w:t xml:space="preserve"> </w:t>
+            </w:r>
+            <w:r>
+              <w:rPr>
+                <w:rFonts w:ascii="Latha" w:hAnsi="Latha" w:cs="Latha"/>
+                <w:szCs w:val="24"/>
+                <w:lang w:bidi="ta-IN"/>
+              </w:rPr>
+              <w:t>|</w:t>
             </w:r>
           </w:p>
           <w:p>
@@ -2043,640 +3819,6 @@
               <w:autoSpaceDN w:val="0"/>
               <w:adjustRightInd w:val="0"/>
               <w:rPr>
-                <w:rFonts w:ascii="BRH Devanagari Extra" w:hAnsi="BRH Devanagari Extra" w:cs="BRH Devanagari Extra"/>
-                <w:color w:val="000000"/>
-                <w:sz w:val="32"/>
-                <w:szCs w:val="40"/>
-              </w:rPr>
-            </w:pPr>
-            <w:r>
-              <w:rPr>
-                <w:rFonts w:ascii="BRH Devanagari Extra" w:hAnsi="BRH Devanagari Extra" w:cs="BRH Devanagari Extra"/>
-                <w:color w:val="000000"/>
-                <w:sz w:val="32"/>
-                <w:szCs w:val="40"/>
-              </w:rPr>
-              <w:t>zÉÑ</w:t>
-            </w:r>
-            <w:r>
-              <w:rPr>
-                <w:rFonts w:ascii="BRH Malayalam Extra" w:hAnsi="BRH Malayalam Extra" w:cs="BRH Devanagari Extra"/>
-                <w:color w:val="000000"/>
-                <w:szCs w:val="40"/>
-              </w:rPr>
-              <w:t>–</w:t>
-            </w:r>
-            <w:r>
-              <w:rPr>
-                <w:rFonts w:ascii="BRH Devanagari Extra" w:hAnsi="BRH Devanagari Extra" w:cs="BRH Devanagari Extra"/>
-                <w:color w:val="000000"/>
-                <w:sz w:val="32"/>
-                <w:szCs w:val="40"/>
-              </w:rPr>
-              <w:t>ÂkÉþ ¶É</w:t>
-            </w:r>
-            <w:r>
-              <w:rPr>
-                <w:rFonts w:ascii="BRH Malayalam Extra" w:hAnsi="BRH Malayalam Extra" w:cs="BRH Devanagari Extra"/>
-                <w:color w:val="000000"/>
-                <w:szCs w:val="40"/>
-              </w:rPr>
-              <w:t>–</w:t>
-            </w:r>
-            <w:r>
-              <w:rPr>
-                <w:rFonts w:ascii="BRH Devanagari Extra" w:hAnsi="BRH Devanagari Extra" w:cs="BRH Devanagari Extra"/>
-                <w:color w:val="000000"/>
-                <w:sz w:val="32"/>
-                <w:szCs w:val="40"/>
-                <w:highlight w:val="yellow"/>
-              </w:rPr>
-              <w:t>lSìÉÿaÉëÉ</w:t>
-            </w:r>
-            <w:r>
-              <w:rPr>
-                <w:rFonts w:ascii="BRH Devanagari Extra" w:hAnsi="BRH Devanagari Extra" w:cs="BRH Devanagari Extra"/>
-                <w:color w:val="000000"/>
-                <w:sz w:val="32"/>
-                <w:szCs w:val="40"/>
-              </w:rPr>
-              <w:t xml:space="preserve"> ¶É</w:t>
-            </w:r>
-            <w:r>
-              <w:rPr>
-                <w:rFonts w:ascii="BRH Malayalam Extra" w:hAnsi="BRH Malayalam Extra" w:cs="BRH Devanagari Extra"/>
-                <w:color w:val="000000"/>
-                <w:szCs w:val="40"/>
-              </w:rPr>
-              <w:t>–</w:t>
-            </w:r>
-            <w:r>
-              <w:rPr>
-                <w:rFonts w:ascii="BRH Devanagari Extra" w:hAnsi="BRH Devanagari Extra" w:cs="BRH Devanagari Extra"/>
-                <w:color w:val="000000"/>
-                <w:sz w:val="32"/>
-                <w:szCs w:val="40"/>
-                <w:highlight w:val="yellow"/>
-              </w:rPr>
-              <w:t>lSìÉÿaÉëÉÈ</w:t>
-            </w:r>
-            <w:r>
-              <w:rPr>
-                <w:rFonts w:ascii="BRH Devanagari Extra" w:hAnsi="BRH Devanagari Extra" w:cs="BRH Devanagari Extra"/>
-                <w:color w:val="000000"/>
-                <w:sz w:val="32"/>
-                <w:szCs w:val="40"/>
-              </w:rPr>
-              <w:t xml:space="preserve"> zÉÑ</w:t>
-            </w:r>
-            <w:r>
-              <w:rPr>
-                <w:rFonts w:ascii="BRH Malayalam Extra" w:hAnsi="BRH Malayalam Extra" w:cs="BRH Devanagari Extra"/>
-                <w:color w:val="000000"/>
-                <w:szCs w:val="40"/>
-              </w:rPr>
-              <w:t>–</w:t>
-            </w:r>
-            <w:r>
-              <w:rPr>
-                <w:rFonts w:ascii="BRH Devanagari Extra" w:hAnsi="BRH Devanagari Extra" w:cs="BRH Devanagari Extra"/>
-                <w:color w:val="000000"/>
-                <w:sz w:val="32"/>
-                <w:szCs w:val="40"/>
-              </w:rPr>
-              <w:t>ÂkÉþÈ zÉÑ</w:t>
-            </w:r>
-            <w:r>
-              <w:rPr>
-                <w:rFonts w:ascii="BRH Malayalam Extra" w:hAnsi="BRH Malayalam Extra" w:cs="BRH Devanagari Extra"/>
-                <w:color w:val="000000"/>
-                <w:szCs w:val="40"/>
-              </w:rPr>
-              <w:t>–</w:t>
-            </w:r>
-            <w:r>
-              <w:rPr>
-                <w:rFonts w:ascii="BRH Devanagari Extra" w:hAnsi="BRH Devanagari Extra" w:cs="BRH Devanagari Extra"/>
-                <w:color w:val="000000"/>
-                <w:sz w:val="32"/>
-                <w:szCs w:val="40"/>
-              </w:rPr>
-              <w:t>ÂkÉþ ¶É</w:t>
-            </w:r>
-            <w:r>
-              <w:rPr>
-                <w:rFonts w:ascii="BRH Malayalam Extra" w:hAnsi="BRH Malayalam Extra" w:cs="BRH Devanagari Extra"/>
-                <w:color w:val="000000"/>
-                <w:szCs w:val="40"/>
-              </w:rPr>
-              <w:t>–</w:t>
-            </w:r>
-            <w:r>
-              <w:rPr>
-                <w:rFonts w:ascii="BRH Devanagari Extra" w:hAnsi="BRH Devanagari Extra" w:cs="BRH Devanagari Extra"/>
-                <w:color w:val="000000"/>
-                <w:sz w:val="32"/>
-                <w:szCs w:val="40"/>
-                <w:highlight w:val="yellow"/>
-              </w:rPr>
-              <w:t>lSìÉÿaÉëÉÈ</w:t>
-            </w:r>
-            <w:r>
-              <w:rPr>
-                <w:rFonts w:ascii="BRH Devanagari Extra" w:hAnsi="BRH Devanagari Extra" w:cs="BRH Devanagari Extra"/>
-                <w:color w:val="000000"/>
-                <w:sz w:val="32"/>
-                <w:szCs w:val="40"/>
-              </w:rPr>
-              <w:t xml:space="preserve"> | </w:t>
-            </w:r>
-          </w:p>
-          <w:p>
-            <w:pPr>
-              <w:widowControl w:val="0"/>
-              <w:autoSpaceDE w:val="0"/>
-              <w:autoSpaceDN w:val="0"/>
-              <w:adjustRightInd w:val="0"/>
-              <w:rPr>
-                <w:rFonts w:ascii="BRH Devanagari Extra" w:hAnsi="BRH Devanagari Extra" w:cs="BRH Devanagari Extra"/>
-                <w:color w:val="000000"/>
-                <w:sz w:val="32"/>
-                <w:szCs w:val="40"/>
-              </w:rPr>
-            </w:pPr>
-            <w:r>
-              <w:rPr>
-                <w:rFonts w:cs="BRH Devanagari Extra"/>
-                <w:color w:val="000000"/>
-                <w:szCs w:val="40"/>
-              </w:rPr>
-              <w:t>37</w:t>
-            </w:r>
-            <w:r>
-              <w:rPr>
-                <w:rFonts w:ascii="BRH Devanagari Extra" w:hAnsi="BRH Devanagari Extra" w:cs="BRH Devanagari Extra"/>
-                <w:color w:val="000000"/>
-                <w:sz w:val="32"/>
-                <w:szCs w:val="40"/>
-              </w:rPr>
-              <w:t>)</w:t>
-            </w:r>
-            <w:r>
-              <w:rPr>
-                <w:rFonts w:ascii="BRH Devanagari Extra" w:hAnsi="BRH Devanagari Extra" w:cs="BRH Devanagari Extra"/>
-                <w:color w:val="000000"/>
-                <w:sz w:val="32"/>
-                <w:szCs w:val="40"/>
-              </w:rPr>
-              <w:tab/>
-            </w:r>
-            <w:r>
-              <w:rPr>
-                <w:rFonts w:cs="BRH Devanagari Extra"/>
-                <w:color w:val="000000"/>
-                <w:szCs w:val="40"/>
-              </w:rPr>
-              <w:t>1</w:t>
-            </w:r>
-            <w:r>
-              <w:rPr>
-                <w:rFonts w:ascii="BRH Devanagari Extra" w:hAnsi="BRH Devanagari Extra" w:cs="BRH Devanagari Extra"/>
-                <w:color w:val="000000"/>
-                <w:sz w:val="32"/>
-                <w:szCs w:val="40"/>
-              </w:rPr>
-              <w:t>.</w:t>
-            </w:r>
-            <w:r>
-              <w:rPr>
-                <w:rFonts w:cs="BRH Devanagari Extra"/>
-                <w:color w:val="000000"/>
-                <w:szCs w:val="40"/>
-              </w:rPr>
-              <w:t>1</w:t>
-            </w:r>
-            <w:r>
-              <w:rPr>
-                <w:rFonts w:ascii="BRH Devanagari Extra" w:hAnsi="BRH Devanagari Extra" w:cs="BRH Devanagari Extra"/>
-                <w:color w:val="000000"/>
-                <w:sz w:val="32"/>
-                <w:szCs w:val="40"/>
-              </w:rPr>
-              <w:t>.</w:t>
-            </w:r>
-            <w:r>
-              <w:rPr>
-                <w:rFonts w:cs="BRH Devanagari Extra"/>
-                <w:color w:val="000000"/>
-                <w:szCs w:val="40"/>
-              </w:rPr>
-              <w:t>14</w:t>
-            </w:r>
-            <w:r>
-              <w:rPr>
-                <w:rFonts w:ascii="BRH Devanagari Extra" w:hAnsi="BRH Devanagari Extra" w:cs="BRH Devanagari Extra"/>
-                <w:color w:val="000000"/>
-                <w:sz w:val="32"/>
-                <w:szCs w:val="40"/>
-              </w:rPr>
-              <w:t>.</w:t>
-            </w:r>
-            <w:r>
-              <w:rPr>
-                <w:rFonts w:cs="BRH Devanagari Extra"/>
-                <w:color w:val="000000"/>
-                <w:szCs w:val="40"/>
-              </w:rPr>
-              <w:t>2</w:t>
-            </w:r>
-            <w:r>
-              <w:rPr>
-                <w:rFonts w:ascii="BRH Devanagari Extra" w:hAnsi="BRH Devanagari Extra" w:cs="BRH Devanagari Extra"/>
-                <w:color w:val="000000"/>
-                <w:sz w:val="32"/>
-                <w:szCs w:val="40"/>
-              </w:rPr>
-              <w:t>(</w:t>
-            </w:r>
-            <w:r>
-              <w:rPr>
-                <w:rFonts w:cs="BRH Devanagari Extra"/>
-                <w:color w:val="000000"/>
-                <w:szCs w:val="40"/>
-              </w:rPr>
-              <w:t>34</w:t>
-            </w:r>
-            <w:r>
-              <w:rPr>
-                <w:rFonts w:ascii="BRH Devanagari Extra" w:hAnsi="BRH Devanagari Extra" w:cs="BRH Devanagari Extra"/>
-                <w:color w:val="000000"/>
-                <w:sz w:val="32"/>
-                <w:szCs w:val="40"/>
-              </w:rPr>
-              <w:t>)- cÉ</w:t>
-            </w:r>
-            <w:r>
-              <w:rPr>
-                <w:rFonts w:ascii="BRH Malayalam Extra" w:hAnsi="BRH Malayalam Extra" w:cs="BRH Devanagari Extra"/>
-                <w:color w:val="000000"/>
-                <w:szCs w:val="40"/>
-                <w:highlight w:val="yellow"/>
-              </w:rPr>
-              <w:t>–</w:t>
-            </w:r>
-            <w:r>
-              <w:rPr>
-                <w:rFonts w:ascii="BRH Devanagari Extra" w:hAnsi="BRH Devanagari Extra" w:cs="BRH Devanagari Extra"/>
-                <w:color w:val="000000"/>
-                <w:sz w:val="32"/>
-                <w:szCs w:val="40"/>
-                <w:highlight w:val="yellow"/>
-              </w:rPr>
-              <w:t>lSì</w:t>
-            </w:r>
-            <w:r>
-              <w:rPr>
-                <w:rFonts w:ascii="BRH Devanagari Extra" w:hAnsi="BRH Devanagari Extra" w:cs="BRH Devanagari Extra"/>
-                <w:color w:val="000000"/>
-                <w:sz w:val="32"/>
-                <w:szCs w:val="40"/>
-              </w:rPr>
-              <w:t>ÉÿaÉëÉÈ | ÍkÉrÉþÎlkÉrÉqÉç |</w:t>
-            </w:r>
-          </w:p>
-          <w:p>
-            <w:pPr>
-              <w:widowControl w:val="0"/>
-              <w:autoSpaceDE w:val="0"/>
-              <w:autoSpaceDN w:val="0"/>
-              <w:adjustRightInd w:val="0"/>
-              <w:rPr>
-                <w:rFonts w:ascii="BRH Devanagari Extra" w:hAnsi="BRH Devanagari Extra" w:cs="BRH Devanagari Extra"/>
-                <w:color w:val="000000"/>
-                <w:sz w:val="32"/>
-                <w:szCs w:val="40"/>
-              </w:rPr>
-            </w:pPr>
-            <w:r>
-              <w:rPr>
-                <w:rFonts w:ascii="BRH Devanagari Extra" w:hAnsi="BRH Devanagari Extra" w:cs="BRH Devanagari Extra"/>
-                <w:color w:val="000000"/>
-                <w:sz w:val="32"/>
-                <w:szCs w:val="40"/>
-              </w:rPr>
-              <w:t>cÉ</w:t>
-            </w:r>
-            <w:r>
-              <w:rPr>
-                <w:rFonts w:ascii="BRH Malayalam Extra" w:hAnsi="BRH Malayalam Extra" w:cs="BRH Devanagari Extra"/>
-                <w:color w:val="000000"/>
-                <w:szCs w:val="40"/>
-              </w:rPr>
-              <w:t>–</w:t>
-            </w:r>
-            <w:r>
-              <w:rPr>
-                <w:rFonts w:ascii="BRH Devanagari Extra" w:hAnsi="BRH Devanagari Extra" w:cs="BRH Devanagari Extra"/>
-                <w:color w:val="000000"/>
-                <w:sz w:val="32"/>
-                <w:szCs w:val="40"/>
-                <w:highlight w:val="yellow"/>
-              </w:rPr>
-              <w:t>lSìÉ</w:t>
-            </w:r>
-            <w:r>
-              <w:rPr>
-                <w:rFonts w:ascii="BRH Devanagari Extra" w:hAnsi="BRH Devanagari Extra" w:cs="BRH Devanagari Extra"/>
-                <w:color w:val="000000"/>
-                <w:sz w:val="32"/>
-                <w:szCs w:val="40"/>
-              </w:rPr>
-              <w:t>ÿaÉëÉ</w:t>
-            </w:r>
-            <w:r>
-              <w:rPr>
-                <w:rFonts w:ascii="BRH Malayalam Extra" w:hAnsi="BRH Malayalam Extra" w:cs="BRH Devanagari Extra"/>
-                <w:color w:val="000000"/>
-                <w:szCs w:val="40"/>
-              </w:rPr>
-              <w:t>–</w:t>
-            </w:r>
-            <w:r>
-              <w:rPr>
-                <w:rFonts w:ascii="BRH Devanagari Extra" w:hAnsi="BRH Devanagari Extra" w:cs="BRH Devanagari Extra"/>
-                <w:color w:val="000000"/>
-                <w:sz w:val="32"/>
-                <w:szCs w:val="40"/>
-              </w:rPr>
-              <w:t xml:space="preserve"> ÍkÉrÉþÎlkÉrÉ</w:t>
-            </w:r>
-            <w:r>
-              <w:rPr>
-                <w:rFonts w:ascii="BRH Malayalam Extra" w:hAnsi="BRH Malayalam Extra" w:cs="BRH Devanagari Extra"/>
-                <w:color w:val="000000"/>
-                <w:szCs w:val="40"/>
-              </w:rPr>
-              <w:t>–</w:t>
-            </w:r>
-            <w:r>
-              <w:rPr>
-                <w:rFonts w:ascii="BRH Devanagari Extra" w:hAnsi="BRH Devanagari Extra" w:cs="BRH Devanagari Extra"/>
-                <w:color w:val="000000"/>
-                <w:sz w:val="32"/>
-                <w:szCs w:val="40"/>
-              </w:rPr>
-              <w:t>qÉç ÍkÉrÉþÎlkÉrÉqÉç cÉ</w:t>
-            </w:r>
-            <w:r>
-              <w:rPr>
-                <w:rFonts w:ascii="BRH Malayalam Extra" w:hAnsi="BRH Malayalam Extra" w:cs="BRH Devanagari Extra"/>
-                <w:color w:val="000000"/>
-                <w:szCs w:val="40"/>
-              </w:rPr>
-              <w:t>–</w:t>
-            </w:r>
-            <w:r>
-              <w:rPr>
-                <w:rFonts w:ascii="BRH Devanagari Extra" w:hAnsi="BRH Devanagari Extra" w:cs="BRH Devanagari Extra"/>
-                <w:color w:val="000000"/>
-                <w:sz w:val="32"/>
-                <w:szCs w:val="40"/>
-                <w:highlight w:val="yellow"/>
-              </w:rPr>
-              <w:t>lSìÉÿaÉëÉ</w:t>
-            </w:r>
-            <w:r>
-              <w:rPr>
-                <w:rFonts w:ascii="BRH Devanagari Extra" w:hAnsi="BRH Devanagari Extra" w:cs="BRH Devanagari Extra"/>
-                <w:color w:val="000000"/>
-                <w:sz w:val="32"/>
-                <w:szCs w:val="40"/>
-              </w:rPr>
-              <w:t xml:space="preserve"> ¶É</w:t>
-            </w:r>
-            <w:r>
-              <w:rPr>
-                <w:rFonts w:ascii="BRH Malayalam Extra" w:hAnsi="BRH Malayalam Extra" w:cs="BRH Devanagari Extra"/>
-                <w:color w:val="000000"/>
-                <w:szCs w:val="40"/>
-              </w:rPr>
-              <w:t>–</w:t>
-            </w:r>
-            <w:r>
-              <w:rPr>
-                <w:rFonts w:ascii="BRH Devanagari Extra" w:hAnsi="BRH Devanagari Extra" w:cs="BRH Devanagari Extra"/>
-                <w:color w:val="000000"/>
-                <w:sz w:val="32"/>
-                <w:szCs w:val="40"/>
-              </w:rPr>
-              <w:t>l</w:t>
-            </w:r>
-            <w:r>
-              <w:rPr>
-                <w:rFonts w:ascii="BRH Devanagari Extra" w:hAnsi="BRH Devanagari Extra" w:cs="BRH Devanagari Extra"/>
-                <w:color w:val="000000"/>
-                <w:sz w:val="32"/>
-                <w:szCs w:val="40"/>
-                <w:highlight w:val="yellow"/>
-              </w:rPr>
-              <w:t>SìÉÿ</w:t>
-            </w:r>
-            <w:r>
-              <w:rPr>
-                <w:rFonts w:ascii="BRH Devanagari Extra" w:hAnsi="BRH Devanagari Extra" w:cs="BRH Devanagari Extra"/>
-                <w:color w:val="000000"/>
-                <w:sz w:val="32"/>
-                <w:szCs w:val="40"/>
-              </w:rPr>
-              <w:t>aÉëÉ</w:t>
-            </w:r>
-            <w:r>
-              <w:rPr>
-                <w:rFonts w:ascii="BRH Malayalam Extra" w:hAnsi="BRH Malayalam Extra" w:cs="BRH Devanagari Extra"/>
-                <w:color w:val="000000"/>
-                <w:szCs w:val="40"/>
-              </w:rPr>
-              <w:t>–</w:t>
-            </w:r>
-            <w:r>
-              <w:rPr>
-                <w:rFonts w:ascii="BRH Devanagari Extra" w:hAnsi="BRH Devanagari Extra" w:cs="BRH Devanagari Extra"/>
-                <w:color w:val="000000"/>
-                <w:sz w:val="32"/>
-                <w:szCs w:val="40"/>
-              </w:rPr>
-              <w:t xml:space="preserve"> </w:t>
-            </w:r>
-            <w:r>
-              <w:rPr>
-                <w:rFonts w:ascii="BRH Devanagari Extra" w:hAnsi="BRH Devanagari Extra" w:cs="BRH Devanagari Extra"/>
-                <w:color w:val="000000"/>
-                <w:sz w:val="32"/>
-                <w:szCs w:val="40"/>
-              </w:rPr>
-              <w:lastRenderedPageBreak/>
-              <w:t xml:space="preserve">ÍkÉrÉþÎlkÉrÉqÉç | </w:t>
-            </w:r>
-          </w:p>
-          <w:p>
-            <w:pPr>
-              <w:widowControl w:val="0"/>
-              <w:autoSpaceDE w:val="0"/>
-              <w:autoSpaceDN w:val="0"/>
-              <w:adjustRightInd w:val="0"/>
-              <w:rPr>
-                <w:rFonts w:ascii="BRH Devanagari Extra" w:hAnsi="BRH Devanagari Extra" w:cs="BRH Devanagari Extra"/>
-                <w:color w:val="000000"/>
-                <w:sz w:val="32"/>
-                <w:szCs w:val="40"/>
-              </w:rPr>
-            </w:pPr>
-            <w:r>
-              <w:rPr>
-                <w:rFonts w:cs="BRH Devanagari Extra"/>
-                <w:color w:val="000000"/>
-                <w:szCs w:val="40"/>
-              </w:rPr>
-              <w:t>38</w:t>
-            </w:r>
-            <w:r>
-              <w:rPr>
-                <w:rFonts w:ascii="BRH Devanagari Extra" w:hAnsi="BRH Devanagari Extra" w:cs="BRH Devanagari Extra"/>
-                <w:color w:val="000000"/>
-                <w:sz w:val="32"/>
-                <w:szCs w:val="40"/>
-              </w:rPr>
-              <w:t>)</w:t>
-            </w:r>
-            <w:r>
-              <w:rPr>
-                <w:rFonts w:ascii="BRH Devanagari Extra" w:hAnsi="BRH Devanagari Extra" w:cs="BRH Devanagari Extra"/>
-                <w:color w:val="000000"/>
-                <w:sz w:val="32"/>
-                <w:szCs w:val="40"/>
-              </w:rPr>
-              <w:tab/>
-            </w:r>
-            <w:r>
-              <w:rPr>
-                <w:rFonts w:cs="BRH Devanagari Extra"/>
-                <w:color w:val="000000"/>
-                <w:szCs w:val="40"/>
-              </w:rPr>
-              <w:t>1</w:t>
-            </w:r>
-            <w:r>
-              <w:rPr>
-                <w:rFonts w:ascii="BRH Devanagari Extra" w:hAnsi="BRH Devanagari Extra" w:cs="BRH Devanagari Extra"/>
-                <w:color w:val="000000"/>
-                <w:sz w:val="32"/>
-                <w:szCs w:val="40"/>
-              </w:rPr>
-              <w:t>.</w:t>
-            </w:r>
-            <w:r>
-              <w:rPr>
-                <w:rFonts w:cs="BRH Devanagari Extra"/>
-                <w:color w:val="000000"/>
-                <w:szCs w:val="40"/>
-              </w:rPr>
-              <w:t>1</w:t>
-            </w:r>
-            <w:r>
-              <w:rPr>
-                <w:rFonts w:ascii="BRH Devanagari Extra" w:hAnsi="BRH Devanagari Extra" w:cs="BRH Devanagari Extra"/>
-                <w:color w:val="000000"/>
-                <w:sz w:val="32"/>
-                <w:szCs w:val="40"/>
-              </w:rPr>
-              <w:t>.</w:t>
-            </w:r>
-            <w:r>
-              <w:rPr>
-                <w:rFonts w:cs="BRH Devanagari Extra"/>
-                <w:color w:val="000000"/>
-                <w:szCs w:val="40"/>
-              </w:rPr>
-              <w:t>14</w:t>
-            </w:r>
-            <w:r>
-              <w:rPr>
-                <w:rFonts w:ascii="BRH Devanagari Extra" w:hAnsi="BRH Devanagari Extra" w:cs="BRH Devanagari Extra"/>
-                <w:color w:val="000000"/>
-                <w:sz w:val="32"/>
-                <w:szCs w:val="40"/>
-              </w:rPr>
-              <w:t>.</w:t>
-            </w:r>
-            <w:r>
-              <w:rPr>
-                <w:rFonts w:cs="BRH Devanagari Extra"/>
-                <w:color w:val="000000"/>
-                <w:szCs w:val="40"/>
-              </w:rPr>
-              <w:t>2</w:t>
-            </w:r>
-            <w:r>
-              <w:rPr>
-                <w:rFonts w:ascii="BRH Devanagari Extra" w:hAnsi="BRH Devanagari Extra" w:cs="BRH Devanagari Extra"/>
-                <w:color w:val="000000"/>
-                <w:sz w:val="32"/>
-                <w:szCs w:val="40"/>
-              </w:rPr>
-              <w:t>(</w:t>
-            </w:r>
-            <w:r>
-              <w:rPr>
-                <w:rFonts w:cs="BRH Devanagari Extra"/>
-                <w:color w:val="000000"/>
-                <w:szCs w:val="40"/>
-              </w:rPr>
-              <w:t>34</w:t>
-            </w:r>
-            <w:r>
-              <w:rPr>
-                <w:rFonts w:ascii="BRH Devanagari Extra" w:hAnsi="BRH Devanagari Extra" w:cs="BRH Devanagari Extra"/>
-                <w:color w:val="000000"/>
-                <w:sz w:val="32"/>
-                <w:szCs w:val="40"/>
-              </w:rPr>
-              <w:t>)- cÉ</w:t>
-            </w:r>
-            <w:r>
-              <w:rPr>
-                <w:rFonts w:ascii="BRH Malayalam Extra" w:hAnsi="BRH Malayalam Extra" w:cs="BRH Devanagari Extra"/>
-                <w:color w:val="000000"/>
-                <w:szCs w:val="40"/>
-              </w:rPr>
-              <w:t>–</w:t>
-            </w:r>
-            <w:r>
-              <w:rPr>
-                <w:rFonts w:ascii="BRH Devanagari Extra" w:hAnsi="BRH Devanagari Extra" w:cs="BRH Devanagari Extra"/>
-                <w:color w:val="000000"/>
-                <w:sz w:val="32"/>
-                <w:szCs w:val="40"/>
-                <w:highlight w:val="yellow"/>
-              </w:rPr>
-              <w:t>lSìÉ</w:t>
-            </w:r>
-            <w:r>
-              <w:rPr>
-                <w:rFonts w:ascii="BRH Devanagari Extra" w:hAnsi="BRH Devanagari Extra" w:cs="BRH Devanagari Extra"/>
-                <w:color w:val="000000"/>
-                <w:sz w:val="32"/>
-                <w:szCs w:val="40"/>
-              </w:rPr>
-              <w:t>ÿaÉëÉÈ |</w:t>
-            </w:r>
-          </w:p>
-          <w:p>
-            <w:pPr>
-              <w:widowControl w:val="0"/>
-              <w:autoSpaceDE w:val="0"/>
-              <w:autoSpaceDN w:val="0"/>
-              <w:adjustRightInd w:val="0"/>
-              <w:rPr>
                 <w:rFonts w:cs="BRH Malayalam Extra"/>
                 <w:color w:val="000000"/>
                 <w:szCs w:val="40"/>
@@ -2684,97 +3826,256 @@
             </w:pPr>
             <w:r>
               <w:rPr>
-                <w:rFonts w:ascii="BRH Devanagari Extra" w:hAnsi="BRH Devanagari Extra" w:cs="BRH Devanagari Extra"/>
-                <w:color w:val="000000"/>
-                <w:sz w:val="32"/>
-                <w:szCs w:val="40"/>
-              </w:rPr>
-              <w:t>cÉ</w:t>
-            </w:r>
-            <w:r>
-              <w:rPr>
-                <w:rFonts w:ascii="BRH Malayalam Extra" w:hAnsi="BRH Malayalam Extra" w:cs="BRH Devanagari Extra"/>
-                <w:color w:val="000000"/>
-                <w:szCs w:val="40"/>
-              </w:rPr>
-              <w:t>–</w:t>
-            </w:r>
-            <w:r>
-              <w:rPr>
-                <w:rFonts w:ascii="BRH Devanagari Extra" w:hAnsi="BRH Devanagari Extra" w:cs="BRH Devanagari Extra"/>
-                <w:color w:val="000000"/>
-                <w:sz w:val="32"/>
-                <w:szCs w:val="40"/>
-              </w:rPr>
-              <w:t>lSìÉaÉëÉ</w:t>
-            </w:r>
-            <w:r>
-              <w:rPr>
-                <w:rFonts w:ascii="BRH Malayalam Extra" w:hAnsi="BRH Malayalam Extra" w:cs="BRH Devanagari Extra"/>
-                <w:color w:val="000000"/>
-                <w:szCs w:val="40"/>
-              </w:rPr>
-              <w:t>–</w:t>
-            </w:r>
-            <w:r>
-              <w:rPr>
-                <w:rFonts w:ascii="BRH Devanagari Extra" w:hAnsi="BRH Devanagari Extra" w:cs="BRH Devanagari Extra"/>
-                <w:color w:val="000000"/>
-                <w:sz w:val="32"/>
-                <w:szCs w:val="40"/>
-              </w:rPr>
-              <w:t xml:space="preserve"> CÌiÉþ cÉ</w:t>
-            </w:r>
-            <w:r>
-              <w:rPr>
-                <w:rFonts w:ascii="BRH Malayalam Extra" w:hAnsi="BRH Malayalam Extra" w:cs="BRH Devanagari Extra"/>
-                <w:color w:val="000000"/>
-                <w:szCs w:val="40"/>
-              </w:rPr>
-              <w:t>–</w:t>
-            </w:r>
-            <w:r>
-              <w:rPr>
-                <w:rFonts w:ascii="BRH Devanagari Extra" w:hAnsi="BRH Devanagari Extra" w:cs="BRH Devanagari Extra"/>
-                <w:color w:val="000000"/>
-                <w:sz w:val="32"/>
-                <w:szCs w:val="40"/>
-              </w:rPr>
-              <w:t>lSì - A</w:t>
-            </w:r>
-            <w:r>
-              <w:rPr>
-                <w:rFonts w:ascii="BRH Malayalam Extra" w:hAnsi="BRH Malayalam Extra" w:cs="BRH Devanagari Extra"/>
-                <w:color w:val="000000"/>
-                <w:szCs w:val="40"/>
-              </w:rPr>
-              <w:t>–</w:t>
-            </w:r>
-            <w:r>
-              <w:rPr>
-                <w:rFonts w:ascii="BRH Devanagari Extra" w:hAnsi="BRH Devanagari Extra" w:cs="BRH Devanagari Extra"/>
-                <w:color w:val="000000"/>
-                <w:sz w:val="32"/>
-                <w:szCs w:val="40"/>
-              </w:rPr>
-              <w:t>aÉëÉ</w:t>
-            </w:r>
-            <w:r>
-              <w:rPr>
-                <w:rFonts w:ascii="BRH Malayalam Extra" w:hAnsi="BRH Malayalam Extra" w:cs="BRH Devanagari Extra"/>
-                <w:color w:val="000000"/>
-                <w:szCs w:val="40"/>
-              </w:rPr>
-              <w:t>–</w:t>
-            </w:r>
-            <w:r>
-              <w:rPr>
-                <w:rFonts w:ascii="BRH Devanagari Extra" w:hAnsi="BRH Devanagari Extra" w:cs="BRH Devanagari Extra"/>
-                <w:color w:val="000000"/>
-                <w:sz w:val="32"/>
-                <w:szCs w:val="40"/>
-              </w:rPr>
-              <w:t xml:space="preserve">È | </w:t>
+                <w:rFonts w:ascii="Latha" w:hAnsi="Latha" w:cs="Latha"/>
+                <w:szCs w:val="24"/>
+                <w:cs/>
+                <w:lang w:bidi="ta-IN"/>
+              </w:rPr>
+              <w:t>ச</w:t>
+            </w:r>
+            <w:r>
+              <w:rPr>
+                <w:rFonts w:ascii="BRH Tamil Tab Extra" w:hAnsi="BRH Tamil Tab Extra" w:cs="Latha"/>
+                <w:b/>
+                <w:szCs w:val="24"/>
+                <w:lang w:bidi="ta-IN"/>
+              </w:rPr>
+              <w:t>…</w:t>
+            </w:r>
+            <w:r>
+              <w:rPr>
+                <w:rFonts w:ascii="Latha" w:hAnsi="Latha" w:cs="Latha"/>
+                <w:szCs w:val="24"/>
+                <w:cs/>
+                <w:lang w:bidi="ta-IN"/>
+              </w:rPr>
+              <w:t>ந்த்</w:t>
+            </w:r>
+            <w:r>
+              <w:rPr>
+                <w:rFonts w:ascii="Latha" w:hAnsi="Latha" w:cs="Latha"/>
+                <w:b/>
+                <w:bCs/>
+                <w:position w:val="-12"/>
+                <w:szCs w:val="24"/>
+                <w:cs/>
+                <w:lang w:bidi="ta-IN"/>
+              </w:rPr>
+              <w:t>3</w:t>
+            </w:r>
+            <w:r>
+              <w:rPr>
+                <w:rFonts w:ascii="Latha" w:hAnsi="Latha" w:cs="Latha"/>
+                <w:szCs w:val="24"/>
+                <w:cs/>
+                <w:lang w:bidi="ta-IN"/>
+              </w:rPr>
+              <w:t>ராக்</w:t>
+            </w:r>
+            <w:r>
+              <w:rPr>
+                <w:rFonts w:ascii="Latha" w:hAnsi="Latha" w:cs="Latha"/>
+                <w:b/>
+                <w:bCs/>
+                <w:position w:val="-12"/>
+                <w:szCs w:val="24"/>
+                <w:cs/>
+                <w:lang w:bidi="ta-IN"/>
+              </w:rPr>
+              <w:t>3</w:t>
+            </w:r>
+            <w:r>
+              <w:rPr>
+                <w:rFonts w:ascii="Latha" w:hAnsi="Latha" w:cs="Latha"/>
+                <w:szCs w:val="24"/>
+                <w:cs/>
+                <w:lang w:bidi="ta-IN"/>
+              </w:rPr>
+              <w:t>ரா</w:t>
+            </w:r>
+            <w:r>
+              <w:rPr>
+                <w:rFonts w:ascii="BRH Tamil Tab Extra" w:hAnsi="BRH Tamil Tab Extra" w:cs="Latha"/>
+                <w:b/>
+                <w:szCs w:val="24"/>
+                <w:lang w:bidi="ta-IN"/>
+              </w:rPr>
+              <w:t>…</w:t>
+            </w:r>
+            <w:r>
+              <w:rPr>
+                <w:rFonts w:ascii="Latha" w:hAnsi="Latha" w:cs="Latha"/>
+                <w:szCs w:val="24"/>
+                <w:lang w:bidi="ta-IN"/>
+              </w:rPr>
+              <w:t xml:space="preserve"> </w:t>
+            </w:r>
+            <w:r>
+              <w:rPr>
+                <w:rFonts w:ascii="Latha" w:hAnsi="Latha" w:cs="Latha"/>
+                <w:szCs w:val="24"/>
+                <w:cs/>
+                <w:lang w:bidi="ta-IN"/>
+              </w:rPr>
+              <w:t>இதி</w:t>
+            </w:r>
+            <w:r>
+              <w:rPr>
+                <w:rFonts w:ascii="BRH Tamil Tab Extra" w:hAnsi="BRH Tamil Tab Extra" w:cs="Latha"/>
+                <w:b/>
+                <w:szCs w:val="24"/>
+                <w:lang w:bidi="ta-IN"/>
+              </w:rPr>
+              <w:t>†</w:t>
+            </w:r>
+            <w:r>
+              <w:rPr>
+                <w:rFonts w:ascii="Latha" w:hAnsi="Latha" w:cs="Latha"/>
+                <w:szCs w:val="24"/>
+                <w:lang w:bidi="ta-IN"/>
+              </w:rPr>
+              <w:t xml:space="preserve"> </w:t>
+            </w:r>
+            <w:r>
+              <w:rPr>
+                <w:rFonts w:ascii="Latha" w:hAnsi="Latha" w:cs="Latha"/>
+                <w:szCs w:val="24"/>
+                <w:cs/>
+                <w:lang w:bidi="ta-IN"/>
+              </w:rPr>
+              <w:t>ச</w:t>
+            </w:r>
+            <w:r>
+              <w:rPr>
+                <w:rFonts w:ascii="BRH Tamil Tab Extra" w:hAnsi="BRH Tamil Tab Extra" w:cs="Latha"/>
+                <w:b/>
+                <w:szCs w:val="24"/>
+                <w:lang w:bidi="ta-IN"/>
+              </w:rPr>
+              <w:t>…</w:t>
+            </w:r>
+            <w:r>
+              <w:rPr>
+                <w:rFonts w:ascii="Latha" w:hAnsi="Latha" w:cs="Latha"/>
+                <w:szCs w:val="24"/>
+                <w:cs/>
+                <w:lang w:bidi="ta-IN"/>
+              </w:rPr>
+              <w:t>ந்த்</w:t>
+            </w:r>
+            <w:r>
+              <w:rPr>
+                <w:rFonts w:ascii="Latha" w:hAnsi="Latha" w:cs="Latha"/>
+                <w:b/>
+                <w:bCs/>
+                <w:position w:val="-12"/>
+                <w:szCs w:val="24"/>
+                <w:cs/>
+                <w:lang w:bidi="ta-IN"/>
+              </w:rPr>
+              <w:t>3</w:t>
+            </w:r>
+            <w:r>
+              <w:rPr>
+                <w:rFonts w:ascii="Latha" w:hAnsi="Latha" w:cs="Latha"/>
+                <w:szCs w:val="24"/>
+                <w:cs/>
+                <w:lang w:bidi="ta-IN"/>
+              </w:rPr>
+              <w:t xml:space="preserve">ர </w:t>
+            </w:r>
+            <w:r>
+              <w:rPr>
+                <w:rFonts w:ascii="Latha" w:hAnsi="Latha" w:cs="Latha"/>
+                <w:szCs w:val="24"/>
+                <w:lang w:bidi="ta-IN"/>
+              </w:rPr>
+              <w:t xml:space="preserve">- </w:t>
+            </w:r>
+            <w:r>
+              <w:rPr>
+                <w:rFonts w:ascii="Latha" w:hAnsi="Latha" w:cs="Latha"/>
+                <w:szCs w:val="24"/>
+                <w:cs/>
+                <w:lang w:bidi="ta-IN"/>
+              </w:rPr>
+              <w:t>அ</w:t>
+            </w:r>
+            <w:r>
+              <w:rPr>
+                <w:rFonts w:ascii="BRH Tamil Tab Extra" w:hAnsi="BRH Tamil Tab Extra" w:cs="Latha"/>
+                <w:b/>
+                <w:szCs w:val="24"/>
+                <w:lang w:bidi="ta-IN"/>
+              </w:rPr>
+              <w:t>…</w:t>
+            </w:r>
+            <w:r>
+              <w:rPr>
+                <w:rFonts w:ascii="Latha" w:hAnsi="Latha" w:cs="Latha"/>
+                <w:szCs w:val="24"/>
+                <w:cs/>
+                <w:lang w:bidi="ta-IN"/>
+              </w:rPr>
+              <w:t>க்</w:t>
+            </w:r>
+            <w:r>
+              <w:rPr>
+                <w:rFonts w:ascii="Latha" w:hAnsi="Latha" w:cs="Latha"/>
+                <w:b/>
+                <w:bCs/>
+                <w:position w:val="-12"/>
+                <w:szCs w:val="24"/>
+                <w:cs/>
+                <w:lang w:bidi="ta-IN"/>
+              </w:rPr>
+              <w:t>3</w:t>
+            </w:r>
+            <w:r>
+              <w:rPr>
+                <w:rFonts w:ascii="Latha" w:hAnsi="Latha" w:cs="Latha"/>
+                <w:szCs w:val="24"/>
+                <w:cs/>
+                <w:lang w:bidi="ta-IN"/>
+              </w:rPr>
+              <w:t>ரா</w:t>
+            </w:r>
+            <w:r>
+              <w:rPr>
+                <w:rFonts w:ascii="BRH Tamil Tab Extra" w:hAnsi="BRH Tamil Tab Extra" w:cs="Latha"/>
+                <w:b/>
+                <w:szCs w:val="24"/>
+                <w:lang w:bidi="ta-IN"/>
+              </w:rPr>
+              <w:t>…</w:t>
+            </w:r>
+            <w:r>
+              <w:rPr>
+                <w:rFonts w:ascii="Latha" w:hAnsi="Latha" w:cs="Latha"/>
+                <w:b/>
+                <w:bCs/>
+                <w:szCs w:val="24"/>
+                <w:cs/>
+                <w:lang w:bidi="ta-IN"/>
+              </w:rPr>
+              <w:t>:</w:t>
+            </w:r>
+            <w:r>
+              <w:rPr>
+                <w:rFonts w:ascii="Latha" w:hAnsi="Latha" w:cs="Latha"/>
+                <w:szCs w:val="24"/>
+                <w:cs/>
+                <w:lang w:bidi="ta-IN"/>
+              </w:rPr>
+              <w:t xml:space="preserve"> </w:t>
+            </w:r>
+            <w:r>
+              <w:rPr>
+                <w:rFonts w:ascii="Latha" w:hAnsi="Latha" w:cs="Latha"/>
+                <w:szCs w:val="24"/>
+                <w:lang w:bidi="ta-IN"/>
+              </w:rPr>
+              <w:t>|</w:t>
             </w:r>
           </w:p>
         </w:tc>
@@ -2784,182 +4085,1711 @@
           </w:tcPr>
           <w:p>
             <w:pPr>
-              <w:widowControl w:val="0"/>
               <w:autoSpaceDE w:val="0"/>
               <w:autoSpaceDN w:val="0"/>
               <w:adjustRightInd w:val="0"/>
               <w:rPr>
-                <w:rFonts w:ascii="BRH Devanagari Extra" w:hAnsi="BRH Devanagari Extra" w:cs="BRH Devanagari Extra"/>
-                <w:color w:val="000000"/>
-                <w:sz w:val="32"/>
-                <w:szCs w:val="40"/>
+                <w:rFonts w:ascii="Latha" w:hAnsi="Latha" w:cs="Latha"/>
+                <w:szCs w:val="24"/>
+                <w:lang w:bidi="ta-IN"/>
               </w:rPr>
             </w:pPr>
             <w:r>
               <w:rPr>
-                <w:rFonts w:cs="BRH Devanagari Extra"/>
-                <w:color w:val="000000"/>
-                <w:szCs w:val="40"/>
+                <w:rFonts w:cs="Arial Unicode MS"/>
+                <w:b/>
+                <w:bCs/>
+                <w:szCs w:val="24"/>
+                <w:cs/>
+                <w:lang w:bidi="ta-IN"/>
               </w:rPr>
               <w:lastRenderedPageBreak/>
-              <w:t>36</w:t>
-            </w:r>
-            <w:r>
-              <w:rPr>
-                <w:rFonts w:ascii="BRH Devanagari Extra" w:hAnsi="BRH Devanagari Extra" w:cs="BRH Devanagari Extra"/>
-                <w:color w:val="000000"/>
-                <w:sz w:val="32"/>
-                <w:szCs w:val="40"/>
-              </w:rPr>
-              <w:t>)</w:t>
-            </w:r>
-            <w:r>
-              <w:rPr>
-                <w:rFonts w:ascii="BRH Devanagari Extra" w:hAnsi="BRH Devanagari Extra" w:cs="BRH Devanagari Extra"/>
-                <w:color w:val="000000"/>
-                <w:sz w:val="32"/>
-                <w:szCs w:val="40"/>
+              <w:t>36)</w:t>
+            </w:r>
+            <w:r>
+              <w:rPr>
+                <w:rFonts w:ascii="Latha" w:hAnsi="Latha" w:cs="Latha"/>
+                <w:szCs w:val="24"/>
+                <w:lang w:bidi="ta-IN"/>
               </w:rPr>
               <w:tab/>
             </w:r>
             <w:r>
               <w:rPr>
-                <w:rFonts w:cs="BRH Devanagari Extra"/>
-                <w:color w:val="000000"/>
-                <w:szCs w:val="40"/>
-              </w:rPr>
-              <w:t>1</w:t>
-            </w:r>
-            <w:r>
-              <w:rPr>
-                <w:rFonts w:ascii="BRH Devanagari Extra" w:hAnsi="BRH Devanagari Extra" w:cs="BRH Devanagari Extra"/>
-                <w:color w:val="000000"/>
-                <w:sz w:val="32"/>
-                <w:szCs w:val="40"/>
-              </w:rPr>
-              <w:t>.</w:t>
-            </w:r>
-            <w:r>
-              <w:rPr>
-                <w:rFonts w:cs="BRH Devanagari Extra"/>
-                <w:color w:val="000000"/>
-                <w:szCs w:val="40"/>
-              </w:rPr>
-              <w:t>1</w:t>
-            </w:r>
-            <w:r>
-              <w:rPr>
-                <w:rFonts w:ascii="BRH Devanagari Extra" w:hAnsi="BRH Devanagari Extra" w:cs="BRH Devanagari Extra"/>
-                <w:color w:val="000000"/>
-                <w:sz w:val="32"/>
-                <w:szCs w:val="40"/>
-              </w:rPr>
-              <w:t>.</w:t>
-            </w:r>
-            <w:r>
-              <w:rPr>
-                <w:rFonts w:cs="BRH Devanagari Extra"/>
-                <w:color w:val="000000"/>
-                <w:szCs w:val="40"/>
-              </w:rPr>
-              <w:t>14</w:t>
-            </w:r>
-            <w:r>
-              <w:rPr>
-                <w:rFonts w:ascii="BRH Devanagari Extra" w:hAnsi="BRH Devanagari Extra" w:cs="BRH Devanagari Extra"/>
-                <w:color w:val="000000"/>
-                <w:sz w:val="32"/>
-                <w:szCs w:val="40"/>
-              </w:rPr>
-              <w:t>.</w:t>
-            </w:r>
-            <w:r>
-              <w:rPr>
-                <w:rFonts w:cs="BRH Devanagari Extra"/>
-                <w:color w:val="000000"/>
-                <w:szCs w:val="40"/>
-              </w:rPr>
-              <w:t>2</w:t>
-            </w:r>
-            <w:r>
-              <w:rPr>
-                <w:rFonts w:ascii="BRH Devanagari Extra" w:hAnsi="BRH Devanagari Extra" w:cs="BRH Devanagari Extra"/>
-                <w:color w:val="000000"/>
-                <w:sz w:val="32"/>
-                <w:szCs w:val="40"/>
-              </w:rPr>
-              <w:t>(</w:t>
-            </w:r>
-            <w:r>
-              <w:rPr>
-                <w:rFonts w:cs="BRH Devanagari Extra"/>
-                <w:color w:val="000000"/>
-                <w:szCs w:val="40"/>
-              </w:rPr>
-              <w:t>33</w:t>
-            </w:r>
-            <w:r>
-              <w:rPr>
-                <w:rFonts w:ascii="BRH Devanagari Extra" w:hAnsi="BRH Devanagari Extra" w:cs="BRH Devanagari Extra"/>
-                <w:color w:val="000000"/>
-                <w:sz w:val="32"/>
-                <w:szCs w:val="40"/>
-              </w:rPr>
-              <w:t>)- zÉÑ</w:t>
-            </w:r>
-            <w:r>
-              <w:rPr>
-                <w:rFonts w:ascii="BRH Malayalam Extra" w:hAnsi="BRH Malayalam Extra" w:cs="BRH Devanagari Extra"/>
-                <w:color w:val="000000"/>
-                <w:szCs w:val="40"/>
-              </w:rPr>
-              <w:t>–</w:t>
-            </w:r>
-            <w:r>
-              <w:rPr>
-                <w:rFonts w:ascii="BRH Devanagari Extra" w:hAnsi="BRH Devanagari Extra" w:cs="BRH Devanagari Extra"/>
-                <w:color w:val="000000"/>
-                <w:sz w:val="32"/>
-                <w:szCs w:val="40"/>
-              </w:rPr>
-              <w:t>ÂkÉþÈ | cÉ</w:t>
-            </w:r>
-            <w:r>
-              <w:rPr>
-                <w:rFonts w:ascii="BRH Malayalam Extra" w:hAnsi="BRH Malayalam Extra" w:cs="BRH Devanagari Extra"/>
-                <w:color w:val="000000"/>
-                <w:szCs w:val="40"/>
-              </w:rPr>
-              <w:t>–</w:t>
-            </w:r>
-            <w:r>
-              <w:rPr>
-                <w:rFonts w:ascii="BRH Devanagari Extra" w:hAnsi="BRH Devanagari Extra" w:cs="BRH Devanagari Extra"/>
-                <w:color w:val="000000"/>
-                <w:sz w:val="32"/>
-                <w:szCs w:val="40"/>
+                <w:rFonts w:cs="Arial Unicode MS"/>
+                <w:b/>
+                <w:bCs/>
+                <w:szCs w:val="24"/>
+                <w:cs/>
+                <w:lang w:bidi="ta-IN"/>
+              </w:rPr>
+              <w:t>1.1.14.</w:t>
+            </w:r>
+            <w:r>
+              <w:rPr>
+                <w:rFonts w:cs="Arial Unicode MS"/>
+                <w:b/>
+                <w:bCs/>
+                <w:szCs w:val="24"/>
+                <w:lang w:bidi="ta-IN"/>
+              </w:rPr>
+              <w:t>2(3</w:t>
+            </w:r>
+            <w:r>
+              <w:rPr>
+                <w:rFonts w:cs="Arial Unicode MS"/>
+                <w:b/>
+                <w:bCs/>
+                <w:szCs w:val="24"/>
+                <w:cs/>
+                <w:lang w:bidi="ta-IN"/>
+              </w:rPr>
+              <w:t>3)</w:t>
+            </w:r>
+            <w:r>
+              <w:rPr>
+                <w:rFonts w:ascii="Latha" w:hAnsi="Latha" w:cs="Latha"/>
+                <w:szCs w:val="24"/>
+                <w:lang w:bidi="ta-IN"/>
+              </w:rPr>
+              <w:t xml:space="preserve">-  </w:t>
+            </w:r>
+            <w:r>
+              <w:rPr>
+                <w:rFonts w:ascii="Latha" w:hAnsi="Latha" w:cs="Latha"/>
+                <w:szCs w:val="24"/>
+                <w:cs/>
+                <w:lang w:bidi="ta-IN"/>
+              </w:rPr>
+              <w:t>ஶு</w:t>
+            </w:r>
+            <w:r>
+              <w:rPr>
+                <w:rFonts w:ascii="BRH Tamil Tab Extra" w:hAnsi="BRH Tamil Tab Extra" w:cs="Latha"/>
+                <w:b/>
+                <w:szCs w:val="24"/>
+                <w:lang w:bidi="ta-IN"/>
+              </w:rPr>
+              <w:t>…</w:t>
+            </w:r>
+            <w:r>
+              <w:rPr>
+                <w:rFonts w:ascii="Latha" w:hAnsi="Latha" w:cs="Latha"/>
+                <w:szCs w:val="24"/>
+                <w:cs/>
+                <w:lang w:bidi="ta-IN"/>
+              </w:rPr>
+              <w:t>ருத</w:t>
+            </w:r>
+            <w:r>
+              <w:rPr>
+                <w:rFonts w:ascii="BRH Tamil Tab Extra" w:hAnsi="BRH Tamil Tab Extra" w:cs="Latha"/>
+                <w:b/>
+                <w:szCs w:val="24"/>
+                <w:lang w:bidi="ta-IN"/>
+              </w:rPr>
+              <w:t>†</w:t>
+            </w:r>
+            <w:r>
+              <w:rPr>
+                <w:rFonts w:ascii="Latha" w:hAnsi="Latha" w:cs="Latha"/>
+                <w:b/>
+                <w:bCs/>
+                <w:position w:val="-12"/>
+                <w:szCs w:val="24"/>
+                <w:cs/>
+                <w:lang w:bidi="ta-IN"/>
+              </w:rPr>
+              <w:t>4</w:t>
+            </w:r>
+            <w:r>
+              <w:rPr>
+                <w:rFonts w:ascii="Latha" w:hAnsi="Latha" w:cs="Latha"/>
+                <w:b/>
+                <w:bCs/>
+                <w:szCs w:val="24"/>
+                <w:cs/>
+                <w:lang w:bidi="ta-IN"/>
+              </w:rPr>
+              <w:t>:</w:t>
+            </w:r>
+            <w:r>
+              <w:rPr>
+                <w:rFonts w:ascii="Latha" w:hAnsi="Latha" w:cs="Latha"/>
+                <w:szCs w:val="24"/>
+                <w:cs/>
+                <w:lang w:bidi="ta-IN"/>
+              </w:rPr>
+              <w:t xml:space="preserve"> </w:t>
+            </w:r>
+            <w:r>
+              <w:rPr>
+                <w:rFonts w:ascii="Latha" w:hAnsi="Latha" w:cs="Latha"/>
+                <w:szCs w:val="24"/>
+                <w:lang w:bidi="ta-IN"/>
+              </w:rPr>
+              <w:t xml:space="preserve">| </w:t>
+            </w:r>
+            <w:r>
+              <w:rPr>
+                <w:rFonts w:ascii="Latha" w:hAnsi="Latha" w:cs="Latha"/>
+                <w:szCs w:val="24"/>
+                <w:cs/>
+                <w:lang w:bidi="ta-IN"/>
+              </w:rPr>
+              <w:t>ச</w:t>
+            </w:r>
+            <w:r>
+              <w:rPr>
+                <w:rFonts w:ascii="BRH Tamil Tab Extra" w:hAnsi="BRH Tamil Tab Extra" w:cs="Latha"/>
+                <w:b/>
+                <w:szCs w:val="24"/>
+                <w:lang w:bidi="ta-IN"/>
+              </w:rPr>
+              <w:t>…</w:t>
+            </w:r>
+            <w:r>
+              <w:rPr>
+                <w:rFonts w:ascii="Latha" w:hAnsi="Latha" w:cs="Latha"/>
+                <w:szCs w:val="24"/>
+                <w:cs/>
+                <w:lang w:bidi="ta-IN"/>
+              </w:rPr>
+              <w:t>ந்</w:t>
+            </w:r>
+            <w:r>
+              <w:rPr>
+                <w:rFonts w:ascii="Latha" w:hAnsi="Latha" w:cs="Latha"/>
+                <w:szCs w:val="24"/>
                 <w:highlight w:val="green"/>
-              </w:rPr>
-              <w:t>lSìÉaÉëÉ</w:t>
-            </w:r>
-            <w:r>
-              <w:rPr>
-                <w:rFonts w:ascii="BRH Devanagari Extra" w:hAnsi="BRH Devanagari Extra" w:cs="BRH Devanagari Extra"/>
-                <w:color w:val="000000"/>
-                <w:sz w:val="32"/>
-                <w:szCs w:val="40"/>
+                <w:cs/>
+                <w:lang w:bidi="ta-IN"/>
+              </w:rPr>
+              <w:t>த்</w:t>
+            </w:r>
+            <w:r>
+              <w:rPr>
+                <w:rFonts w:ascii="Latha" w:hAnsi="Latha" w:cs="Latha"/>
+                <w:b/>
+                <w:bCs/>
+                <w:position w:val="-12"/>
+                <w:szCs w:val="24"/>
+                <w:highlight w:val="green"/>
+                <w:cs/>
+                <w:lang w:bidi="ta-IN"/>
+              </w:rPr>
+              <w:t>3</w:t>
+            </w:r>
+            <w:r>
+              <w:rPr>
+                <w:rFonts w:ascii="Latha" w:hAnsi="Latha" w:cs="Latha"/>
+                <w:szCs w:val="24"/>
+                <w:highlight w:val="green"/>
+                <w:cs/>
+                <w:lang w:bidi="ta-IN"/>
+              </w:rPr>
+              <w:t>ராக்</w:t>
+            </w:r>
+            <w:r>
+              <w:rPr>
+                <w:rFonts w:ascii="Latha" w:hAnsi="Latha" w:cs="Latha"/>
+                <w:b/>
+                <w:bCs/>
+                <w:position w:val="-12"/>
+                <w:szCs w:val="24"/>
+                <w:highlight w:val="green"/>
+                <w:cs/>
+                <w:lang w:bidi="ta-IN"/>
+              </w:rPr>
+              <w:t>3</w:t>
+            </w:r>
+            <w:r>
+              <w:rPr>
+                <w:rFonts w:ascii="Latha" w:hAnsi="Latha" w:cs="Latha"/>
+                <w:szCs w:val="24"/>
+                <w:highlight w:val="green"/>
+                <w:cs/>
+                <w:lang w:bidi="ta-IN"/>
+              </w:rPr>
+              <w:t>ரா</w:t>
+            </w:r>
+            <w:r>
+              <w:rPr>
+                <w:rFonts w:ascii="BRH Tamil Tab Extra" w:hAnsi="BRH Tamil Tab Extra" w:cs="Latha"/>
+                <w:b/>
+                <w:szCs w:val="24"/>
+                <w:lang w:bidi="ta-IN"/>
+              </w:rPr>
+              <w:t>‡</w:t>
+            </w:r>
+            <w:r>
+              <w:rPr>
+                <w:rFonts w:ascii="Latha" w:hAnsi="Latha" w:cs="Latha"/>
+                <w:b/>
+                <w:bCs/>
+                <w:szCs w:val="24"/>
+                <w:cs/>
+                <w:lang w:bidi="ta-IN"/>
+              </w:rPr>
+              <w:t>:</w:t>
+            </w:r>
+            <w:r>
+              <w:rPr>
+                <w:rFonts w:ascii="Latha" w:hAnsi="Latha" w:cs="Latha"/>
+                <w:szCs w:val="24"/>
+                <w:cs/>
+                <w:lang w:bidi="ta-IN"/>
+              </w:rPr>
+              <w:t xml:space="preserve"> </w:t>
+            </w:r>
+            <w:r>
+              <w:rPr>
+                <w:rFonts w:ascii="Latha" w:hAnsi="Latha" w:cs="Latha"/>
+                <w:szCs w:val="24"/>
+                <w:lang w:bidi="ta-IN"/>
+              </w:rPr>
+              <w:t>|</w:t>
+            </w:r>
+          </w:p>
+          <w:p>
+            <w:pPr>
+              <w:autoSpaceDE w:val="0"/>
+              <w:autoSpaceDN w:val="0"/>
+              <w:adjustRightInd w:val="0"/>
+              <w:rPr>
+                <w:rFonts w:ascii="Latha" w:hAnsi="Latha" w:cs="Latha"/>
+                <w:szCs w:val="24"/>
+                <w:lang w:bidi="ta-IN"/>
+              </w:rPr>
+            </w:pPr>
+            <w:r>
+              <w:rPr>
+                <w:rFonts w:ascii="Latha" w:hAnsi="Latha" w:cs="Latha"/>
+                <w:szCs w:val="24"/>
+                <w:cs/>
+                <w:lang w:bidi="ta-IN"/>
+              </w:rPr>
+              <w:t>ஶு</w:t>
+            </w:r>
+            <w:r>
+              <w:rPr>
+                <w:rFonts w:ascii="BRH Tamil Tab Extra" w:hAnsi="BRH Tamil Tab Extra" w:cs="Latha"/>
+                <w:b/>
+                <w:szCs w:val="24"/>
+                <w:lang w:bidi="ta-IN"/>
+              </w:rPr>
+              <w:t>…</w:t>
+            </w:r>
+            <w:r>
+              <w:rPr>
+                <w:rFonts w:ascii="Latha" w:hAnsi="Latha" w:cs="Latha"/>
+                <w:szCs w:val="24"/>
+                <w:cs/>
+                <w:lang w:bidi="ta-IN"/>
+              </w:rPr>
+              <w:t>ருத</w:t>
+            </w:r>
+            <w:r>
+              <w:rPr>
+                <w:rFonts w:ascii="BRH Tamil Tab Extra" w:hAnsi="BRH Tamil Tab Extra" w:cs="Latha"/>
+                <w:b/>
+                <w:szCs w:val="24"/>
+                <w:lang w:bidi="ta-IN"/>
+              </w:rPr>
+              <w:t>†</w:t>
+            </w:r>
+            <w:r>
+              <w:rPr>
+                <w:rFonts w:ascii="Latha" w:hAnsi="Latha" w:cs="Latha"/>
+                <w:b/>
+                <w:bCs/>
+                <w:position w:val="-12"/>
+                <w:szCs w:val="24"/>
+                <w:cs/>
+                <w:lang w:bidi="ta-IN"/>
+              </w:rPr>
+              <w:t>4</w:t>
+            </w:r>
+            <w:r>
+              <w:rPr>
+                <w:rFonts w:ascii="Latha" w:hAnsi="Latha" w:cs="Latha"/>
+                <w:szCs w:val="24"/>
+                <w:cs/>
+                <w:lang w:bidi="ta-IN"/>
+              </w:rPr>
+              <w:t>ஶ்ச</w:t>
+            </w:r>
+            <w:r>
+              <w:rPr>
+                <w:rFonts w:ascii="BRH Tamil Tab Extra" w:hAnsi="BRH Tamil Tab Extra" w:cs="Latha"/>
+                <w:b/>
+                <w:szCs w:val="24"/>
+                <w:lang w:bidi="ta-IN"/>
+              </w:rPr>
+              <w:t>…</w:t>
+            </w:r>
+            <w:r>
+              <w:rPr>
+                <w:rFonts w:ascii="Latha" w:hAnsi="Latha" w:cs="Latha"/>
+                <w:szCs w:val="24"/>
+                <w:cs/>
+                <w:lang w:bidi="ta-IN"/>
+              </w:rPr>
+              <w:t>ந்</w:t>
+            </w:r>
+            <w:r>
+              <w:rPr>
+                <w:rFonts w:ascii="Latha" w:hAnsi="Latha" w:cs="Latha"/>
+                <w:szCs w:val="24"/>
+                <w:highlight w:val="green"/>
+                <w:cs/>
+                <w:lang w:bidi="ta-IN"/>
+              </w:rPr>
+              <w:t>த்</w:t>
+            </w:r>
+            <w:r>
+              <w:rPr>
+                <w:rFonts w:ascii="Latha" w:hAnsi="Latha" w:cs="Latha"/>
+                <w:b/>
+                <w:bCs/>
+                <w:position w:val="-12"/>
+                <w:szCs w:val="24"/>
+                <w:highlight w:val="green"/>
+                <w:cs/>
+                <w:lang w:bidi="ta-IN"/>
+              </w:rPr>
+              <w:t>3</w:t>
+            </w:r>
+            <w:r>
+              <w:rPr>
+                <w:rFonts w:ascii="Latha" w:hAnsi="Latha" w:cs="Latha"/>
+                <w:szCs w:val="24"/>
+                <w:highlight w:val="green"/>
+                <w:cs/>
+                <w:lang w:bidi="ta-IN"/>
+              </w:rPr>
+              <w:t>ராக்</w:t>
+            </w:r>
+            <w:r>
+              <w:rPr>
+                <w:rFonts w:ascii="Latha" w:hAnsi="Latha" w:cs="Latha"/>
+                <w:b/>
+                <w:bCs/>
+                <w:position w:val="-12"/>
+                <w:szCs w:val="24"/>
+                <w:highlight w:val="green"/>
+                <w:cs/>
+                <w:lang w:bidi="ta-IN"/>
+              </w:rPr>
+              <w:t>3</w:t>
+            </w:r>
+            <w:r>
+              <w:rPr>
+                <w:rFonts w:ascii="Latha" w:hAnsi="Latha" w:cs="Latha"/>
+                <w:szCs w:val="24"/>
+                <w:highlight w:val="green"/>
+                <w:cs/>
+                <w:lang w:bidi="ta-IN"/>
+              </w:rPr>
+              <w:t>ரா</w:t>
+            </w:r>
+            <w:r>
+              <w:rPr>
+                <w:rFonts w:ascii="BRH Tamil Tab Extra" w:hAnsi="BRH Tamil Tab Extra" w:cs="Latha"/>
+                <w:b/>
+                <w:szCs w:val="24"/>
+                <w:highlight w:val="green"/>
+                <w:lang w:bidi="ta-IN"/>
+              </w:rPr>
+              <w:t>‡</w:t>
+            </w:r>
+            <w:r>
+              <w:rPr>
+                <w:rFonts w:ascii="Latha" w:hAnsi="Latha" w:cs="Latha"/>
+                <w:szCs w:val="24"/>
+                <w:cs/>
+                <w:lang w:bidi="ta-IN"/>
+              </w:rPr>
+              <w:t>ஶ்ச</w:t>
+            </w:r>
+            <w:r>
+              <w:rPr>
+                <w:rFonts w:ascii="BRH Tamil Tab Extra" w:hAnsi="BRH Tamil Tab Extra" w:cs="Latha"/>
+                <w:b/>
+                <w:szCs w:val="24"/>
+                <w:lang w:bidi="ta-IN"/>
+              </w:rPr>
+              <w:t>…</w:t>
+            </w:r>
+            <w:r>
+              <w:rPr>
+                <w:rFonts w:ascii="Latha" w:hAnsi="Latha" w:cs="Latha"/>
+                <w:szCs w:val="24"/>
+                <w:cs/>
+                <w:lang w:bidi="ta-IN"/>
+              </w:rPr>
+              <w:t>ந்</w:t>
+            </w:r>
+            <w:r>
+              <w:rPr>
+                <w:rFonts w:ascii="Latha" w:hAnsi="Latha" w:cs="Latha"/>
+                <w:szCs w:val="24"/>
+                <w:highlight w:val="green"/>
+                <w:cs/>
+                <w:lang w:bidi="ta-IN"/>
+              </w:rPr>
+              <w:t>த்</w:t>
+            </w:r>
+            <w:r>
+              <w:rPr>
+                <w:rFonts w:ascii="Latha" w:hAnsi="Latha" w:cs="Latha"/>
+                <w:b/>
+                <w:bCs/>
+                <w:position w:val="-12"/>
+                <w:szCs w:val="24"/>
+                <w:highlight w:val="green"/>
+                <w:cs/>
+                <w:lang w:bidi="ta-IN"/>
+              </w:rPr>
+              <w:t>3</w:t>
+            </w:r>
+            <w:r>
+              <w:rPr>
+                <w:rFonts w:ascii="Latha" w:hAnsi="Latha" w:cs="Latha"/>
+                <w:szCs w:val="24"/>
+                <w:highlight w:val="green"/>
+                <w:cs/>
+                <w:lang w:bidi="ta-IN"/>
+              </w:rPr>
+              <w:t>ராக்</w:t>
+            </w:r>
+            <w:r>
+              <w:rPr>
+                <w:rFonts w:ascii="Latha" w:hAnsi="Latha" w:cs="Latha"/>
+                <w:b/>
+                <w:bCs/>
+                <w:position w:val="-12"/>
+                <w:szCs w:val="24"/>
+                <w:highlight w:val="green"/>
+                <w:cs/>
+                <w:lang w:bidi="ta-IN"/>
+              </w:rPr>
+              <w:t>3</w:t>
+            </w:r>
+            <w:r>
+              <w:rPr>
+                <w:rFonts w:ascii="Latha" w:hAnsi="Latha" w:cs="Latha"/>
+                <w:szCs w:val="24"/>
+                <w:highlight w:val="green"/>
+                <w:cs/>
+                <w:lang w:bidi="ta-IN"/>
+              </w:rPr>
+              <w:t>ரா</w:t>
+            </w:r>
+            <w:r>
+              <w:rPr>
+                <w:rFonts w:ascii="BRH Tamil Tab Extra" w:hAnsi="BRH Tamil Tab Extra" w:cs="Latha"/>
+                <w:b/>
+                <w:szCs w:val="24"/>
                 <w:highlight w:val="yellow"/>
-              </w:rPr>
-              <w:t>ÿ</w:t>
-            </w:r>
-            <w:r>
-              <w:rPr>
-                <w:rFonts w:ascii="BRH Devanagari Extra" w:hAnsi="BRH Devanagari Extra" w:cs="BRH Devanagari Extra"/>
-                <w:color w:val="000000"/>
-                <w:sz w:val="32"/>
-                <w:szCs w:val="40"/>
-              </w:rPr>
-              <w:t>È |</w:t>
+                <w:lang w:bidi="ta-IN"/>
+              </w:rPr>
+              <w:t>‡</w:t>
+            </w:r>
+            <w:r>
+              <w:rPr>
+                <w:rFonts w:ascii="Latha" w:hAnsi="Latha" w:cs="Latha"/>
+                <w:b/>
+                <w:bCs/>
+                <w:szCs w:val="24"/>
+                <w:cs/>
+                <w:lang w:bidi="ta-IN"/>
+              </w:rPr>
+              <w:t>:</w:t>
+            </w:r>
+            <w:r>
+              <w:rPr>
+                <w:rFonts w:ascii="Latha" w:hAnsi="Latha" w:cs="Latha"/>
+                <w:szCs w:val="24"/>
+                <w:cs/>
+                <w:lang w:bidi="ta-IN"/>
+              </w:rPr>
+              <w:t xml:space="preserve"> ஶு</w:t>
+            </w:r>
+            <w:r>
+              <w:rPr>
+                <w:rFonts w:ascii="BRH Tamil Tab Extra" w:hAnsi="BRH Tamil Tab Extra" w:cs="Latha"/>
+                <w:b/>
+                <w:szCs w:val="24"/>
+                <w:lang w:bidi="ta-IN"/>
+              </w:rPr>
+              <w:t>…</w:t>
+            </w:r>
+            <w:r>
+              <w:rPr>
+                <w:rFonts w:ascii="Latha" w:hAnsi="Latha" w:cs="Latha"/>
+                <w:szCs w:val="24"/>
+                <w:cs/>
+                <w:lang w:bidi="ta-IN"/>
+              </w:rPr>
+              <w:t>ருத</w:t>
+            </w:r>
+            <w:r>
+              <w:rPr>
+                <w:rFonts w:ascii="BRH Tamil Tab Extra" w:hAnsi="BRH Tamil Tab Extra" w:cs="Latha"/>
+                <w:b/>
+                <w:szCs w:val="24"/>
+                <w:lang w:bidi="ta-IN"/>
+              </w:rPr>
+              <w:t>†</w:t>
+            </w:r>
+            <w:r>
+              <w:rPr>
+                <w:rFonts w:ascii="Latha" w:hAnsi="Latha" w:cs="Latha"/>
+                <w:b/>
+                <w:bCs/>
+                <w:position w:val="-12"/>
+                <w:szCs w:val="24"/>
+                <w:cs/>
+                <w:lang w:bidi="ta-IN"/>
+              </w:rPr>
+              <w:t>4</w:t>
+            </w:r>
+            <w:r>
+              <w:rPr>
+                <w:rFonts w:ascii="Latha" w:hAnsi="Latha" w:cs="Latha"/>
+                <w:b/>
+                <w:bCs/>
+                <w:szCs w:val="24"/>
+                <w:cs/>
+                <w:lang w:bidi="ta-IN"/>
+              </w:rPr>
+              <w:t>:</w:t>
+            </w:r>
+            <w:r>
+              <w:rPr>
+                <w:rFonts w:ascii="Latha" w:hAnsi="Latha" w:cs="Latha"/>
+                <w:szCs w:val="24"/>
+                <w:cs/>
+                <w:lang w:bidi="ta-IN"/>
+              </w:rPr>
+              <w:t xml:space="preserve"> ஶு</w:t>
+            </w:r>
+            <w:r>
+              <w:rPr>
+                <w:rFonts w:ascii="BRH Tamil Tab Extra" w:hAnsi="BRH Tamil Tab Extra" w:cs="Latha"/>
+                <w:b/>
+                <w:szCs w:val="24"/>
+                <w:lang w:bidi="ta-IN"/>
+              </w:rPr>
+              <w:t>…</w:t>
+            </w:r>
+            <w:r>
+              <w:rPr>
+                <w:rFonts w:ascii="Latha" w:hAnsi="Latha" w:cs="Latha"/>
+                <w:szCs w:val="24"/>
+                <w:cs/>
+                <w:lang w:bidi="ta-IN"/>
+              </w:rPr>
+              <w:t>ருத</w:t>
+            </w:r>
+            <w:r>
+              <w:rPr>
+                <w:rFonts w:ascii="BRH Tamil Tab Extra" w:hAnsi="BRH Tamil Tab Extra" w:cs="Latha"/>
+                <w:b/>
+                <w:szCs w:val="24"/>
+                <w:lang w:bidi="ta-IN"/>
+              </w:rPr>
+              <w:t>†</w:t>
+            </w:r>
+            <w:r>
+              <w:rPr>
+                <w:rFonts w:ascii="Latha" w:hAnsi="Latha" w:cs="Latha"/>
+                <w:b/>
+                <w:bCs/>
+                <w:position w:val="-12"/>
+                <w:szCs w:val="24"/>
+                <w:cs/>
+                <w:lang w:bidi="ta-IN"/>
+              </w:rPr>
+              <w:t>4</w:t>
+            </w:r>
+            <w:r>
+              <w:rPr>
+                <w:rFonts w:ascii="Latha" w:hAnsi="Latha" w:cs="Latha"/>
+                <w:szCs w:val="24"/>
+                <w:cs/>
+                <w:lang w:bidi="ta-IN"/>
+              </w:rPr>
+              <w:t>ஶ்ச</w:t>
+            </w:r>
+            <w:r>
+              <w:rPr>
+                <w:rFonts w:ascii="BRH Tamil Tab Extra" w:hAnsi="BRH Tamil Tab Extra" w:cs="Latha"/>
+                <w:b/>
+                <w:szCs w:val="24"/>
+                <w:highlight w:val="green"/>
+                <w:lang w:bidi="ta-IN"/>
+              </w:rPr>
+              <w:t>…</w:t>
+            </w:r>
+            <w:r>
+              <w:rPr>
+                <w:rFonts w:ascii="Latha" w:hAnsi="Latha" w:cs="Latha"/>
+                <w:szCs w:val="24"/>
+                <w:highlight w:val="green"/>
+                <w:cs/>
+                <w:lang w:bidi="ta-IN"/>
+              </w:rPr>
+              <w:t>ந்த்</w:t>
+            </w:r>
+            <w:r>
+              <w:rPr>
+                <w:rFonts w:ascii="Latha" w:hAnsi="Latha" w:cs="Latha"/>
+                <w:b/>
+                <w:bCs/>
+                <w:position w:val="-12"/>
+                <w:szCs w:val="24"/>
+                <w:highlight w:val="green"/>
+                <w:cs/>
+                <w:lang w:bidi="ta-IN"/>
+              </w:rPr>
+              <w:t>3</w:t>
+            </w:r>
+            <w:r>
+              <w:rPr>
+                <w:rFonts w:ascii="Latha" w:hAnsi="Latha" w:cs="Latha"/>
+                <w:szCs w:val="24"/>
+                <w:highlight w:val="green"/>
+                <w:cs/>
+                <w:lang w:bidi="ta-IN"/>
+              </w:rPr>
+              <w:t>ராக்</w:t>
+            </w:r>
+            <w:r>
+              <w:rPr>
+                <w:rFonts w:ascii="Latha" w:hAnsi="Latha" w:cs="Latha"/>
+                <w:b/>
+                <w:bCs/>
+                <w:position w:val="-12"/>
+                <w:szCs w:val="24"/>
+                <w:highlight w:val="green"/>
+                <w:cs/>
+                <w:lang w:bidi="ta-IN"/>
+              </w:rPr>
+              <w:t>3</w:t>
+            </w:r>
+            <w:r>
+              <w:rPr>
+                <w:rFonts w:ascii="Latha" w:hAnsi="Latha" w:cs="Latha"/>
+                <w:szCs w:val="24"/>
+                <w:highlight w:val="green"/>
+                <w:cs/>
+                <w:lang w:bidi="ta-IN"/>
+              </w:rPr>
+              <w:t>ரா</w:t>
+            </w:r>
+            <w:r>
+              <w:rPr>
+                <w:rFonts w:ascii="BRH Tamil Tab Extra" w:hAnsi="BRH Tamil Tab Extra" w:cs="Latha"/>
+                <w:b/>
+                <w:szCs w:val="24"/>
+                <w:highlight w:val="green"/>
+                <w:lang w:bidi="ta-IN"/>
+              </w:rPr>
+              <w:t>‡</w:t>
+            </w:r>
+            <w:r>
+              <w:rPr>
+                <w:rFonts w:ascii="Latha" w:hAnsi="Latha" w:cs="Latha"/>
+                <w:b/>
+                <w:bCs/>
+                <w:szCs w:val="24"/>
+                <w:highlight w:val="green"/>
+                <w:cs/>
+                <w:lang w:bidi="ta-IN"/>
+              </w:rPr>
+              <w:t>:</w:t>
+            </w:r>
+            <w:r>
+              <w:rPr>
+                <w:rFonts w:ascii="Latha" w:hAnsi="Latha" w:cs="Latha"/>
+                <w:szCs w:val="24"/>
+                <w:cs/>
+                <w:lang w:bidi="ta-IN"/>
+              </w:rPr>
+              <w:t xml:space="preserve"> </w:t>
+            </w:r>
+            <w:r>
+              <w:rPr>
+                <w:rFonts w:ascii="Latha" w:hAnsi="Latha" w:cs="Latha"/>
+                <w:szCs w:val="24"/>
+                <w:lang w:bidi="ta-IN"/>
+              </w:rPr>
+              <w:t xml:space="preserve">| </w:t>
+            </w:r>
+          </w:p>
+          <w:p>
+            <w:pPr>
+              <w:autoSpaceDE w:val="0"/>
+              <w:autoSpaceDN w:val="0"/>
+              <w:adjustRightInd w:val="0"/>
+              <w:rPr>
+                <w:rFonts w:ascii="Latha" w:hAnsi="Latha" w:cs="Latha"/>
+                <w:szCs w:val="24"/>
+                <w:lang w:bidi="ta-IN"/>
+              </w:rPr>
+            </w:pPr>
+            <w:r>
+              <w:rPr>
+                <w:rFonts w:cs="Arial Unicode MS"/>
+                <w:b/>
+                <w:bCs/>
+                <w:szCs w:val="24"/>
+                <w:lang w:bidi="ta-IN"/>
+              </w:rPr>
+              <w:t>3</w:t>
+            </w:r>
+            <w:r>
+              <w:rPr>
+                <w:rFonts w:cs="Arial Unicode MS"/>
+                <w:b/>
+                <w:bCs/>
+                <w:szCs w:val="24"/>
+                <w:cs/>
+                <w:lang w:bidi="ta-IN"/>
+              </w:rPr>
+              <w:t>7)1.1.14.</w:t>
+            </w:r>
+            <w:r>
+              <w:rPr>
+                <w:rFonts w:cs="Arial Unicode MS"/>
+                <w:b/>
+                <w:bCs/>
+                <w:szCs w:val="24"/>
+                <w:lang w:bidi="ta-IN"/>
+              </w:rPr>
+              <w:t>2(3</w:t>
+            </w:r>
+            <w:r>
+              <w:rPr>
+                <w:rFonts w:cs="Arial Unicode MS"/>
+                <w:b/>
+                <w:bCs/>
+                <w:szCs w:val="24"/>
+                <w:cs/>
+                <w:lang w:bidi="ta-IN"/>
+              </w:rPr>
+              <w:t>4)</w:t>
+            </w:r>
+            <w:r>
+              <w:rPr>
+                <w:rFonts w:ascii="Latha" w:hAnsi="Latha" w:cs="Latha"/>
+                <w:szCs w:val="24"/>
+                <w:lang w:bidi="ta-IN"/>
+              </w:rPr>
+              <w:t xml:space="preserve">-  </w:t>
+            </w:r>
+            <w:r>
+              <w:rPr>
+                <w:rFonts w:ascii="Latha" w:hAnsi="Latha" w:cs="Latha"/>
+                <w:szCs w:val="24"/>
+                <w:cs/>
+                <w:lang w:bidi="ta-IN"/>
+              </w:rPr>
+              <w:t>ச</w:t>
+            </w:r>
+            <w:r>
+              <w:rPr>
+                <w:rFonts w:ascii="BRH Tamil Tab Extra" w:hAnsi="BRH Tamil Tab Extra" w:cs="Latha"/>
+                <w:b/>
+                <w:szCs w:val="24"/>
+                <w:lang w:bidi="ta-IN"/>
+              </w:rPr>
+              <w:t>…</w:t>
+            </w:r>
+            <w:r>
+              <w:rPr>
+                <w:rFonts w:ascii="Latha" w:hAnsi="Latha" w:cs="Latha"/>
+                <w:szCs w:val="24"/>
+                <w:cs/>
+                <w:lang w:bidi="ta-IN"/>
+              </w:rPr>
+              <w:t>ந்</w:t>
+            </w:r>
+            <w:r>
+              <w:rPr>
+                <w:rFonts w:ascii="Latha" w:hAnsi="Latha" w:cs="Latha"/>
+                <w:szCs w:val="24"/>
+                <w:highlight w:val="green"/>
+                <w:cs/>
+                <w:lang w:bidi="ta-IN"/>
+              </w:rPr>
+              <w:t>த்</w:t>
+            </w:r>
+            <w:r>
+              <w:rPr>
+                <w:rFonts w:ascii="Latha" w:hAnsi="Latha" w:cs="Latha"/>
+                <w:b/>
+                <w:bCs/>
+                <w:position w:val="-12"/>
+                <w:szCs w:val="24"/>
+                <w:highlight w:val="green"/>
+                <w:cs/>
+                <w:lang w:bidi="ta-IN"/>
+              </w:rPr>
+              <w:t>3</w:t>
+            </w:r>
+            <w:r>
+              <w:rPr>
+                <w:rFonts w:ascii="Latha" w:hAnsi="Latha" w:cs="Latha"/>
+                <w:szCs w:val="24"/>
+                <w:highlight w:val="green"/>
+                <w:cs/>
+                <w:lang w:bidi="ta-IN"/>
+              </w:rPr>
+              <w:t>ராக்</w:t>
+            </w:r>
+            <w:r>
+              <w:rPr>
+                <w:rFonts w:ascii="Latha" w:hAnsi="Latha" w:cs="Latha"/>
+                <w:b/>
+                <w:bCs/>
+                <w:position w:val="-12"/>
+                <w:szCs w:val="24"/>
+                <w:highlight w:val="green"/>
+                <w:cs/>
+                <w:lang w:bidi="ta-IN"/>
+              </w:rPr>
+              <w:t>3</w:t>
+            </w:r>
+            <w:r>
+              <w:rPr>
+                <w:rFonts w:ascii="Latha" w:hAnsi="Latha" w:cs="Latha"/>
+                <w:szCs w:val="24"/>
+                <w:highlight w:val="green"/>
+                <w:cs/>
+                <w:lang w:bidi="ta-IN"/>
+              </w:rPr>
+              <w:t>ரா</w:t>
+            </w:r>
+            <w:r>
+              <w:rPr>
+                <w:rFonts w:ascii="BRH Tamil Tab Extra" w:hAnsi="BRH Tamil Tab Extra" w:cs="Latha"/>
+                <w:b/>
+                <w:szCs w:val="24"/>
+                <w:highlight w:val="green"/>
+                <w:lang w:bidi="ta-IN"/>
+              </w:rPr>
+              <w:t>‡</w:t>
+            </w:r>
+            <w:r>
+              <w:rPr>
+                <w:rFonts w:ascii="Latha" w:hAnsi="Latha" w:cs="Latha"/>
+                <w:b/>
+                <w:bCs/>
+                <w:szCs w:val="24"/>
+                <w:highlight w:val="green"/>
+                <w:cs/>
+                <w:lang w:bidi="ta-IN"/>
+              </w:rPr>
+              <w:t>:</w:t>
+            </w:r>
+            <w:r>
+              <w:rPr>
+                <w:rFonts w:ascii="Latha" w:hAnsi="Latha" w:cs="Latha"/>
+                <w:szCs w:val="24"/>
+                <w:cs/>
+                <w:lang w:bidi="ta-IN"/>
+              </w:rPr>
+              <w:t xml:space="preserve"> </w:t>
+            </w:r>
+            <w:r>
+              <w:rPr>
+                <w:rFonts w:ascii="Latha" w:hAnsi="Latha" w:cs="Latha"/>
+                <w:szCs w:val="24"/>
+                <w:lang w:bidi="ta-IN"/>
+              </w:rPr>
+              <w:t xml:space="preserve">| </w:t>
+            </w:r>
+            <w:r>
+              <w:rPr>
+                <w:rFonts w:ascii="Latha" w:hAnsi="Latha" w:cs="Latha"/>
+                <w:szCs w:val="24"/>
+                <w:cs/>
+                <w:lang w:bidi="ta-IN"/>
+              </w:rPr>
+              <w:t>தி</w:t>
+            </w:r>
+            <w:r>
+              <w:rPr>
+                <w:rFonts w:ascii="Latha" w:hAnsi="Latha" w:cs="Latha"/>
+                <w:b/>
+                <w:bCs/>
+                <w:position w:val="-12"/>
+                <w:szCs w:val="24"/>
+                <w:cs/>
+                <w:lang w:bidi="ta-IN"/>
+              </w:rPr>
+              <w:t>4</w:t>
+            </w:r>
+            <w:r>
+              <w:rPr>
+                <w:rFonts w:ascii="Latha" w:hAnsi="Latha" w:cs="Latha"/>
+                <w:szCs w:val="24"/>
+                <w:cs/>
+                <w:lang w:bidi="ta-IN"/>
+              </w:rPr>
+              <w:t>ய</w:t>
+            </w:r>
+            <w:r>
+              <w:rPr>
+                <w:rFonts w:ascii="BRH Tamil Tab Extra" w:hAnsi="BRH Tamil Tab Extra" w:cs="Latha"/>
+                <w:b/>
+                <w:szCs w:val="24"/>
+                <w:lang w:bidi="ta-IN"/>
+              </w:rPr>
+              <w:t>†</w:t>
+            </w:r>
+            <w:r>
+              <w:rPr>
+                <w:rFonts w:ascii="Latha" w:hAnsi="Latha" w:cs="Latha"/>
+                <w:szCs w:val="24"/>
+                <w:cs/>
+                <w:lang w:bidi="ta-IN"/>
+              </w:rPr>
+              <w:t>ந்தி</w:t>
+            </w:r>
+            <w:r>
+              <w:rPr>
+                <w:rFonts w:ascii="Latha" w:hAnsi="Latha" w:cs="Latha"/>
+                <w:b/>
+                <w:bCs/>
+                <w:position w:val="-12"/>
+                <w:szCs w:val="24"/>
+                <w:cs/>
+                <w:lang w:bidi="ta-IN"/>
+              </w:rPr>
+              <w:t>4</w:t>
+            </w:r>
+            <w:r>
+              <w:rPr>
+                <w:rFonts w:ascii="Latha" w:hAnsi="Latha" w:cs="Latha"/>
+                <w:szCs w:val="24"/>
+                <w:cs/>
+                <w:lang w:bidi="ta-IN"/>
+              </w:rPr>
+              <w:t xml:space="preserve">யம் </w:t>
+            </w:r>
+            <w:r>
+              <w:rPr>
+                <w:rFonts w:ascii="Latha" w:hAnsi="Latha" w:cs="Latha"/>
+                <w:szCs w:val="24"/>
+                <w:lang w:bidi="ta-IN"/>
+              </w:rPr>
+              <w:t>|</w:t>
+            </w:r>
+          </w:p>
+          <w:p>
+            <w:pPr>
+              <w:autoSpaceDE w:val="0"/>
+              <w:autoSpaceDN w:val="0"/>
+              <w:adjustRightInd w:val="0"/>
+              <w:rPr>
+                <w:rFonts w:ascii="Latha" w:hAnsi="Latha" w:cs="Latha"/>
+                <w:szCs w:val="24"/>
+                <w:lang w:bidi="ta-IN"/>
+              </w:rPr>
+            </w:pPr>
+            <w:r>
+              <w:rPr>
+                <w:rFonts w:ascii="Latha" w:hAnsi="Latha" w:cs="Latha"/>
+                <w:szCs w:val="24"/>
+                <w:cs/>
+                <w:lang w:bidi="ta-IN"/>
+              </w:rPr>
+              <w:t>ச</w:t>
+            </w:r>
+            <w:r>
+              <w:rPr>
+                <w:rFonts w:ascii="BRH Tamil Tab Extra" w:hAnsi="BRH Tamil Tab Extra" w:cs="Latha"/>
+                <w:b/>
+                <w:szCs w:val="24"/>
+                <w:lang w:bidi="ta-IN"/>
+              </w:rPr>
+              <w:t>…</w:t>
+            </w:r>
+            <w:r>
+              <w:rPr>
+                <w:rFonts w:ascii="Latha" w:hAnsi="Latha" w:cs="Latha"/>
+                <w:szCs w:val="24"/>
+                <w:cs/>
+                <w:lang w:bidi="ta-IN"/>
+              </w:rPr>
+              <w:t>ந்</w:t>
+            </w:r>
+            <w:r>
+              <w:rPr>
+                <w:rFonts w:ascii="Latha" w:hAnsi="Latha" w:cs="Latha"/>
+                <w:szCs w:val="24"/>
+                <w:highlight w:val="green"/>
+                <w:cs/>
+                <w:lang w:bidi="ta-IN"/>
+              </w:rPr>
+              <w:t>த்</w:t>
+            </w:r>
+            <w:r>
+              <w:rPr>
+                <w:rFonts w:ascii="Latha" w:hAnsi="Latha" w:cs="Latha"/>
+                <w:b/>
+                <w:bCs/>
+                <w:position w:val="-12"/>
+                <w:szCs w:val="24"/>
+                <w:highlight w:val="green"/>
+                <w:cs/>
+                <w:lang w:bidi="ta-IN"/>
+              </w:rPr>
+              <w:t>3</w:t>
+            </w:r>
+            <w:r>
+              <w:rPr>
+                <w:rFonts w:ascii="Latha" w:hAnsi="Latha" w:cs="Latha"/>
+                <w:szCs w:val="24"/>
+                <w:highlight w:val="green"/>
+                <w:cs/>
+                <w:lang w:bidi="ta-IN"/>
+              </w:rPr>
+              <w:t>ராக்</w:t>
+            </w:r>
+            <w:r>
+              <w:rPr>
+                <w:rFonts w:ascii="Latha" w:hAnsi="Latha" w:cs="Latha"/>
+                <w:b/>
+                <w:bCs/>
+                <w:position w:val="-12"/>
+                <w:szCs w:val="24"/>
+                <w:cs/>
+                <w:lang w:bidi="ta-IN"/>
+              </w:rPr>
+              <w:t>3</w:t>
+            </w:r>
+            <w:r>
+              <w:rPr>
+                <w:rFonts w:ascii="Latha" w:hAnsi="Latha" w:cs="Latha"/>
+                <w:szCs w:val="24"/>
+                <w:cs/>
+                <w:lang w:bidi="ta-IN"/>
+              </w:rPr>
+              <w:t>ரா</w:t>
+            </w:r>
+            <w:r>
+              <w:rPr>
+                <w:rFonts w:ascii="BRH Tamil Tab Extra" w:hAnsi="BRH Tamil Tab Extra" w:cs="Latha"/>
+                <w:b/>
+                <w:szCs w:val="24"/>
+                <w:lang w:bidi="ta-IN"/>
+              </w:rPr>
+              <w:t>…</w:t>
+            </w:r>
+            <w:r>
+              <w:rPr>
+                <w:rFonts w:ascii="Latha" w:hAnsi="Latha" w:cs="Latha"/>
+                <w:szCs w:val="24"/>
+                <w:lang w:bidi="ta-IN"/>
+              </w:rPr>
+              <w:t xml:space="preserve"> </w:t>
+            </w:r>
+            <w:r>
+              <w:rPr>
+                <w:rFonts w:ascii="Latha" w:hAnsi="Latha" w:cs="Latha"/>
+                <w:szCs w:val="24"/>
+                <w:cs/>
+                <w:lang w:bidi="ta-IN"/>
+              </w:rPr>
+              <w:t>தி</w:t>
+            </w:r>
+            <w:r>
+              <w:rPr>
+                <w:rFonts w:ascii="Latha" w:hAnsi="Latha" w:cs="Latha"/>
+                <w:b/>
+                <w:bCs/>
+                <w:position w:val="-12"/>
+                <w:szCs w:val="24"/>
+                <w:cs/>
+                <w:lang w:bidi="ta-IN"/>
+              </w:rPr>
+              <w:t>4</w:t>
+            </w:r>
+            <w:r>
+              <w:rPr>
+                <w:rFonts w:ascii="Latha" w:hAnsi="Latha" w:cs="Latha"/>
+                <w:szCs w:val="24"/>
+                <w:cs/>
+                <w:lang w:bidi="ta-IN"/>
+              </w:rPr>
+              <w:t>ய</w:t>
+            </w:r>
+            <w:r>
+              <w:rPr>
+                <w:rFonts w:ascii="BRH Tamil Tab Extra" w:hAnsi="BRH Tamil Tab Extra" w:cs="Latha"/>
+                <w:b/>
+                <w:szCs w:val="24"/>
+                <w:lang w:bidi="ta-IN"/>
+              </w:rPr>
+              <w:t>†</w:t>
+            </w:r>
+            <w:r>
+              <w:rPr>
+                <w:rFonts w:ascii="Latha" w:hAnsi="Latha" w:cs="Latha"/>
+                <w:szCs w:val="24"/>
+                <w:cs/>
+                <w:lang w:bidi="ta-IN"/>
+              </w:rPr>
+              <w:t>ந்தி</w:t>
+            </w:r>
+            <w:r>
+              <w:rPr>
+                <w:rFonts w:ascii="Latha" w:hAnsi="Latha" w:cs="Latha"/>
+                <w:b/>
+                <w:bCs/>
+                <w:position w:val="-12"/>
+                <w:szCs w:val="24"/>
+                <w:cs/>
+                <w:lang w:bidi="ta-IN"/>
+              </w:rPr>
+              <w:t>4</w:t>
+            </w:r>
+            <w:r>
+              <w:rPr>
+                <w:rFonts w:ascii="Latha" w:hAnsi="Latha" w:cs="Latha"/>
+                <w:szCs w:val="24"/>
+                <w:cs/>
+                <w:lang w:bidi="ta-IN"/>
+              </w:rPr>
+              <w:t>ய</w:t>
+            </w:r>
+            <w:r>
+              <w:rPr>
+                <w:rFonts w:ascii="BRH Tamil Tab Extra" w:hAnsi="BRH Tamil Tab Extra" w:cs="Latha"/>
+                <w:b/>
+                <w:szCs w:val="24"/>
+                <w:lang w:bidi="ta-IN"/>
+              </w:rPr>
+              <w:t>…</w:t>
+            </w:r>
+            <w:r>
+              <w:rPr>
+                <w:rFonts w:ascii="Latha" w:hAnsi="Latha" w:cs="Latha"/>
+                <w:szCs w:val="24"/>
+                <w:cs/>
+                <w:lang w:bidi="ta-IN"/>
+              </w:rPr>
+              <w:t>ம் தி</w:t>
+            </w:r>
+            <w:r>
+              <w:rPr>
+                <w:rFonts w:ascii="Latha" w:hAnsi="Latha" w:cs="Latha"/>
+                <w:b/>
+                <w:bCs/>
+                <w:position w:val="-12"/>
+                <w:szCs w:val="24"/>
+                <w:cs/>
+                <w:lang w:bidi="ta-IN"/>
+              </w:rPr>
+              <w:t>4</w:t>
+            </w:r>
+            <w:r>
+              <w:rPr>
+                <w:rFonts w:ascii="Latha" w:hAnsi="Latha" w:cs="Latha"/>
+                <w:szCs w:val="24"/>
+                <w:cs/>
+                <w:lang w:bidi="ta-IN"/>
+              </w:rPr>
+              <w:t>ய</w:t>
+            </w:r>
+            <w:r>
+              <w:rPr>
+                <w:rFonts w:ascii="BRH Tamil Tab Extra" w:hAnsi="BRH Tamil Tab Extra" w:cs="Latha"/>
+                <w:b/>
+                <w:szCs w:val="24"/>
+                <w:lang w:bidi="ta-IN"/>
+              </w:rPr>
+              <w:t>†</w:t>
+            </w:r>
+            <w:r>
+              <w:rPr>
+                <w:rFonts w:ascii="Latha" w:hAnsi="Latha" w:cs="Latha"/>
+                <w:szCs w:val="24"/>
+                <w:cs/>
+                <w:lang w:bidi="ta-IN"/>
+              </w:rPr>
+              <w:t>ந்தி</w:t>
+            </w:r>
+            <w:r>
+              <w:rPr>
+                <w:rFonts w:ascii="Latha" w:hAnsi="Latha" w:cs="Latha"/>
+                <w:b/>
+                <w:bCs/>
+                <w:position w:val="-12"/>
+                <w:szCs w:val="24"/>
+                <w:cs/>
+                <w:lang w:bidi="ta-IN"/>
+              </w:rPr>
+              <w:t>4</w:t>
+            </w:r>
+            <w:r>
+              <w:rPr>
+                <w:rFonts w:ascii="Latha" w:hAnsi="Latha" w:cs="Latha"/>
+                <w:szCs w:val="24"/>
+                <w:cs/>
+                <w:lang w:bidi="ta-IN"/>
+              </w:rPr>
+              <w:t>யம் ச</w:t>
+            </w:r>
+            <w:r>
+              <w:rPr>
+                <w:rFonts w:ascii="BRH Tamil Tab Extra" w:hAnsi="BRH Tamil Tab Extra" w:cs="Latha"/>
+                <w:b/>
+                <w:szCs w:val="24"/>
+                <w:lang w:bidi="ta-IN"/>
+              </w:rPr>
+              <w:t>…</w:t>
+            </w:r>
+            <w:r>
+              <w:rPr>
+                <w:rFonts w:ascii="Latha" w:hAnsi="Latha" w:cs="Latha"/>
+                <w:szCs w:val="24"/>
+                <w:cs/>
+                <w:lang w:bidi="ta-IN"/>
+              </w:rPr>
+              <w:t>ந்</w:t>
+            </w:r>
+            <w:r>
+              <w:rPr>
+                <w:rFonts w:ascii="Latha" w:hAnsi="Latha" w:cs="Latha"/>
+                <w:szCs w:val="24"/>
+                <w:highlight w:val="green"/>
+                <w:cs/>
+                <w:lang w:bidi="ta-IN"/>
+              </w:rPr>
+              <w:t>த்</w:t>
+            </w:r>
+            <w:r>
+              <w:rPr>
+                <w:rFonts w:ascii="Latha" w:hAnsi="Latha" w:cs="Latha"/>
+                <w:b/>
+                <w:bCs/>
+                <w:position w:val="-12"/>
+                <w:szCs w:val="24"/>
+                <w:highlight w:val="green"/>
+                <w:cs/>
+                <w:lang w:bidi="ta-IN"/>
+              </w:rPr>
+              <w:t>3</w:t>
+            </w:r>
+            <w:r>
+              <w:rPr>
+                <w:rFonts w:ascii="Latha" w:hAnsi="Latha" w:cs="Latha"/>
+                <w:szCs w:val="24"/>
+                <w:highlight w:val="green"/>
+                <w:cs/>
+                <w:lang w:bidi="ta-IN"/>
+              </w:rPr>
+              <w:t>ராக்</w:t>
+            </w:r>
+            <w:r>
+              <w:rPr>
+                <w:rFonts w:ascii="Latha" w:hAnsi="Latha" w:cs="Latha"/>
+                <w:b/>
+                <w:bCs/>
+                <w:position w:val="-12"/>
+                <w:szCs w:val="24"/>
+                <w:highlight w:val="green"/>
+                <w:cs/>
+                <w:lang w:bidi="ta-IN"/>
+              </w:rPr>
+              <w:t>3</w:t>
+            </w:r>
+            <w:r>
+              <w:rPr>
+                <w:rFonts w:ascii="Latha" w:hAnsi="Latha" w:cs="Latha"/>
+                <w:szCs w:val="24"/>
+                <w:highlight w:val="green"/>
+                <w:cs/>
+                <w:lang w:bidi="ta-IN"/>
+              </w:rPr>
+              <w:t>ரா</w:t>
+            </w:r>
+            <w:r>
+              <w:rPr>
+                <w:rFonts w:ascii="BRH Tamil Tab Extra" w:hAnsi="BRH Tamil Tab Extra" w:cs="Latha"/>
+                <w:b/>
+                <w:szCs w:val="24"/>
+                <w:highlight w:val="yellow"/>
+                <w:lang w:bidi="ta-IN"/>
+              </w:rPr>
+              <w:t>‡</w:t>
+            </w:r>
+            <w:r>
+              <w:rPr>
+                <w:rFonts w:ascii="Latha" w:hAnsi="Latha" w:cs="Latha"/>
+                <w:szCs w:val="24"/>
+                <w:cs/>
+                <w:lang w:bidi="ta-IN"/>
+              </w:rPr>
+              <w:t>ஶ்ச</w:t>
+            </w:r>
+            <w:r>
+              <w:rPr>
+                <w:rFonts w:ascii="BRH Tamil Tab Extra" w:hAnsi="BRH Tamil Tab Extra" w:cs="Latha"/>
+                <w:b/>
+                <w:szCs w:val="24"/>
+                <w:lang w:bidi="ta-IN"/>
+              </w:rPr>
+              <w:t>…</w:t>
+            </w:r>
+            <w:r>
+              <w:rPr>
+                <w:rFonts w:ascii="Latha" w:hAnsi="Latha" w:cs="Latha"/>
+                <w:szCs w:val="24"/>
+                <w:cs/>
+                <w:lang w:bidi="ta-IN"/>
+              </w:rPr>
+              <w:t>ந்</w:t>
+            </w:r>
+            <w:r>
+              <w:rPr>
+                <w:rFonts w:ascii="Latha" w:hAnsi="Latha" w:cs="Latha"/>
+                <w:szCs w:val="24"/>
+                <w:highlight w:val="green"/>
+                <w:cs/>
+                <w:lang w:bidi="ta-IN"/>
+              </w:rPr>
+              <w:t>த்</w:t>
+            </w:r>
+            <w:r>
+              <w:rPr>
+                <w:rFonts w:ascii="Latha" w:hAnsi="Latha" w:cs="Latha"/>
+                <w:b/>
+                <w:bCs/>
+                <w:position w:val="-12"/>
+                <w:szCs w:val="24"/>
+                <w:highlight w:val="green"/>
+                <w:cs/>
+                <w:lang w:bidi="ta-IN"/>
+              </w:rPr>
+              <w:t>3</w:t>
+            </w:r>
+            <w:r>
+              <w:rPr>
+                <w:rFonts w:ascii="Latha" w:hAnsi="Latha" w:cs="Latha"/>
+                <w:szCs w:val="24"/>
+                <w:highlight w:val="green"/>
+                <w:cs/>
+                <w:lang w:bidi="ta-IN"/>
+              </w:rPr>
+              <w:t>ராக்</w:t>
+            </w:r>
+            <w:r>
+              <w:rPr>
+                <w:rFonts w:ascii="Latha" w:hAnsi="Latha" w:cs="Latha"/>
+                <w:b/>
+                <w:bCs/>
+                <w:position w:val="-12"/>
+                <w:szCs w:val="24"/>
+                <w:highlight w:val="green"/>
+                <w:cs/>
+                <w:lang w:bidi="ta-IN"/>
+              </w:rPr>
+              <w:t>3</w:t>
+            </w:r>
+            <w:r>
+              <w:rPr>
+                <w:rFonts w:ascii="Latha" w:hAnsi="Latha" w:cs="Latha"/>
+                <w:szCs w:val="24"/>
+                <w:highlight w:val="green"/>
+                <w:cs/>
+                <w:lang w:bidi="ta-IN"/>
+              </w:rPr>
+              <w:t>ரா</w:t>
+            </w:r>
+            <w:r>
+              <w:rPr>
+                <w:rFonts w:ascii="BRH Tamil Tab Extra" w:hAnsi="BRH Tamil Tab Extra" w:cs="Latha"/>
+                <w:b/>
+                <w:szCs w:val="24"/>
+                <w:highlight w:val="green"/>
+                <w:lang w:bidi="ta-IN"/>
+              </w:rPr>
+              <w:t>…</w:t>
+            </w:r>
+            <w:r>
+              <w:rPr>
+                <w:rFonts w:ascii="Latha" w:hAnsi="Latha" w:cs="Latha"/>
+                <w:szCs w:val="24"/>
+                <w:lang w:bidi="ta-IN"/>
+              </w:rPr>
+              <w:t xml:space="preserve"> </w:t>
+            </w:r>
+            <w:r>
+              <w:rPr>
+                <w:rFonts w:ascii="Latha" w:hAnsi="Latha" w:cs="Latha"/>
+                <w:szCs w:val="24"/>
+                <w:cs/>
+                <w:lang w:bidi="ta-IN"/>
+              </w:rPr>
+              <w:t>தி</w:t>
+            </w:r>
+            <w:r>
+              <w:rPr>
+                <w:rFonts w:ascii="Latha" w:hAnsi="Latha" w:cs="Latha"/>
+                <w:b/>
+                <w:bCs/>
+                <w:position w:val="-12"/>
+                <w:szCs w:val="24"/>
+                <w:cs/>
+                <w:lang w:bidi="ta-IN"/>
+              </w:rPr>
+              <w:t>4</w:t>
+            </w:r>
+            <w:r>
+              <w:rPr>
+                <w:rFonts w:ascii="Latha" w:hAnsi="Latha" w:cs="Latha"/>
+                <w:szCs w:val="24"/>
+                <w:cs/>
+                <w:lang w:bidi="ta-IN"/>
+              </w:rPr>
+              <w:t>ய</w:t>
+            </w:r>
+            <w:r>
+              <w:rPr>
+                <w:rFonts w:ascii="BRH Tamil Tab Extra" w:hAnsi="BRH Tamil Tab Extra" w:cs="Latha"/>
+                <w:b/>
+                <w:szCs w:val="24"/>
+                <w:lang w:bidi="ta-IN"/>
+              </w:rPr>
+              <w:t>†</w:t>
+            </w:r>
+            <w:r>
+              <w:rPr>
+                <w:rFonts w:ascii="Latha" w:hAnsi="Latha" w:cs="Latha"/>
+                <w:szCs w:val="24"/>
+                <w:cs/>
+                <w:lang w:bidi="ta-IN"/>
+              </w:rPr>
+              <w:t>ந்தி</w:t>
+            </w:r>
+            <w:r>
+              <w:rPr>
+                <w:rFonts w:ascii="Latha" w:hAnsi="Latha" w:cs="Latha"/>
+                <w:b/>
+                <w:bCs/>
+                <w:position w:val="-12"/>
+                <w:szCs w:val="24"/>
+                <w:cs/>
+                <w:lang w:bidi="ta-IN"/>
+              </w:rPr>
+              <w:t>4</w:t>
+            </w:r>
+            <w:r>
+              <w:rPr>
+                <w:rFonts w:ascii="Latha" w:hAnsi="Latha" w:cs="Latha"/>
+                <w:szCs w:val="24"/>
+                <w:cs/>
+                <w:lang w:bidi="ta-IN"/>
+              </w:rPr>
+              <w:t xml:space="preserve">யம் </w:t>
+            </w:r>
+            <w:r>
+              <w:rPr>
+                <w:rFonts w:ascii="Latha" w:hAnsi="Latha" w:cs="Latha"/>
+                <w:szCs w:val="24"/>
+                <w:lang w:bidi="ta-IN"/>
+              </w:rPr>
+              <w:t xml:space="preserve">| </w:t>
+            </w:r>
+          </w:p>
+          <w:p>
+            <w:pPr>
+              <w:autoSpaceDE w:val="0"/>
+              <w:autoSpaceDN w:val="0"/>
+              <w:adjustRightInd w:val="0"/>
+              <w:rPr>
+                <w:rFonts w:ascii="Latha" w:hAnsi="Latha" w:cs="Latha"/>
+                <w:szCs w:val="24"/>
+                <w:lang w:bidi="ta-IN"/>
+              </w:rPr>
+            </w:pPr>
+            <w:r>
+              <w:rPr>
+                <w:rFonts w:cs="Arial Unicode MS"/>
+                <w:b/>
+                <w:bCs/>
+                <w:szCs w:val="24"/>
+                <w:cs/>
+                <w:lang w:bidi="ta-IN"/>
+              </w:rPr>
+              <w:lastRenderedPageBreak/>
+              <w:t>38)</w:t>
+            </w:r>
+            <w:r>
+              <w:rPr>
+                <w:rFonts w:cs="Arial Unicode MS"/>
+                <w:b/>
+                <w:bCs/>
+                <w:szCs w:val="24"/>
+                <w:lang w:bidi="ta-IN"/>
+              </w:rPr>
+              <w:t xml:space="preserve"> </w:t>
+            </w:r>
+            <w:r>
+              <w:rPr>
+                <w:rFonts w:cs="Arial Unicode MS"/>
+                <w:b/>
+                <w:bCs/>
+                <w:szCs w:val="24"/>
+                <w:cs/>
+                <w:lang w:bidi="ta-IN"/>
+              </w:rPr>
+              <w:t>1.1.14.</w:t>
+            </w:r>
+            <w:r>
+              <w:rPr>
+                <w:rFonts w:cs="Arial Unicode MS"/>
+                <w:b/>
+                <w:bCs/>
+                <w:szCs w:val="24"/>
+                <w:lang w:bidi="ta-IN"/>
+              </w:rPr>
+              <w:t>2(3</w:t>
+            </w:r>
+            <w:r>
+              <w:rPr>
+                <w:rFonts w:cs="Arial Unicode MS"/>
+                <w:b/>
+                <w:bCs/>
+                <w:szCs w:val="24"/>
+                <w:cs/>
+                <w:lang w:bidi="ta-IN"/>
+              </w:rPr>
+              <w:t>4)</w:t>
+            </w:r>
+            <w:r>
+              <w:rPr>
+                <w:rFonts w:ascii="Latha" w:hAnsi="Latha" w:cs="Latha"/>
+                <w:szCs w:val="24"/>
+                <w:lang w:bidi="ta-IN"/>
+              </w:rPr>
+              <w:t xml:space="preserve">-  </w:t>
+            </w:r>
+            <w:r>
+              <w:rPr>
+                <w:rFonts w:ascii="Latha" w:hAnsi="Latha" w:cs="Latha"/>
+                <w:szCs w:val="24"/>
+                <w:cs/>
+                <w:lang w:bidi="ta-IN"/>
+              </w:rPr>
+              <w:t>ச</w:t>
+            </w:r>
+            <w:r>
+              <w:rPr>
+                <w:rFonts w:ascii="BRH Tamil Tab Extra" w:hAnsi="BRH Tamil Tab Extra" w:cs="Latha"/>
+                <w:b/>
+                <w:szCs w:val="24"/>
+                <w:lang w:bidi="ta-IN"/>
+              </w:rPr>
+              <w:t>…</w:t>
+            </w:r>
+            <w:r>
+              <w:rPr>
+                <w:rFonts w:ascii="Latha" w:hAnsi="Latha" w:cs="Latha"/>
+                <w:szCs w:val="24"/>
+                <w:cs/>
+                <w:lang w:bidi="ta-IN"/>
+              </w:rPr>
+              <w:t>ந்த்</w:t>
+            </w:r>
+            <w:r>
+              <w:rPr>
+                <w:rFonts w:ascii="Latha" w:hAnsi="Latha" w:cs="Latha"/>
+                <w:b/>
+                <w:bCs/>
+                <w:position w:val="-12"/>
+                <w:szCs w:val="24"/>
+                <w:cs/>
+                <w:lang w:bidi="ta-IN"/>
+              </w:rPr>
+              <w:t>3</w:t>
+            </w:r>
+            <w:r>
+              <w:rPr>
+                <w:rFonts w:ascii="Latha" w:hAnsi="Latha" w:cs="Latha"/>
+                <w:szCs w:val="24"/>
+                <w:highlight w:val="green"/>
+                <w:cs/>
+                <w:lang w:bidi="ta-IN"/>
+              </w:rPr>
+              <w:t>ராக்</w:t>
+            </w:r>
+            <w:r>
+              <w:rPr>
+                <w:rFonts w:ascii="Latha" w:hAnsi="Latha" w:cs="Latha"/>
+                <w:b/>
+                <w:bCs/>
+                <w:position w:val="-12"/>
+                <w:szCs w:val="24"/>
+                <w:highlight w:val="green"/>
+                <w:cs/>
+                <w:lang w:bidi="ta-IN"/>
+              </w:rPr>
+              <w:t>3</w:t>
+            </w:r>
+            <w:r>
+              <w:rPr>
+                <w:rFonts w:ascii="Latha" w:hAnsi="Latha" w:cs="Latha"/>
+                <w:szCs w:val="24"/>
+                <w:highlight w:val="green"/>
+                <w:cs/>
+                <w:lang w:bidi="ta-IN"/>
+              </w:rPr>
+              <w:t>ரா</w:t>
+            </w:r>
+            <w:r>
+              <w:rPr>
+                <w:rFonts w:ascii="BRH Tamil Tab Extra" w:hAnsi="BRH Tamil Tab Extra" w:cs="Latha"/>
+                <w:b/>
+                <w:szCs w:val="24"/>
+                <w:lang w:bidi="ta-IN"/>
+              </w:rPr>
+              <w:t>‡</w:t>
+            </w:r>
+            <w:r>
+              <w:rPr>
+                <w:rFonts w:ascii="Latha" w:hAnsi="Latha" w:cs="Latha"/>
+                <w:b/>
+                <w:bCs/>
+                <w:szCs w:val="24"/>
+                <w:cs/>
+                <w:lang w:bidi="ta-IN"/>
+              </w:rPr>
+              <w:t>:</w:t>
+            </w:r>
+            <w:r>
+              <w:rPr>
+                <w:rFonts w:ascii="Latha" w:hAnsi="Latha" w:cs="Latha"/>
+                <w:szCs w:val="24"/>
+                <w:cs/>
+                <w:lang w:bidi="ta-IN"/>
+              </w:rPr>
+              <w:t xml:space="preserve"> </w:t>
+            </w:r>
+            <w:r>
+              <w:rPr>
+                <w:rFonts w:ascii="Latha" w:hAnsi="Latha" w:cs="Latha"/>
+                <w:szCs w:val="24"/>
+                <w:lang w:bidi="ta-IN"/>
+              </w:rPr>
+              <w:t>|</w:t>
             </w:r>
           </w:p>
           <w:p>
@@ -2969,658 +5799,6 @@
               <w:autoSpaceDN w:val="0"/>
               <w:adjustRightInd w:val="0"/>
               <w:rPr>
-                <w:rFonts w:ascii="BRH Devanagari Extra" w:hAnsi="BRH Devanagari Extra" w:cs="BRH Devanagari Extra"/>
-                <w:color w:val="000000"/>
-                <w:sz w:val="32"/>
-                <w:szCs w:val="40"/>
-              </w:rPr>
-            </w:pPr>
-            <w:r>
-              <w:rPr>
-                <w:rFonts w:ascii="BRH Devanagari Extra" w:hAnsi="BRH Devanagari Extra" w:cs="BRH Devanagari Extra"/>
-                <w:color w:val="000000"/>
-                <w:sz w:val="32"/>
-                <w:szCs w:val="40"/>
-              </w:rPr>
-              <w:t>zÉÑ</w:t>
-            </w:r>
-            <w:r>
-              <w:rPr>
-                <w:rFonts w:ascii="BRH Malayalam Extra" w:hAnsi="BRH Malayalam Extra" w:cs="BRH Devanagari Extra"/>
-                <w:color w:val="000000"/>
-                <w:szCs w:val="40"/>
-              </w:rPr>
-              <w:t>–</w:t>
-            </w:r>
-            <w:r>
-              <w:rPr>
-                <w:rFonts w:ascii="BRH Devanagari Extra" w:hAnsi="BRH Devanagari Extra" w:cs="BRH Devanagari Extra"/>
-                <w:color w:val="000000"/>
-                <w:sz w:val="32"/>
-                <w:szCs w:val="40"/>
-              </w:rPr>
-              <w:t>ÂkÉþ ¶É</w:t>
-            </w:r>
-            <w:r>
-              <w:rPr>
-                <w:rFonts w:ascii="BRH Malayalam Extra" w:hAnsi="BRH Malayalam Extra" w:cs="BRH Devanagari Extra"/>
-                <w:color w:val="000000"/>
-                <w:szCs w:val="40"/>
-              </w:rPr>
-              <w:t>–</w:t>
-            </w:r>
-            <w:r>
-              <w:rPr>
-                <w:rFonts w:ascii="BRH Devanagari Extra" w:hAnsi="BRH Devanagari Extra" w:cs="BRH Devanagari Extra"/>
-                <w:color w:val="000000"/>
-                <w:sz w:val="32"/>
-                <w:szCs w:val="40"/>
-                <w:highlight w:val="green"/>
-              </w:rPr>
-              <w:t>lSìÉaÉëÉÿ</w:t>
-            </w:r>
-            <w:r>
-              <w:rPr>
-                <w:rFonts w:ascii="BRH Devanagari Extra" w:hAnsi="BRH Devanagari Extra" w:cs="BRH Devanagari Extra"/>
-                <w:color w:val="000000"/>
-                <w:sz w:val="32"/>
-                <w:szCs w:val="40"/>
-              </w:rPr>
-              <w:t xml:space="preserve"> ¶É</w:t>
-            </w:r>
-            <w:r>
-              <w:rPr>
-                <w:rFonts w:ascii="BRH Malayalam Extra" w:hAnsi="BRH Malayalam Extra" w:cs="BRH Devanagari Extra"/>
-                <w:color w:val="000000"/>
-                <w:szCs w:val="40"/>
-                <w:highlight w:val="green"/>
-              </w:rPr>
-              <w:t>–</w:t>
-            </w:r>
-            <w:r>
-              <w:rPr>
-                <w:rFonts w:ascii="BRH Devanagari Extra" w:hAnsi="BRH Devanagari Extra" w:cs="BRH Devanagari Extra"/>
-                <w:color w:val="000000"/>
-                <w:sz w:val="32"/>
-                <w:szCs w:val="40"/>
-                <w:highlight w:val="green"/>
-              </w:rPr>
-              <w:t>lSìÉaÉëÉÿÈ</w:t>
-            </w:r>
-            <w:r>
-              <w:rPr>
-                <w:rFonts w:ascii="BRH Devanagari Extra" w:hAnsi="BRH Devanagari Extra" w:cs="BRH Devanagari Extra"/>
-                <w:color w:val="000000"/>
-                <w:sz w:val="32"/>
-                <w:szCs w:val="40"/>
-              </w:rPr>
-              <w:t xml:space="preserve"> zÉÑ</w:t>
-            </w:r>
-            <w:r>
-              <w:rPr>
-                <w:rFonts w:ascii="BRH Malayalam Extra" w:hAnsi="BRH Malayalam Extra" w:cs="BRH Devanagari Extra"/>
-                <w:color w:val="000000"/>
-                <w:szCs w:val="40"/>
-              </w:rPr>
-              <w:t>–</w:t>
-            </w:r>
-            <w:r>
-              <w:rPr>
-                <w:rFonts w:ascii="BRH Devanagari Extra" w:hAnsi="BRH Devanagari Extra" w:cs="BRH Devanagari Extra"/>
-                <w:color w:val="000000"/>
-                <w:sz w:val="32"/>
-                <w:szCs w:val="40"/>
-              </w:rPr>
-              <w:t>ÂkÉþÈ zÉÑ</w:t>
-            </w:r>
-            <w:r>
-              <w:rPr>
-                <w:rFonts w:ascii="BRH Malayalam Extra" w:hAnsi="BRH Malayalam Extra" w:cs="BRH Devanagari Extra"/>
-                <w:color w:val="000000"/>
-                <w:szCs w:val="40"/>
-              </w:rPr>
-              <w:t>–</w:t>
-            </w:r>
-            <w:r>
-              <w:rPr>
-                <w:rFonts w:ascii="BRH Devanagari Extra" w:hAnsi="BRH Devanagari Extra" w:cs="BRH Devanagari Extra"/>
-                <w:color w:val="000000"/>
-                <w:sz w:val="32"/>
-                <w:szCs w:val="40"/>
-              </w:rPr>
-              <w:t>ÂkÉþ ¶É</w:t>
-            </w:r>
-            <w:r>
-              <w:rPr>
-                <w:rFonts w:ascii="BRH Malayalam Extra" w:hAnsi="BRH Malayalam Extra" w:cs="BRH Devanagari Extra"/>
-                <w:color w:val="000000"/>
-                <w:szCs w:val="40"/>
-                <w:highlight w:val="green"/>
-              </w:rPr>
-              <w:t>–</w:t>
-            </w:r>
-            <w:r>
-              <w:rPr>
-                <w:rFonts w:ascii="BRH Devanagari Extra" w:hAnsi="BRH Devanagari Extra" w:cs="BRH Devanagari Extra"/>
-                <w:color w:val="000000"/>
-                <w:sz w:val="32"/>
-                <w:szCs w:val="40"/>
-                <w:highlight w:val="green"/>
-              </w:rPr>
-              <w:t>lSìÉaÉëÉÿÈ</w:t>
-            </w:r>
-            <w:r>
-              <w:rPr>
-                <w:rFonts w:ascii="BRH Devanagari Extra" w:hAnsi="BRH Devanagari Extra" w:cs="BRH Devanagari Extra"/>
-                <w:color w:val="000000"/>
-                <w:sz w:val="32"/>
-                <w:szCs w:val="40"/>
-              </w:rPr>
-              <w:t xml:space="preserve"> | </w:t>
-            </w:r>
-          </w:p>
-          <w:p>
-            <w:pPr>
-              <w:widowControl w:val="0"/>
-              <w:autoSpaceDE w:val="0"/>
-              <w:autoSpaceDN w:val="0"/>
-              <w:adjustRightInd w:val="0"/>
-              <w:rPr>
-                <w:rFonts w:ascii="BRH Devanagari Extra" w:hAnsi="BRH Devanagari Extra" w:cs="BRH Devanagari Extra"/>
-                <w:color w:val="000000"/>
-                <w:sz w:val="32"/>
-                <w:szCs w:val="40"/>
-              </w:rPr>
-            </w:pPr>
-            <w:r>
-              <w:rPr>
-                <w:rFonts w:cs="BRH Devanagari Extra"/>
-                <w:color w:val="000000"/>
-                <w:szCs w:val="40"/>
-              </w:rPr>
-              <w:t>37</w:t>
-            </w:r>
-            <w:r>
-              <w:rPr>
-                <w:rFonts w:ascii="BRH Devanagari Extra" w:hAnsi="BRH Devanagari Extra" w:cs="BRH Devanagari Extra"/>
-                <w:color w:val="000000"/>
-                <w:sz w:val="32"/>
-                <w:szCs w:val="40"/>
-              </w:rPr>
-              <w:t>)</w:t>
-            </w:r>
-            <w:r>
-              <w:rPr>
-                <w:rFonts w:ascii="BRH Devanagari Extra" w:hAnsi="BRH Devanagari Extra" w:cs="BRH Devanagari Extra"/>
-                <w:color w:val="000000"/>
-                <w:sz w:val="32"/>
-                <w:szCs w:val="40"/>
-              </w:rPr>
-              <w:tab/>
-            </w:r>
-            <w:r>
-              <w:rPr>
-                <w:rFonts w:cs="BRH Devanagari Extra"/>
-                <w:color w:val="000000"/>
-                <w:szCs w:val="40"/>
-              </w:rPr>
-              <w:t>1</w:t>
-            </w:r>
-            <w:r>
-              <w:rPr>
-                <w:rFonts w:ascii="BRH Devanagari Extra" w:hAnsi="BRH Devanagari Extra" w:cs="BRH Devanagari Extra"/>
-                <w:color w:val="000000"/>
-                <w:sz w:val="32"/>
-                <w:szCs w:val="40"/>
-              </w:rPr>
-              <w:t>.</w:t>
-            </w:r>
-            <w:r>
-              <w:rPr>
-                <w:rFonts w:cs="BRH Devanagari Extra"/>
-                <w:color w:val="000000"/>
-                <w:szCs w:val="40"/>
-              </w:rPr>
-              <w:t>1</w:t>
-            </w:r>
-            <w:r>
-              <w:rPr>
-                <w:rFonts w:ascii="BRH Devanagari Extra" w:hAnsi="BRH Devanagari Extra" w:cs="BRH Devanagari Extra"/>
-                <w:color w:val="000000"/>
-                <w:sz w:val="32"/>
-                <w:szCs w:val="40"/>
-              </w:rPr>
-              <w:t>.</w:t>
-            </w:r>
-            <w:r>
-              <w:rPr>
-                <w:rFonts w:cs="BRH Devanagari Extra"/>
-                <w:color w:val="000000"/>
-                <w:szCs w:val="40"/>
-              </w:rPr>
-              <w:t>14</w:t>
-            </w:r>
-            <w:r>
-              <w:rPr>
-                <w:rFonts w:ascii="BRH Devanagari Extra" w:hAnsi="BRH Devanagari Extra" w:cs="BRH Devanagari Extra"/>
-                <w:color w:val="000000"/>
-                <w:sz w:val="32"/>
-                <w:szCs w:val="40"/>
-              </w:rPr>
-              <w:t>.</w:t>
-            </w:r>
-            <w:r>
-              <w:rPr>
-                <w:rFonts w:cs="BRH Devanagari Extra"/>
-                <w:color w:val="000000"/>
-                <w:szCs w:val="40"/>
-              </w:rPr>
-              <w:t>2</w:t>
-            </w:r>
-            <w:r>
-              <w:rPr>
-                <w:rFonts w:ascii="BRH Devanagari Extra" w:hAnsi="BRH Devanagari Extra" w:cs="BRH Devanagari Extra"/>
-                <w:color w:val="000000"/>
-                <w:sz w:val="32"/>
-                <w:szCs w:val="40"/>
-              </w:rPr>
-              <w:t>(</w:t>
-            </w:r>
-            <w:r>
-              <w:rPr>
-                <w:rFonts w:cs="BRH Devanagari Extra"/>
-                <w:color w:val="000000"/>
-                <w:szCs w:val="40"/>
-              </w:rPr>
-              <w:t>34</w:t>
-            </w:r>
-            <w:r>
-              <w:rPr>
-                <w:rFonts w:ascii="BRH Devanagari Extra" w:hAnsi="BRH Devanagari Extra" w:cs="BRH Devanagari Extra"/>
-                <w:color w:val="000000"/>
-                <w:sz w:val="32"/>
-                <w:szCs w:val="40"/>
-              </w:rPr>
-              <w:t>)- cÉ</w:t>
-            </w:r>
-            <w:r>
-              <w:rPr>
-                <w:rFonts w:ascii="BRH Malayalam Extra" w:hAnsi="BRH Malayalam Extra" w:cs="BRH Devanagari Extra"/>
-                <w:color w:val="000000"/>
-                <w:szCs w:val="40"/>
-                <w:highlight w:val="yellow"/>
-              </w:rPr>
-              <w:t>–</w:t>
-            </w:r>
-            <w:r>
-              <w:rPr>
-                <w:rFonts w:ascii="BRH Devanagari Extra" w:hAnsi="BRH Devanagari Extra" w:cs="BRH Devanagari Extra"/>
-                <w:color w:val="000000"/>
-                <w:sz w:val="32"/>
-                <w:szCs w:val="40"/>
-                <w:highlight w:val="green"/>
-              </w:rPr>
-              <w:t>lSìÉaÉë</w:t>
-            </w:r>
-            <w:r>
-              <w:rPr>
-                <w:rFonts w:ascii="BRH Devanagari Extra" w:hAnsi="BRH Devanagari Extra" w:cs="BRH Devanagari Extra"/>
-                <w:color w:val="000000"/>
-                <w:sz w:val="32"/>
-                <w:szCs w:val="40"/>
-              </w:rPr>
-              <w:t>ÉÿÈ | ÍkÉrÉþÎlkÉrÉqÉç |</w:t>
-            </w:r>
-          </w:p>
-          <w:p>
-            <w:pPr>
-              <w:widowControl w:val="0"/>
-              <w:autoSpaceDE w:val="0"/>
-              <w:autoSpaceDN w:val="0"/>
-              <w:adjustRightInd w:val="0"/>
-              <w:rPr>
-                <w:rFonts w:ascii="BRH Devanagari Extra" w:hAnsi="BRH Devanagari Extra" w:cs="BRH Devanagari Extra"/>
-                <w:color w:val="000000"/>
-                <w:sz w:val="32"/>
-                <w:szCs w:val="40"/>
-              </w:rPr>
-            </w:pPr>
-            <w:r>
-              <w:rPr>
-                <w:rFonts w:ascii="BRH Devanagari Extra" w:hAnsi="BRH Devanagari Extra" w:cs="BRH Devanagari Extra"/>
-                <w:color w:val="000000"/>
-                <w:sz w:val="32"/>
-                <w:szCs w:val="40"/>
-              </w:rPr>
-              <w:t>cÉ</w:t>
-            </w:r>
-            <w:r>
-              <w:rPr>
-                <w:rFonts w:ascii="BRH Malayalam Extra" w:hAnsi="BRH Malayalam Extra" w:cs="BRH Devanagari Extra"/>
-                <w:color w:val="000000"/>
-                <w:szCs w:val="40"/>
-              </w:rPr>
-              <w:t>–</w:t>
-            </w:r>
-            <w:r>
-              <w:rPr>
-                <w:rFonts w:ascii="BRH Devanagari Extra" w:hAnsi="BRH Devanagari Extra" w:cs="BRH Devanagari Extra"/>
-                <w:color w:val="000000"/>
-                <w:sz w:val="32"/>
-                <w:szCs w:val="40"/>
-                <w:highlight w:val="green"/>
-              </w:rPr>
-              <w:t>lSìÉ</w:t>
-            </w:r>
-            <w:r>
-              <w:rPr>
-                <w:rFonts w:ascii="BRH Devanagari Extra" w:hAnsi="BRH Devanagari Extra" w:cs="BRH Devanagari Extra"/>
-                <w:color w:val="000000"/>
-                <w:sz w:val="32"/>
-                <w:szCs w:val="40"/>
-              </w:rPr>
-              <w:t>aÉëÉ</w:t>
-            </w:r>
-            <w:r>
-              <w:rPr>
-                <w:rFonts w:ascii="BRH Malayalam Extra" w:hAnsi="BRH Malayalam Extra" w:cs="BRH Devanagari Extra"/>
-                <w:color w:val="000000"/>
-                <w:szCs w:val="40"/>
-              </w:rPr>
-              <w:t>–</w:t>
-            </w:r>
-            <w:r>
-              <w:rPr>
-                <w:rFonts w:ascii="BRH Devanagari Extra" w:hAnsi="BRH Devanagari Extra" w:cs="BRH Devanagari Extra"/>
-                <w:color w:val="000000"/>
-                <w:sz w:val="32"/>
-                <w:szCs w:val="40"/>
-              </w:rPr>
-              <w:t xml:space="preserve"> ÍkÉrÉþÎlkÉrÉ</w:t>
-            </w:r>
-            <w:r>
-              <w:rPr>
-                <w:rFonts w:ascii="BRH Malayalam Extra" w:hAnsi="BRH Malayalam Extra" w:cs="BRH Devanagari Extra"/>
-                <w:color w:val="000000"/>
-                <w:szCs w:val="40"/>
-              </w:rPr>
-              <w:t>–</w:t>
-            </w:r>
-            <w:r>
-              <w:rPr>
-                <w:rFonts w:ascii="BRH Devanagari Extra" w:hAnsi="BRH Devanagari Extra" w:cs="BRH Devanagari Extra"/>
-                <w:color w:val="000000"/>
-                <w:sz w:val="32"/>
-                <w:szCs w:val="40"/>
-              </w:rPr>
-              <w:t>qÉç ÍkÉrÉþÎlkÉrÉqÉç cÉ</w:t>
-            </w:r>
-            <w:r>
-              <w:rPr>
-                <w:rFonts w:ascii="BRH Malayalam Extra" w:hAnsi="BRH Malayalam Extra" w:cs="BRH Devanagari Extra"/>
-                <w:color w:val="000000"/>
-                <w:szCs w:val="40"/>
-                <w:highlight w:val="green"/>
-              </w:rPr>
-              <w:t>–</w:t>
-            </w:r>
-            <w:r>
-              <w:rPr>
-                <w:rFonts w:ascii="BRH Devanagari Extra" w:hAnsi="BRH Devanagari Extra" w:cs="BRH Devanagari Extra"/>
-                <w:color w:val="000000"/>
-                <w:sz w:val="32"/>
-                <w:szCs w:val="40"/>
-                <w:highlight w:val="green"/>
-              </w:rPr>
-              <w:t>lSìÉaÉëÉ</w:t>
-            </w:r>
-            <w:r>
-              <w:rPr>
-                <w:rFonts w:ascii="BRH Devanagari Extra" w:hAnsi="BRH Devanagari Extra" w:cs="BRH Devanagari Extra"/>
-                <w:color w:val="000000"/>
-                <w:sz w:val="32"/>
-                <w:szCs w:val="40"/>
-                <w:highlight w:val="yellow"/>
-              </w:rPr>
-              <w:t>ÿ</w:t>
-            </w:r>
-            <w:r>
-              <w:rPr>
-                <w:rFonts w:ascii="BRH Devanagari Extra" w:hAnsi="BRH Devanagari Extra" w:cs="BRH Devanagari Extra"/>
-                <w:color w:val="000000"/>
-                <w:sz w:val="32"/>
-                <w:szCs w:val="40"/>
-              </w:rPr>
-              <w:t xml:space="preserve"> ¶É</w:t>
-            </w:r>
-            <w:r>
-              <w:rPr>
-                <w:rFonts w:ascii="BRH Malayalam Extra" w:hAnsi="BRH Malayalam Extra" w:cs="BRH Devanagari Extra"/>
-                <w:color w:val="000000"/>
-                <w:szCs w:val="40"/>
-              </w:rPr>
-              <w:t>–</w:t>
-            </w:r>
-            <w:r>
-              <w:rPr>
-                <w:rFonts w:ascii="BRH Devanagari Extra" w:hAnsi="BRH Devanagari Extra" w:cs="BRH Devanagari Extra"/>
-                <w:color w:val="000000"/>
-                <w:sz w:val="32"/>
-                <w:szCs w:val="40"/>
-                <w:highlight w:val="green"/>
-              </w:rPr>
-              <w:t>lSìÉ</w:t>
-            </w:r>
-            <w:r>
-              <w:rPr>
-                <w:rFonts w:ascii="BRH Devanagari Extra" w:hAnsi="BRH Devanagari Extra" w:cs="BRH Devanagari Extra"/>
-                <w:color w:val="000000"/>
-                <w:sz w:val="32"/>
-                <w:szCs w:val="40"/>
-              </w:rPr>
-              <w:t>aÉëÉ</w:t>
-            </w:r>
-            <w:r>
-              <w:rPr>
-                <w:rFonts w:ascii="BRH Malayalam Extra" w:hAnsi="BRH Malayalam Extra" w:cs="BRH Devanagari Extra"/>
-                <w:color w:val="000000"/>
-                <w:szCs w:val="40"/>
-              </w:rPr>
-              <w:t>–</w:t>
-            </w:r>
-            <w:r>
-              <w:rPr>
-                <w:rFonts w:ascii="BRH Devanagari Extra" w:hAnsi="BRH Devanagari Extra" w:cs="BRH Devanagari Extra"/>
-                <w:color w:val="000000"/>
-                <w:sz w:val="32"/>
-                <w:szCs w:val="40"/>
-              </w:rPr>
-              <w:t xml:space="preserve"> </w:t>
-            </w:r>
-          </w:p>
-          <w:p>
-            <w:pPr>
-              <w:widowControl w:val="0"/>
-              <w:autoSpaceDE w:val="0"/>
-              <w:autoSpaceDN w:val="0"/>
-              <w:adjustRightInd w:val="0"/>
-              <w:rPr>
-                <w:rFonts w:ascii="BRH Devanagari Extra" w:hAnsi="BRH Devanagari Extra" w:cs="BRH Devanagari Extra"/>
-                <w:color w:val="000000"/>
-                <w:sz w:val="32"/>
-                <w:szCs w:val="40"/>
-              </w:rPr>
-            </w:pPr>
-            <w:r>
-              <w:rPr>
-                <w:rFonts w:ascii="BRH Devanagari Extra" w:hAnsi="BRH Devanagari Extra" w:cs="BRH Devanagari Extra"/>
-                <w:color w:val="000000"/>
-                <w:sz w:val="32"/>
-                <w:szCs w:val="40"/>
-              </w:rPr>
-              <w:lastRenderedPageBreak/>
-              <w:t xml:space="preserve">ÍkÉrÉþÎlkÉrÉqÉç | </w:t>
-            </w:r>
-          </w:p>
-          <w:p>
-            <w:pPr>
-              <w:widowControl w:val="0"/>
-              <w:autoSpaceDE w:val="0"/>
-              <w:autoSpaceDN w:val="0"/>
-              <w:adjustRightInd w:val="0"/>
-              <w:rPr>
-                <w:rFonts w:ascii="BRH Devanagari Extra" w:hAnsi="BRH Devanagari Extra" w:cs="BRH Devanagari Extra"/>
-                <w:color w:val="000000"/>
-                <w:sz w:val="32"/>
-                <w:szCs w:val="40"/>
-              </w:rPr>
-            </w:pPr>
-            <w:r>
-              <w:rPr>
-                <w:rFonts w:cs="BRH Devanagari Extra"/>
-                <w:color w:val="000000"/>
-                <w:szCs w:val="40"/>
-              </w:rPr>
-              <w:t>38</w:t>
-            </w:r>
-            <w:r>
-              <w:rPr>
-                <w:rFonts w:ascii="BRH Devanagari Extra" w:hAnsi="BRH Devanagari Extra" w:cs="BRH Devanagari Extra"/>
-                <w:color w:val="000000"/>
-                <w:sz w:val="32"/>
-                <w:szCs w:val="40"/>
-              </w:rPr>
-              <w:t>)</w:t>
-            </w:r>
-            <w:r>
-              <w:rPr>
-                <w:rFonts w:ascii="BRH Devanagari Extra" w:hAnsi="BRH Devanagari Extra" w:cs="BRH Devanagari Extra"/>
-                <w:color w:val="000000"/>
-                <w:sz w:val="32"/>
-                <w:szCs w:val="40"/>
-              </w:rPr>
-              <w:tab/>
-            </w:r>
-            <w:r>
-              <w:rPr>
-                <w:rFonts w:cs="BRH Devanagari Extra"/>
-                <w:color w:val="000000"/>
-                <w:szCs w:val="40"/>
-              </w:rPr>
-              <w:t>1</w:t>
-            </w:r>
-            <w:r>
-              <w:rPr>
-                <w:rFonts w:ascii="BRH Devanagari Extra" w:hAnsi="BRH Devanagari Extra" w:cs="BRH Devanagari Extra"/>
-                <w:color w:val="000000"/>
-                <w:sz w:val="32"/>
-                <w:szCs w:val="40"/>
-              </w:rPr>
-              <w:t>.</w:t>
-            </w:r>
-            <w:r>
-              <w:rPr>
-                <w:rFonts w:cs="BRH Devanagari Extra"/>
-                <w:color w:val="000000"/>
-                <w:szCs w:val="40"/>
-              </w:rPr>
-              <w:t>1</w:t>
-            </w:r>
-            <w:r>
-              <w:rPr>
-                <w:rFonts w:ascii="BRH Devanagari Extra" w:hAnsi="BRH Devanagari Extra" w:cs="BRH Devanagari Extra"/>
-                <w:color w:val="000000"/>
-                <w:sz w:val="32"/>
-                <w:szCs w:val="40"/>
-              </w:rPr>
-              <w:t>.</w:t>
-            </w:r>
-            <w:r>
-              <w:rPr>
-                <w:rFonts w:cs="BRH Devanagari Extra"/>
-                <w:color w:val="000000"/>
-                <w:szCs w:val="40"/>
-              </w:rPr>
-              <w:t>14</w:t>
-            </w:r>
-            <w:r>
-              <w:rPr>
-                <w:rFonts w:ascii="BRH Devanagari Extra" w:hAnsi="BRH Devanagari Extra" w:cs="BRH Devanagari Extra"/>
-                <w:color w:val="000000"/>
-                <w:sz w:val="32"/>
-                <w:szCs w:val="40"/>
-              </w:rPr>
-              <w:t>.</w:t>
-            </w:r>
-            <w:r>
-              <w:rPr>
-                <w:rFonts w:cs="BRH Devanagari Extra"/>
-                <w:color w:val="000000"/>
-                <w:szCs w:val="40"/>
-              </w:rPr>
-              <w:t>2</w:t>
-            </w:r>
-            <w:r>
-              <w:rPr>
-                <w:rFonts w:ascii="BRH Devanagari Extra" w:hAnsi="BRH Devanagari Extra" w:cs="BRH Devanagari Extra"/>
-                <w:color w:val="000000"/>
-                <w:sz w:val="32"/>
-                <w:szCs w:val="40"/>
-              </w:rPr>
-              <w:t>(</w:t>
-            </w:r>
-            <w:r>
-              <w:rPr>
-                <w:rFonts w:cs="BRH Devanagari Extra"/>
-                <w:color w:val="000000"/>
-                <w:szCs w:val="40"/>
-              </w:rPr>
-              <w:t>34</w:t>
-            </w:r>
-            <w:r>
-              <w:rPr>
-                <w:rFonts w:ascii="BRH Devanagari Extra" w:hAnsi="BRH Devanagari Extra" w:cs="BRH Devanagari Extra"/>
-                <w:color w:val="000000"/>
-                <w:sz w:val="32"/>
-                <w:szCs w:val="40"/>
-              </w:rPr>
-              <w:t>)- cÉ</w:t>
-            </w:r>
-            <w:r>
-              <w:rPr>
-                <w:rFonts w:ascii="BRH Malayalam Extra" w:hAnsi="BRH Malayalam Extra" w:cs="BRH Devanagari Extra"/>
-                <w:color w:val="000000"/>
-                <w:szCs w:val="40"/>
-              </w:rPr>
-              <w:t>–</w:t>
-            </w:r>
-            <w:r>
-              <w:rPr>
-                <w:rFonts w:ascii="BRH Devanagari Extra" w:hAnsi="BRH Devanagari Extra" w:cs="BRH Devanagari Extra"/>
-                <w:color w:val="000000"/>
-                <w:sz w:val="32"/>
-                <w:szCs w:val="40"/>
-                <w:highlight w:val="green"/>
-              </w:rPr>
-              <w:t>lSìÉaÉëÉÿÈ</w:t>
-            </w:r>
-            <w:r>
-              <w:rPr>
-                <w:rFonts w:ascii="BRH Devanagari Extra" w:hAnsi="BRH Devanagari Extra" w:cs="BRH Devanagari Extra"/>
-                <w:color w:val="000000"/>
-                <w:sz w:val="32"/>
-                <w:szCs w:val="40"/>
-              </w:rPr>
-              <w:t xml:space="preserve"> |</w:t>
-            </w:r>
-          </w:p>
-          <w:p>
-            <w:pPr>
-              <w:widowControl w:val="0"/>
-              <w:autoSpaceDE w:val="0"/>
-              <w:autoSpaceDN w:val="0"/>
-              <w:adjustRightInd w:val="0"/>
-              <w:rPr>
                 <w:rFonts w:cs="BRH Malayalam Extra"/>
                 <w:color w:val="000000"/>
                 <w:szCs w:val="40"/>
@@ -3628,97 +5806,256 @@
             </w:pPr>
             <w:r>
               <w:rPr>
-                <w:rFonts w:ascii="BRH Devanagari Extra" w:hAnsi="BRH Devanagari Extra" w:cs="BRH Devanagari Extra"/>
-                <w:color w:val="000000"/>
-                <w:sz w:val="32"/>
-                <w:szCs w:val="40"/>
-              </w:rPr>
-              <w:t>cÉ</w:t>
-            </w:r>
-            <w:r>
-              <w:rPr>
-                <w:rFonts w:ascii="BRH Malayalam Extra" w:hAnsi="BRH Malayalam Extra" w:cs="BRH Devanagari Extra"/>
-                <w:color w:val="000000"/>
-                <w:szCs w:val="40"/>
-              </w:rPr>
-              <w:t>–</w:t>
-            </w:r>
-            <w:r>
-              <w:rPr>
-                <w:rFonts w:ascii="BRH Devanagari Extra" w:hAnsi="BRH Devanagari Extra" w:cs="BRH Devanagari Extra"/>
-                <w:color w:val="000000"/>
-                <w:sz w:val="32"/>
-                <w:szCs w:val="40"/>
-              </w:rPr>
-              <w:t>lSìÉaÉëÉ</w:t>
-            </w:r>
-            <w:r>
-              <w:rPr>
-                <w:rFonts w:ascii="BRH Malayalam Extra" w:hAnsi="BRH Malayalam Extra" w:cs="BRH Devanagari Extra"/>
-                <w:color w:val="000000"/>
-                <w:szCs w:val="40"/>
-              </w:rPr>
-              <w:t>–</w:t>
-            </w:r>
-            <w:r>
-              <w:rPr>
-                <w:rFonts w:ascii="BRH Devanagari Extra" w:hAnsi="BRH Devanagari Extra" w:cs="BRH Devanagari Extra"/>
-                <w:color w:val="000000"/>
-                <w:sz w:val="32"/>
-                <w:szCs w:val="40"/>
-              </w:rPr>
-              <w:t xml:space="preserve"> CÌiÉþ cÉ</w:t>
-            </w:r>
-            <w:r>
-              <w:rPr>
-                <w:rFonts w:ascii="BRH Malayalam Extra" w:hAnsi="BRH Malayalam Extra" w:cs="BRH Devanagari Extra"/>
-                <w:color w:val="000000"/>
-                <w:szCs w:val="40"/>
-              </w:rPr>
-              <w:t>–</w:t>
-            </w:r>
-            <w:r>
-              <w:rPr>
-                <w:rFonts w:ascii="BRH Devanagari Extra" w:hAnsi="BRH Devanagari Extra" w:cs="BRH Devanagari Extra"/>
-                <w:color w:val="000000"/>
-                <w:sz w:val="32"/>
-                <w:szCs w:val="40"/>
-              </w:rPr>
-              <w:t>lSì - A</w:t>
-            </w:r>
-            <w:r>
-              <w:rPr>
-                <w:rFonts w:ascii="BRH Malayalam Extra" w:hAnsi="BRH Malayalam Extra" w:cs="BRH Devanagari Extra"/>
-                <w:color w:val="000000"/>
-                <w:szCs w:val="40"/>
-              </w:rPr>
-              <w:t>–</w:t>
-            </w:r>
-            <w:r>
-              <w:rPr>
-                <w:rFonts w:ascii="BRH Devanagari Extra" w:hAnsi="BRH Devanagari Extra" w:cs="BRH Devanagari Extra"/>
-                <w:color w:val="000000"/>
-                <w:sz w:val="32"/>
-                <w:szCs w:val="40"/>
-              </w:rPr>
-              <w:t>aÉëÉ</w:t>
-            </w:r>
-            <w:r>
-              <w:rPr>
-                <w:rFonts w:ascii="BRH Malayalam Extra" w:hAnsi="BRH Malayalam Extra" w:cs="BRH Devanagari Extra"/>
-                <w:color w:val="000000"/>
-                <w:szCs w:val="40"/>
-              </w:rPr>
-              <w:t>–</w:t>
-            </w:r>
-            <w:r>
-              <w:rPr>
-                <w:rFonts w:ascii="BRH Devanagari Extra" w:hAnsi="BRH Devanagari Extra" w:cs="BRH Devanagari Extra"/>
-                <w:color w:val="000000"/>
-                <w:sz w:val="32"/>
-                <w:szCs w:val="40"/>
-              </w:rPr>
-              <w:t>È |</w:t>
+                <w:rFonts w:ascii="Latha" w:hAnsi="Latha" w:cs="Latha"/>
+                <w:szCs w:val="24"/>
+                <w:cs/>
+                <w:lang w:bidi="ta-IN"/>
+              </w:rPr>
+              <w:t>ச</w:t>
+            </w:r>
+            <w:r>
+              <w:rPr>
+                <w:rFonts w:ascii="BRH Tamil Tab Extra" w:hAnsi="BRH Tamil Tab Extra" w:cs="Latha"/>
+                <w:b/>
+                <w:szCs w:val="24"/>
+                <w:lang w:bidi="ta-IN"/>
+              </w:rPr>
+              <w:t>…</w:t>
+            </w:r>
+            <w:r>
+              <w:rPr>
+                <w:rFonts w:ascii="Latha" w:hAnsi="Latha" w:cs="Latha"/>
+                <w:szCs w:val="24"/>
+                <w:cs/>
+                <w:lang w:bidi="ta-IN"/>
+              </w:rPr>
+              <w:t>ந்த்</w:t>
+            </w:r>
+            <w:r>
+              <w:rPr>
+                <w:rFonts w:ascii="Latha" w:hAnsi="Latha" w:cs="Latha"/>
+                <w:b/>
+                <w:bCs/>
+                <w:position w:val="-12"/>
+                <w:szCs w:val="24"/>
+                <w:cs/>
+                <w:lang w:bidi="ta-IN"/>
+              </w:rPr>
+              <w:t>3</w:t>
+            </w:r>
+            <w:r>
+              <w:rPr>
+                <w:rFonts w:ascii="Latha" w:hAnsi="Latha" w:cs="Latha"/>
+                <w:szCs w:val="24"/>
+                <w:cs/>
+                <w:lang w:bidi="ta-IN"/>
+              </w:rPr>
+              <w:t>ராக்</w:t>
+            </w:r>
+            <w:r>
+              <w:rPr>
+                <w:rFonts w:ascii="Latha" w:hAnsi="Latha" w:cs="Latha"/>
+                <w:b/>
+                <w:bCs/>
+                <w:position w:val="-12"/>
+                <w:szCs w:val="24"/>
+                <w:cs/>
+                <w:lang w:bidi="ta-IN"/>
+              </w:rPr>
+              <w:t>3</w:t>
+            </w:r>
+            <w:r>
+              <w:rPr>
+                <w:rFonts w:ascii="Latha" w:hAnsi="Latha" w:cs="Latha"/>
+                <w:szCs w:val="24"/>
+                <w:cs/>
+                <w:lang w:bidi="ta-IN"/>
+              </w:rPr>
+              <w:t>ரா</w:t>
+            </w:r>
+            <w:r>
+              <w:rPr>
+                <w:rFonts w:ascii="BRH Tamil Tab Extra" w:hAnsi="BRH Tamil Tab Extra" w:cs="Latha"/>
+                <w:b/>
+                <w:szCs w:val="24"/>
+                <w:lang w:bidi="ta-IN"/>
+              </w:rPr>
+              <w:t>…</w:t>
+            </w:r>
+            <w:r>
+              <w:rPr>
+                <w:rFonts w:ascii="Latha" w:hAnsi="Latha" w:cs="Latha"/>
+                <w:szCs w:val="24"/>
+                <w:lang w:bidi="ta-IN"/>
+              </w:rPr>
+              <w:t xml:space="preserve"> </w:t>
+            </w:r>
+            <w:r>
+              <w:rPr>
+                <w:rFonts w:ascii="Latha" w:hAnsi="Latha" w:cs="Latha"/>
+                <w:szCs w:val="24"/>
+                <w:cs/>
+                <w:lang w:bidi="ta-IN"/>
+              </w:rPr>
+              <w:t>இதி</w:t>
+            </w:r>
+            <w:r>
+              <w:rPr>
+                <w:rFonts w:ascii="BRH Tamil Tab Extra" w:hAnsi="BRH Tamil Tab Extra" w:cs="Latha"/>
+                <w:b/>
+                <w:szCs w:val="24"/>
+                <w:lang w:bidi="ta-IN"/>
+              </w:rPr>
+              <w:t>†</w:t>
+            </w:r>
+            <w:r>
+              <w:rPr>
+                <w:rFonts w:ascii="Latha" w:hAnsi="Latha" w:cs="Latha"/>
+                <w:szCs w:val="24"/>
+                <w:lang w:bidi="ta-IN"/>
+              </w:rPr>
+              <w:t xml:space="preserve"> </w:t>
+            </w:r>
+            <w:r>
+              <w:rPr>
+                <w:rFonts w:ascii="Latha" w:hAnsi="Latha" w:cs="Latha"/>
+                <w:szCs w:val="24"/>
+                <w:cs/>
+                <w:lang w:bidi="ta-IN"/>
+              </w:rPr>
+              <w:t>ச</w:t>
+            </w:r>
+            <w:r>
+              <w:rPr>
+                <w:rFonts w:ascii="BRH Tamil Tab Extra" w:hAnsi="BRH Tamil Tab Extra" w:cs="Latha"/>
+                <w:b/>
+                <w:szCs w:val="24"/>
+                <w:lang w:bidi="ta-IN"/>
+              </w:rPr>
+              <w:t>…</w:t>
+            </w:r>
+            <w:r>
+              <w:rPr>
+                <w:rFonts w:ascii="Latha" w:hAnsi="Latha" w:cs="Latha"/>
+                <w:szCs w:val="24"/>
+                <w:cs/>
+                <w:lang w:bidi="ta-IN"/>
+              </w:rPr>
+              <w:t>ந்த்</w:t>
+            </w:r>
+            <w:r>
+              <w:rPr>
+                <w:rFonts w:ascii="Latha" w:hAnsi="Latha" w:cs="Latha"/>
+                <w:b/>
+                <w:bCs/>
+                <w:position w:val="-12"/>
+                <w:szCs w:val="24"/>
+                <w:cs/>
+                <w:lang w:bidi="ta-IN"/>
+              </w:rPr>
+              <w:t>3</w:t>
+            </w:r>
+            <w:r>
+              <w:rPr>
+                <w:rFonts w:ascii="Latha" w:hAnsi="Latha" w:cs="Latha"/>
+                <w:szCs w:val="24"/>
+                <w:cs/>
+                <w:lang w:bidi="ta-IN"/>
+              </w:rPr>
+              <w:t xml:space="preserve">ர </w:t>
+            </w:r>
+            <w:r>
+              <w:rPr>
+                <w:rFonts w:ascii="Latha" w:hAnsi="Latha" w:cs="Latha"/>
+                <w:szCs w:val="24"/>
+                <w:lang w:bidi="ta-IN"/>
+              </w:rPr>
+              <w:t xml:space="preserve">- </w:t>
+            </w:r>
+            <w:r>
+              <w:rPr>
+                <w:rFonts w:ascii="Latha" w:hAnsi="Latha" w:cs="Latha"/>
+                <w:szCs w:val="24"/>
+                <w:cs/>
+                <w:lang w:bidi="ta-IN"/>
+              </w:rPr>
+              <w:t>அ</w:t>
+            </w:r>
+            <w:r>
+              <w:rPr>
+                <w:rFonts w:ascii="BRH Tamil Tab Extra" w:hAnsi="BRH Tamil Tab Extra" w:cs="Latha"/>
+                <w:b/>
+                <w:szCs w:val="24"/>
+                <w:lang w:bidi="ta-IN"/>
+              </w:rPr>
+              <w:t>…</w:t>
+            </w:r>
+            <w:r>
+              <w:rPr>
+                <w:rFonts w:ascii="Latha" w:hAnsi="Latha" w:cs="Latha"/>
+                <w:szCs w:val="24"/>
+                <w:cs/>
+                <w:lang w:bidi="ta-IN"/>
+              </w:rPr>
+              <w:t>க்</w:t>
+            </w:r>
+            <w:r>
+              <w:rPr>
+                <w:rFonts w:ascii="Latha" w:hAnsi="Latha" w:cs="Latha"/>
+                <w:b/>
+                <w:bCs/>
+                <w:position w:val="-12"/>
+                <w:szCs w:val="24"/>
+                <w:cs/>
+                <w:lang w:bidi="ta-IN"/>
+              </w:rPr>
+              <w:t>3</w:t>
+            </w:r>
+            <w:r>
+              <w:rPr>
+                <w:rFonts w:ascii="Latha" w:hAnsi="Latha" w:cs="Latha"/>
+                <w:szCs w:val="24"/>
+                <w:cs/>
+                <w:lang w:bidi="ta-IN"/>
+              </w:rPr>
+              <w:t>ரா</w:t>
+            </w:r>
+            <w:r>
+              <w:rPr>
+                <w:rFonts w:ascii="BRH Tamil Tab Extra" w:hAnsi="BRH Tamil Tab Extra" w:cs="Latha"/>
+                <w:b/>
+                <w:szCs w:val="24"/>
+                <w:lang w:bidi="ta-IN"/>
+              </w:rPr>
+              <w:t>…</w:t>
+            </w:r>
+            <w:r>
+              <w:rPr>
+                <w:rFonts w:ascii="Latha" w:hAnsi="Latha" w:cs="Latha"/>
+                <w:b/>
+                <w:bCs/>
+                <w:szCs w:val="24"/>
+                <w:cs/>
+                <w:lang w:bidi="ta-IN"/>
+              </w:rPr>
+              <w:t>:</w:t>
+            </w:r>
+            <w:r>
+              <w:rPr>
+                <w:rFonts w:ascii="Latha" w:hAnsi="Latha" w:cs="Latha"/>
+                <w:szCs w:val="24"/>
+                <w:cs/>
+                <w:lang w:bidi="ta-IN"/>
+              </w:rPr>
+              <w:t xml:space="preserve"> </w:t>
+            </w:r>
+            <w:r>
+              <w:rPr>
+                <w:rFonts w:ascii="Latha" w:hAnsi="Latha" w:cs="Latha"/>
+                <w:szCs w:val="24"/>
+                <w:lang w:bidi="ta-IN"/>
+              </w:rPr>
+              <w:t>|</w:t>
             </w:r>
           </w:p>
         </w:tc>
@@ -3747,19 +6084,6 @@
         <w:lastRenderedPageBreak/>
         <w:t>============</w:t>
       </w:r>
-    </w:p>
-    <w:p>
-      <w:pPr>
-        <w:spacing w:before="0" w:line="240" w:lineRule="auto"/>
-        <w:jc w:val="center"/>
-        <w:rPr>
-          <w:b/>
-          <w:bCs/>
-          <w:sz w:val="32"/>
-          <w:szCs w:val="32"/>
-          <w:u w:val="single"/>
-        </w:rPr>
-      </w:pPr>
     </w:p>
     <w:p>
       <w:pPr>
@@ -4680,7 +7004,47 @@
                 <w:sz w:val="28"/>
                 <w:szCs w:val="32"/>
               </w:rPr>
-              <w:t xml:space="preserve"> In padam line and vaakyam line</w:t>
+              <w:t xml:space="preserve"> In </w:t>
+            </w:r>
+            <w:proofErr w:type="spellStart"/>
+            <w:r>
+              <w:rPr>
+                <w:b/>
+                <w:bCs/>
+                <w:sz w:val="28"/>
+                <w:szCs w:val="32"/>
+              </w:rPr>
+              <w:t>padam</w:t>
+            </w:r>
+            <w:proofErr w:type="spellEnd"/>
+            <w:r>
+              <w:rPr>
+                <w:b/>
+                <w:bCs/>
+                <w:sz w:val="28"/>
+                <w:szCs w:val="32"/>
+              </w:rPr>
+              <w:t xml:space="preserve"> line and </w:t>
+            </w:r>
+            <w:proofErr w:type="spellStart"/>
+            <w:r>
+              <w:rPr>
+                <w:b/>
+                <w:bCs/>
+                <w:sz w:val="28"/>
+                <w:szCs w:val="32"/>
+              </w:rPr>
+              <w:t>vaakyam</w:t>
+            </w:r>
+            <w:proofErr w:type="spellEnd"/>
+            <w:r>
+              <w:rPr>
+                <w:b/>
+                <w:bCs/>
+                <w:sz w:val="28"/>
+                <w:szCs w:val="32"/>
+              </w:rPr>
+              <w:t xml:space="preserve"> line</w:t>
             </w:r>
           </w:p>
         </w:tc>
@@ -5415,7 +7779,47 @@
                 <w:sz w:val="28"/>
                 <w:szCs w:val="32"/>
               </w:rPr>
-              <w:t xml:space="preserve">Where ever In padam line and vaakyam line </w:t>
+              <w:t xml:space="preserve">Where ever In </w:t>
+            </w:r>
+            <w:proofErr w:type="spellStart"/>
+            <w:r>
+              <w:rPr>
+                <w:b/>
+                <w:bCs/>
+                <w:sz w:val="28"/>
+                <w:szCs w:val="32"/>
+              </w:rPr>
+              <w:t>padam</w:t>
+            </w:r>
+            <w:proofErr w:type="spellEnd"/>
+            <w:r>
+              <w:rPr>
+                <w:b/>
+                <w:bCs/>
+                <w:sz w:val="28"/>
+                <w:szCs w:val="32"/>
+              </w:rPr>
+              <w:t xml:space="preserve"> line and </w:t>
+            </w:r>
+            <w:proofErr w:type="spellStart"/>
+            <w:r>
+              <w:rPr>
+                <w:b/>
+                <w:bCs/>
+                <w:sz w:val="28"/>
+                <w:szCs w:val="32"/>
+              </w:rPr>
+              <w:t>vaakyam</w:t>
+            </w:r>
+            <w:proofErr w:type="spellEnd"/>
+            <w:r>
+              <w:rPr>
+                <w:b/>
+                <w:bCs/>
+                <w:sz w:val="28"/>
+                <w:szCs w:val="32"/>
+              </w:rPr>
+              <w:t xml:space="preserve"> line </w:t>
             </w:r>
             <w:r>
               <w:rPr>
@@ -5674,7 +8078,6 @@
                 <w:cs/>
                 <w:lang w:bidi="ta-IN"/>
               </w:rPr>
-              <w:lastRenderedPageBreak/>
               <w:t>61)</w:t>
             </w:r>
             <w:r>
@@ -6091,6 +8494,7 @@
                 <w:cs/>
                 <w:lang w:bidi="ta-IN"/>
               </w:rPr>
+              <w:lastRenderedPageBreak/>
               <w:t>55)</w:t>
             </w:r>
             <w:r>
@@ -8684,7 +11088,103 @@
                 <w:szCs w:val="28"/>
                 <w:lang w:bidi="ta-IN"/>
               </w:rPr>
-              <w:t xml:space="preserve">The ‘r’ in revatIr to be dropped. Now the dheerga swaritam on tIr will be only a normal swaritam. Correction in </w:t>
+              <w:t xml:space="preserve">The ‘r’ in </w:t>
+            </w:r>
+            <w:proofErr w:type="spellStart"/>
+            <w:r>
+              <w:rPr>
+                <w:rFonts w:ascii="Latha" w:hAnsi="Latha" w:cs="Latha"/>
+                <w:b/>
+                <w:bCs/>
+                <w:sz w:val="28"/>
+                <w:szCs w:val="28"/>
+                <w:lang w:bidi="ta-IN"/>
+              </w:rPr>
+              <w:t>revatIr</w:t>
+            </w:r>
+            <w:proofErr w:type="spellEnd"/>
+            <w:r>
+              <w:rPr>
+                <w:rFonts w:ascii="Latha" w:hAnsi="Latha" w:cs="Latha"/>
+                <w:b/>
+                <w:bCs/>
+                <w:sz w:val="28"/>
+                <w:szCs w:val="28"/>
+                <w:lang w:bidi="ta-IN"/>
+              </w:rPr>
+              <w:t xml:space="preserve"> to be dropped. Now the dheerga </w:t>
+            </w:r>
+            <w:proofErr w:type="spellStart"/>
+            <w:r>
+              <w:rPr>
+                <w:rFonts w:ascii="Latha" w:hAnsi="Latha" w:cs="Latha"/>
+                <w:b/>
+                <w:bCs/>
+                <w:sz w:val="28"/>
+                <w:szCs w:val="28"/>
+                <w:lang w:bidi="ta-IN"/>
+              </w:rPr>
+              <w:t>swaritam</w:t>
+            </w:r>
+            <w:proofErr w:type="spellEnd"/>
+            <w:r>
+              <w:rPr>
+                <w:rFonts w:ascii="Latha" w:hAnsi="Latha" w:cs="Latha"/>
+                <w:b/>
+                <w:bCs/>
+                <w:sz w:val="28"/>
+                <w:szCs w:val="28"/>
+                <w:lang w:bidi="ta-IN"/>
+              </w:rPr>
+              <w:t xml:space="preserve"> on </w:t>
+            </w:r>
+            <w:proofErr w:type="spellStart"/>
+            <w:r>
+              <w:rPr>
+                <w:rFonts w:ascii="Latha" w:hAnsi="Latha" w:cs="Latha"/>
+                <w:b/>
+                <w:bCs/>
+                <w:sz w:val="28"/>
+                <w:szCs w:val="28"/>
+                <w:lang w:bidi="ta-IN"/>
+              </w:rPr>
+              <w:t>tIr</w:t>
+            </w:r>
+            <w:proofErr w:type="spellEnd"/>
+            <w:r>
+              <w:rPr>
+                <w:rFonts w:ascii="Latha" w:hAnsi="Latha" w:cs="Latha"/>
+                <w:b/>
+                <w:bCs/>
+                <w:sz w:val="28"/>
+                <w:szCs w:val="28"/>
+                <w:lang w:bidi="ta-IN"/>
+              </w:rPr>
+              <w:t xml:space="preserve"> will be only a normal </w:t>
+            </w:r>
+            <w:proofErr w:type="spellStart"/>
+            <w:r>
+              <w:rPr>
+                <w:rFonts w:ascii="Latha" w:hAnsi="Latha" w:cs="Latha"/>
+                <w:b/>
+                <w:bCs/>
+                <w:sz w:val="28"/>
+                <w:szCs w:val="28"/>
+                <w:lang w:bidi="ta-IN"/>
+              </w:rPr>
+              <w:t>swaritam</w:t>
+            </w:r>
+            <w:proofErr w:type="spellEnd"/>
+            <w:r>
+              <w:rPr>
+                <w:rFonts w:ascii="Latha" w:hAnsi="Latha" w:cs="Latha"/>
+                <w:b/>
+                <w:bCs/>
+                <w:sz w:val="28"/>
+                <w:szCs w:val="28"/>
+                <w:lang w:bidi="ta-IN"/>
+              </w:rPr>
+              <w:t xml:space="preserve">. Correction in </w:t>
             </w:r>
             <w:r>
               <w:rPr>
@@ -9261,7 +11761,6 @@
                 <w:cs/>
                 <w:lang w:bidi="ta-IN"/>
               </w:rPr>
-              <w:lastRenderedPageBreak/>
               <w:t>47)</w:t>
             </w:r>
             <w:r>
@@ -9836,6 +12335,7 @@
                 <w:cs/>
                 <w:lang w:bidi="ta-IN"/>
               </w:rPr>
+              <w:lastRenderedPageBreak/>
               <w:t>45)</w:t>
             </w:r>
             <w:r>
@@ -13263,7 +15763,6 @@
                 <w:cs/>
                 <w:lang w:bidi="ta-IN"/>
               </w:rPr>
-              <w:lastRenderedPageBreak/>
               <w:t>28)</w:t>
             </w:r>
             <w:r>
@@ -13644,6 +16143,7 @@
                 <w:cs/>
                 <w:lang w:bidi="ta-IN"/>
               </w:rPr>
+              <w:lastRenderedPageBreak/>
               <w:t>அ</w:t>
             </w:r>
             <w:r>
@@ -15092,7 +17592,6 @@
                 <w:cs/>
                 <w:lang w:bidi="ta-IN"/>
               </w:rPr>
-              <w:lastRenderedPageBreak/>
               <w:t>28)</w:t>
             </w:r>
             <w:r>
@@ -15790,6 +18289,7 @@
                 <w:cs/>
                 <w:lang w:bidi="ta-IN"/>
               </w:rPr>
+              <w:lastRenderedPageBreak/>
               <w:t>அ</w:t>
             </w:r>
             <w:r>
@@ -18584,7 +21084,6 @@
                 <w:cs/>
                 <w:lang w:bidi="ta-IN"/>
               </w:rPr>
-              <w:lastRenderedPageBreak/>
               <w:t>இ</w:t>
             </w:r>
             <w:r>
@@ -19151,6 +21650,7 @@
                 <w:cs/>
                 <w:lang w:bidi="ta-IN"/>
               </w:rPr>
+              <w:lastRenderedPageBreak/>
               <w:t>4)</w:t>
             </w:r>
             <w:r>
@@ -20507,7 +23007,6 @@
                 <w:cs/>
                 <w:lang w:bidi="ta-IN"/>
               </w:rPr>
-              <w:lastRenderedPageBreak/>
               <w:t>இ</w:t>
             </w:r>
             <w:r>
@@ -21049,6 +23548,7 @@
                 <w:cs/>
                 <w:lang w:bidi="ta-IN"/>
               </w:rPr>
+              <w:lastRenderedPageBreak/>
               <w:t>4)</w:t>
             </w:r>
             <w:r>
@@ -21485,7 +23985,6 @@
     <w:p>
       <w:pPr>
         <w:spacing w:before="0" w:line="240" w:lineRule="auto"/>
-        <w:jc w:val="center"/>
         <w:rPr>
           <w:b/>
           <w:bCs/>
@@ -21494,6 +23993,16 @@
           <w:u w:val="single"/>
         </w:rPr>
       </w:pPr>
+      <w:r>
+        <w:rPr>
+          <w:b/>
+          <w:bCs/>
+          <w:sz w:val="32"/>
+          <w:szCs w:val="32"/>
+          <w:u w:val="single"/>
+        </w:rPr>
+        <w:br w:type="page"/>
+      </w:r>
     </w:p>
     <w:p>
       <w:pPr>
@@ -22185,7 +24694,27 @@
                 <w:sz w:val="28"/>
                 <w:szCs w:val="32"/>
               </w:rPr>
-              <w:t xml:space="preserve"> second “agne”</w:t>
+              <w:t xml:space="preserve"> second “</w:t>
+            </w:r>
+            <w:proofErr w:type="spellStart"/>
+            <w:r>
+              <w:rPr>
+                <w:b/>
+                <w:bCs/>
+                <w:sz w:val="28"/>
+                <w:szCs w:val="32"/>
+              </w:rPr>
+              <w:t>agne</w:t>
+            </w:r>
+            <w:proofErr w:type="spellEnd"/>
+            <w:r>
+              <w:rPr>
+                <w:b/>
+                <w:bCs/>
+                <w:sz w:val="28"/>
+                <w:szCs w:val="32"/>
+              </w:rPr>
+              <w:t>”</w:t>
             </w:r>
           </w:p>
         </w:tc>
@@ -22252,45 +24781,6 @@
           <w:u w:val="single"/>
         </w:rPr>
       </w:pPr>
-    </w:p>
-    <w:p>
-      <w:pPr>
-        <w:spacing w:before="0" w:line="240" w:lineRule="auto"/>
-        <w:jc w:val="center"/>
-        <w:rPr>
-          <w:b/>
-          <w:bCs/>
-          <w:sz w:val="32"/>
-          <w:szCs w:val="32"/>
-          <w:u w:val="single"/>
-        </w:rPr>
-      </w:pPr>
-    </w:p>
-    <w:p>
-      <w:pPr>
-        <w:spacing w:before="0" w:line="240" w:lineRule="auto"/>
-        <w:jc w:val="center"/>
-        <w:rPr>
-          <w:b/>
-          <w:bCs/>
-          <w:sz w:val="32"/>
-          <w:szCs w:val="32"/>
-          <w:u w:val="single"/>
-        </w:rPr>
-      </w:pPr>
-    </w:p>
-    <w:p>
-      <w:pPr>
-        <w:spacing w:before="0" w:line="240" w:lineRule="auto"/>
-        <w:jc w:val="center"/>
-        <w:rPr>
-          <w:b/>
-          <w:bCs/>
-          <w:sz w:val="32"/>
-          <w:szCs w:val="32"/>
-          <w:u w:val="single"/>
-        </w:rPr>
-      </w:pPr>
       <w:r>
         <w:rPr>
           <w:b/>
@@ -22299,7 +24789,6 @@
           <w:szCs w:val="32"/>
           <w:u w:val="single"/>
         </w:rPr>
-        <w:lastRenderedPageBreak/>
         <w:t xml:space="preserve">TS </w:t>
       </w:r>
       <w:r>
@@ -23624,7 +26113,7 @@
   <w:style w:type="paragraph" w:default="1" w:styleId="Normal">
     <w:name w:val="Normal"/>
     <w:qFormat/>
-    <w:rsid w:val="00076C05"/>
+    <w:rsid w:val="003D668A"/>
     <w:pPr>
       <w:spacing w:before="120" w:line="276" w:lineRule="auto"/>
     </w:pPr>
